--- a/Documentación/doc - pdf/Estudio Inicial/Estudio Inicial - Proyecto Seminario Integrador - Gestión de alquileres.docx
+++ b/Documentación/doc - pdf/Estudio Inicial/Estudio Inicial - Proyecto Seminario Integrador - Gestión de alquileres.docx
@@ -1541,12 +1541,12 @@
             <wp:extent cx="1152525" cy="751840"/>
             <wp:effectExtent b="0" l="0" r="0" t="0"/>
             <wp:wrapNone/>
-            <wp:docPr descr="Resultado de imagen para logo utn" id="3" name="image3.png"/>
+            <wp:docPr descr="Resultado de imagen para logo utn" id="3" name="image4.png"/>
             <a:graphic>
               <a:graphicData uri="http://schemas.openxmlformats.org/drawingml/2006/picture">
                 <pic:pic>
                   <pic:nvPicPr>
-                    <pic:cNvPr descr="Resultado de imagen para logo utn" id="0" name="image3.png"/>
+                    <pic:cNvPr descr="Resultado de imagen para logo utn" id="0" name="image4.png"/>
                     <pic:cNvPicPr preferRelativeResize="0"/>
                   </pic:nvPicPr>
                   <pic:blipFill>
@@ -2548,7 +2548,7 @@
     </w:p>
     <w:sdt>
       <w:sdtPr>
-        <w:id w:val="-1738390735"/>
+        <w:id w:val="682825160"/>
         <w:docPartObj>
           <w:docPartGallery w:val="Table of Contents"/>
           <w:docPartUnique w:val="1"/>
@@ -3073,7 +3073,113 @@
                 <w:vertAlign w:val="baseline"/>
                 <w:rtl w:val="0"/>
               </w:rPr>
-              <w:t xml:space="preserve">6- Objetivo del SI</w:t>
+              <w:t xml:space="preserve">6- Propuesta del sistema de información</w:t>
+              <w:tab/>
+              <w:t xml:space="preserve">12</w:t>
+            </w:r>
+          </w:hyperlink>
+          <w:r>
+            <w:rPr>
+              <w:rtl w:val="0"/>
+            </w:rPr>
+          </w:r>
+        </w:p>
+        <w:p>
+          <w:pPr>
+            <w:widowControl w:val="0"/>
+            <w:tabs>
+              <w:tab w:val="right" w:leader="dot" w:pos="12000"/>
+            </w:tabs>
+            <w:spacing w:after="0" w:before="60" w:line="240" w:lineRule="auto"/>
+            <w:ind w:left="360" w:firstLine="0"/>
+            <w:rPr>
+              <w:rFonts w:ascii="Arial" w:cs="Arial" w:eastAsia="Arial" w:hAnsi="Arial"/>
+              <w:b w:val="1"/>
+              <w:bCs w:val="1"/>
+              <w:i w:val="0"/>
+              <w:iCs w:val="0"/>
+              <w:smallCaps w:val="0"/>
+              <w:strike w:val="0"/>
+              <w:color w:val="000000"/>
+              <w:sz w:val="22"/>
+              <w:szCs w:val="22"/>
+              <w:u w:val="none"/>
+              <w:shd w:fill="auto" w:val="clear"/>
+              <w:vertAlign w:val="baseline"/>
+            </w:rPr>
+          </w:pPr>
+          <w:hyperlink w:anchor="_s021gcn9s2zx">
+            <w:r>
+              <w:rPr>
+                <w:rFonts w:ascii="Arial" w:cs="Arial" w:eastAsia="Arial" w:hAnsi="Arial"/>
+                <w:b w:val="1"/>
+                <w:bCs w:val="1"/>
+                <w:i w:val="0"/>
+                <w:iCs w:val="0"/>
+                <w:smallCaps w:val="0"/>
+                <w:strike w:val="0"/>
+                <w:color w:val="000000"/>
+                <w:sz w:val="22"/>
+                <w:szCs w:val="22"/>
+                <w:u w:val="none"/>
+                <w:shd w:fill="auto" w:val="clear"/>
+                <w:vertAlign w:val="baseline"/>
+                <w:rtl w:val="0"/>
+              </w:rPr>
+              <w:t xml:space="preserve">6.1- Objetivo del SI</w:t>
+              <w:tab/>
+              <w:t xml:space="preserve">12</w:t>
+            </w:r>
+          </w:hyperlink>
+          <w:r>
+            <w:rPr>
+              <w:rtl w:val="0"/>
+            </w:rPr>
+          </w:r>
+        </w:p>
+        <w:p>
+          <w:pPr>
+            <w:widowControl w:val="0"/>
+            <w:tabs>
+              <w:tab w:val="right" w:leader="dot" w:pos="12000"/>
+            </w:tabs>
+            <w:spacing w:after="0" w:before="60" w:line="240" w:lineRule="auto"/>
+            <w:ind w:left="360" w:firstLine="0"/>
+            <w:rPr>
+              <w:rFonts w:ascii="Arial" w:cs="Arial" w:eastAsia="Arial" w:hAnsi="Arial"/>
+              <w:b w:val="1"/>
+              <w:bCs w:val="1"/>
+              <w:i w:val="0"/>
+              <w:iCs w:val="0"/>
+              <w:smallCaps w:val="0"/>
+              <w:strike w:val="0"/>
+              <w:color w:val="000000"/>
+              <w:sz w:val="22"/>
+              <w:szCs w:val="22"/>
+              <w:u w:val="none"/>
+              <w:shd w:fill="auto" w:val="clear"/>
+              <w:vertAlign w:val="baseline"/>
+            </w:rPr>
+          </w:pPr>
+          <w:hyperlink w:anchor="_kgissj6klkpu">
+            <w:r>
+              <w:rPr>
+                <w:rFonts w:ascii="Arial" w:cs="Arial" w:eastAsia="Arial" w:hAnsi="Arial"/>
+                <w:b w:val="1"/>
+                <w:bCs w:val="1"/>
+                <w:i w:val="0"/>
+                <w:iCs w:val="0"/>
+                <w:smallCaps w:val="0"/>
+                <w:strike w:val="0"/>
+                <w:color w:val="000000"/>
+                <w:sz w:val="22"/>
+                <w:szCs w:val="22"/>
+                <w:u w:val="none"/>
+                <w:shd w:fill="auto" w:val="clear"/>
+                <w:vertAlign w:val="baseline"/>
+                <w:rtl w:val="0"/>
+              </w:rPr>
+              <w:t xml:space="preserve">6.2- Requerimientos funcionales detallados</w:t>
               <w:tab/>
               <w:t xml:space="preserve">12</w:t>
             </w:r>
@@ -3284,7 +3390,49 @@
                 <w:vertAlign w:val="baseline"/>
                 <w:rtl w:val="0"/>
               </w:rPr>
-              <w:t xml:space="preserve">7.3- Prefactibilidad operativa</w:t>
+              <w:t xml:space="preserve">7.3- </w:t>
+            </w:r>
+          </w:hyperlink>
+          <w:hyperlink w:anchor="_ocdh7ukl7t49">
+            <w:r>
+              <w:rPr>
+                <w:rFonts w:ascii="Arial" w:cs="Arial" w:eastAsia="Arial" w:hAnsi="Arial"/>
+                <w:b w:val="1"/>
+                <w:bCs w:val="1"/>
+                <w:i w:val="0"/>
+                <w:iCs w:val="0"/>
+                <w:smallCaps w:val="0"/>
+                <w:strike w:val="0"/>
+                <w:color w:val="000000"/>
+                <w:sz w:val="22"/>
+                <w:szCs w:val="22"/>
+                <w:u w:val="none"/>
+                <w:shd w:fill="auto" w:val="clear"/>
+                <w:vertAlign w:val="baseline"/>
+                <w:rtl w:val="0"/>
+              </w:rPr>
+              <w:t xml:space="preserve">Prefactibilidad</w:t>
+            </w:r>
+          </w:hyperlink>
+          <w:hyperlink w:anchor="_ocdh7ukl7t49">
+            <w:r>
+              <w:rPr>
+                <w:rFonts w:ascii="Arial" w:cs="Arial" w:eastAsia="Arial" w:hAnsi="Arial"/>
+                <w:b w:val="1"/>
+                <w:bCs w:val="1"/>
+                <w:i w:val="0"/>
+                <w:iCs w:val="0"/>
+                <w:smallCaps w:val="0"/>
+                <w:strike w:val="0"/>
+                <w:color w:val="000000"/>
+                <w:sz w:val="22"/>
+                <w:szCs w:val="22"/>
+                <w:u w:val="none"/>
+                <w:shd w:fill="auto" w:val="clear"/>
+                <w:vertAlign w:val="baseline"/>
+                <w:rtl w:val="0"/>
+              </w:rPr>
+              <w:t xml:space="preserve"> operativa</w:t>
               <w:tab/>
               <w:t xml:space="preserve">13</w:t>
             </w:r>
@@ -4225,12 +4373,12 @@
           <wp:inline distB="114300" distT="114300" distL="114300" distR="114300">
             <wp:extent cx="5039865" cy="2501900"/>
             <wp:effectExtent b="0" l="0" r="0" t="0"/>
-            <wp:docPr id="5" name="image2.png"/>
+            <wp:docPr id="5" name="image7.png"/>
             <a:graphic>
               <a:graphicData uri="http://schemas.openxmlformats.org/drawingml/2006/picture">
                 <pic:pic>
                   <pic:nvPicPr>
-                    <pic:cNvPr id="0" name="image2.png"/>
+                    <pic:cNvPr id="0" name="image7.png"/>
                     <pic:cNvPicPr preferRelativeResize="0"/>
                   </pic:nvPicPr>
                   <pic:blipFill>
@@ -4852,17 +5000,46 @@
         <w:rPr>
           <w:b w:val="1"/>
           <w:bCs w:val="1"/>
-          <w:u w:val="single"/>
         </w:rPr>
       </w:pPr>
       <w:r>
         <w:rPr>
           <w:b w:val="1"/>
           <w:bCs w:val="1"/>
+          <w:rtl w:val="0"/>
+        </w:rPr>
+        <w:t xml:space="preserve">Requerimientos Funcionales Globales:</w:t>
+      </w:r>
+    </w:p>
+    <w:p>
+      <w:pPr>
+        <w:jc w:val="both"/>
+        <w:rPr/>
+      </w:pPr>
+      <w:r>
+        <w:rPr>
           <w:u w:val="single"/>
           <w:rtl w:val="0"/>
         </w:rPr>
-        <w:t xml:space="preserve">Requerimientos Funcionales:</w:t>
+        <w:t xml:space="preserve">Administrar</w:t>
+      </w:r>
+      <w:r>
+        <w:rPr>
+          <w:u w:val="single"/>
+          <w:rtl w:val="0"/>
+        </w:rPr>
+        <w:t xml:space="preserve"> propiedades en alquiler:</w:t>
+      </w:r>
+      <w:r>
+        <w:rPr>
+          <w:rtl w:val="0"/>
+        </w:rPr>
+        <w:t xml:space="preserve"> añadir o eliminar propiedades de un locador con detalles identificadores de las mismas y definir si las mismas se encuentran disponibles para alquilar o ya están alquiladas.</w:t>
+      </w:r>
+      <w:r>
+        <w:rPr>
+          <w:rtl w:val="0"/>
+        </w:rPr>
       </w:r>
     </w:p>
     <w:p>
@@ -4875,20 +5052,433 @@
           <w:u w:val="single"/>
           <w:rtl w:val="0"/>
         </w:rPr>
-        <w:t xml:space="preserve">Administrar</w:t>
-      </w:r>
+        <w:t xml:space="preserve">Gestionar alquileres:</w:t>
+      </w:r>
+      <w:r>
+        <w:rPr>
+          <w:rtl w:val="0"/>
+        </w:rPr>
+        <w:t xml:space="preserve"> asociar un contrato de alquiler a una propiedad y vincular un alquiler entre locador y locatario.</w:t>
+      </w:r>
+      <w:r>
+        <w:rPr>
+          <w:rtl w:val="0"/>
+        </w:rPr>
+      </w:r>
+    </w:p>
+    <w:p>
+      <w:pPr>
+        <w:jc w:val="both"/>
+        <w:rPr/>
+      </w:pPr>
       <w:r>
         <w:rPr>
           <w:u w:val="single"/>
           <w:rtl w:val="0"/>
         </w:rPr>
-        <w:t xml:space="preserve"> propiedades en alquiler:</w:t>
-      </w:r>
-      <w:r>
-        <w:rPr>
-          <w:rtl w:val="0"/>
-        </w:rPr>
-        <w:t xml:space="preserve"> añadir o eliminar propiedades de un locador con detalles identificadores de las mismas y definir si las mismas se encuentran disponibles para alquilar o ya están alquiladas.</w:t>
+        <w:t xml:space="preserve">Gestionar cobros:</w:t>
+      </w:r>
+      <w:r>
+        <w:rPr>
+          <w:rtl w:val="0"/>
+        </w:rPr>
+        <w:t xml:space="preserve"> calcular y procesar cobro a realizarse por propiedad mes a mes, ajustando automáticamente el monto pactado de acuerdo al índice declarado en el contrato y excluyendo el monto de expensas extraordinarias, asignando el mismo únicamente al locador.</w:t>
+      </w:r>
+      <w:r>
+        <w:rPr>
+          <w:rtl w:val="0"/>
+        </w:rPr>
+      </w:r>
+    </w:p>
+    <w:p>
+      <w:pPr>
+        <w:jc w:val="both"/>
+        <w:rPr/>
+      </w:pPr>
+      <w:r>
+        <w:rPr>
+          <w:u w:val="single"/>
+          <w:rtl w:val="0"/>
+        </w:rPr>
+        <w:t xml:space="preserve">Gestionar reclamos:</w:t>
+      </w:r>
+      <w:r>
+        <w:rPr>
+          <w:rtl w:val="0"/>
+        </w:rPr>
+        <w:t xml:space="preserve"> llevar un seguimiento de los reclamos o consultas que pueda realizar el locatario al locador con respecto a la propiedad que esté alquilando.</w:t>
+      </w:r>
+      <w:r>
+        <w:rPr>
+          <w:rtl w:val="0"/>
+        </w:rPr>
+      </w:r>
+    </w:p>
+    <w:p>
+      <w:pPr>
+        <w:jc w:val="both"/>
+        <w:rPr/>
+      </w:pPr>
+      <w:r>
+        <w:rPr>
+          <w:u w:val="single"/>
+          <w:rtl w:val="0"/>
+        </w:rPr>
+        <w:t xml:space="preserve">Administrar usuarios:</w:t>
+      </w:r>
+      <w:r>
+        <w:rPr>
+          <w:rtl w:val="0"/>
+        </w:rPr>
+        <w:t xml:space="preserve"> permitir el registro de usuarios en la plataforma.</w:t>
+      </w:r>
+      <w:r>
+        <w:rPr>
+          <w:rtl w:val="0"/>
+        </w:rPr>
+      </w:r>
+    </w:p>
+    <w:p>
+      <w:pPr>
+        <w:jc w:val="both"/>
+        <w:rPr/>
+      </w:pPr>
+      <w:r>
+        <w:rPr>
+          <w:u w:val="single"/>
+          <w:rtl w:val="0"/>
+        </w:rPr>
+        <w:t xml:space="preserve">Gestionar notificaciones:</w:t>
+      </w:r>
+      <w:r>
+        <w:rPr>
+          <w:rtl w:val="0"/>
+        </w:rPr>
+        <w:t xml:space="preserve"> realizar el envío de notificaciones a los locadores y locatarios, como recordatorios de pagos o para informar de un nuevo reclamo.</w:t>
+      </w:r>
+      <w:r>
+        <w:rPr>
+          <w:rtl w:val="0"/>
+        </w:rPr>
+      </w:r>
+    </w:p>
+    <w:p>
+      <w:pPr>
+        <w:jc w:val="both"/>
+        <w:rPr/>
+      </w:pPr>
+      <w:r>
+        <w:rPr>
+          <w:u w:val="single"/>
+          <w:rtl w:val="0"/>
+        </w:rPr>
+        <w:t xml:space="preserve">Gestionar mensajes:</w:t>
+      </w:r>
+      <w:r>
+        <w:rPr>
+          <w:rtl w:val="0"/>
+        </w:rPr>
+        <w:t xml:space="preserve"> permitir la comunicación dentro de la plataforma entre locador y locatario.</w:t>
+      </w:r>
+      <w:r>
+        <w:rPr>
+          <w:rtl w:val="0"/>
+        </w:rPr>
+      </w:r>
+    </w:p>
+    <w:p>
+      <w:pPr>
+        <w:jc w:val="both"/>
+        <w:rPr/>
+      </w:pPr>
+      <w:r>
+        <w:rPr>
+          <w:u w:val="single"/>
+          <w:rtl w:val="0"/>
+        </w:rPr>
+        <w:t xml:space="preserve">Gestionar reportes e informes:</w:t>
+      </w:r>
+      <w:r>
+        <w:rPr>
+          <w:rtl w:val="0"/>
+        </w:rPr>
+        <w:t xml:space="preserve"> recopilar los datos necesarios para la generación de reportes e informes.</w:t>
+      </w:r>
+      <w:r>
+        <w:rPr>
+          <w:rtl w:val="0"/>
+        </w:rPr>
+      </w:r>
+    </w:p>
+    <w:p>
+      <w:pPr>
+        <w:jc w:val="both"/>
+        <w:rPr/>
+      </w:pPr>
+      <w:r>
+        <w:rPr>
+          <w:rtl w:val="0"/>
+        </w:rPr>
+      </w:r>
+    </w:p>
+    <w:p>
+      <w:pPr>
+        <w:jc w:val="both"/>
+        <w:rPr>
+          <w:b w:val="1"/>
+          <w:bCs w:val="1"/>
+        </w:rPr>
+      </w:pPr>
+      <w:r>
+        <w:rPr>
+          <w:b w:val="1"/>
+          <w:bCs w:val="1"/>
+          <w:rtl w:val="0"/>
+        </w:rPr>
+        <w:t xml:space="preserve">Requerimientos No Funcionales:</w:t>
+      </w:r>
+    </w:p>
+    <w:p>
+      <w:pPr>
+        <w:numPr>
+          <w:ilvl w:val="0"/>
+          <w:numId w:val="2"/>
+        </w:numPr>
+        <w:spacing w:after="0" w:afterAutospacing="0"/>
+        <w:ind w:left="720" w:hanging="360"/>
+        <w:jc w:val="both"/>
+      </w:pPr>
+      <w:r>
+        <w:rPr>
+          <w:rtl w:val="0"/>
+        </w:rPr>
+        <w:t xml:space="preserve">El proyecto se debe desarrollar con tecnologías web y soportar los navegadores Google Chrome, Mozilla Firefox y Safari, tanto en sus versiones de escritorio como móviles.</w:t>
+      </w:r>
+    </w:p>
+    <w:p>
+      <w:pPr>
+        <w:numPr>
+          <w:ilvl w:val="0"/>
+          <w:numId w:val="2"/>
+        </w:numPr>
+        <w:spacing w:after="0" w:afterAutospacing="0"/>
+        <w:ind w:left="720" w:hanging="360"/>
+        <w:jc w:val="both"/>
+      </w:pPr>
+      <w:r>
+        <w:rPr>
+          <w:rtl w:val="0"/>
+        </w:rPr>
+        <w:t xml:space="preserve">El diseño debe ser </w:t>
+      </w:r>
+      <w:r>
+        <w:rPr>
+          <w:i w:val="1"/>
+          <w:iCs w:val="1"/>
+          <w:rtl w:val="0"/>
+        </w:rPr>
+        <w:t xml:space="preserve">responsive</w:t>
+      </w:r>
+      <w:r>
+        <w:rPr>
+          <w:rtl w:val="0"/>
+        </w:rPr>
+        <w:t xml:space="preserve">.</w:t>
+      </w:r>
+    </w:p>
+    <w:p>
+      <w:pPr>
+        <w:numPr>
+          <w:ilvl w:val="0"/>
+          <w:numId w:val="2"/>
+        </w:numPr>
+        <w:spacing w:after="0" w:afterAutospacing="0"/>
+        <w:ind w:left="720" w:hanging="360"/>
+        <w:jc w:val="both"/>
+      </w:pPr>
+      <w:r>
+        <w:rPr>
+          <w:rtl w:val="0"/>
+        </w:rPr>
+        <w:t xml:space="preserve">La gestión de contratos debe seguir los lineamientos de la ley vigente de contratos de alquileres.</w:t>
+      </w:r>
+    </w:p>
+    <w:p>
+      <w:pPr>
+        <w:numPr>
+          <w:ilvl w:val="0"/>
+          <w:numId w:val="2"/>
+        </w:numPr>
+        <w:spacing w:after="0" w:afterAutospacing="0"/>
+        <w:ind w:left="720" w:hanging="360"/>
+        <w:jc w:val="both"/>
+      </w:pPr>
+      <w:r>
+        <w:rPr>
+          <w:rtl w:val="0"/>
+        </w:rPr>
+        <w:t xml:space="preserve">La actualización de precios de alquileres debe seguir los índices IPC o ICL proporcionados por la página oficial del gobierno.</w:t>
+      </w:r>
+    </w:p>
+    <w:p>
+      <w:pPr>
+        <w:numPr>
+          <w:ilvl w:val="0"/>
+          <w:numId w:val="2"/>
+        </w:numPr>
+        <w:spacing w:after="0" w:afterAutospacing="0"/>
+        <w:ind w:left="720" w:hanging="360"/>
+        <w:jc w:val="both"/>
+      </w:pPr>
+      <w:r>
+        <w:rPr>
+          <w:rtl w:val="0"/>
+        </w:rPr>
+        <w:t xml:space="preserve">Se deberá utilizar la base de datos Supabase.</w:t>
+      </w:r>
+    </w:p>
+    <w:p>
+      <w:pPr>
+        <w:numPr>
+          <w:ilvl w:val="0"/>
+          <w:numId w:val="2"/>
+        </w:numPr>
+        <w:spacing w:after="0" w:afterAutospacing="0"/>
+        <w:ind w:left="720" w:hanging="360"/>
+        <w:jc w:val="both"/>
+      </w:pPr>
+      <w:r>
+        <w:rPr>
+          <w:rtl w:val="0"/>
+        </w:rPr>
+        <w:t xml:space="preserve">La gestión de cobros debe poder realizarse en efectivo o a través de la plataforma de MercadoPago.</w:t>
+      </w:r>
+    </w:p>
+    <w:p>
+      <w:pPr>
+        <w:numPr>
+          <w:ilvl w:val="0"/>
+          <w:numId w:val="2"/>
+        </w:numPr>
+        <w:spacing w:after="0" w:afterAutospacing="0"/>
+        <w:ind w:left="720" w:hanging="360"/>
+        <w:jc w:val="both"/>
+      </w:pPr>
+      <w:r>
+        <w:rPr>
+          <w:rtl w:val="0"/>
+        </w:rPr>
+        <w:t xml:space="preserve">Se debe poder enviar notificaciones a los usuarios vía mail y dentro de la misma página web. </w:t>
+      </w:r>
+    </w:p>
+    <w:p>
+      <w:pPr>
+        <w:numPr>
+          <w:ilvl w:val="0"/>
+          <w:numId w:val="2"/>
+        </w:numPr>
+        <w:ind w:left="720" w:hanging="360"/>
+        <w:jc w:val="both"/>
+      </w:pPr>
+      <w:r>
+        <w:rPr>
+          <w:rtl w:val="0"/>
+        </w:rPr>
+        <w:t xml:space="preserve">Se utilizará una integración con IA (Gemini) para realizar análisis de los contratos y resolver consultas.</w:t>
+      </w:r>
+      <w:r>
+        <w:rPr>
+          <w:rtl w:val="0"/>
+        </w:rPr>
+      </w:r>
+    </w:p>
+    <w:p>
+      <w:pPr>
+        <w:pStyle w:val="Heading1"/>
+        <w:ind w:hanging="566.9291338582675"/>
+        <w:jc w:val="both"/>
+        <w:rPr>
+          <w:rFonts w:ascii="Arial" w:cs="Arial" w:eastAsia="Arial" w:hAnsi="Arial"/>
+          <w:color w:val="1c4587"/>
+        </w:rPr>
+      </w:pPr>
+      <w:bookmarkStart w:colFirst="0" w:colLast="0" w:name="_jacemy3d30wp" w:id="11"/>
+      <w:bookmarkEnd w:id="11"/>
+      <w:r>
+        <w:rPr>
+          <w:rtl w:val="0"/>
+        </w:rPr>
+        <w:t xml:space="preserve">6</w:t>
+      </w:r>
+      <w:r>
+        <w:rPr>
+          <w:rFonts w:ascii="Arial" w:cs="Arial" w:eastAsia="Arial" w:hAnsi="Arial"/>
+          <w:color w:val="1c4587"/>
+          <w:rtl w:val="0"/>
+        </w:rPr>
+        <w:t xml:space="preserve">- Propuesta del sistema de información</w:t>
+      </w:r>
+    </w:p>
+    <w:p>
+      <w:pPr>
+        <w:pStyle w:val="Heading2"/>
+        <w:ind w:left="0" w:firstLine="0"/>
+        <w:rPr/>
+      </w:pPr>
+      <w:bookmarkStart w:colFirst="0" w:colLast="0" w:name="_s021gcn9s2zx" w:id="12"/>
+      <w:bookmarkEnd w:id="12"/>
+      <w:r>
+        <w:rPr>
+          <w:rtl w:val="0"/>
+        </w:rPr>
+        <w:t xml:space="preserve">6.1- Objetivo del SI</w:t>
+      </w:r>
+    </w:p>
+    <w:p>
+      <w:pPr>
+        <w:ind w:firstLine="425.19685039370086"/>
+        <w:jc w:val="both"/>
+        <w:rPr/>
+      </w:pPr>
+      <w:r>
+        <w:rPr>
+          <w:rtl w:val="0"/>
+        </w:rPr>
+        <w:t xml:space="preserve">El producto tiene como objetivo brindar información que permita centralizar el ofrecimiento, cierre de contrato y la gestión de alquileres realizados de manera directa entre locadores y locatarios. Busca simplificar la trazabilidad de los alquileres de inicio a fin, automatizar las actualizaciones periódicas del monto establecido en el contrato y la republicación de alquileres una vez vencido el plazo pactado, y agilizar el firmado de los contratos.</w:t>
+      </w:r>
+    </w:p>
+    <w:p>
+      <w:pPr>
+        <w:pStyle w:val="Heading2"/>
+        <w:ind w:left="0" w:firstLine="0"/>
+        <w:jc w:val="both"/>
+        <w:rPr/>
+      </w:pPr>
+      <w:bookmarkStart w:colFirst="0" w:colLast="0" w:name="_kgissj6klkpu" w:id="13"/>
+      <w:bookmarkEnd w:id="13"/>
+      <w:r>
+        <w:rPr>
+          <w:rtl w:val="0"/>
+        </w:rPr>
+        <w:t xml:space="preserve">6.2- Requerimientos funcionales detallados</w:t>
+      </w:r>
+    </w:p>
+    <w:p>
+      <w:pPr>
+        <w:jc w:val="both"/>
+        <w:rPr/>
+      </w:pPr>
+      <w:r>
+        <w:rPr>
+          <w:u w:val="single"/>
+          <w:rtl w:val="0"/>
+        </w:rPr>
+        <w:t xml:space="preserve">Administrar propiedades en alquiler:</w:t>
+      </w:r>
+      <w:r>
+        <w:rPr>
+          <w:rtl w:val="0"/>
+        </w:rPr>
       </w:r>
     </w:p>
     <w:p>
@@ -4900,6 +5490,14 @@
         <w:spacing w:after="0" w:afterAutospacing="0"/>
         <w:ind w:left="720" w:hanging="360"/>
         <w:jc w:val="both"/>
+        <w:rPr>
+          <w:rFonts w:ascii="Aptos" w:cs="Aptos" w:eastAsia="Aptos" w:hAnsi="Aptos"/>
+          <w:b w:val="0"/>
+          <w:bCs w:val="0"/>
+          <w:i w:val="0"/>
+          <w:iCs w:val="0"/>
+          <w:color w:val="000000"/>
+        </w:rPr>
       </w:pPr>
       <w:r>
         <w:rPr>
@@ -4917,6 +5515,14 @@
         <w:spacing w:after="0" w:afterAutospacing="0"/>
         <w:ind w:left="720" w:hanging="360"/>
         <w:jc w:val="both"/>
+        <w:rPr>
+          <w:rFonts w:ascii="Aptos" w:cs="Aptos" w:eastAsia="Aptos" w:hAnsi="Aptos"/>
+          <w:b w:val="0"/>
+          <w:bCs w:val="0"/>
+          <w:i w:val="0"/>
+          <w:iCs w:val="0"/>
+          <w:color w:val="000000"/>
+        </w:rPr>
       </w:pPr>
       <w:r>
         <w:rPr>
@@ -4934,6 +5540,14 @@
         <w:spacing w:after="0" w:afterAutospacing="0"/>
         <w:ind w:left="720" w:hanging="360"/>
         <w:jc w:val="both"/>
+        <w:rPr>
+          <w:rFonts w:ascii="Aptos" w:cs="Aptos" w:eastAsia="Aptos" w:hAnsi="Aptos"/>
+          <w:b w:val="0"/>
+          <w:bCs w:val="0"/>
+          <w:i w:val="0"/>
+          <w:iCs w:val="0"/>
+          <w:color w:val="000000"/>
+        </w:rPr>
       </w:pPr>
       <w:r>
         <w:rPr>
@@ -4950,6 +5564,14 @@
         </w:numPr>
         <w:ind w:left="720" w:hanging="360"/>
         <w:jc w:val="both"/>
+        <w:rPr>
+          <w:rFonts w:ascii="Aptos" w:cs="Aptos" w:eastAsia="Aptos" w:hAnsi="Aptos"/>
+          <w:b w:val="0"/>
+          <w:bCs w:val="0"/>
+          <w:i w:val="0"/>
+          <w:iCs w:val="0"/>
+          <w:color w:val="000000"/>
+        </w:rPr>
       </w:pPr>
       <w:r>
         <w:rPr>
@@ -4974,7 +5596,6 @@
         <w:rPr>
           <w:rtl w:val="0"/>
         </w:rPr>
-        <w:t xml:space="preserve"> asociar un contrato de alquiler a una propiedad y vincular un alquiler entre locador y locatario.</w:t>
       </w:r>
     </w:p>
     <w:p>
@@ -4986,6 +5607,14 @@
         <w:spacing w:after="0" w:afterAutospacing="0"/>
         <w:ind w:left="720" w:hanging="360"/>
         <w:jc w:val="both"/>
+        <w:rPr>
+          <w:rFonts w:ascii="Aptos" w:cs="Aptos" w:eastAsia="Aptos" w:hAnsi="Aptos"/>
+          <w:b w:val="0"/>
+          <w:bCs w:val="0"/>
+          <w:i w:val="0"/>
+          <w:iCs w:val="0"/>
+          <w:color w:val="000000"/>
+        </w:rPr>
       </w:pPr>
       <w:r>
         <w:rPr>
@@ -5002,6 +5631,14 @@
         </w:numPr>
         <w:ind w:left="720" w:hanging="360"/>
         <w:jc w:val="both"/>
+        <w:rPr>
+          <w:rFonts w:ascii="Aptos" w:cs="Aptos" w:eastAsia="Aptos" w:hAnsi="Aptos"/>
+          <w:b w:val="0"/>
+          <w:bCs w:val="0"/>
+          <w:i w:val="0"/>
+          <w:iCs w:val="0"/>
+          <w:color w:val="000000"/>
+        </w:rPr>
       </w:pPr>
       <w:r>
         <w:rPr>
@@ -5026,7 +5663,6 @@
         <w:rPr>
           <w:rtl w:val="0"/>
         </w:rPr>
-        <w:t xml:space="preserve"> calcular y procesar cobro a realizarse por propiedad mes a mes, ajustando automáticamente el monto pactado de acuerdo al índice declarado en el contrato y excluyendo el monto de expensas extraordinarias, asignando el mismo únicamente al locador.</w:t>
       </w:r>
     </w:p>
     <w:p>
@@ -5038,6 +5674,14 @@
         <w:spacing w:after="0" w:afterAutospacing="0"/>
         <w:ind w:left="720" w:hanging="360"/>
         <w:jc w:val="both"/>
+        <w:rPr>
+          <w:rFonts w:ascii="Aptos" w:cs="Aptos" w:eastAsia="Aptos" w:hAnsi="Aptos"/>
+          <w:b w:val="0"/>
+          <w:bCs w:val="0"/>
+          <w:i w:val="0"/>
+          <w:iCs w:val="0"/>
+          <w:color w:val="000000"/>
+        </w:rPr>
       </w:pPr>
       <w:r>
         <w:rPr>
@@ -5055,6 +5699,14 @@
         <w:spacing w:after="0" w:afterAutospacing="0"/>
         <w:ind w:left="720" w:hanging="360"/>
         <w:jc w:val="both"/>
+        <w:rPr>
+          <w:rFonts w:ascii="Aptos" w:cs="Aptos" w:eastAsia="Aptos" w:hAnsi="Aptos"/>
+          <w:b w:val="0"/>
+          <w:bCs w:val="0"/>
+          <w:i w:val="0"/>
+          <w:iCs w:val="0"/>
+          <w:color w:val="000000"/>
+        </w:rPr>
       </w:pPr>
       <w:r>
         <w:rPr>
@@ -5071,6 +5723,14 @@
         </w:numPr>
         <w:ind w:left="720" w:hanging="360"/>
         <w:jc w:val="both"/>
+        <w:rPr>
+          <w:rFonts w:ascii="Aptos" w:cs="Aptos" w:eastAsia="Aptos" w:hAnsi="Aptos"/>
+          <w:b w:val="0"/>
+          <w:bCs w:val="0"/>
+          <w:i w:val="0"/>
+          <w:iCs w:val="0"/>
+          <w:color w:val="000000"/>
+        </w:rPr>
       </w:pPr>
       <w:r>
         <w:rPr>
@@ -5095,7 +5755,6 @@
         <w:rPr>
           <w:rtl w:val="0"/>
         </w:rPr>
-        <w:t xml:space="preserve"> llevar un seguimiento de los reclamos o consultas que pueda realizar el locatario al locador con respecto a la propiedad que esté alquilando.</w:t>
       </w:r>
     </w:p>
     <w:p>
@@ -5107,6 +5766,14 @@
         <w:spacing w:after="0" w:afterAutospacing="0"/>
         <w:ind w:left="720" w:hanging="360"/>
         <w:jc w:val="both"/>
+        <w:rPr>
+          <w:rFonts w:ascii="Aptos" w:cs="Aptos" w:eastAsia="Aptos" w:hAnsi="Aptos"/>
+          <w:b w:val="0"/>
+          <w:bCs w:val="0"/>
+          <w:i w:val="0"/>
+          <w:iCs w:val="0"/>
+          <w:color w:val="000000"/>
+        </w:rPr>
       </w:pPr>
       <w:r>
         <w:rPr>
@@ -5124,6 +5791,14 @@
         <w:spacing w:after="0" w:afterAutospacing="0"/>
         <w:ind w:left="720" w:hanging="360"/>
         <w:jc w:val="both"/>
+        <w:rPr>
+          <w:rFonts w:ascii="Aptos" w:cs="Aptos" w:eastAsia="Aptos" w:hAnsi="Aptos"/>
+          <w:b w:val="0"/>
+          <w:bCs w:val="0"/>
+          <w:i w:val="0"/>
+          <w:iCs w:val="0"/>
+          <w:color w:val="000000"/>
+        </w:rPr>
       </w:pPr>
       <w:r>
         <w:rPr>
@@ -5141,6 +5816,14 @@
         <w:spacing w:after="0" w:afterAutospacing="0"/>
         <w:ind w:left="720" w:hanging="360"/>
         <w:jc w:val="both"/>
+        <w:rPr>
+          <w:rFonts w:ascii="Aptos" w:cs="Aptos" w:eastAsia="Aptos" w:hAnsi="Aptos"/>
+          <w:b w:val="0"/>
+          <w:bCs w:val="0"/>
+          <w:i w:val="0"/>
+          <w:iCs w:val="0"/>
+          <w:color w:val="000000"/>
+        </w:rPr>
       </w:pPr>
       <w:r>
         <w:rPr>
@@ -5157,6 +5840,14 @@
         </w:numPr>
         <w:ind w:left="720" w:hanging="360"/>
         <w:jc w:val="both"/>
+        <w:rPr>
+          <w:rFonts w:ascii="Aptos" w:cs="Aptos" w:eastAsia="Aptos" w:hAnsi="Aptos"/>
+          <w:b w:val="0"/>
+          <w:bCs w:val="0"/>
+          <w:i w:val="0"/>
+          <w:iCs w:val="0"/>
+          <w:color w:val="000000"/>
+        </w:rPr>
       </w:pPr>
       <w:r>
         <w:rPr>
@@ -5181,7 +5872,6 @@
         <w:rPr>
           <w:rtl w:val="0"/>
         </w:rPr>
-        <w:t xml:space="preserve"> permitir el registro de usuarios en la plataforma.</w:t>
       </w:r>
     </w:p>
     <w:p>
@@ -5193,6 +5883,14 @@
         <w:spacing w:after="0" w:afterAutospacing="0"/>
         <w:ind w:left="720" w:hanging="360"/>
         <w:jc w:val="both"/>
+        <w:rPr>
+          <w:rFonts w:ascii="Aptos" w:cs="Aptos" w:eastAsia="Aptos" w:hAnsi="Aptos"/>
+          <w:b w:val="0"/>
+          <w:bCs w:val="0"/>
+          <w:i w:val="0"/>
+          <w:iCs w:val="0"/>
+          <w:color w:val="000000"/>
+        </w:rPr>
       </w:pPr>
       <w:r>
         <w:rPr>
@@ -5210,6 +5908,14 @@
         <w:spacing w:after="0" w:afterAutospacing="0"/>
         <w:ind w:left="720" w:hanging="360"/>
         <w:jc w:val="both"/>
+        <w:rPr>
+          <w:rFonts w:ascii="Aptos" w:cs="Aptos" w:eastAsia="Aptos" w:hAnsi="Aptos"/>
+          <w:b w:val="0"/>
+          <w:bCs w:val="0"/>
+          <w:i w:val="0"/>
+          <w:iCs w:val="0"/>
+          <w:color w:val="000000"/>
+        </w:rPr>
       </w:pPr>
       <w:r>
         <w:rPr>
@@ -5226,6 +5932,14 @@
         </w:numPr>
         <w:ind w:left="720" w:hanging="360"/>
         <w:jc w:val="both"/>
+        <w:rPr>
+          <w:rFonts w:ascii="Aptos" w:cs="Aptos" w:eastAsia="Aptos" w:hAnsi="Aptos"/>
+          <w:b w:val="0"/>
+          <w:bCs w:val="0"/>
+          <w:i w:val="0"/>
+          <w:iCs w:val="0"/>
+          <w:color w:val="000000"/>
+        </w:rPr>
       </w:pPr>
       <w:r>
         <w:rPr>
@@ -5250,7 +5964,6 @@
         <w:rPr>
           <w:rtl w:val="0"/>
         </w:rPr>
-        <w:t xml:space="preserve"> realizar el envío de notificaciones a los locadores y locatarios, como recordatorios de pagos o para informar de un nuevo reclamo.</w:t>
       </w:r>
     </w:p>
     <w:p>
@@ -5262,6 +5975,14 @@
         <w:spacing w:after="0" w:afterAutospacing="0"/>
         <w:ind w:left="720" w:hanging="360"/>
         <w:jc w:val="both"/>
+        <w:rPr>
+          <w:rFonts w:ascii="Aptos" w:cs="Aptos" w:eastAsia="Aptos" w:hAnsi="Aptos"/>
+          <w:b w:val="0"/>
+          <w:bCs w:val="0"/>
+          <w:i w:val="0"/>
+          <w:iCs w:val="0"/>
+          <w:color w:val="000000"/>
+        </w:rPr>
       </w:pPr>
       <w:r>
         <w:rPr>
@@ -5278,6 +5999,14 @@
         </w:numPr>
         <w:ind w:left="720" w:hanging="360"/>
         <w:jc w:val="both"/>
+        <w:rPr>
+          <w:rFonts w:ascii="Aptos" w:cs="Aptos" w:eastAsia="Aptos" w:hAnsi="Aptos"/>
+          <w:b w:val="0"/>
+          <w:bCs w:val="0"/>
+          <w:i w:val="0"/>
+          <w:iCs w:val="0"/>
+          <w:color w:val="000000"/>
+        </w:rPr>
       </w:pPr>
       <w:r>
         <w:rPr>
@@ -5302,7 +6031,6 @@
         <w:rPr>
           <w:rtl w:val="0"/>
         </w:rPr>
-        <w:t xml:space="preserve"> permitir la comunicación dentro de la plataforma entre locador y locatario.</w:t>
       </w:r>
     </w:p>
     <w:p>
@@ -5314,6 +6042,14 @@
         <w:spacing w:after="0" w:afterAutospacing="0"/>
         <w:ind w:left="720" w:hanging="360"/>
         <w:jc w:val="both"/>
+        <w:rPr>
+          <w:rFonts w:ascii="Aptos" w:cs="Aptos" w:eastAsia="Aptos" w:hAnsi="Aptos"/>
+          <w:b w:val="0"/>
+          <w:bCs w:val="0"/>
+          <w:i w:val="0"/>
+          <w:iCs w:val="0"/>
+          <w:color w:val="000000"/>
+        </w:rPr>
       </w:pPr>
       <w:r>
         <w:rPr>
@@ -5331,6 +6067,14 @@
         <w:spacing w:after="0" w:afterAutospacing="0"/>
         <w:ind w:left="720" w:hanging="360"/>
         <w:jc w:val="both"/>
+        <w:rPr>
+          <w:rFonts w:ascii="Aptos" w:cs="Aptos" w:eastAsia="Aptos" w:hAnsi="Aptos"/>
+          <w:b w:val="0"/>
+          <w:bCs w:val="0"/>
+          <w:i w:val="0"/>
+          <w:iCs w:val="0"/>
+          <w:color w:val="000000"/>
+        </w:rPr>
       </w:pPr>
       <w:r>
         <w:rPr>
@@ -5347,6 +6091,14 @@
         </w:numPr>
         <w:ind w:left="720" w:hanging="360"/>
         <w:jc w:val="both"/>
+        <w:rPr>
+          <w:rFonts w:ascii="Aptos" w:cs="Aptos" w:eastAsia="Aptos" w:hAnsi="Aptos"/>
+          <w:b w:val="0"/>
+          <w:bCs w:val="0"/>
+          <w:i w:val="0"/>
+          <w:iCs w:val="0"/>
+          <w:color w:val="000000"/>
+        </w:rPr>
       </w:pPr>
       <w:r>
         <w:rPr>
@@ -5371,24 +6123,6 @@
         <w:rPr>
           <w:rtl w:val="0"/>
         </w:rPr>
-        <w:t xml:space="preserve"> recopilar los datos necesarios para la generación de reportes e informes.</w:t>
-      </w:r>
-    </w:p>
-    <w:p>
-      <w:pPr>
-        <w:numPr>
-          <w:ilvl w:val="0"/>
-          <w:numId w:val="6"/>
-        </w:numPr>
-        <w:spacing w:after="0" w:afterAutospacing="0"/>
-        <w:ind w:left="720" w:hanging="360"/>
-        <w:jc w:val="both"/>
-      </w:pPr>
-      <w:r>
-        <w:rPr>
-          <w:rtl w:val="0"/>
-        </w:rPr>
-        <w:t xml:space="preserve">Generar y emitir histograma de pagos realizados.</w:t>
       </w:r>
     </w:p>
     <w:p>
@@ -5399,196 +6133,20 @@
         </w:numPr>
         <w:ind w:left="720" w:hanging="360"/>
         <w:jc w:val="both"/>
-      </w:pPr>
-      <w:r>
-        <w:rPr>
-          <w:rtl w:val="0"/>
-        </w:rPr>
-        <w:t xml:space="preserve">Generar y emitir histograma de precio del alquiler.</w:t>
-      </w:r>
-    </w:p>
-    <w:p>
-      <w:pPr>
-        <w:jc w:val="both"/>
-        <w:rPr/>
-      </w:pPr>
-      <w:r>
-        <w:rPr>
-          <w:rtl w:val="0"/>
-        </w:rPr>
-      </w:r>
-    </w:p>
-    <w:p>
-      <w:pPr>
-        <w:jc w:val="both"/>
-        <w:rPr>
-          <w:b w:val="1"/>
-          <w:bCs w:val="1"/>
-          <w:u w:val="single"/>
-        </w:rPr>
-      </w:pPr>
-      <w:r>
-        <w:rPr>
-          <w:b w:val="1"/>
-          <w:bCs w:val="1"/>
-          <w:u w:val="single"/>
-          <w:rtl w:val="0"/>
-        </w:rPr>
-        <w:t xml:space="preserve">Requerimientos No Funcionales:</w:t>
-      </w:r>
-    </w:p>
-    <w:p>
-      <w:pPr>
-        <w:numPr>
-          <w:ilvl w:val="0"/>
-          <w:numId w:val="2"/>
-        </w:numPr>
-        <w:spacing w:after="0" w:afterAutospacing="0"/>
-        <w:ind w:left="720" w:hanging="360"/>
-        <w:jc w:val="both"/>
-      </w:pPr>
-      <w:r>
-        <w:rPr>
-          <w:rtl w:val="0"/>
-        </w:rPr>
-        <w:t xml:space="preserve">El proyecto se debe desarrollar con tecnologías web y soportar los navegadores Google Chrome, Mozilla Firefox y Safari, tanto en sus versiones de escritorio como móviles.</w:t>
-      </w:r>
-    </w:p>
-    <w:p>
-      <w:pPr>
-        <w:numPr>
-          <w:ilvl w:val="0"/>
-          <w:numId w:val="2"/>
-        </w:numPr>
-        <w:spacing w:after="0" w:afterAutospacing="0"/>
-        <w:ind w:left="720" w:hanging="360"/>
-        <w:jc w:val="both"/>
-      </w:pPr>
-      <w:r>
-        <w:rPr>
-          <w:rtl w:val="0"/>
-        </w:rPr>
-        <w:t xml:space="preserve">El diseño debe ser </w:t>
-      </w:r>
-      <w:r>
-        <w:rPr>
-          <w:i w:val="1"/>
-          <w:iCs w:val="1"/>
-          <w:rtl w:val="0"/>
-        </w:rPr>
-        <w:t xml:space="preserve">responsive</w:t>
-      </w:r>
-      <w:r>
-        <w:rPr>
-          <w:rtl w:val="0"/>
-        </w:rPr>
-        <w:t xml:space="preserve">.</w:t>
-      </w:r>
-    </w:p>
-    <w:p>
-      <w:pPr>
-        <w:numPr>
-          <w:ilvl w:val="0"/>
-          <w:numId w:val="2"/>
-        </w:numPr>
-        <w:spacing w:after="0" w:afterAutospacing="0"/>
-        <w:ind w:left="720" w:hanging="360"/>
-        <w:jc w:val="both"/>
-      </w:pPr>
-      <w:r>
-        <w:rPr>
-          <w:rtl w:val="0"/>
-        </w:rPr>
-        <w:t xml:space="preserve">La gestión de contratos debe seguir los lineamientos de la ley vigente de contratos de alquileres.</w:t>
-      </w:r>
-    </w:p>
-    <w:p>
-      <w:pPr>
-        <w:numPr>
-          <w:ilvl w:val="0"/>
-          <w:numId w:val="2"/>
-        </w:numPr>
-        <w:spacing w:after="0" w:afterAutospacing="0"/>
-        <w:ind w:left="720" w:hanging="360"/>
-        <w:jc w:val="both"/>
-      </w:pPr>
-      <w:r>
-        <w:rPr>
-          <w:rtl w:val="0"/>
-        </w:rPr>
-        <w:t xml:space="preserve">La actualización de precios de alquileres debe seguir los índices IPC o ICL proporcionados por la página oficial del gobierno.</w:t>
-      </w:r>
-    </w:p>
-    <w:p>
-      <w:pPr>
-        <w:numPr>
-          <w:ilvl w:val="0"/>
-          <w:numId w:val="2"/>
-        </w:numPr>
-        <w:spacing w:after="0" w:afterAutospacing="0"/>
-        <w:ind w:left="720" w:hanging="360"/>
-        <w:jc w:val="both"/>
-      </w:pPr>
-      <w:r>
-        <w:rPr>
-          <w:rtl w:val="0"/>
-        </w:rPr>
-        <w:t xml:space="preserve">Se deberá utilizar la base de datos Supabase.</w:t>
-      </w:r>
-    </w:p>
-    <w:p>
-      <w:pPr>
-        <w:numPr>
-          <w:ilvl w:val="0"/>
-          <w:numId w:val="2"/>
-        </w:numPr>
-        <w:spacing w:after="0" w:afterAutospacing="0"/>
-        <w:ind w:left="720" w:hanging="360"/>
-        <w:jc w:val="both"/>
-      </w:pPr>
-      <w:r>
-        <w:rPr>
-          <w:rtl w:val="0"/>
-        </w:rPr>
-        <w:t xml:space="preserve">La gestión de cobros debe poder realizarse en efectivo o a través de la plataforma de MercadoPago.</w:t>
-      </w:r>
-    </w:p>
-    <w:p>
-      <w:pPr>
-        <w:numPr>
-          <w:ilvl w:val="0"/>
-          <w:numId w:val="2"/>
-        </w:numPr>
-        <w:spacing w:after="0" w:afterAutospacing="0"/>
-        <w:ind w:left="720" w:hanging="360"/>
-        <w:jc w:val="both"/>
-      </w:pPr>
-      <w:r>
-        <w:rPr>
-          <w:rtl w:val="0"/>
-        </w:rPr>
-        <w:t xml:space="preserve">Se debe poder enviar notificaciones a los usuarios vía mail y dentro de la misma página web. </w:t>
-      </w:r>
-    </w:p>
-    <w:p>
-      <w:pPr>
-        <w:numPr>
-          <w:ilvl w:val="0"/>
-          <w:numId w:val="2"/>
-        </w:numPr>
-        <w:ind w:left="720" w:hanging="360"/>
-        <w:jc w:val="both"/>
-      </w:pPr>
-      <w:r>
-        <w:rPr>
-          <w:rtl w:val="0"/>
-        </w:rPr>
-        <w:t xml:space="preserve">Se utilizará una integración con IA (Gemini) para realizar análisis de los contratos y resolver consultas.</w:t>
-      </w:r>
-      <w:r>
-        <w:rPr>
-          <w:rtl w:val="0"/>
-        </w:rPr>
+        <w:rPr>
+          <w:rFonts w:ascii="Aptos" w:cs="Aptos" w:eastAsia="Aptos" w:hAnsi="Aptos"/>
+          <w:b w:val="0"/>
+          <w:bCs w:val="0"/>
+          <w:i w:val="0"/>
+          <w:iCs w:val="0"/>
+          <w:color w:val="000000"/>
+        </w:rPr>
+      </w:pPr>
+      <w:r>
+        <w:rPr>
+          <w:rtl w:val="0"/>
+        </w:rPr>
+        <w:t xml:space="preserve">Generar y emitir histograma de pagos realizados y del precio del alquiler.</w:t>
       </w:r>
     </w:p>
     <w:p>
@@ -5597,64 +6155,12 @@
         <w:ind w:hanging="566.9291338582675"/>
         <w:jc w:val="both"/>
         <w:rPr>
-          <w:color w:val="1c4587"/>
-        </w:rPr>
-      </w:pPr>
-      <w:bookmarkStart w:colFirst="0" w:colLast="0" w:name="_jacemy3d30wp" w:id="11"/>
-      <w:bookmarkEnd w:id="11"/>
-      <w:r>
-        <w:rPr>
-          <w:rtl w:val="0"/>
-        </w:rPr>
-        <w:t xml:space="preserve">6</w:t>
-      </w:r>
-      <w:r>
-        <w:rPr>
           <w:rFonts w:ascii="Arial" w:cs="Arial" w:eastAsia="Arial" w:hAnsi="Arial"/>
           <w:color w:val="1c4587"/>
-          <w:rtl w:val="0"/>
-        </w:rPr>
-        <w:t xml:space="preserve">- Objetivo del SI</w:t>
-      </w:r>
-      <w:r>
-        <w:rPr>
-          <w:rtl w:val="0"/>
-        </w:rPr>
-      </w:r>
-    </w:p>
-    <w:p>
-      <w:pPr>
-        <w:ind w:firstLine="425.19685039370086"/>
-        <w:jc w:val="both"/>
-        <w:rPr/>
-      </w:pPr>
-      <w:r>
-        <w:rPr>
-          <w:rtl w:val="0"/>
-        </w:rPr>
-        <w:t xml:space="preserve">El producto tiene como objetivo brindar información que permita centralizar el ofrecimiento, cierre de contrato y la gestión de alquileres realizados de manera directa entre locadores y locatarios. Busca simplificar la trazabilidad de los alquileres de inicio a fin, automatizar las actualizaciones periódicas del monto establecido en el contrato y la republicación de alquileres una vez vencido el plazo pactado, y agilizar el firmado de los contratos.</w:t>
-      </w:r>
-      <w:r>
-        <w:br w:type="page"/>
-      </w:r>
-      <w:r>
-        <w:rPr>
-          <w:rtl w:val="0"/>
-        </w:rPr>
-      </w:r>
-    </w:p>
-    <w:p>
-      <w:pPr>
-        <w:pStyle w:val="Heading1"/>
-        <w:ind w:hanging="566.9291338582675"/>
-        <w:jc w:val="both"/>
-        <w:rPr>
-          <w:rFonts w:ascii="Arial" w:cs="Arial" w:eastAsia="Arial" w:hAnsi="Arial"/>
-          <w:color w:val="1c4587"/>
-        </w:rPr>
-      </w:pPr>
-      <w:bookmarkStart w:colFirst="0" w:colLast="0" w:name="_ak8bsqwrcm1e" w:id="12"/>
-      <w:bookmarkEnd w:id="12"/>
+        </w:rPr>
+      </w:pPr>
+      <w:bookmarkStart w:colFirst="0" w:colLast="0" w:name="_ak8bsqwrcm1e" w:id="14"/>
+      <w:bookmarkEnd w:id="14"/>
       <w:r>
         <w:rPr>
           <w:rtl w:val="0"/>
@@ -5676,8 +6182,8 @@
         <w:ind w:firstLine="0"/>
         <w:rPr/>
       </w:pPr>
-      <w:bookmarkStart w:colFirst="0" w:colLast="0" w:name="_h0c8kcoi1k2d" w:id="13"/>
-      <w:bookmarkEnd w:id="13"/>
+      <w:bookmarkStart w:colFirst="0" w:colLast="0" w:name="_h0c8kcoi1k2d" w:id="15"/>
+      <w:bookmarkEnd w:id="15"/>
       <w:r>
         <w:rPr>
           <w:rtl w:val="0"/>
@@ -5744,8 +6250,8 @@
         <w:ind w:firstLine="0"/>
         <w:rPr/>
       </w:pPr>
-      <w:bookmarkStart w:colFirst="0" w:colLast="0" w:name="_q8r93pib59cc" w:id="14"/>
-      <w:bookmarkEnd w:id="14"/>
+      <w:bookmarkStart w:colFirst="0" w:colLast="0" w:name="_q8r93pib59cc" w:id="16"/>
+      <w:bookmarkEnd w:id="16"/>
       <w:r>
         <w:rPr>
           <w:rtl w:val="0"/>
@@ -5792,8 +6298,8 @@
         <w:ind w:firstLine="0"/>
         <w:rPr/>
       </w:pPr>
-      <w:bookmarkStart w:colFirst="0" w:colLast="0" w:name="_ocdh7ukl7t49" w:id="15"/>
-      <w:bookmarkEnd w:id="15"/>
+      <w:bookmarkStart w:colFirst="0" w:colLast="0" w:name="_ocdh7ukl7t49" w:id="17"/>
+      <w:bookmarkEnd w:id="17"/>
       <w:r>
         <w:rPr>
           <w:rtl w:val="0"/>
@@ -5843,8 +6349,8 @@
           <w:color w:val="1c4587"/>
         </w:rPr>
       </w:pPr>
-      <w:bookmarkStart w:colFirst="0" w:colLast="0" w:name="_z6tayr3fa25k" w:id="16"/>
-      <w:bookmarkEnd w:id="16"/>
+      <w:bookmarkStart w:colFirst="0" w:colLast="0" w:name="_z6tayr3fa25k" w:id="18"/>
+      <w:bookmarkEnd w:id="18"/>
       <w:r>
         <w:rPr>
           <w:rtl w:val="0"/>
@@ -5889,8 +6395,8 @@
         <w:jc w:val="both"/>
         <w:rPr/>
       </w:pPr>
-      <w:bookmarkStart w:colFirst="0" w:colLast="0" w:name="_hmeumocsepjs" w:id="17"/>
-      <w:bookmarkEnd w:id="17"/>
+      <w:bookmarkStart w:colFirst="0" w:colLast="0" w:name="_hmeumocsepjs" w:id="19"/>
+      <w:bookmarkEnd w:id="19"/>
       <w:r>
         <w:rPr>
           <w:rtl w:val="0"/>
@@ -5953,8 +6459,8 @@
         <w:jc w:val="both"/>
         <w:rPr/>
       </w:pPr>
-      <w:bookmarkStart w:colFirst="0" w:colLast="0" w:name="_45b7u0f8ggmm" w:id="18"/>
-      <w:bookmarkEnd w:id="18"/>
+      <w:bookmarkStart w:colFirst="0" w:colLast="0" w:name="_45b7u0f8ggmm" w:id="20"/>
+      <w:bookmarkEnd w:id="20"/>
       <w:r>
         <w:br w:type="page"/>
       </w:r>
@@ -5969,8 +6475,8 @@
         <w:pStyle w:val="Heading1"/>
         <w:rPr/>
       </w:pPr>
-      <w:bookmarkStart w:colFirst="0" w:colLast="0" w:name="_8bwyivuwpgge" w:id="19"/>
-      <w:bookmarkEnd w:id="19"/>
+      <w:bookmarkStart w:colFirst="0" w:colLast="0" w:name="_8bwyivuwpgge" w:id="21"/>
+      <w:bookmarkEnd w:id="21"/>
       <w:r>
         <w:rPr>
           <w:rtl w:val="0"/>
@@ -6466,8 +6972,8 @@
         <w:jc w:val="both"/>
         <w:rPr/>
       </w:pPr>
-      <w:bookmarkStart w:colFirst="0" w:colLast="0" w:name="_exq7y283i319" w:id="20"/>
-      <w:bookmarkEnd w:id="20"/>
+      <w:bookmarkStart w:colFirst="0" w:colLast="0" w:name="_exq7y283i319" w:id="22"/>
+      <w:bookmarkEnd w:id="22"/>
       <w:r>
         <w:br w:type="page"/>
       </w:r>
@@ -6484,8 +6990,8 @@
         <w:jc w:val="both"/>
         <w:rPr/>
       </w:pPr>
-      <w:bookmarkStart w:colFirst="0" w:colLast="0" w:name="_l4iquicyw92o" w:id="21"/>
-      <w:bookmarkEnd w:id="21"/>
+      <w:bookmarkStart w:colFirst="0" w:colLast="0" w:name="_l4iquicyw92o" w:id="23"/>
+      <w:bookmarkEnd w:id="23"/>
       <w:r>
         <w:rPr>
           <w:rtl w:val="0"/>
@@ -6512,8 +7018,8 @@
         <w:ind w:left="0" w:firstLine="0"/>
         <w:rPr/>
       </w:pPr>
-      <w:bookmarkStart w:colFirst="0" w:colLast="0" w:name="_klbz0frlpt9d" w:id="22"/>
-      <w:bookmarkEnd w:id="22"/>
+      <w:bookmarkStart w:colFirst="0" w:colLast="0" w:name="_klbz0frlpt9d" w:id="24"/>
+      <w:bookmarkEnd w:id="24"/>
       <w:r>
         <w:rPr>
           <w:rtl w:val="0"/>
@@ -6543,12 +7049,12 @@
           <wp:inline distB="114300" distT="114300" distL="114300" distR="114300">
             <wp:extent cx="2447925" cy="1867058"/>
             <wp:effectExtent b="0" l="0" r="0" t="0"/>
-            <wp:docPr id="10" name="image8.png"/>
+            <wp:docPr id="10" name="image3.png"/>
             <a:graphic>
               <a:graphicData uri="http://schemas.openxmlformats.org/drawingml/2006/picture">
                 <pic:pic>
                   <pic:nvPicPr>
-                    <pic:cNvPr id="0" name="image8.png"/>
+                    <pic:cNvPr id="0" name="image3.png"/>
                     <pic:cNvPicPr preferRelativeResize="0"/>
                   </pic:nvPicPr>
                   <pic:blipFill>
@@ -6583,12 +7089,12 @@
           <wp:inline distB="114300" distT="114300" distL="114300" distR="114300">
             <wp:extent cx="2314575" cy="1934482"/>
             <wp:effectExtent b="0" l="0" r="0" t="0"/>
-            <wp:docPr id="9" name="image1.png"/>
+            <wp:docPr id="9" name="image5.png"/>
             <a:graphic>
               <a:graphicData uri="http://schemas.openxmlformats.org/drawingml/2006/picture">
                 <pic:pic>
                   <pic:nvPicPr>
-                    <pic:cNvPr id="0" name="image1.png"/>
+                    <pic:cNvPr id="0" name="image5.png"/>
                     <pic:cNvPicPr preferRelativeResize="0"/>
                   </pic:nvPicPr>
                   <pic:blipFill>
@@ -6666,12 +7172,12 @@
           <wp:inline distB="114300" distT="114300" distL="114300" distR="114300">
             <wp:extent cx="4575038" cy="3080124"/>
             <wp:effectExtent b="0" l="0" r="0" t="0"/>
-            <wp:docPr id="4" name="image5.png"/>
+            <wp:docPr id="4" name="image8.png"/>
             <a:graphic>
               <a:graphicData uri="http://schemas.openxmlformats.org/drawingml/2006/picture">
                 <pic:pic>
                   <pic:nvPicPr>
-                    <pic:cNvPr id="0" name="image5.png"/>
+                    <pic:cNvPr id="0" name="image8.png"/>
                     <pic:cNvPicPr preferRelativeResize="0"/>
                   </pic:nvPicPr>
                   <pic:blipFill>
@@ -6752,12 +7258,12 @@
           <wp:inline distB="114300" distT="114300" distL="114300" distR="114300">
             <wp:extent cx="5039865" cy="3022600"/>
             <wp:effectExtent b="0" l="0" r="0" t="0"/>
-            <wp:docPr id="7" name="image9.png"/>
+            <wp:docPr id="7" name="image10.png"/>
             <a:graphic>
               <a:graphicData uri="http://schemas.openxmlformats.org/drawingml/2006/picture">
                 <pic:pic>
                   <pic:nvPicPr>
-                    <pic:cNvPr id="0" name="image9.png"/>
+                    <pic:cNvPr id="0" name="image10.png"/>
                     <pic:cNvPicPr preferRelativeResize="0"/>
                   </pic:nvPicPr>
                   <pic:blipFill>
@@ -6929,12 +7435,12 @@
           <wp:inline distB="114300" distT="114300" distL="114300" distR="114300">
             <wp:extent cx="3302937" cy="1942904"/>
             <wp:effectExtent b="0" l="0" r="0" t="0"/>
-            <wp:docPr id="13" name="image7.png"/>
+            <wp:docPr id="13" name="image2.png"/>
             <a:graphic>
               <a:graphicData uri="http://schemas.openxmlformats.org/drawingml/2006/picture">
                 <pic:pic>
                   <pic:nvPicPr>
-                    <pic:cNvPr id="0" name="image7.png"/>
+                    <pic:cNvPr id="0" name="image2.png"/>
                     <pic:cNvPicPr preferRelativeResize="0"/>
                   </pic:nvPicPr>
                   <pic:blipFill>
@@ -6967,12 +7473,12 @@
           <wp:inline distB="114300" distT="114300" distL="114300" distR="114300">
             <wp:extent cx="3927338" cy="2969631"/>
             <wp:effectExtent b="0" l="0" r="0" t="0"/>
-            <wp:docPr id="6" name="image4.png"/>
+            <wp:docPr id="6" name="image9.png"/>
             <a:graphic>
               <a:graphicData uri="http://schemas.openxmlformats.org/drawingml/2006/picture">
                 <pic:pic>
                   <pic:nvPicPr>
-                    <pic:cNvPr id="0" name="image4.png"/>
+                    <pic:cNvPr id="0" name="image9.png"/>
                     <pic:cNvPicPr preferRelativeResize="0"/>
                   </pic:nvPicPr>
                   <pic:blipFill>
@@ -7042,12 +7548,12 @@
           <wp:inline distB="114300" distT="114300" distL="114300" distR="114300">
             <wp:extent cx="5039865" cy="2311400"/>
             <wp:effectExtent b="0" l="0" r="0" t="0"/>
-            <wp:docPr id="8" name="image10.png"/>
+            <wp:docPr id="8" name="image11.png"/>
             <a:graphic>
               <a:graphicData uri="http://schemas.openxmlformats.org/drawingml/2006/picture">
                 <pic:pic>
                   <pic:nvPicPr>
-                    <pic:cNvPr id="0" name="image10.png"/>
+                    <pic:cNvPr id="0" name="image11.png"/>
                     <pic:cNvPicPr preferRelativeResize="0"/>
                   </pic:nvPicPr>
                   <pic:blipFill>
@@ -7544,12 +8050,12 @@
           <wp:extent cx="1733550" cy="638175"/>
           <wp:effectExtent b="0" l="0" r="0" t="0"/>
           <wp:wrapNone/>
-          <wp:docPr id="12" name="image11.png"/>
+          <wp:docPr id="12" name="image1.png"/>
           <a:graphic>
             <a:graphicData uri="http://schemas.openxmlformats.org/drawingml/2006/picture">
               <pic:pic>
                 <pic:nvPicPr>
-                  <pic:cNvPr id="0" name="image11.png"/>
+                  <pic:cNvPr id="0" name="image1.png"/>
                   <pic:cNvPicPr preferRelativeResize="0"/>
                 </pic:nvPicPr>
                 <pic:blipFill>

--- a/Documentación/doc - pdf/Estudio Inicial/Estudio Inicial - Proyecto Seminario Integrador - Gestión de alquileres.docx
+++ b/Documentación/doc - pdf/Estudio Inicial/Estudio Inicial - Proyecto Seminario Integrador - Gestión de alquileres.docx
@@ -1541,12 +1541,12 @@
             <wp:extent cx="1152525" cy="751840"/>
             <wp:effectExtent b="0" l="0" r="0" t="0"/>
             <wp:wrapNone/>
-            <wp:docPr descr="Resultado de imagen para logo utn" id="3" name="image4.png"/>
+            <wp:docPr descr="Resultado de imagen para logo utn" id="3" name="image8.png"/>
             <a:graphic>
               <a:graphicData uri="http://schemas.openxmlformats.org/drawingml/2006/picture">
                 <pic:pic>
                   <pic:nvPicPr>
-                    <pic:cNvPr descr="Resultado de imagen para logo utn" id="0" name="image4.png"/>
+                    <pic:cNvPr descr="Resultado de imagen para logo utn" id="0" name="image8.png"/>
                     <pic:cNvPicPr preferRelativeResize="0"/>
                   </pic:nvPicPr>
                   <pic:blipFill>
@@ -2548,7 +2548,7 @@
     </w:p>
     <w:sdt>
       <w:sdtPr>
-        <w:id w:val="682825160"/>
+        <w:id w:val="-2039869562"/>
         <w:docPartObj>
           <w:docPartGallery w:val="Table of Contents"/>
           <w:docPartUnique w:val="1"/>
@@ -4373,12 +4373,12 @@
           <wp:inline distB="114300" distT="114300" distL="114300" distR="114300">
             <wp:extent cx="5039865" cy="2501900"/>
             <wp:effectExtent b="0" l="0" r="0" t="0"/>
-            <wp:docPr id="5" name="image7.png"/>
+            <wp:docPr id="5" name="image1.png"/>
             <a:graphic>
               <a:graphicData uri="http://schemas.openxmlformats.org/drawingml/2006/picture">
                 <pic:pic>
                   <pic:nvPicPr>
-                    <pic:cNvPr id="0" name="image7.png"/>
+                    <pic:cNvPr id="0" name="image1.png"/>
                     <pic:cNvPicPr preferRelativeResize="0"/>
                   </pic:nvPicPr>
                   <pic:blipFill>
@@ -6389,6 +6389,66 @@
     </w:p>
     <w:p>
       <w:pPr>
+        <w:spacing w:after="200" w:before="240" w:line="276" w:lineRule="auto"/>
+        <w:ind w:firstLine="425.19685039370086"/>
+        <w:jc w:val="both"/>
+        <w:rPr/>
+      </w:pPr>
+      <w:r>
+        <w:rPr>
+          <w:rtl w:val="0"/>
+        </w:rPr>
+        <w:t xml:space="preserve">Scrum fue creado por Ken Schwaber y Jeff Sutherland. La información obtenida con respecto a esta metodología proviene tanto de los apuntes empleados a lo largo de diferentes materias en la universidad como de </w:t>
+      </w:r>
+      <w:r>
+        <w:rPr>
+          <w:rtl w:val="0"/>
+        </w:rPr>
+        <w:t xml:space="preserve">Scrum.org</w:t>
+      </w:r>
+      <w:r>
+        <w:rPr>
+          <w:rtl w:val="0"/>
+        </w:rPr>
+        <w:t xml:space="preserve"> (</w:t>
+      </w:r>
+      <w:hyperlink r:id="rId10">
+        <w:r>
+          <w:rPr>
+            <w:color w:val="1155cc"/>
+            <w:u w:val="single"/>
+            <w:rtl w:val="0"/>
+          </w:rPr>
+          <w:t xml:space="preserve">https://www.scrum.org/learning-series/what-is-scrum/</w:t>
+        </w:r>
+      </w:hyperlink>
+      <w:r>
+        <w:rPr>
+          <w:rtl w:val="0"/>
+        </w:rPr>
+        <w:t xml:space="preserve">). En cuanto a la filosofía ágil, los doce principios listados en el manifiesto ágil permiten un acercamiento a su funcionamiento</w:t>
+        <w:br w:type="textWrapping"/>
+        <w:t xml:space="preserve">(</w:t>
+      </w:r>
+      <w:hyperlink r:id="rId11">
+        <w:r>
+          <w:rPr>
+            <w:color w:val="1155cc"/>
+            <w:u w:val="single"/>
+            <w:rtl w:val="0"/>
+          </w:rPr>
+          <w:t xml:space="preserve">https://agilemanifesto.org/iso/es/principles.html</w:t>
+        </w:r>
+      </w:hyperlink>
+      <w:r>
+        <w:rPr>
+          <w:rtl w:val="0"/>
+        </w:rPr>
+        <w:t xml:space="preserve">).</w:t>
+      </w:r>
+    </w:p>
+    <w:p>
+      <w:pPr>
         <w:pStyle w:val="Heading1"/>
         <w:spacing w:after="200" w:before="240" w:line="276" w:lineRule="auto"/>
         <w:ind w:hanging="566.9291338582675"/>
@@ -6426,7 +6486,7 @@
                     <pic:cNvPicPr preferRelativeResize="0"/>
                   </pic:nvPicPr>
                   <pic:blipFill>
-                    <a:blip r:embed="rId10"/>
+                    <a:blip r:embed="rId12"/>
                     <a:srcRect b="0" l="5259" r="5553" t="7346"/>
                     <a:stretch>
                       <a:fillRect/>
@@ -7049,16 +7109,16 @@
           <wp:inline distB="114300" distT="114300" distL="114300" distR="114300">
             <wp:extent cx="2447925" cy="1867058"/>
             <wp:effectExtent b="0" l="0" r="0" t="0"/>
-            <wp:docPr id="10" name="image3.png"/>
+            <wp:docPr id="10" name="image10.png"/>
             <a:graphic>
               <a:graphicData uri="http://schemas.openxmlformats.org/drawingml/2006/picture">
                 <pic:pic>
                   <pic:nvPicPr>
-                    <pic:cNvPr id="0" name="image3.png"/>
+                    <pic:cNvPr id="0" name="image10.png"/>
                     <pic:cNvPicPr preferRelativeResize="0"/>
                   </pic:nvPicPr>
                   <pic:blipFill>
-                    <a:blip r:embed="rId11"/>
+                    <a:blip r:embed="rId13"/>
                     <a:srcRect b="0" l="0" r="0" t="0"/>
                     <a:stretch>
                       <a:fillRect/>
@@ -7089,16 +7149,16 @@
           <wp:inline distB="114300" distT="114300" distL="114300" distR="114300">
             <wp:extent cx="2314575" cy="1934482"/>
             <wp:effectExtent b="0" l="0" r="0" t="0"/>
-            <wp:docPr id="9" name="image5.png"/>
+            <wp:docPr id="9" name="image4.png"/>
             <a:graphic>
               <a:graphicData uri="http://schemas.openxmlformats.org/drawingml/2006/picture">
                 <pic:pic>
                   <pic:nvPicPr>
-                    <pic:cNvPr id="0" name="image5.png"/>
+                    <pic:cNvPr id="0" name="image4.png"/>
                     <pic:cNvPicPr preferRelativeResize="0"/>
                   </pic:nvPicPr>
                   <pic:blipFill>
-                    <a:blip r:embed="rId12"/>
+                    <a:blip r:embed="rId14"/>
                     <a:srcRect b="0" l="0" r="0" t="0"/>
                     <a:stretch>
                       <a:fillRect/>
@@ -7172,16 +7232,16 @@
           <wp:inline distB="114300" distT="114300" distL="114300" distR="114300">
             <wp:extent cx="4575038" cy="3080124"/>
             <wp:effectExtent b="0" l="0" r="0" t="0"/>
-            <wp:docPr id="4" name="image8.png"/>
+            <wp:docPr id="4" name="image9.png"/>
             <a:graphic>
               <a:graphicData uri="http://schemas.openxmlformats.org/drawingml/2006/picture">
                 <pic:pic>
                   <pic:nvPicPr>
-                    <pic:cNvPr id="0" name="image8.png"/>
+                    <pic:cNvPr id="0" name="image9.png"/>
                     <pic:cNvPicPr preferRelativeResize="0"/>
                   </pic:nvPicPr>
                   <pic:blipFill>
-                    <a:blip r:embed="rId13"/>
+                    <a:blip r:embed="rId15"/>
                     <a:srcRect b="0" l="0" r="0" t="0"/>
                     <a:stretch>
                       <a:fillRect/>
@@ -7258,16 +7318,16 @@
           <wp:inline distB="114300" distT="114300" distL="114300" distR="114300">
             <wp:extent cx="5039865" cy="3022600"/>
             <wp:effectExtent b="0" l="0" r="0" t="0"/>
-            <wp:docPr id="7" name="image10.png"/>
+            <wp:docPr id="7" name="image5.png"/>
             <a:graphic>
               <a:graphicData uri="http://schemas.openxmlformats.org/drawingml/2006/picture">
                 <pic:pic>
                   <pic:nvPicPr>
-                    <pic:cNvPr id="0" name="image10.png"/>
+                    <pic:cNvPr id="0" name="image5.png"/>
                     <pic:cNvPicPr preferRelativeResize="0"/>
                   </pic:nvPicPr>
                   <pic:blipFill>
-                    <a:blip r:embed="rId14"/>
+                    <a:blip r:embed="rId16"/>
                     <a:srcRect b="0" l="0" r="0" t="0"/>
                     <a:stretch>
                       <a:fillRect/>
@@ -7342,7 +7402,7 @@
                     <pic:cNvPicPr preferRelativeResize="0"/>
                   </pic:nvPicPr>
                   <pic:blipFill>
-                    <a:blip r:embed="rId15"/>
+                    <a:blip r:embed="rId17"/>
                     <a:srcRect b="0" l="0" r="0" t="0"/>
                     <a:stretch>
                       <a:fillRect/>
@@ -7385,7 +7445,7 @@
         </w:rPr>
         <w:t xml:space="preserve">Fig.5 Página de funciones de </w:t>
       </w:r>
-      <w:hyperlink r:id="rId16">
+      <w:hyperlink r:id="rId18">
         <w:r>
           <w:rPr>
             <w:rFonts w:ascii="Arial" w:cs="Arial" w:eastAsia="Arial" w:hAnsi="Arial"/>
@@ -7435,16 +7495,16 @@
           <wp:inline distB="114300" distT="114300" distL="114300" distR="114300">
             <wp:extent cx="3302937" cy="1942904"/>
             <wp:effectExtent b="0" l="0" r="0" t="0"/>
-            <wp:docPr id="13" name="image2.png"/>
+            <wp:docPr id="13" name="image3.png"/>
             <a:graphic>
               <a:graphicData uri="http://schemas.openxmlformats.org/drawingml/2006/picture">
                 <pic:pic>
                   <pic:nvPicPr>
-                    <pic:cNvPr id="0" name="image2.png"/>
+                    <pic:cNvPr id="0" name="image3.png"/>
                     <pic:cNvPicPr preferRelativeResize="0"/>
                   </pic:nvPicPr>
                   <pic:blipFill>
-                    <a:blip r:embed="rId17"/>
+                    <a:blip r:embed="rId19"/>
                     <a:srcRect b="0" l="0" r="0" t="0"/>
                     <a:stretch>
                       <a:fillRect/>
@@ -7473,16 +7533,16 @@
           <wp:inline distB="114300" distT="114300" distL="114300" distR="114300">
             <wp:extent cx="3927338" cy="2969631"/>
             <wp:effectExtent b="0" l="0" r="0" t="0"/>
-            <wp:docPr id="6" name="image9.png"/>
+            <wp:docPr id="6" name="image11.png"/>
             <a:graphic>
               <a:graphicData uri="http://schemas.openxmlformats.org/drawingml/2006/picture">
                 <pic:pic>
                   <pic:nvPicPr>
-                    <pic:cNvPr id="0" name="image9.png"/>
+                    <pic:cNvPr id="0" name="image11.png"/>
                     <pic:cNvPicPr preferRelativeResize="0"/>
                   </pic:nvPicPr>
                   <pic:blipFill>
-                    <a:blip r:embed="rId18"/>
+                    <a:blip r:embed="rId20"/>
                     <a:srcRect b="0" l="0" r="0" t="0"/>
                     <a:stretch>
                       <a:fillRect/>
@@ -7548,16 +7608,16 @@
           <wp:inline distB="114300" distT="114300" distL="114300" distR="114300">
             <wp:extent cx="5039865" cy="2311400"/>
             <wp:effectExtent b="0" l="0" r="0" t="0"/>
-            <wp:docPr id="8" name="image11.png"/>
+            <wp:docPr id="8" name="image2.png"/>
             <a:graphic>
               <a:graphicData uri="http://schemas.openxmlformats.org/drawingml/2006/picture">
                 <pic:pic>
                   <pic:nvPicPr>
-                    <pic:cNvPr id="0" name="image11.png"/>
+                    <pic:cNvPr id="0" name="image2.png"/>
                     <pic:cNvPicPr preferRelativeResize="0"/>
                   </pic:nvPicPr>
                   <pic:blipFill>
-                    <a:blip r:embed="rId19"/>
+                    <a:blip r:embed="rId21"/>
                     <a:srcRect b="0" l="0" r="0" t="0"/>
                     <a:stretch>
                       <a:fillRect/>
@@ -7604,9 +7664,9 @@
       </w:r>
     </w:p>
     <w:sectPr>
-      <w:headerReference r:id="rId20" w:type="default"/>
-      <w:footerReference r:id="rId21" w:type="default"/>
-      <w:footerReference r:id="rId22" w:type="first"/>
+      <w:headerReference r:id="rId22" w:type="default"/>
+      <w:footerReference r:id="rId23" w:type="default"/>
+      <w:footerReference r:id="rId24" w:type="first"/>
       <w:pgSz w:h="16838" w:w="11906" w:orient="portrait"/>
       <w:pgMar w:bottom="1417" w:top="1842.51968503937" w:left="2267.716535433071" w:right="1701" w:header="708" w:footer="708"/>
       <w:pgNumType w:start="1"/>
@@ -8050,12 +8110,12 @@
           <wp:extent cx="1733550" cy="638175"/>
           <wp:effectExtent b="0" l="0" r="0" t="0"/>
           <wp:wrapNone/>
-          <wp:docPr id="12" name="image1.png"/>
+          <wp:docPr id="12" name="image7.png"/>
           <a:graphic>
             <a:graphicData uri="http://schemas.openxmlformats.org/drawingml/2006/picture">
               <pic:pic>
                 <pic:nvPicPr>
-                  <pic:cNvPr id="0" name="image1.png"/>
+                  <pic:cNvPr id="0" name="image7.png"/>
                   <pic:cNvPicPr preferRelativeResize="0"/>
                 </pic:nvPicPr>
                 <pic:blipFill>

--- a/Documentación/doc - pdf/Estudio Inicial/Estudio Inicial - Proyecto Seminario Integrador - Gestión de alquileres.docx
+++ b/Documentación/doc - pdf/Estudio Inicial/Estudio Inicial - Proyecto Seminario Integrador - Gestión de alquileres.docx
@@ -1541,12 +1541,12 @@
             <wp:extent cx="1152525" cy="751840"/>
             <wp:effectExtent b="0" l="0" r="0" t="0"/>
             <wp:wrapNone/>
-            <wp:docPr descr="Resultado de imagen para logo utn" id="3" name="image8.png"/>
+            <wp:docPr descr="Resultado de imagen para logo utn" id="3" name="image3.png"/>
             <a:graphic>
               <a:graphicData uri="http://schemas.openxmlformats.org/drawingml/2006/picture">
                 <pic:pic>
                   <pic:nvPicPr>
-                    <pic:cNvPr descr="Resultado de imagen para logo utn" id="0" name="image8.png"/>
+                    <pic:cNvPr descr="Resultado de imagen para logo utn" id="0" name="image3.png"/>
                     <pic:cNvPicPr preferRelativeResize="0"/>
                   </pic:nvPicPr>
                   <pic:blipFill>
@@ -2548,7 +2548,7 @@
     </w:p>
     <w:sdt>
       <w:sdtPr>
-        <w:id w:val="-2039869562"/>
+        <w:id w:val="1018761809"/>
         <w:docPartObj>
           <w:docPartGallery w:val="Table of Contents"/>
           <w:docPartUnique w:val="1"/>
@@ -4373,12 +4373,12 @@
           <wp:inline distB="114300" distT="114300" distL="114300" distR="114300">
             <wp:extent cx="5039865" cy="2501900"/>
             <wp:effectExtent b="0" l="0" r="0" t="0"/>
-            <wp:docPr id="5" name="image1.png"/>
+            <wp:docPr id="5" name="image2.png"/>
             <a:graphic>
               <a:graphicData uri="http://schemas.openxmlformats.org/drawingml/2006/picture">
                 <pic:pic>
                   <pic:nvPicPr>
-                    <pic:cNvPr id="0" name="image1.png"/>
+                    <pic:cNvPr id="0" name="image2.png"/>
                     <pic:cNvPicPr preferRelativeResize="0"/>
                   </pic:nvPicPr>
                   <pic:blipFill>
@@ -6179,7 +6179,6 @@
     <w:p>
       <w:pPr>
         <w:pStyle w:val="Heading2"/>
-        <w:ind w:firstLine="0"/>
         <w:rPr/>
       </w:pPr>
       <w:bookmarkStart w:colFirst="0" w:colLast="0" w:name="_h0c8kcoi1k2d" w:id="15"/>
@@ -6188,13 +6187,7 @@
         <w:rPr>
           <w:rtl w:val="0"/>
         </w:rPr>
-        <w:t xml:space="preserve">7</w:t>
-      </w:r>
-      <w:r>
-        <w:rPr>
-          <w:rtl w:val="0"/>
-        </w:rPr>
-        <w:t xml:space="preserve">.1- Prefactibilidad técnica</w:t>
+        <w:t xml:space="preserve">7.1- Prefactibilidad técnica</w:t>
       </w:r>
     </w:p>
     <w:p>
@@ -6208,7 +6201,61 @@
         <w:rPr>
           <w:rtl w:val="0"/>
         </w:rPr>
-        <w:t xml:space="preserve">El desarrollo se apoya en un stack tecnológico moderno y ampliamente documentado: Next.js y Node.js para la aplicación web, Supabase como base de datos y backend (autenticación, almacenamiento), y Vercel como plataforma de despliegue </w:t>
+        <w:t xml:space="preserve">Para conectarse y utilizar la plataforma, los usuarios necesitarán disponer de conexión a internet y un navegador web en un dispositivo inteligente, como ser: una tablet, un teléfono móvil o una computadora.</w:t>
+      </w:r>
+    </w:p>
+    <w:p>
+      <w:pPr>
+        <w:spacing w:after="200" w:line="276" w:lineRule="auto"/>
+        <w:ind w:firstLine="425.19685039370086"/>
+        <w:jc w:val="both"/>
+        <w:rPr/>
+      </w:pPr>
+      <w:r>
+        <w:rPr>
+          <w:rtl w:val="0"/>
+        </w:rPr>
+        <w:t xml:space="preserve">En cuanto al desarrollo, no se precisa de ninguna innovación tecnológica, sino que se hará uso de tecnologías existentes.</w:t>
+      </w:r>
+    </w:p>
+    <w:p>
+      <w:pPr>
+        <w:pStyle w:val="Heading2"/>
+        <w:rPr/>
+      </w:pPr>
+      <w:bookmarkStart w:colFirst="0" w:colLast="0" w:name="_q8r93pib59cc" w:id="16"/>
+      <w:bookmarkEnd w:id="16"/>
+      <w:r>
+        <w:rPr>
+          <w:rtl w:val="0"/>
+        </w:rPr>
+        <w:t xml:space="preserve">7.2- Prefactibilidad económica</w:t>
+      </w:r>
+    </w:p>
+    <w:p>
+      <w:pPr>
+        <w:ind w:firstLine="425.19685039370086"/>
+        <w:rPr/>
+      </w:pPr>
+      <w:r>
+        <w:rPr>
+          <w:rtl w:val="0"/>
+        </w:rPr>
+        <w:t xml:space="preserve">El costo de uso de la web será nulo para quienes busquen propiedades a alquilar y se cobrará una pequeña comisión mensual a los propietarios que reciban el pago de alquiler mediante MercadoPago. Además, a fines de sostener el alojamiento de la web en un servidor, se mostrarán pequeños anuncios en los bordes de la misma.</w:t>
+      </w:r>
+    </w:p>
+    <w:p>
+      <w:pPr>
+        <w:spacing w:after="200" w:line="276" w:lineRule="auto"/>
+        <w:ind w:firstLine="425.19685039370086"/>
+        <w:jc w:val="both"/>
+        <w:rPr/>
+      </w:pPr>
+      <w:r>
+        <w:rPr>
+          <w:rtl w:val="0"/>
+        </w:rPr>
+        <w:t xml:space="preserve">La arquitectura </w:t>
       </w:r>
       <w:r>
         <w:rPr>
@@ -6222,80 +6269,12 @@
         <w:rPr>
           <w:rtl w:val="0"/>
         </w:rPr>
-        <w:t xml:space="preserve">. Los organismos oficiales (INDEC y BCRA) publican sus índices de forma pública, lo que permite automatizar la actualización de los valores de ajuste. La integración de cobros puede resolverse con una pasarela de pago existente (por ejemplo, MercadoPago), evitando desarrollar infraestructura de procesamiento de pagos propia.</w:t>
-      </w:r>
-    </w:p>
-    <w:p>
-      <w:pPr>
-        <w:spacing w:after="200" w:line="276" w:lineRule="auto"/>
-        <w:ind w:firstLine="425.19685039370086"/>
-        <w:jc w:val="both"/>
-        <w:rPr/>
-      </w:pPr>
-      <w:r>
-        <w:rPr>
-          <w:rtl w:val="0"/>
-        </w:rPr>
-        <w:t xml:space="preserve">En cuanto a los usuarios, para conectarse y utilizar la plataforma necesitarán disponer de conexión a internet y un navegador web en un dispositivo inteligente, como ser: una tablet, un teléfono móvil o una computadora.</w:t>
-      </w:r>
-      <w:r>
-        <w:rPr>
-          <w:rtl w:val="0"/>
-        </w:rPr>
+        <w:t xml:space="preserve"> propuesta (Vercel y Supabase) permite operar el MVP dentro de los niveles gratuitos o de bajo costo de estos servicios mientras el volumen de usuarios es reducido, lo que mantiene acotada la inversión en infraestructura durante el desarrollo académico del proyecto. La pasarela de pago no requiere costo fijo, sino una comisión por transacción procesada. El principal costo del proyecto es el esfuerzo de desarrollo, cubierto por el equipo del Seminario Integrador. Para una eventual puesta en producción comercial, el modelo de ingresos podría basarse en una comisión sobre el cobro gestionado o en una suscripción mensual, aunque ese análisis de negocio excede el alcance académico del presente informe.</w:t>
       </w:r>
     </w:p>
     <w:p>
       <w:pPr>
         <w:pStyle w:val="Heading2"/>
-        <w:ind w:firstLine="0"/>
-        <w:rPr/>
-      </w:pPr>
-      <w:bookmarkStart w:colFirst="0" w:colLast="0" w:name="_q8r93pib59cc" w:id="16"/>
-      <w:bookmarkEnd w:id="16"/>
-      <w:r>
-        <w:rPr>
-          <w:rtl w:val="0"/>
-        </w:rPr>
-        <w:t xml:space="preserve">7.2- Prefactibilidad económica</w:t>
-      </w:r>
-    </w:p>
-    <w:p>
-      <w:pPr>
-        <w:spacing w:after="200" w:line="276" w:lineRule="auto"/>
-        <w:ind w:firstLine="425.19685039370086"/>
-        <w:jc w:val="both"/>
-        <w:rPr/>
-      </w:pPr>
-      <w:r>
-        <w:rPr>
-          <w:rtl w:val="0"/>
-        </w:rPr>
-        <w:t xml:space="preserve">La arquitectura </w:t>
-      </w:r>
-      <w:r>
-        <w:rPr>
-          <w:i w:val="1"/>
-          <w:iCs w:val="1"/>
-          <w:rtl w:val="0"/>
-        </w:rPr>
-        <w:t xml:space="preserve">serverless</w:t>
-      </w:r>
-      <w:r>
-        <w:rPr>
-          <w:rtl w:val="0"/>
-        </w:rPr>
-        <w:t xml:space="preserve"> propuesta (Vercel y Supabase) permite operar el MVP dentro de los niveles gratuitos o de bajo costo de estos servicios mientras el volumen de usuarios es reducido, lo que mantiene acotada la inversión en infraestructura durante el desarrollo académico del proyecto. La pasarela de pago no requiere costo fijo, sino una comisión por transacción procesada. El principal costo del proyecto es el esfuerzo de desarrollo, cubierto por el equipo del Seminario Integrador. Para una eventual puesta en producción comercial, el modelo de ingresos podría basarse en una comisión sobre el cobro gestionado o en una suscripción mensual, aunque ese análisis de negocio excede el alcance académico del presente informe.</w:t>
-      </w:r>
-      <w:r>
-        <w:rPr>
-          <w:rtl w:val="0"/>
-        </w:rPr>
-      </w:r>
-    </w:p>
-    <w:p>
-      <w:pPr>
-        <w:pStyle w:val="Heading2"/>
-        <w:ind w:firstLine="0"/>
         <w:rPr/>
       </w:pPr>
       <w:bookmarkStart w:colFirst="0" w:colLast="0" w:name="_ocdh7ukl7t49" w:id="17"/>
@@ -6304,7 +6283,19 @@
         <w:rPr>
           <w:rtl w:val="0"/>
         </w:rPr>
-        <w:t xml:space="preserve">7.3- Prefactibilidad operativa</w:t>
+        <w:t xml:space="preserve">7.3- </w:t>
+      </w:r>
+      <w:r>
+        <w:rPr>
+          <w:rtl w:val="0"/>
+        </w:rPr>
+        <w:t xml:space="preserve">Prefactibilidad</w:t>
+      </w:r>
+      <w:r>
+        <w:rPr>
+          <w:rtl w:val="0"/>
+        </w:rPr>
+        <w:t xml:space="preserve"> operativa</w:t>
       </w:r>
     </w:p>
     <w:p>
@@ -6515,15 +6506,10 @@
     <w:p>
       <w:pPr>
         <w:pStyle w:val="Heading1"/>
-        <w:ind w:hanging="566.9291338582675"/>
-        <w:jc w:val="both"/>
         <w:rPr/>
       </w:pPr>
-      <w:bookmarkStart w:colFirst="0" w:colLast="0" w:name="_45b7u0f8ggmm" w:id="20"/>
+      <w:bookmarkStart w:colFirst="0" w:colLast="0" w:name="_yh563rrqt3gk" w:id="20"/>
       <w:bookmarkEnd w:id="20"/>
-      <w:r>
-        <w:br w:type="page"/>
-      </w:r>
       <w:r>
         <w:rPr>
           <w:rtl w:val="0"/>
@@ -7109,12 +7095,12 @@
           <wp:inline distB="114300" distT="114300" distL="114300" distR="114300">
             <wp:extent cx="2447925" cy="1867058"/>
             <wp:effectExtent b="0" l="0" r="0" t="0"/>
-            <wp:docPr id="10" name="image10.png"/>
+            <wp:docPr id="10" name="image8.png"/>
             <a:graphic>
               <a:graphicData uri="http://schemas.openxmlformats.org/drawingml/2006/picture">
                 <pic:pic>
                   <pic:nvPicPr>
-                    <pic:cNvPr id="0" name="image10.png"/>
+                    <pic:cNvPr id="0" name="image8.png"/>
                     <pic:cNvPicPr preferRelativeResize="0"/>
                   </pic:nvPicPr>
                   <pic:blipFill>
@@ -7149,12 +7135,12 @@
           <wp:inline distB="114300" distT="114300" distL="114300" distR="114300">
             <wp:extent cx="2314575" cy="1934482"/>
             <wp:effectExtent b="0" l="0" r="0" t="0"/>
-            <wp:docPr id="9" name="image4.png"/>
+            <wp:docPr id="9" name="image1.png"/>
             <a:graphic>
               <a:graphicData uri="http://schemas.openxmlformats.org/drawingml/2006/picture">
                 <pic:pic>
                   <pic:nvPicPr>
-                    <pic:cNvPr id="0" name="image4.png"/>
+                    <pic:cNvPr id="0" name="image1.png"/>
                     <pic:cNvPicPr preferRelativeResize="0"/>
                   </pic:nvPicPr>
                   <pic:blipFill>
@@ -7232,12 +7218,12 @@
           <wp:inline distB="114300" distT="114300" distL="114300" distR="114300">
             <wp:extent cx="4575038" cy="3080124"/>
             <wp:effectExtent b="0" l="0" r="0" t="0"/>
-            <wp:docPr id="4" name="image9.png"/>
+            <wp:docPr id="4" name="image10.png"/>
             <a:graphic>
               <a:graphicData uri="http://schemas.openxmlformats.org/drawingml/2006/picture">
                 <pic:pic>
                   <pic:nvPicPr>
-                    <pic:cNvPr id="0" name="image9.png"/>
+                    <pic:cNvPr id="0" name="image10.png"/>
                     <pic:cNvPicPr preferRelativeResize="0"/>
                   </pic:nvPicPr>
                   <pic:blipFill>
@@ -7318,12 +7304,12 @@
           <wp:inline distB="114300" distT="114300" distL="114300" distR="114300">
             <wp:extent cx="5039865" cy="3022600"/>
             <wp:effectExtent b="0" l="0" r="0" t="0"/>
-            <wp:docPr id="7" name="image5.png"/>
+            <wp:docPr id="7" name="image6.png"/>
             <a:graphic>
               <a:graphicData uri="http://schemas.openxmlformats.org/drawingml/2006/picture">
                 <pic:pic>
                   <pic:nvPicPr>
-                    <pic:cNvPr id="0" name="image5.png"/>
+                    <pic:cNvPr id="0" name="image6.png"/>
                     <pic:cNvPicPr preferRelativeResize="0"/>
                   </pic:nvPicPr>
                   <pic:blipFill>
@@ -7393,12 +7379,12 @@
           <wp:inline distB="114300" distT="114300" distL="114300" distR="114300">
             <wp:extent cx="4260713" cy="4598992"/>
             <wp:effectExtent b="0" l="0" r="0" t="0"/>
-            <wp:docPr id="11" name="image6.png"/>
+            <wp:docPr id="11" name="image5.png"/>
             <a:graphic>
               <a:graphicData uri="http://schemas.openxmlformats.org/drawingml/2006/picture">
                 <pic:pic>
                   <pic:nvPicPr>
-                    <pic:cNvPr id="0" name="image6.png"/>
+                    <pic:cNvPr id="0" name="image5.png"/>
                     <pic:cNvPicPr preferRelativeResize="0"/>
                   </pic:nvPicPr>
                   <pic:blipFill>
@@ -7495,12 +7481,12 @@
           <wp:inline distB="114300" distT="114300" distL="114300" distR="114300">
             <wp:extent cx="3302937" cy="1942904"/>
             <wp:effectExtent b="0" l="0" r="0" t="0"/>
-            <wp:docPr id="13" name="image3.png"/>
+            <wp:docPr id="13" name="image11.png"/>
             <a:graphic>
               <a:graphicData uri="http://schemas.openxmlformats.org/drawingml/2006/picture">
                 <pic:pic>
                   <pic:nvPicPr>
-                    <pic:cNvPr id="0" name="image3.png"/>
+                    <pic:cNvPr id="0" name="image11.png"/>
                     <pic:cNvPicPr preferRelativeResize="0"/>
                   </pic:nvPicPr>
                   <pic:blipFill>
@@ -7533,12 +7519,12 @@
           <wp:inline distB="114300" distT="114300" distL="114300" distR="114300">
             <wp:extent cx="3927338" cy="2969631"/>
             <wp:effectExtent b="0" l="0" r="0" t="0"/>
-            <wp:docPr id="6" name="image11.png"/>
+            <wp:docPr id="6" name="image7.png"/>
             <a:graphic>
               <a:graphicData uri="http://schemas.openxmlformats.org/drawingml/2006/picture">
                 <pic:pic>
                   <pic:nvPicPr>
-                    <pic:cNvPr id="0" name="image11.png"/>
+                    <pic:cNvPr id="0" name="image7.png"/>
                     <pic:cNvPicPr preferRelativeResize="0"/>
                   </pic:nvPicPr>
                   <pic:blipFill>
@@ -7608,12 +7594,12 @@
           <wp:inline distB="114300" distT="114300" distL="114300" distR="114300">
             <wp:extent cx="5039865" cy="2311400"/>
             <wp:effectExtent b="0" l="0" r="0" t="0"/>
-            <wp:docPr id="8" name="image2.png"/>
+            <wp:docPr id="8" name="image4.png"/>
             <a:graphic>
               <a:graphicData uri="http://schemas.openxmlformats.org/drawingml/2006/picture">
                 <pic:pic>
                   <pic:nvPicPr>
-                    <pic:cNvPr id="0" name="image2.png"/>
+                    <pic:cNvPr id="0" name="image4.png"/>
                     <pic:cNvPicPr preferRelativeResize="0"/>
                   </pic:nvPicPr>
                   <pic:blipFill>
@@ -8110,12 +8096,12 @@
           <wp:extent cx="1733550" cy="638175"/>
           <wp:effectExtent b="0" l="0" r="0" t="0"/>
           <wp:wrapNone/>
-          <wp:docPr id="12" name="image7.png"/>
+          <wp:docPr id="12" name="image9.png"/>
           <a:graphic>
             <a:graphicData uri="http://schemas.openxmlformats.org/drawingml/2006/picture">
               <pic:pic>
                 <pic:nvPicPr>
-                  <pic:cNvPr id="0" name="image7.png"/>
+                  <pic:cNvPr id="0" name="image9.png"/>
                   <pic:cNvPicPr preferRelativeResize="0"/>
                 </pic:nvPicPr>
                 <pic:blipFill>

--- a/Documentación/doc - pdf/Estudio Inicial/Estudio Inicial - Proyecto Seminario Integrador - Gestión de alquileres.docx
+++ b/Documentación/doc - pdf/Estudio Inicial/Estudio Inicial - Proyecto Seminario Integrador - Gestión de alquileres.docx
@@ -4,106 +4,8 @@
   <w:body>
     <w:p>
       <w:pPr>
-        <w:spacing w:after="0" w:before="400" w:line="240" w:lineRule="auto"/>
-        <w:jc w:val="center"/>
-        <w:rPr>
-          <w:b w:val="1"/>
-          <w:bCs w:val="1"/>
-          <w:color w:val="1f3864"/>
-          <w:sz w:val="24"/>
-          <w:szCs w:val="24"/>
-        </w:rPr>
-      </w:pPr>
-      <w:r>
-        <w:rPr>
-          <w:b w:val="1"/>
-          <w:bCs w:val="1"/>
-          <w:color w:val="1f3864"/>
-          <w:sz w:val="24"/>
-          <w:szCs w:val="24"/>
-          <w:rtl w:val="0"/>
-        </w:rPr>
-        <w:t xml:space="preserve">UNIVERSIDAD TECNOLÓGICA NACIONAL</w:t>
-      </w:r>
-    </w:p>
-    <w:p>
-      <w:pPr>
-        <w:spacing w:after="0" w:before="240" w:line="240" w:lineRule="auto"/>
-        <w:jc w:val="center"/>
-        <w:rPr>
-          <w:b w:val="1"/>
-          <w:bCs w:val="1"/>
-          <w:color w:val="1f3864"/>
-          <w:sz w:val="24"/>
-          <w:szCs w:val="24"/>
-        </w:rPr>
-      </w:pPr>
-      <w:r>
-        <w:rPr>
-          <w:b w:val="1"/>
-          <w:bCs w:val="1"/>
-          <w:color w:val="1f3864"/>
-          <w:sz w:val="24"/>
-          <w:szCs w:val="24"/>
-          <w:rtl w:val="0"/>
-        </w:rPr>
-        <w:t xml:space="preserve">FACULTAD REGIONAL CÓRDOBA</w:t>
-      </w:r>
-    </w:p>
-    <w:p>
-      <w:pPr>
-        <w:spacing w:after="500" w:before="240" w:line="240" w:lineRule="auto"/>
-        <w:jc w:val="center"/>
-        <w:rPr>
-          <w:b w:val="1"/>
-          <w:bCs w:val="1"/>
-          <w:i w:val="1"/>
-          <w:iCs w:val="1"/>
-          <w:color w:val="595959"/>
-          <w:sz w:val="36"/>
-          <w:szCs w:val="36"/>
-        </w:rPr>
-      </w:pPr>
-      <w:r>
-        <w:rPr>
-          <w:b w:val="1"/>
-          <w:bCs w:val="1"/>
-          <w:i w:val="1"/>
-          <w:iCs w:val="1"/>
-          <w:color w:val="595959"/>
-          <w:sz w:val="36"/>
-          <w:szCs w:val="36"/>
-          <w:rtl w:val="0"/>
-        </w:rPr>
-        <w:t xml:space="preserve">Ingeniería en Sistemas de Información</w:t>
-      </w:r>
-    </w:p>
-    <w:p>
-      <w:pPr>
-        <w:spacing w:after="0" w:before="300" w:line="240" w:lineRule="auto"/>
-        <w:jc w:val="center"/>
-        <w:rPr>
-          <w:b w:val="1"/>
-          <w:bCs w:val="1"/>
-          <w:sz w:val="36"/>
-          <w:szCs w:val="36"/>
-        </w:rPr>
-      </w:pPr>
-      <w:r>
-        <w:rPr>
-          <w:b w:val="1"/>
-          <w:bCs w:val="1"/>
-          <w:sz w:val="36"/>
-          <w:szCs w:val="36"/>
-          <w:rtl w:val="0"/>
-        </w:rPr>
-        <w:t xml:space="preserve">Seminario Integrador</w:t>
-      </w:r>
-    </w:p>
-    <w:p>
-      <w:pPr>
-        <w:spacing w:after="140" w:before="700" w:line="240" w:lineRule="auto"/>
-        <w:jc w:val="center"/>
+        <w:spacing w:after="0" w:before="500" w:line="240" w:lineRule="auto"/>
+        <w:jc w:val="left"/>
         <w:rPr>
           <w:b w:val="1"/>
           <w:bCs w:val="1"/>
@@ -116,213 +18,55 @@
         <w:rPr>
           <w:b w:val="1"/>
           <w:bCs w:val="1"/>
-          <w:color w:val="1f3864"/>
-          <w:sz w:val="40"/>
-          <w:szCs w:val="40"/>
-          <w:rtl w:val="0"/>
-        </w:rPr>
-        <w:t xml:space="preserve">ESTUDIO INICIAL</w:t>
-      </w:r>
-      <w:r>
-        <w:rPr>
-          <w:rtl w:val="0"/>
-        </w:rPr>
-      </w:r>
-    </w:p>
-    <w:p>
-      <w:pPr>
-        <w:spacing w:after="700" w:before="240" w:line="240" w:lineRule="auto"/>
-        <w:jc w:val="center"/>
-        <w:rPr>
-          <w:b w:val="1"/>
-          <w:bCs w:val="1"/>
-          <w:sz w:val="28"/>
-          <w:szCs w:val="28"/>
-        </w:rPr>
-      </w:pPr>
-      <w:r>
-        <w:rPr>
-          <w:b w:val="1"/>
-          <w:bCs w:val="1"/>
-          <w:sz w:val="28"/>
-          <w:szCs w:val="28"/>
-          <w:rtl w:val="0"/>
-        </w:rPr>
-        <w:t xml:space="preserve">RentAR — Plataforma web de Gestión de Alquileres de Inmuebles</w:t>
-      </w:r>
-    </w:p>
-    <w:p>
-      <w:pPr>
-        <w:spacing w:after="0" w:before="500" w:line="240" w:lineRule="auto"/>
-        <w:jc w:val="center"/>
-        <w:rPr>
-          <w:b w:val="1"/>
-          <w:bCs w:val="1"/>
-          <w:sz w:val="36"/>
-          <w:szCs w:val="36"/>
-        </w:rPr>
-      </w:pPr>
-      <w:r>
-        <w:rPr>
-          <w:b w:val="1"/>
-          <w:bCs w:val="1"/>
-          <w:sz w:val="36"/>
-          <w:szCs w:val="36"/>
-          <w:rtl w:val="0"/>
-        </w:rPr>
-        <w:t xml:space="preserve">Curso: 3K1</w:t>
-        <w:br w:type="textWrapping"/>
-        <w:t xml:space="preserve">Año: 2026</w:t>
-      </w:r>
-    </w:p>
-    <w:p>
-      <w:pPr>
-        <w:spacing w:after="0" w:before="500" w:line="240" w:lineRule="auto"/>
-        <w:jc w:val="center"/>
-        <w:rPr>
-          <w:b w:val="1"/>
-          <w:bCs w:val="1"/>
-          <w:sz w:val="36"/>
-          <w:szCs w:val="36"/>
-        </w:rPr>
-      </w:pPr>
-      <w:r>
-        <w:rPr>
-          <w:b w:val="1"/>
-          <w:bCs w:val="1"/>
-          <w:sz w:val="36"/>
-          <w:szCs w:val="36"/>
-          <w:rtl w:val="0"/>
-        </w:rPr>
-        <w:t xml:space="preserve">Docentes:</w:t>
-        <w:br w:type="textWrapping"/>
-      </w:r>
-      <w:r>
-        <w:rPr>
-          <w:rtl w:val="0"/>
-        </w:rPr>
-        <w:t xml:space="preserve">Daniel Herrera, María Cecilia Ortiz, Rita Pérez</w:t>
-      </w:r>
-      <w:r>
-        <w:rPr>
-          <w:rtl w:val="0"/>
-        </w:rPr>
-      </w:r>
-    </w:p>
-    <w:p>
-      <w:pPr>
-        <w:spacing w:after="0" w:before="500" w:line="240" w:lineRule="auto"/>
-        <w:jc w:val="center"/>
-        <w:rPr>
-          <w:b w:val="1"/>
-          <w:bCs w:val="1"/>
-          <w:sz w:val="36"/>
-          <w:szCs w:val="36"/>
-        </w:rPr>
-      </w:pPr>
-      <w:r>
-        <w:rPr>
-          <w:b w:val="1"/>
-          <w:bCs w:val="1"/>
-          <w:sz w:val="36"/>
-          <w:szCs w:val="36"/>
-          <w:rtl w:val="0"/>
-        </w:rPr>
-        <w:t xml:space="preserve">Integrantes:</w:t>
-      </w:r>
-    </w:p>
-    <w:p>
-      <w:pPr>
-        <w:widowControl w:val="0"/>
-        <w:spacing w:after="0" w:before="0" w:line="276" w:lineRule="auto"/>
-        <w:jc w:val="center"/>
-        <w:rPr/>
-      </w:pPr>
-      <w:r>
-        <w:rPr>
-          <w:rtl w:val="0"/>
-        </w:rPr>
-        <w:t xml:space="preserve">Artaz, Nicolás</w:t>
-      </w:r>
-    </w:p>
-    <w:p>
-      <w:pPr>
-        <w:widowControl w:val="0"/>
-        <w:spacing w:after="0" w:before="0" w:line="276" w:lineRule="auto"/>
-        <w:jc w:val="center"/>
-        <w:rPr/>
-      </w:pPr>
-      <w:r>
-        <w:rPr>
-          <w:rtl w:val="0"/>
-        </w:rPr>
-        <w:t xml:space="preserve">D’Andrea Escoda, Thiago Augusto</w:t>
-      </w:r>
-    </w:p>
-    <w:p>
-      <w:pPr>
-        <w:widowControl w:val="0"/>
-        <w:spacing w:after="0" w:before="0" w:line="276" w:lineRule="auto"/>
-        <w:jc w:val="center"/>
-        <w:rPr/>
-      </w:pPr>
-      <w:r>
-        <w:rPr>
-          <w:rtl w:val="0"/>
-        </w:rPr>
-        <w:t xml:space="preserve">Diaz, Ivan Fabricio</w:t>
-      </w:r>
-    </w:p>
-    <w:p>
-      <w:pPr>
-        <w:widowControl w:val="0"/>
-        <w:spacing w:after="0" w:line="276" w:lineRule="auto"/>
-        <w:jc w:val="center"/>
-        <w:rPr/>
-      </w:pPr>
-      <w:r>
-        <w:rPr>
-          <w:rtl w:val="0"/>
-        </w:rPr>
-        <w:t xml:space="preserve">Pilar Carrizo, Camila</w:t>
-      </w:r>
-    </w:p>
-    <w:p>
-      <w:pPr>
-        <w:widowControl w:val="0"/>
-        <w:spacing w:after="0" w:before="0" w:line="276" w:lineRule="auto"/>
-        <w:jc w:val="center"/>
-        <w:rPr/>
-      </w:pPr>
-      <w:r>
-        <w:rPr>
-          <w:rtl w:val="0"/>
-        </w:rPr>
-        <w:t xml:space="preserve">Rosales, Tomás Daniel</w:t>
-      </w:r>
-    </w:p>
-    <w:p>
-      <w:pPr>
-        <w:spacing w:after="0" w:before="500" w:line="240" w:lineRule="auto"/>
-        <w:jc w:val="center"/>
-        <w:rPr>
-          <w:b w:val="1"/>
-          <w:bCs w:val="1"/>
           <w:color w:val="595959"/>
           <w:sz w:val="36"/>
           <w:szCs w:val="36"/>
         </w:rPr>
-      </w:pPr>
-      <w:r>
-        <w:rPr>
-          <w:b w:val="1"/>
-          <w:bCs w:val="1"/>
-          <w:color w:val="595959"/>
-          <w:sz w:val="36"/>
-          <w:szCs w:val="36"/>
-          <w:rtl w:val="0"/>
-        </w:rPr>
-        <w:t xml:space="preserve">Córdoba, Argentina</w:t>
+        <w:drawing>
+          <wp:anchor allowOverlap="1" behindDoc="1" distB="114300" distT="114300" distL="114300" distR="114300" hidden="0" layoutInCell="1" locked="0" relativeHeight="0" simplePos="0">
+            <wp:simplePos x="0" y="0"/>
+            <wp:positionH relativeFrom="page">
+              <wp:posOffset>-14287</wp:posOffset>
+            </wp:positionH>
+            <wp:positionV relativeFrom="page">
+              <wp:posOffset>-42862</wp:posOffset>
+            </wp:positionV>
+            <wp:extent cx="7581900" cy="10762336"/>
+            <wp:effectExtent b="0" l="0" r="0" t="0"/>
+            <wp:wrapNone/>
+            <wp:docPr id="14" name="image12.png"/>
+            <a:graphic>
+              <a:graphicData uri="http://schemas.openxmlformats.org/drawingml/2006/picture">
+                <pic:pic>
+                  <pic:nvPicPr>
+                    <pic:cNvPr id="0" name="image12.png"/>
+                    <pic:cNvPicPr preferRelativeResize="0"/>
+                  </pic:nvPicPr>
+                  <pic:blipFill>
+                    <a:blip r:embed="rId10"/>
+                    <a:srcRect b="0" l="0" r="0" t="0"/>
+                    <a:stretch>
+                      <a:fillRect/>
+                    </a:stretch>
+                  </pic:blipFill>
+                  <pic:spPr>
+                    <a:xfrm>
+                      <a:off x="0" y="0"/>
+                      <a:ext cx="7581900" cy="10762336"/>
+                    </a:xfrm>
+                    <a:prstGeom prst="rect"/>
+                    <a:ln/>
+                  </pic:spPr>
+                </pic:pic>
+              </a:graphicData>
+            </a:graphic>
+          </wp:anchor>
+        </w:drawing>
+      </w:r>
+      <w:r>
+        <w:rPr>
+          <w:rtl w:val="0"/>
+        </w:rPr>
       </w:r>
     </w:p>
     <w:p>
@@ -547,6 +291,7 @@
                 <w:bCs w:val="1"/>
               </w:rPr>
             </w:pPr>
+            <w:commentRangeStart w:id="0"/>
             <w:r>
               <w:rPr>
                 <w:rFonts w:ascii="Century Gothic" w:cs="Century Gothic" w:eastAsia="Century Gothic" w:hAnsi="Century Gothic"/>
@@ -601,6 +346,7 @@
                 <w:bCs w:val="1"/>
               </w:rPr>
             </w:pPr>
+            <w:commentRangeStart w:id="1"/>
             <w:r>
               <w:rPr>
                 <w:rFonts w:ascii="Century Gothic" w:cs="Century Gothic" w:eastAsia="Century Gothic" w:hAnsi="Century Gothic"/>
@@ -648,6 +394,7 @@
                 <w:bCs w:val="1"/>
               </w:rPr>
             </w:pPr>
+            <w:commentRangeStart w:id="2"/>
             <w:r>
               <w:rPr>
                 <w:rFonts w:ascii="Century Gothic" w:cs="Century Gothic" w:eastAsia="Century Gothic" w:hAnsi="Century Gothic"/>
@@ -691,6 +438,7 @@
               <w:jc w:val="both"/>
               <w:rPr/>
             </w:pPr>
+            <w:commentRangeStart w:id="3"/>
             <w:r>
               <w:rPr>
                 <w:rFonts w:ascii="Century Gothic" w:cs="Century Gothic" w:eastAsia="Century Gothic" w:hAnsi="Century Gothic"/>
@@ -1541,16 +1289,16 @@
             <wp:extent cx="1152525" cy="751840"/>
             <wp:effectExtent b="0" l="0" r="0" t="0"/>
             <wp:wrapNone/>
-            <wp:docPr descr="Resultado de imagen para logo utn" id="3" name="image3.png"/>
+            <wp:docPr descr="Resultado de imagen para logo utn" id="3" name="image16.png"/>
             <a:graphic>
               <a:graphicData uri="http://schemas.openxmlformats.org/drawingml/2006/picture">
                 <pic:pic>
                   <pic:nvPicPr>
-                    <pic:cNvPr descr="Resultado de imagen para logo utn" id="0" name="image3.png"/>
+                    <pic:cNvPr descr="Resultado de imagen para logo utn" id="0" name="image16.png"/>
                     <pic:cNvPicPr preferRelativeResize="0"/>
                   </pic:nvPicPr>
                   <pic:blipFill>
-                    <a:blip r:embed="rId6"/>
+                    <a:blip r:embed="rId11"/>
                     <a:srcRect b="0" l="0" r="0" t="0"/>
                     <a:stretch>
                       <a:fillRect/>
@@ -1587,36 +1335,24 @@
     </w:p>
     <w:p>
       <w:pPr>
-        <w:ind w:hanging="709"/>
-        <w:jc w:val="both"/>
-        <w:rPr/>
-      </w:pPr>
-      <w:r>
-        <w:rPr>
-          <w:rtl w:val="0"/>
-        </w:rPr>
-      </w:r>
-    </w:p>
-    <w:p>
-      <w:pPr>
-        <w:ind w:hanging="709"/>
-        <w:jc w:val="both"/>
-        <w:rPr>
-          <w:b w:val="1"/>
-          <w:bCs w:val="1"/>
-          <w:sz w:val="26"/>
-          <w:szCs w:val="26"/>
-        </w:rPr>
-      </w:pPr>
-      <w:r>
-        <w:rPr>
-          <w:b w:val="1"/>
-          <w:bCs w:val="1"/>
-          <w:sz w:val="26"/>
-          <w:szCs w:val="26"/>
+        <w:pStyle w:val="Heading1"/>
+        <w:ind w:hanging="708.6614173228347"/>
+        <w:rPr>
+          <w:color w:val="064d98"/>
+        </w:rPr>
+      </w:pPr>
+      <w:bookmarkStart w:colFirst="0" w:colLast="0" w:name="_4schc4tp9yfb" w:id="1"/>
+      <w:bookmarkEnd w:id="1"/>
+      <w:r>
+        <w:rPr>
           <w:rtl w:val="0"/>
         </w:rPr>
         <w:t xml:space="preserve">Hoja de Historial de revisiones</w:t>
+      </w:r>
+      <w:r>
+        <w:rPr>
+          <w:rtl w:val="0"/>
+        </w:rPr>
       </w:r>
     </w:p>
     <w:tbl>
@@ -1875,8 +1611,10 @@
             </w:pPr>
             <w:r>
               <w:rPr>
-                <w:rtl w:val="0"/>
-              </w:rPr>
+                <w:rFonts w:ascii="Arial" w:cs="Arial" w:eastAsia="Arial" w:hAnsi="Arial"/>
+                <w:rtl w:val="0"/>
+              </w:rPr>
+              <w:t xml:space="preserve">1</w:t>
             </w:r>
           </w:p>
         </w:tc>
@@ -1892,8 +1630,10 @@
             </w:pPr>
             <w:r>
               <w:rPr>
-                <w:rtl w:val="0"/>
-              </w:rPr>
+                <w:rFonts w:ascii="Arial" w:cs="Arial" w:eastAsia="Arial" w:hAnsi="Arial"/>
+                <w:rtl w:val="0"/>
+              </w:rPr>
+              <w:t xml:space="preserve">Aplicación de correcciones solicitadas por la cátedra, ampliación de los requerimientos detallados e incorporación de resultados de encuestas.</w:t>
             </w:r>
           </w:p>
         </w:tc>
@@ -1903,10 +1643,29 @@
           </w:tcPr>
           <w:p>
             <w:pPr>
-              <w:rPr>
-                <w:rFonts w:ascii="Arial" w:cs="Arial" w:eastAsia="Arial" w:hAnsi="Arial"/>
-              </w:rPr>
-            </w:pPr>
+              <w:jc w:val="center"/>
+              <w:rPr/>
+            </w:pPr>
+            <w:r>
+              <w:rPr>
+                <w:rtl w:val="0"/>
+              </w:rPr>
+              <w:t xml:space="preserve">D’Andrea, Thiago;</w:t>
+            </w:r>
+          </w:p>
+          <w:p>
+            <w:pPr>
+              <w:jc w:val="center"/>
+              <w:rPr>
+                <w:rFonts w:ascii="Arial" w:cs="Arial" w:eastAsia="Arial" w:hAnsi="Arial"/>
+              </w:rPr>
+            </w:pPr>
+            <w:r>
+              <w:rPr>
+                <w:rtl w:val="0"/>
+              </w:rPr>
+              <w:t xml:space="preserve">Carrizo, Camila</w:t>
+            </w:r>
             <w:r>
               <w:rPr>
                 <w:rtl w:val="0"/>
@@ -2531,16 +2290,14 @@
         <w:rPr>
           <w:b w:val="1"/>
           <w:bCs w:val="1"/>
-          <w:sz w:val="28"/>
-          <w:szCs w:val="28"/>
+          <w:color w:val="064d98"/>
         </w:rPr>
       </w:pPr>
       <w:r>
         <w:rPr>
           <w:b w:val="1"/>
           <w:bCs w:val="1"/>
-          <w:sz w:val="28"/>
-          <w:szCs w:val="28"/>
+          <w:color w:val="064d98"/>
           <w:rtl w:val="0"/>
         </w:rPr>
         <w:t xml:space="preserve">Índice</w:t>
@@ -2548,7 +2305,7 @@
     </w:p>
     <w:sdt>
       <w:sdtPr>
-        <w:id w:val="1018761809"/>
+        <w:id w:val="-734384537"/>
         <w:docPartObj>
           <w:docPartGallery w:val="Table of Contents"/>
           <w:docPartUnique w:val="1"/>
@@ -2653,7 +2410,7 @@
                 <w:vertAlign w:val="baseline"/>
                 <w:rtl w:val="0"/>
               </w:rPr>
-              <w:t xml:space="preserve">2- Propósito del documento</w:t>
+              <w:t xml:space="preserve">2- Introducción al estudio inicial</w:t>
               <w:tab/>
               <w:t xml:space="preserve">6</w:t>
             </w:r>
@@ -2917,7 +2674,7 @@
               </w:rPr>
               <w:t xml:space="preserve">5- Impulsos</w:t>
               <w:tab/>
-              <w:t xml:space="preserve">10</w:t>
+              <w:t xml:space="preserve">11</w:t>
             </w:r>
           </w:hyperlink>
           <w:r>
@@ -2970,7 +2727,7 @@
               </w:rPr>
               <w:t xml:space="preserve">5.1- Oportunidades</w:t>
               <w:tab/>
-              <w:t xml:space="preserve">10</w:t>
+              <w:t xml:space="preserve">11</w:t>
             </w:r>
           </w:hyperlink>
           <w:r>
@@ -3023,7 +2780,7 @@
               </w:rPr>
               <w:t xml:space="preserve">5.2- Requerimientos Funcionales y No Funcionales</w:t>
               <w:tab/>
-              <w:t xml:space="preserve">11</w:t>
+              <w:t xml:space="preserve">12</w:t>
             </w:r>
           </w:hyperlink>
           <w:r>
@@ -3075,7 +2832,7 @@
               </w:rPr>
               <w:t xml:space="preserve">6- Propuesta del sistema de información</w:t>
               <w:tab/>
-              <w:t xml:space="preserve">12</w:t>
+              <w:t xml:space="preserve">13</w:t>
             </w:r>
           </w:hyperlink>
           <w:r>
@@ -3094,8 +2851,8 @@
             <w:ind w:left="360" w:firstLine="0"/>
             <w:rPr>
               <w:rFonts w:ascii="Arial" w:cs="Arial" w:eastAsia="Arial" w:hAnsi="Arial"/>
-              <w:b w:val="1"/>
-              <w:bCs w:val="1"/>
+              <w:b w:val="0"/>
+              <w:bCs w:val="0"/>
               <w:i w:val="0"/>
               <w:iCs w:val="0"/>
               <w:smallCaps w:val="0"/>
@@ -3128,7 +2885,7 @@
               </w:rPr>
               <w:t xml:space="preserve">6.1- Objetivo del SI</w:t>
               <w:tab/>
-              <w:t xml:space="preserve">12</w:t>
+              <w:t xml:space="preserve">13</w:t>
             </w:r>
           </w:hyperlink>
           <w:r>
@@ -3147,8 +2904,8 @@
             <w:ind w:left="360" w:firstLine="0"/>
             <w:rPr>
               <w:rFonts w:ascii="Arial" w:cs="Arial" w:eastAsia="Arial" w:hAnsi="Arial"/>
-              <w:b w:val="1"/>
-              <w:bCs w:val="1"/>
+              <w:b w:val="0"/>
+              <w:bCs w:val="0"/>
               <w:i w:val="0"/>
               <w:iCs w:val="0"/>
               <w:smallCaps w:val="0"/>
@@ -3181,7 +2938,7 @@
               </w:rPr>
               <w:t xml:space="preserve">6.2- Requerimientos funcionales detallados</w:t>
               <w:tab/>
-              <w:t xml:space="preserve">12</w:t>
+              <w:t xml:space="preserve">14</w:t>
             </w:r>
           </w:hyperlink>
           <w:r>
@@ -3233,7 +2990,7 @@
               </w:rPr>
               <w:t xml:space="preserve">7- Estudio de Prefactibilidad</w:t>
               <w:tab/>
-              <w:t xml:space="preserve">13</w:t>
+              <w:t xml:space="preserve">15</w:t>
             </w:r>
           </w:hyperlink>
           <w:r>
@@ -3286,7 +3043,7 @@
               </w:rPr>
               <w:t xml:space="preserve">7.1- Prefactibilidad técnica</w:t>
               <w:tab/>
-              <w:t xml:space="preserve">13</w:t>
+              <w:t xml:space="preserve">15</w:t>
             </w:r>
           </w:hyperlink>
           <w:r>
@@ -3339,7 +3096,7 @@
               </w:rPr>
               <w:t xml:space="preserve">7.2- Prefactibilidad económica</w:t>
               <w:tab/>
-              <w:t xml:space="preserve">13</w:t>
+              <w:t xml:space="preserve">15</w:t>
             </w:r>
           </w:hyperlink>
           <w:r>
@@ -3390,51 +3147,9 @@
                 <w:vertAlign w:val="baseline"/>
                 <w:rtl w:val="0"/>
               </w:rPr>
-              <w:t xml:space="preserve">7.3- </w:t>
-            </w:r>
-          </w:hyperlink>
-          <w:hyperlink w:anchor="_ocdh7ukl7t49">
-            <w:r>
-              <w:rPr>
-                <w:rFonts w:ascii="Arial" w:cs="Arial" w:eastAsia="Arial" w:hAnsi="Arial"/>
-                <w:b w:val="1"/>
-                <w:bCs w:val="1"/>
-                <w:i w:val="0"/>
-                <w:iCs w:val="0"/>
-                <w:smallCaps w:val="0"/>
-                <w:strike w:val="0"/>
-                <w:color w:val="000000"/>
-                <w:sz w:val="22"/>
-                <w:szCs w:val="22"/>
-                <w:u w:val="none"/>
-                <w:shd w:fill="auto" w:val="clear"/>
-                <w:vertAlign w:val="baseline"/>
-                <w:rtl w:val="0"/>
-              </w:rPr>
-              <w:t xml:space="preserve">Prefactibilidad</w:t>
-            </w:r>
-          </w:hyperlink>
-          <w:hyperlink w:anchor="_ocdh7ukl7t49">
-            <w:r>
-              <w:rPr>
-                <w:rFonts w:ascii="Arial" w:cs="Arial" w:eastAsia="Arial" w:hAnsi="Arial"/>
-                <w:b w:val="1"/>
-                <w:bCs w:val="1"/>
-                <w:i w:val="0"/>
-                <w:iCs w:val="0"/>
-                <w:smallCaps w:val="0"/>
-                <w:strike w:val="0"/>
-                <w:color w:val="000000"/>
-                <w:sz w:val="22"/>
-                <w:szCs w:val="22"/>
-                <w:u w:val="none"/>
-                <w:shd w:fill="auto" w:val="clear"/>
-                <w:vertAlign w:val="baseline"/>
-                <w:rtl w:val="0"/>
-              </w:rPr>
-              <w:t xml:space="preserve"> operativa</w:t>
+              <w:t xml:space="preserve">7.3- Prefactibilidad operativa</w:t>
               <w:tab/>
-              <w:t xml:space="preserve">13</w:t>
+              <w:t xml:space="preserve">16</w:t>
             </w:r>
           </w:hyperlink>
           <w:r>
@@ -3486,7 +3201,7 @@
               </w:rPr>
               <w:t xml:space="preserve">8- Metodología a utilizar</w:t>
               <w:tab/>
-              <w:t xml:space="preserve">14</w:t>
+              <w:t xml:space="preserve">16</w:t>
             </w:r>
           </w:hyperlink>
           <w:r>
@@ -3538,7 +3253,7 @@
               </w:rPr>
               <w:t xml:space="preserve">9- Roadmap del proyecto</w:t>
               <w:tab/>
-              <w:t xml:space="preserve">14</w:t>
+              <w:t xml:space="preserve">17</w:t>
             </w:r>
           </w:hyperlink>
           <w:r>
@@ -3590,7 +3305,7 @@
               </w:rPr>
               <w:t xml:space="preserve">10- Glosario</w:t>
               <w:tab/>
-              <w:t xml:space="preserve">15</w:t>
+              <w:t xml:space="preserve">18</w:t>
             </w:r>
           </w:hyperlink>
           <w:r>
@@ -3642,7 +3357,7 @@
               </w:rPr>
               <w:t xml:space="preserve">11- Anexos</w:t>
               <w:tab/>
-              <w:t xml:space="preserve">16</w:t>
+              <w:t xml:space="preserve">19</w:t>
             </w:r>
           </w:hyperlink>
           <w:r>
@@ -3695,7 +3410,60 @@
               </w:rPr>
               <w:t xml:space="preserve">Anexo 1- Registro fotográfico de sistemas similares existentes</w:t>
               <w:tab/>
-              <w:t xml:space="preserve">16</w:t>
+              <w:t xml:space="preserve">19</w:t>
+            </w:r>
+          </w:hyperlink>
+          <w:r>
+            <w:rPr>
+              <w:rtl w:val="0"/>
+            </w:rPr>
+          </w:r>
+        </w:p>
+        <w:p>
+          <w:pPr>
+            <w:widowControl w:val="0"/>
+            <w:tabs>
+              <w:tab w:val="right" w:leader="dot" w:pos="12000"/>
+            </w:tabs>
+            <w:spacing w:after="0" w:before="60" w:line="240" w:lineRule="auto"/>
+            <w:ind w:left="360" w:firstLine="0"/>
+            <w:rPr>
+              <w:rFonts w:ascii="Arial" w:cs="Arial" w:eastAsia="Arial" w:hAnsi="Arial"/>
+              <w:b w:val="1"/>
+              <w:bCs w:val="1"/>
+              <w:i w:val="0"/>
+              <w:iCs w:val="0"/>
+              <w:smallCaps w:val="0"/>
+              <w:strike w:val="0"/>
+              <w:color w:val="000000"/>
+              <w:sz w:val="22"/>
+              <w:szCs w:val="22"/>
+              <w:u w:val="none"/>
+              <w:shd w:fill="auto" w:val="clear"/>
+              <w:vertAlign w:val="baseline"/>
+            </w:rPr>
+          </w:pPr>
+          <w:hyperlink w:anchor="_1vfnyp4g20jw">
+            <w:r>
+              <w:rPr>
+                <w:rFonts w:ascii="Arial" w:cs="Arial" w:eastAsia="Arial" w:hAnsi="Arial"/>
+                <w:b w:val="1"/>
+                <w:bCs w:val="1"/>
+                <w:i w:val="0"/>
+                <w:iCs w:val="0"/>
+                <w:smallCaps w:val="0"/>
+                <w:strike w:val="0"/>
+                <w:color w:val="000000"/>
+                <w:sz w:val="22"/>
+                <w:szCs w:val="22"/>
+                <w:u w:val="none"/>
+                <w:shd w:fill="auto" w:val="clear"/>
+                <w:vertAlign w:val="baseline"/>
+                <w:rtl w:val="0"/>
+              </w:rPr>
+              <w:t xml:space="preserve">Anexo 2 - Resultados de encuestas a locadores y locatarios</w:t>
+              <w:tab/>
+              <w:t xml:space="preserve">22</w:t>
             </w:r>
           </w:hyperlink>
           <w:r>
@@ -3730,8 +3498,8 @@
           <w:color w:val="1c4587"/>
         </w:rPr>
       </w:pPr>
-      <w:bookmarkStart w:colFirst="0" w:colLast="0" w:name="_4cvplyihf0ab" w:id="1"/>
-      <w:bookmarkEnd w:id="1"/>
+      <w:bookmarkStart w:colFirst="0" w:colLast="0" w:name="_4cvplyihf0ab" w:id="2"/>
+      <w:bookmarkEnd w:id="2"/>
       <w:r>
         <w:br w:type="page"/>
       </w:r>
@@ -3769,7 +3537,30 @@
           <w:rFonts w:ascii="Arial" w:cs="Arial" w:eastAsia="Arial" w:hAnsi="Arial"/>
           <w:rtl w:val="0"/>
         </w:rPr>
-        <w:t xml:space="preserve">En la actualidad, los alquileres de viviendas no amuebladas se realizan a través de múltiples herramientas diferentes y medios informales: una web para buscar alquileres, firmas de contrato presenciales y subsiguiente comunicación a través de WhatsApp. Esto dificulta, por ejemplo, el seguimiento del pago del alquiler para ambas partes: a veces, el locador lleva el seguimiento con una planilla de Excel; otras, simplemente confía en no perder su historial de mensajes en WhatsApp.</w:t>
+        <w:t xml:space="preserve">En </w:t>
+      </w:r>
+      <w:r>
+        <w:rPr>
+          <w:rFonts w:ascii="Arial" w:cs="Arial" w:eastAsia="Arial" w:hAnsi="Arial"/>
+          <w:rtl w:val="0"/>
+        </w:rPr>
+        <w:t xml:space="preserve">la actualidad, los alquileres de viviendas no amuebladas se realizan a través de múltiples herramientas diferentes y medios informales: la búsqueda de la propiedad se realiza en portales de avisos clasificados; la negociación y la firma del contrato se resuelven de manera presencial, con documentación en papel; y la relación posterior entre las partes (informe del monto mensual, aviso de vencimiento, comprobantes de pago, reclamos por desperfectos) se administra mediante canales informales, principalmente WhatsApp y correo electrónico. El seguimiento administrativo queda a cargo de cada parte por separado: el locador suele recurrir a planillas de cálculo confeccionadas por él mismo, mientras que el locatario depende de conservar el historial de mensajes como única constancia de sus pagos.</w:t>
+      </w:r>
+    </w:p>
+    <w:p>
+      <w:pPr>
+        <w:ind w:left="0" w:firstLine="425.19685039370086"/>
+        <w:jc w:val="both"/>
+        <w:rPr>
+          <w:rFonts w:ascii="Arial" w:cs="Arial" w:eastAsia="Arial" w:hAnsi="Arial"/>
+        </w:rPr>
+      </w:pPr>
+      <w:r>
+        <w:rPr>
+          <w:rFonts w:ascii="Arial" w:cs="Arial" w:eastAsia="Arial" w:hAnsi="Arial"/>
+          <w:rtl w:val="0"/>
+        </w:rPr>
+        <w:t xml:space="preserve">Como consecuencia, se presenta una posible pérdida de trazabilidad en el ciclo de vida del alquiler: ante un cambio de número o pérdida del teléfono, tanto el locatario como el locador pueden perder su historial de mensajes y, con ello, su única constancia de los pagos y trámites realizados. Además, en situaciones donde se desea pactar el contrato a distancia, como puede ocurrir con estudiantes que se trasladarán a otra provincia, surge una fricción operativa al deber enviar el contrato físico mediante correo para su firma y posterior entrega al locador. Por último, el locador debe ocuparse manualmente de actualizar los montos mensuales e informar al locatario de los mismos, publicar nuevamente el inmueble una vez vencido el contrato y llevar (si así lo desea) un registro de los pagos.</w:t>
       </w:r>
     </w:p>
     <w:p>
@@ -3785,7 +3576,7 @@
           <w:rFonts w:ascii="Arial" w:cs="Arial" w:eastAsia="Arial" w:hAnsi="Arial"/>
           <w:rtl w:val="0"/>
         </w:rPr>
-        <w:t xml:space="preserve">Para solucionarlo, proponemos un Sistema de Información que permita a los locadores no solo dar a conocer sus propiedades de manera directa, sino también firmar el contrato de alquiler desde ambas partes con una firma electrónica, reduciendo la fricción surgida del alquiler tradicional, especialmente en situaciones donde el locatario no se encuentra aún en la localidad del inmueble, y además, realizar la gestión de la propiedad, facilitando el seguimiento de pagos y el cálculo automático de los ajustes periódicos.</w:t>
+        <w:t xml:space="preserve">Para solucionarlo, se propone un Sistema de Información que centralice el ciclo de vida completo del alquiler en una única plataforma accesible desde cualquier navegador web. Se abarcarán los siguientes aspectos: publicación de la propiedad, búsqueda, postulación, firma electrónica del contrato, cálculo automático del ajuste periódico, registro y cobro de los pagos, gestión de reclamos y cierre del contrato.</w:t>
       </w:r>
       <w:r>
         <w:rPr>
@@ -3827,8 +3618,8 @@
         <w:jc w:val="both"/>
         <w:rPr/>
       </w:pPr>
-      <w:bookmarkStart w:colFirst="0" w:colLast="0" w:name="_agzgk2yumgaj" w:id="2"/>
-      <w:bookmarkEnd w:id="2"/>
+      <w:bookmarkStart w:colFirst="0" w:colLast="0" w:name="_agzgk2yumgaj" w:id="3"/>
+      <w:bookmarkEnd w:id="3"/>
       <w:r>
         <w:rPr>
           <w:rtl w:val="0"/>
@@ -3845,42 +3636,132 @@
       </w:r>
       <w:r>
         <w:rPr>
-          <w:rFonts w:ascii="Arial" w:cs="Arial" w:eastAsia="Arial" w:hAnsi="Arial"/>
-          <w:color w:val="1c4587"/>
-          <w:rtl w:val="0"/>
-        </w:rPr>
-        <w:t xml:space="preserve">Propósito del documento</w:t>
-      </w:r>
-      <w:r>
-        <w:rPr>
-          <w:rtl w:val="0"/>
-        </w:rPr>
-      </w:r>
-    </w:p>
-    <w:p>
-      <w:pPr>
-        <w:keepNext w:val="0"/>
-        <w:keepLines w:val="0"/>
-        <w:pageBreakBefore w:val="0"/>
-        <w:widowControl w:val="1"/>
-        <w:pBdr>
-          <w:top w:space="0" w:sz="0" w:val="nil"/>
-          <w:left w:space="0" w:sz="0" w:val="nil"/>
-          <w:bottom w:space="0" w:sz="0" w:val="nil"/>
-          <w:right w:space="0" w:sz="0" w:val="nil"/>
-          <w:between w:space="0" w:sz="0" w:val="nil"/>
-        </w:pBdr>
-        <w:shd w:fill="auto" w:val="clear"/>
-        <w:spacing w:after="160" w:before="0" w:line="259" w:lineRule="auto"/>
-        <w:ind w:left="0" w:right="0" w:firstLine="420"/>
-        <w:jc w:val="both"/>
+          <w:rtl w:val="0"/>
+        </w:rPr>
+        <w:t xml:space="preserve">Introducción al estudio inicial</w:t>
+      </w:r>
+    </w:p>
+    <w:p>
+      <w:pPr>
+        <w:ind w:left="0" w:firstLine="425.19685039370086"/>
         <w:rPr/>
       </w:pPr>
       <w:r>
         <w:rPr>
           <w:rtl w:val="0"/>
         </w:rPr>
-        <w:t xml:space="preserve">El presente documento constituye el estudio inicial para el posterior desarrollo del proyecto RentAR y tiene como propósito demostrar el estudio de requerimientos, análisis de factibilidad, definición de objetivos y alcances que se utilizarán como guía para el desarrollo del proyecto.</w:t>
+        <w:t xml:space="preserve">El presente documento detalla el estudio inicial para el posterior desarrollo del proyecto RentAR y tiene como propósito detallar los aspectos clave necesarios para el posterior desarrollo del producto.</w:t>
+      </w:r>
+    </w:p>
+    <w:p>
+      <w:pPr>
+        <w:ind w:left="0" w:firstLine="425.19685039370086"/>
+        <w:rPr/>
+      </w:pPr>
+      <w:r>
+        <w:rPr>
+          <w:rtl w:val="0"/>
+        </w:rPr>
+        <w:t xml:space="preserve">En términos específicos, se busca:</w:t>
+      </w:r>
+    </w:p>
+    <w:p>
+      <w:pPr>
+        <w:numPr>
+          <w:ilvl w:val="0"/>
+          <w:numId w:val="13"/>
+        </w:numPr>
+        <w:spacing w:after="0" w:afterAutospacing="0"/>
+        <w:ind w:left="720" w:hanging="360"/>
+        <w:rPr>
+          <w:u w:val="none"/>
+        </w:rPr>
+      </w:pPr>
+      <w:r>
+        <w:rPr>
+          <w:rtl w:val="0"/>
+        </w:rPr>
+        <w:t xml:space="preserve">Delimitar el alcance del proyecto, determinando qué funcionalidad deberá contemplar (como ser, gestión de alquileres, firma del contrato) y qué no corresponde desarrollar.</w:t>
+      </w:r>
+    </w:p>
+    <w:p>
+      <w:pPr>
+        <w:numPr>
+          <w:ilvl w:val="0"/>
+          <w:numId w:val="13"/>
+        </w:numPr>
+        <w:spacing w:after="0" w:afterAutospacing="0"/>
+        <w:ind w:left="720" w:hanging="360"/>
+        <w:rPr>
+          <w:u w:val="none"/>
+        </w:rPr>
+      </w:pPr>
+      <w:r>
+        <w:rPr>
+          <w:rtl w:val="0"/>
+        </w:rPr>
+        <w:t xml:space="preserve">Definir el objetivo del sistema de información. </w:t>
+      </w:r>
+    </w:p>
+    <w:p>
+      <w:pPr>
+        <w:numPr>
+          <w:ilvl w:val="0"/>
+          <w:numId w:val="13"/>
+        </w:numPr>
+        <w:spacing w:after="0" w:afterAutospacing="0"/>
+        <w:ind w:left="720" w:hanging="360"/>
+        <w:rPr>
+          <w:u w:val="none"/>
+        </w:rPr>
+      </w:pPr>
+      <w:r>
+        <w:rPr>
+          <w:rtl w:val="0"/>
+        </w:rPr>
+        <w:t xml:space="preserve">Determinar los requerimientos funcionales y no funcionales, contemplando tanto los globales como los detallados. En este caso, relacionados al desarrollo de una plataforma web accesible desde cualquier navegador.</w:t>
+      </w:r>
+    </w:p>
+    <w:p>
+      <w:pPr>
+        <w:numPr>
+          <w:ilvl w:val="0"/>
+          <w:numId w:val="13"/>
+        </w:numPr>
+        <w:spacing w:after="0" w:afterAutospacing="0"/>
+        <w:ind w:left="720" w:hanging="360"/>
+        <w:rPr>
+          <w:u w:val="none"/>
+        </w:rPr>
+      </w:pPr>
+      <w:r>
+        <w:rPr>
+          <w:rtl w:val="0"/>
+        </w:rPr>
+        <w:t xml:space="preserve">Realizar un análisis de prefactibilidad tecnológica, económica y operativa, abarcando la perspectiva del usuario y del desarrollo.</w:t>
+      </w:r>
+    </w:p>
+    <w:p>
+      <w:pPr>
+        <w:numPr>
+          <w:ilvl w:val="0"/>
+          <w:numId w:val="13"/>
+        </w:numPr>
+        <w:ind w:left="720" w:hanging="360"/>
+        <w:rPr>
+          <w:u w:val="none"/>
+        </w:rPr>
+      </w:pPr>
+      <w:r>
+        <w:rPr>
+          <w:rtl w:val="0"/>
+        </w:rPr>
+        <w:t xml:space="preserve">Establecer la metodología de trabajo y definir un roadmap tentativo para determinar el fin del proyecto.</w:t>
+      </w:r>
+      <w:r>
+        <w:rPr>
+          <w:rtl w:val="0"/>
+        </w:rPr>
       </w:r>
     </w:p>
     <w:p>
@@ -3906,7 +3787,12 @@
         <w:rPr>
           <w:rtl w:val="0"/>
         </w:rPr>
-        <w:t xml:space="preserve">Dentro de este proyecto se encontrarán los procesos de negocio con sus objetivos definidos, análisis de necesidades y requerimientos, estudios de prefactibilidad, metodologías a utilizar y roadmaps.</w:t>
+        <w:t xml:space="preserve">Con esta premisa, nos guiaremos en base a las necesidades recopiladas de entrevistas de locadores y locatarios para proporcionar un sistema que pueda facilitar tareas cotidianas.</w:t>
+      </w:r>
+      <w:r>
+        <w:rPr>
+          <w:rtl w:val="0"/>
+        </w:rPr>
       </w:r>
     </w:p>
     <w:p>
@@ -3932,32 +3818,6 @@
         <w:rPr>
           <w:rtl w:val="0"/>
         </w:rPr>
-        <w:t xml:space="preserve">Con esta premisa nos guiaremos en base a las necesidades recopiladas de entrevistas de locadores y locatarios para proporcionar un sistema que pueda facilitar tareas cotidianas.</w:t>
-      </w:r>
-    </w:p>
-    <w:p>
-      <w:pPr>
-        <w:keepNext w:val="0"/>
-        <w:keepLines w:val="0"/>
-        <w:pageBreakBefore w:val="0"/>
-        <w:widowControl w:val="1"/>
-        <w:pBdr>
-          <w:top w:space="0" w:sz="0" w:val="nil"/>
-          <w:left w:space="0" w:sz="0" w:val="nil"/>
-          <w:bottom w:space="0" w:sz="0" w:val="nil"/>
-          <w:right w:space="0" w:sz="0" w:val="nil"/>
-          <w:between w:space="0" w:sz="0" w:val="nil"/>
-        </w:pBdr>
-        <w:shd w:fill="auto" w:val="clear"/>
-        <w:spacing w:after="160" w:before="0" w:line="259" w:lineRule="auto"/>
-        <w:ind w:left="0" w:right="0" w:firstLine="425.19685039370086"/>
-        <w:jc w:val="both"/>
-        <w:rPr/>
-      </w:pPr>
-      <w:r>
-        <w:rPr>
-          <w:rtl w:val="0"/>
-        </w:rPr>
         <w:t xml:space="preserve"> </w:t>
       </w:r>
       <w:r>
@@ -3979,8 +3839,8 @@
           <w:color w:val="1c4587"/>
         </w:rPr>
       </w:pPr>
-      <w:bookmarkStart w:colFirst="0" w:colLast="0" w:name="_5h2655cavxsl" w:id="3"/>
-      <w:bookmarkEnd w:id="3"/>
+      <w:bookmarkStart w:colFirst="0" w:colLast="0" w:name="_5h2655cavxsl" w:id="4"/>
+      <w:bookmarkEnd w:id="4"/>
       <w:r>
         <w:rPr>
           <w:rtl w:val="0"/>
@@ -4007,20 +3867,13 @@
     <w:p>
       <w:pPr>
         <w:pStyle w:val="Heading2"/>
-        <w:rPr>
-          <w:b w:val="1"/>
-          <w:bCs w:val="1"/>
-          <w:i w:val="1"/>
-          <w:iCs w:val="1"/>
-          <w:color w:val="1c4587"/>
-          <w:sz w:val="22"/>
-          <w:szCs w:val="22"/>
-        </w:rPr>
-      </w:pPr>
-      <w:bookmarkStart w:colFirst="0" w:colLast="0" w:name="_ocy1an13rxyd" w:id="4"/>
-      <w:bookmarkEnd w:id="4"/>
-      <w:r>
-        <w:rPr>
+        <w:rPr/>
+      </w:pPr>
+      <w:bookmarkStart w:colFirst="0" w:colLast="0" w:name="_ocy1an13rxyd" w:id="5"/>
+      <w:bookmarkEnd w:id="5"/>
+      <w:r>
+        <w:rPr>
+          <w:color w:val="064d98"/>
           <w:rtl w:val="0"/>
         </w:rPr>
         <w:t xml:space="preserve">3</w:t>
@@ -4031,11 +3884,6 @@
         </w:rPr>
         <w:t xml:space="preserve">.1- Contextualización</w:t>
       </w:r>
-      <w:r>
-        <w:rPr>
-          <w:rtl w:val="0"/>
-        </w:rPr>
-      </w:r>
     </w:p>
     <w:p>
       <w:pPr>
@@ -4061,6 +3909,57 @@
           <w:rtl w:val="0"/>
         </w:rPr>
         <w:t xml:space="preserve">Dada la constante necesidad de alquilar propiedades, siendo de especial atención la ciudad de Córdoba, a donde asisten miles de nuevos estudiantes cada año, se detectó la falta de una web integradora que permita, además de encontrar propiedades disponibles, también cerrar el contrato de alquiler directamente desde la web y realizar los pagos necesarios, tanto previos al alquiler como durante el mismo.</w:t>
+      </w:r>
+      <w:r>
+        <w:rPr>
+          <w:rtl w:val="0"/>
+        </w:rPr>
+      </w:r>
+    </w:p>
+    <w:p>
+      <w:pPr>
+        <w:ind w:left="0" w:firstLine="425.19685039370086"/>
+        <w:jc w:val="both"/>
+        <w:rPr/>
+      </w:pPr>
+      <w:r>
+        <w:rPr>
+          <w:rtl w:val="0"/>
+        </w:rPr>
+        <w:t xml:space="preserve">Para verificar la hipótesis, se realizó una encuesta a locadores y locatarios en la provincia de Córdoba (ver </w:t>
+      </w:r>
+      <w:hyperlink w:anchor="_1vfnyp4g20jw">
+        <w:r>
+          <w:rPr>
+            <w:color w:val="1155cc"/>
+            <w:u w:val="single"/>
+            <w:rtl w:val="0"/>
+          </w:rPr>
+          <w:t xml:space="preserve">Anexo 2 - Resultados de encuestas a locadores y locatarios</w:t>
+        </w:r>
+      </w:hyperlink>
+      <w:r>
+        <w:rPr>
+          <w:rtl w:val="0"/>
+        </w:rPr>
+        <w:t xml:space="preserve">). Las respuestas fueron mayormente favorables: con un total de cincuenta respuestas totales, el 65.9% de los locatarios confirmaron preferir alquilar mediante trato directo con el dueño, y 63.4% de los mismos se encontraron a favor de la firma electrónica del contrato. En cuanto a los locadores, la cantidad de los mismos gestionando sus alquileres mediante inmobiliarias y ofreciéndolos de manera directa se encuentra equiparada, demostrando la existencia de dueños de inmuebles que prefieren realizar la gestión por sí mismos. En cuanto a la firma electrónica, el 72.7% de los locadores se encuentra a favor. Finalmente, se observa que gran parte de los locadores gestionan sus alquileres mediante WhatsApp, y está presente la necesidad de una plataforma de gestión tanto para los locadores como los locatarios, fuertemente respaldado por los comentarios de los locatarios (Fig.11) y un comentario aportado por un locador, indicando que desarrolló su propia plataforma para gestionar sus propiedades (Fig. 14).</w:t>
+      </w:r>
+      <w:r>
+        <w:rPr>
+          <w:rtl w:val="0"/>
+        </w:rPr>
+      </w:r>
+    </w:p>
+    <w:p>
+      <w:pPr>
+        <w:ind w:left="0" w:firstLine="425.19685039370086"/>
+        <w:jc w:val="both"/>
+        <w:rPr/>
+      </w:pPr>
+      <w:r>
+        <w:rPr>
+          <w:rtl w:val="0"/>
+        </w:rPr>
       </w:r>
     </w:p>
     <w:p>
@@ -4069,8 +3968,8 @@
         <w:ind w:firstLine="0"/>
         <w:rPr/>
       </w:pPr>
-      <w:bookmarkStart w:colFirst="0" w:colLast="0" w:name="_bzb2wbyo2sj" w:id="5"/>
-      <w:bookmarkEnd w:id="5"/>
+      <w:bookmarkStart w:colFirst="0" w:colLast="0" w:name="_bzb2wbyo2sj" w:id="6"/>
+      <w:bookmarkEnd w:id="6"/>
       <w:r>
         <w:rPr>
           <w:rtl w:val="0"/>
@@ -4114,7 +4013,7 @@
         </w:rPr>
         <w:t xml:space="preserve">ARquiler (</w:t>
       </w:r>
-      <w:hyperlink r:id="rId7">
+      <w:hyperlink r:id="rId12">
         <w:r>
           <w:rPr>
             <w:b w:val="1"/>
@@ -4132,7 +4031,7 @@
           <w:bCs w:val="1"/>
           <w:rtl w:val="0"/>
         </w:rPr>
-        <w:t xml:space="preserve">) (Fig.1 y 2)</w:t>
+        <w:t xml:space="preserve">)</w:t>
       </w:r>
     </w:p>
     <w:p>
@@ -4145,7 +4044,7 @@
         <w:rPr>
           <w:rtl w:val="0"/>
         </w:rPr>
-        <w:t xml:space="preserve">Calculadora online orientada exclusivamente a estimar el nuevo valor del alquiler según la ley vigente y el índice elegido, a partir del valor inicial, la fecha de inicio del contrato y la periodicidad de ajuste. No ofrece publicación de propiedades, búsqueda, cobro ni gestión de contratos. </w:t>
+        <w:t xml:space="preserve">Calculadora online orientada exclusivamente a estimar el nuevo valor del alquiler según la ley vigente y el índice elegido, a partir del valor inicial, la fecha de inicio del contrato y la periodicidad de ajuste. No ofrece publicación de propiedades, búsqueda, cobro ni gestión de contratos. Ver Anexo 1, figuras 1 y 2.</w:t>
       </w:r>
     </w:p>
     <w:p>
@@ -4178,7 +4077,7 @@
           <w:bCs w:val="1"/>
           <w:rtl w:val="0"/>
         </w:rPr>
-        <w:t xml:space="preserve">) (Fig.3 y 4)</w:t>
+        <w:t xml:space="preserve">)</w:t>
       </w:r>
     </w:p>
     <w:p>
@@ -4191,7 +4090,7 @@
         <w:rPr>
           <w:rtl w:val="0"/>
         </w:rPr>
-        <w:t xml:space="preserve">Portales de búsqueda y publicación de inmuebles con gran volumen de avisos y filtros de búsqueda avanzados. Argenprop incorporó además un CRM gratuito para inmobiliarias (Argenprop Gestión) que permite administrar publicaciones y gestionar garantías online, pero no incluye cálculo automático de ajuste del alquiler ni cobro dentro de la plataforma.</w:t>
+        <w:t xml:space="preserve">Portales de búsqueda y publicación de inmuebles con gran volumen de avisos y filtros de búsqueda avanzados. Argenprop incorporó además un CRM gratuito para inmobiliarias (Argenprop Gestión) que permite administrar publicaciones y gestionar garantías online, pero no incluye cálculo automático de ajuste del alquiler ni cobro dentro de la plataforma. Ver Anexo 1, figuras 3 y 4.</w:t>
       </w:r>
     </w:p>
     <w:p>
@@ -4202,7 +4101,7 @@
           <w:bCs w:val="1"/>
         </w:rPr>
       </w:pPr>
-      <w:hyperlink r:id="rId8">
+      <w:hyperlink r:id="rId13">
         <w:r>
           <w:rPr>
             <w:b w:val="1"/>
@@ -4216,85 +4115,90 @@
       </w:hyperlink>
       <w:r>
         <w:rPr>
+          <w:rtl w:val="0"/>
+        </w:rPr>
+      </w:r>
+    </w:p>
+    <w:p>
+      <w:pPr>
+        <w:ind w:left="720" w:firstLine="272.1259842519685"/>
+        <w:jc w:val="both"/>
+        <w:rPr/>
+      </w:pPr>
+      <w:r>
+        <w:rPr>
+          <w:rtl w:val="0"/>
+        </w:rPr>
+        <w:t xml:space="preserve">Software de administración de alquileres orientado a inmobiliarias, con funciones de cálculo automático de punitorios por mora, emisión de recibos y liquidaciones, y facturación. Es la solución más cercana en funcionalidad administrativa a la propuesta de este proyecto, aunque está pensada como herramienta interna de gestión para inmobiliarias y no incluye un portal público de búsqueda ni un flujo de postulación para locatarios. Ver Anexo 1, figura 5.</w:t>
+      </w:r>
+    </w:p>
+    <w:p>
+      <w:pPr>
+        <w:jc w:val="both"/>
+        <w:rPr>
           <w:b w:val="1"/>
           <w:bCs w:val="1"/>
-          <w:rtl w:val="0"/>
-        </w:rPr>
-        <w:t xml:space="preserve"> (Fig.5)</w:t>
-      </w:r>
-    </w:p>
-    <w:p>
-      <w:pPr>
-        <w:ind w:left="720" w:firstLine="272.1259842519685"/>
-        <w:jc w:val="both"/>
-        <w:rPr/>
-      </w:pPr>
-      <w:r>
-        <w:rPr>
-          <w:rtl w:val="0"/>
-        </w:rPr>
-        <w:t xml:space="preserve">Software de administración de alquileres orientado a inmobiliarias, con funciones de cálculo automático de punitorios por mora, emisión de recibos y liquidaciones, y facturación. Es la solución más cercana en funcionalidad administrativa a la propuesta de este proyecto, aunque está pensada como herramienta interna de gestión para inmobiliarias y no incluye un portal público de búsqueda ni un flujo de postulación para locatarios.</w:t>
-      </w:r>
-    </w:p>
-    <w:p>
-      <w:pPr>
-        <w:jc w:val="both"/>
+        </w:rPr>
+      </w:pPr>
+      <w:r>
         <w:rPr>
           <w:b w:val="1"/>
           <w:bCs w:val="1"/>
-        </w:rPr>
-      </w:pPr>
-      <w:r>
+          <w:rtl w:val="0"/>
+        </w:rPr>
+        <w:t xml:space="preserve">Roomix</w:t>
+      </w:r>
+    </w:p>
+    <w:p>
+      <w:pPr>
+        <w:ind w:left="720" w:firstLine="272.1259842519685"/>
+        <w:jc w:val="both"/>
+        <w:rPr/>
+      </w:pPr>
+      <w:r>
+        <w:rPr>
+          <w:rtl w:val="0"/>
+        </w:rPr>
+        <w:t xml:space="preserve">Buscador agregador de avisos de distintos portales (ZonaProp, Argenprop, MercadoLibre, entre otros) con asistencia por inteligencia artificial y herramientas de cálculo de índices. Funciona como metabuscador para el locatario, pero no gestiona la relación contractual, el cobro ni la administración del alquiler.</w:t>
+      </w:r>
+    </w:p>
+    <w:p>
+      <w:pPr>
+        <w:ind w:left="720" w:firstLine="272.1259842519685"/>
+        <w:jc w:val="both"/>
+        <w:rPr/>
+      </w:pPr>
+      <w:r>
+        <w:rPr>
+          <w:rtl w:val="0"/>
+        </w:rPr>
+        <w:t xml:space="preserve">En conjunto, el relevamiento confirma que las soluciones existentes cubren de forma parcial el proceso: unas resuelven la búsqueda, otras el cálculo del ajuste y otras la administración interna de una inmobiliaria, pero ninguna integra en una misma plataforma la publicación, la búsqueda, la firma del contrato, el cálculo de ajuste, el cobro y el cierre del contrato. Ese es el espacio que ocupa la propuesta de este proyecto. Ver Anexo 1, figuras 6 y 7.</w:t>
+      </w:r>
+    </w:p>
+    <w:p>
+      <w:pPr>
+        <w:ind w:left="0" w:firstLine="0"/>
+        <w:jc w:val="both"/>
         <w:rPr>
           <w:b w:val="1"/>
           <w:bCs w:val="1"/>
-          <w:rtl w:val="0"/>
-        </w:rPr>
-        <w:t xml:space="preserve">Roomix (Fig.6 y 7)</w:t>
-      </w:r>
-    </w:p>
-    <w:p>
-      <w:pPr>
-        <w:ind w:left="720" w:firstLine="272.1259842519685"/>
-        <w:jc w:val="both"/>
-        <w:rPr/>
-      </w:pPr>
-      <w:r>
-        <w:rPr>
-          <w:rtl w:val="0"/>
-        </w:rPr>
-        <w:t xml:space="preserve">Buscador agregador de avisos de distintos portales (ZonaProp, Argenprop, MercadoLibre, entre otros) con asistencia por inteligencia artificial y herramientas de cálculo de índices. Funciona como metabuscador para el locatario, pero no gestiona la relación contractual, el cobro ni la administración del alquiler.</w:t>
-      </w:r>
-    </w:p>
-    <w:p>
-      <w:pPr>
-        <w:ind w:left="720" w:firstLine="272.1259842519685"/>
-        <w:jc w:val="both"/>
-        <w:rPr/>
-      </w:pPr>
-      <w:r>
-        <w:rPr>
-          <w:rtl w:val="0"/>
-        </w:rPr>
-        <w:t xml:space="preserve">En conjunto, el relevamiento confirma que las soluciones existentes cubren de forma parcial el proceso: unas resuelven la búsqueda, otras el cálculo del ajuste y otras la administración interna de una inmobiliaria, pero ninguna integra en una misma plataforma la publicación, la búsqueda, la firma del contrato, el cálculo de ajuste, el cobro y el cierre del contrato. Ese es el espacio que ocupa la propuesta de este proyecto.</w:t>
-      </w:r>
-    </w:p>
-    <w:p>
-      <w:pPr>
-        <w:ind w:left="0" w:firstLine="0"/>
-        <w:jc w:val="both"/>
+        </w:rPr>
+      </w:pPr>
+      <w:r>
         <w:rPr>
           <w:b w:val="1"/>
           <w:bCs w:val="1"/>
-        </w:rPr>
-      </w:pPr>
+          <w:rtl w:val="0"/>
+        </w:rPr>
+        <w:t xml:space="preserve">AirBNB</w:t>
+      </w:r>
       <w:r>
         <w:rPr>
           <w:b w:val="1"/>
           <w:bCs w:val="1"/>
           <w:rtl w:val="0"/>
         </w:rPr>
-        <w:t xml:space="preserve">AirBNB (Fig.8)</w:t>
+        <w:t xml:space="preserve"> (para alquileres temporarios, no comparable en modelo de negocio)</w:t>
       </w:r>
     </w:p>
     <w:p>
@@ -4307,7 +4211,7 @@
         <w:rPr>
           <w:rtl w:val="0"/>
         </w:rPr>
-        <w:t xml:space="preserve"> Permite a los locadores y locatarios pactar el alquiler de manera directa y remota a través de la web, pero está enfocada únicamente a alquileres temporarios y amoblados, por lo que no contempla los requerimientos planteados por alquileres a largo plazo.</w:t>
+        <w:t xml:space="preserve"> Permite a los locadores y locatarios pactar el alquiler de manera directa y remota a través de la web, pero está enfocada únicamente a alquileres temporarios y turísticos de inmuebles amoblados, por lo que no contempla los requerimientos planteados por alquileres a largo plazo. Se lo incluye como plataforma similar por su experiencia de usuario en la contratación remota. Ver Anexo 1, figura 8.</w:t>
       </w:r>
     </w:p>
     <w:p>
@@ -4333,8 +4237,8 @@
           <w:color w:val="1c4587"/>
         </w:rPr>
       </w:pPr>
-      <w:bookmarkStart w:colFirst="0" w:colLast="0" w:name="_tgpjb68qd29m" w:id="6"/>
-      <w:bookmarkEnd w:id="6"/>
+      <w:bookmarkStart w:colFirst="0" w:colLast="0" w:name="_tgpjb68qd29m" w:id="7"/>
+      <w:bookmarkEnd w:id="7"/>
       <w:r>
         <w:rPr>
           <w:rtl w:val="0"/>
@@ -4365,24 +4269,176 @@
         <w:rPr>
           <w:rtl w:val="0"/>
         </w:rPr>
-        <w:t xml:space="preserve">El siguiente mapa representa a nivel macro los procesos de negocio que la plataforma debe soportar a lo largo del ciclo de vida de un contrato de alquiler, desde la publicación de la propiedad hasta el cierre del contrato</w:t>
-      </w:r>
+        <w:t xml:space="preserve">El siguiente mapa modela el conjunto de procesos de negocio que la plataforma debe soportar a lo largo del ciclo de vida de un contrato de alquiler, desde la publicación de la propiedad hasta el cierre del contrat</w:t>
+      </w:r>
+      <w:r>
+        <w:rPr>
+          <w:rtl w:val="0"/>
+        </w:rPr>
+        <w:t xml:space="preserve">o.</w:t>
+      </w:r>
+    </w:p>
+    <w:p>
+      <w:pPr>
+        <w:ind w:firstLine="425.19685039370086"/>
+        <w:jc w:val="both"/>
+        <w:rPr>
+          <w:rFonts w:ascii="Arial" w:cs="Arial" w:eastAsia="Arial" w:hAnsi="Arial"/>
+        </w:rPr>
+      </w:pPr>
+      <w:r>
+        <w:rPr>
+          <w:rFonts w:ascii="Arial" w:cs="Arial" w:eastAsia="Arial" w:hAnsi="Arial"/>
+          <w:rtl w:val="0"/>
+        </w:rPr>
+        <w:t xml:space="preserve">La clasificación adoptada sigue el esquema clásico de mapa de procesos:</w:t>
+      </w:r>
+    </w:p>
+    <w:p>
+      <w:pPr>
+        <w:numPr>
+          <w:ilvl w:val="0"/>
+          <w:numId w:val="4"/>
+        </w:numPr>
+        <w:spacing w:after="0" w:afterAutospacing="0"/>
+        <w:ind w:left="720" w:hanging="360"/>
+        <w:jc w:val="both"/>
+        <w:rPr>
+          <w:rFonts w:ascii="Arial" w:cs="Arial" w:eastAsia="Arial" w:hAnsi="Arial"/>
+          <w:u w:val="none"/>
+        </w:rPr>
+      </w:pPr>
+      <w:r>
+        <w:rPr>
+          <w:rFonts w:ascii="Arial" w:cs="Arial" w:eastAsia="Arial" w:hAnsi="Arial"/>
+          <w:rtl w:val="0"/>
+        </w:rPr>
+        <w:t xml:space="preserve">Los </w:t>
+      </w:r>
+      <w:r>
+        <w:rPr>
+          <w:rFonts w:ascii="Arial" w:cs="Arial" w:eastAsia="Arial" w:hAnsi="Arial"/>
+          <w:rtl w:val="0"/>
+        </w:rPr>
+        <w:t xml:space="preserve">procesos estratégicos </w:t>
+      </w:r>
+      <w:r>
+        <w:rPr>
+          <w:rFonts w:ascii="Arial" w:cs="Arial" w:eastAsia="Arial" w:hAnsi="Arial"/>
+          <w:rtl w:val="0"/>
+        </w:rPr>
+        <w:t xml:space="preserve">corresponden a las decisiones de definición y evolución del negocio, que condicionan al resto pero no forman parte del flujo transaccional.</w:t>
+      </w:r>
+    </w:p>
+    <w:p>
+      <w:pPr>
+        <w:numPr>
+          <w:ilvl w:val="0"/>
+          <w:numId w:val="4"/>
+        </w:numPr>
+        <w:spacing w:after="0" w:afterAutospacing="0"/>
+        <w:ind w:left="720" w:hanging="360"/>
+        <w:jc w:val="both"/>
+        <w:rPr>
+          <w:rFonts w:ascii="Arial" w:cs="Arial" w:eastAsia="Arial" w:hAnsi="Arial"/>
+          <w:u w:val="none"/>
+        </w:rPr>
+      </w:pPr>
+      <w:r>
+        <w:rPr>
+          <w:rFonts w:ascii="Arial" w:cs="Arial" w:eastAsia="Arial" w:hAnsi="Arial"/>
+          <w:rtl w:val="0"/>
+        </w:rPr>
+        <w:t xml:space="preserve">Los </w:t>
+      </w:r>
+      <w:r>
+        <w:rPr>
+          <w:rFonts w:ascii="Arial" w:cs="Arial" w:eastAsia="Arial" w:hAnsi="Arial"/>
+          <w:rtl w:val="0"/>
+        </w:rPr>
+        <w:t xml:space="preserve">procesos esenciales u operativos</w:t>
+      </w:r>
+      <w:r>
+        <w:rPr>
+          <w:rFonts w:ascii="Arial" w:cs="Arial" w:eastAsia="Arial" w:hAnsi="Arial"/>
+          <w:rtl w:val="0"/>
+        </w:rPr>
+        <w:t xml:space="preserve"> son aquellos que generan directamente el valor que el usuario percibe y sin los cuales el negocio no cumple su finalidad.</w:t>
+      </w:r>
+    </w:p>
+    <w:p>
+      <w:pPr>
+        <w:numPr>
+          <w:ilvl w:val="0"/>
+          <w:numId w:val="4"/>
+        </w:numPr>
+        <w:ind w:left="720" w:hanging="360"/>
+        <w:jc w:val="both"/>
+        <w:rPr>
+          <w:rFonts w:ascii="Arial" w:cs="Arial" w:eastAsia="Arial" w:hAnsi="Arial"/>
+          <w:u w:val="none"/>
+        </w:rPr>
+      </w:pPr>
+      <w:r>
+        <w:rPr>
+          <w:rFonts w:ascii="Arial" w:cs="Arial" w:eastAsia="Arial" w:hAnsi="Arial"/>
+          <w:rtl w:val="0"/>
+        </w:rPr>
+        <w:t xml:space="preserve">Los </w:t>
+      </w:r>
+      <w:r>
+        <w:rPr>
+          <w:rFonts w:ascii="Arial" w:cs="Arial" w:eastAsia="Arial" w:hAnsi="Arial"/>
+          <w:rtl w:val="0"/>
+        </w:rPr>
+        <w:t xml:space="preserve">procesos de soporte </w:t>
+      </w:r>
+      <w:r>
+        <w:rPr>
+          <w:rFonts w:ascii="Arial" w:cs="Arial" w:eastAsia="Arial" w:hAnsi="Arial"/>
+          <w:rtl w:val="0"/>
+        </w:rPr>
+        <w:t xml:space="preserve">habilitan y sostienen a los esenciales, pero no constituyen por sí mismos la propuesta de valor.</w:t>
+      </w:r>
+    </w:p>
+    <w:p>
+      <w:pPr>
+        <w:ind w:left="0" w:firstLine="425.19685039370086"/>
+        <w:jc w:val="both"/>
+        <w:rPr>
+          <w:rFonts w:ascii="Arial" w:cs="Arial" w:eastAsia="Arial" w:hAnsi="Arial"/>
+        </w:rPr>
+      </w:pPr>
+      <w:r>
+        <w:rPr>
+          <w:rFonts w:ascii="Arial" w:cs="Arial" w:eastAsia="Arial" w:hAnsi="Arial"/>
+          <w:rtl w:val="0"/>
+        </w:rPr>
+        <w:t xml:space="preserve">En este caso no estamos modelando una organización preexistente, sino un producto de software que se inserta como mediador en una relación entre dos partes independientes: el locador y el locatario.</w:t>
+      </w:r>
+    </w:p>
+    <w:p>
+      <w:pPr>
+        <w:ind w:firstLine="425.19685039370086"/>
+        <w:jc w:val="both"/>
+        <w:rPr/>
+      </w:pPr>
       <w:r>
         <w:rPr/>
         <w:drawing>
           <wp:inline distB="114300" distT="114300" distL="114300" distR="114300">
-            <wp:extent cx="5039865" cy="2501900"/>
+            <wp:extent cx="5039865" cy="2311400"/>
             <wp:effectExtent b="0" l="0" r="0" t="0"/>
-            <wp:docPr id="5" name="image2.png"/>
+            <wp:docPr id="15" name="image7.png"/>
             <a:graphic>
               <a:graphicData uri="http://schemas.openxmlformats.org/drawingml/2006/picture">
                 <pic:pic>
                   <pic:nvPicPr>
-                    <pic:cNvPr id="0" name="image2.png"/>
+                    <pic:cNvPr id="0" name="image7.png"/>
                     <pic:cNvPicPr preferRelativeResize="0"/>
                   </pic:nvPicPr>
                   <pic:blipFill>
-                    <a:blip r:embed="rId9"/>
+                    <a:blip r:embed="rId14"/>
                     <a:srcRect b="0" l="0" r="0" t="0"/>
                     <a:stretch>
                       <a:fillRect/>
@@ -4391,7 +4447,7 @@
                   <pic:spPr>
                     <a:xfrm>
                       <a:off x="0" y="0"/>
-                      <a:ext cx="5039865" cy="2501900"/>
+                      <a:ext cx="5039865" cy="2311400"/>
                     </a:xfrm>
                     <a:prstGeom prst="rect"/>
                     <a:ln/>
@@ -4489,7 +4545,2880 @@
           <w:bCs w:val="1"/>
           <w:rtl w:val="0"/>
         </w:rPr>
-        <w:t xml:space="preserve">Críticos:</w:t>
+        <w:t xml:space="preserve">Esenciales</w:t>
+      </w:r>
+      <w:r>
+        <w:rPr>
+          <w:b w:val="1"/>
+          <w:bCs w:val="1"/>
+          <w:rtl w:val="0"/>
+        </w:rPr>
+        <w:t xml:space="preserve">:</w:t>
+      </w:r>
+      <w:r>
+        <w:rPr>
+          <w:rtl w:val="0"/>
+        </w:rPr>
+      </w:r>
+    </w:p>
+    <w:p>
+      <w:pPr>
+        <w:numPr>
+          <w:ilvl w:val="0"/>
+          <w:numId w:val="2"/>
+        </w:numPr>
+        <w:spacing w:after="0" w:afterAutospacing="0"/>
+        <w:ind w:left="720" w:hanging="360"/>
+        <w:jc w:val="both"/>
+        <w:rPr/>
+      </w:pPr>
+      <w:r>
+        <w:rPr>
+          <w:u w:val="single"/>
+          <w:rtl w:val="0"/>
+        </w:rPr>
+        <w:t xml:space="preserve">Gestionar inmueble</w:t>
+      </w:r>
+      <w:r>
+        <w:rPr>
+          <w:rtl w:val="0"/>
+        </w:rPr>
+        <w:t xml:space="preserve">: Administrar el inventario de propiedades, mantener información actualizada de características, disponibilidad, mantenimiento y documentación legal.</w:t>
+      </w:r>
+    </w:p>
+    <w:p>
+      <w:pPr>
+        <w:numPr>
+          <w:ilvl w:val="0"/>
+          <w:numId w:val="2"/>
+        </w:numPr>
+        <w:ind w:left="720" w:hanging="360"/>
+        <w:jc w:val="both"/>
+        <w:rPr/>
+      </w:pPr>
+      <w:r>
+        <w:rPr>
+          <w:u w:val="single"/>
+          <w:rtl w:val="0"/>
+        </w:rPr>
+        <w:t xml:space="preserve">Alquilar propiedad</w:t>
+      </w:r>
+      <w:r>
+        <w:rPr>
+          <w:rtl w:val="0"/>
+        </w:rPr>
+        <w:t xml:space="preserve">: Facilitar la oferta, publicacion y cierre de contratos de alquiler entre propietarios e inquilinos</w:t>
+      </w:r>
+    </w:p>
+    <w:p>
+      <w:pPr>
+        <w:jc w:val="both"/>
+        <w:rPr/>
+      </w:pPr>
+      <w:r>
+        <w:rPr>
+          <w:rtl w:val="0"/>
+        </w:rPr>
+      </w:r>
+    </w:p>
+    <w:p>
+      <w:pPr>
+        <w:jc w:val="both"/>
+        <w:rPr>
+          <w:b w:val="1"/>
+          <w:bCs w:val="1"/>
+        </w:rPr>
+      </w:pPr>
+      <w:r>
+        <w:rPr>
+          <w:b w:val="1"/>
+          <w:bCs w:val="1"/>
+          <w:rtl w:val="0"/>
+        </w:rPr>
+        <w:t xml:space="preserve">Soporte:</w:t>
+      </w:r>
+    </w:p>
+    <w:p>
+      <w:pPr>
+        <w:numPr>
+          <w:ilvl w:val="0"/>
+          <w:numId w:val="1"/>
+        </w:numPr>
+        <w:spacing w:after="0" w:afterAutospacing="0"/>
+        <w:ind w:left="720" w:hanging="360"/>
+        <w:jc w:val="both"/>
+        <w:rPr>
+          <w:u w:val="none"/>
+        </w:rPr>
+      </w:pPr>
+      <w:r>
+        <w:rPr>
+          <w:u w:val="single"/>
+          <w:rtl w:val="0"/>
+        </w:rPr>
+        <w:t xml:space="preserve">Buscar propiedades</w:t>
+      </w:r>
+      <w:r>
+        <w:rPr>
+          <w:rtl w:val="0"/>
+        </w:rPr>
+        <w:t xml:space="preserve">: Permitir que los inquilinos busquen, filtren y visualicen propiedades disponibles según sus criterios.</w:t>
+      </w:r>
+      <w:r>
+        <w:rPr>
+          <w:rtl w:val="0"/>
+        </w:rPr>
+      </w:r>
+    </w:p>
+    <w:p>
+      <w:pPr>
+        <w:numPr>
+          <w:ilvl w:val="0"/>
+          <w:numId w:val="1"/>
+        </w:numPr>
+        <w:spacing w:after="0" w:afterAutospacing="0"/>
+        <w:ind w:left="720" w:hanging="360"/>
+        <w:jc w:val="both"/>
+        <w:rPr>
+          <w:u w:val="none"/>
+        </w:rPr>
+      </w:pPr>
+      <w:r>
+        <w:rPr>
+          <w:u w:val="single"/>
+          <w:rtl w:val="0"/>
+        </w:rPr>
+        <w:t xml:space="preserve">Gestionar cobros</w:t>
+      </w:r>
+      <w:r>
+        <w:rPr>
+          <w:rtl w:val="0"/>
+        </w:rPr>
+        <w:t xml:space="preserve">: Registrar, seguir y procesar pagos de alquileres, generando comprobantes y notificaciones automáticas.</w:t>
+      </w:r>
+    </w:p>
+    <w:p>
+      <w:pPr>
+        <w:numPr>
+          <w:ilvl w:val="0"/>
+          <w:numId w:val="1"/>
+        </w:numPr>
+        <w:spacing w:after="0" w:afterAutospacing="0"/>
+        <w:ind w:left="720" w:hanging="360"/>
+        <w:jc w:val="both"/>
+        <w:rPr>
+          <w:u w:val="none"/>
+        </w:rPr>
+      </w:pPr>
+      <w:r>
+        <w:rPr>
+          <w:u w:val="single"/>
+          <w:rtl w:val="0"/>
+        </w:rPr>
+        <w:t xml:space="preserve">Gestionar reclamos</w:t>
+      </w:r>
+      <w:r>
+        <w:rPr>
+          <w:rtl w:val="0"/>
+        </w:rPr>
+        <w:t xml:space="preserve">:  Recibir, registrar, asignar y dar seguimiento a incidencias reportadas por propiedades e inquilinos.</w:t>
+      </w:r>
+    </w:p>
+    <w:p>
+      <w:pPr>
+        <w:numPr>
+          <w:ilvl w:val="0"/>
+          <w:numId w:val="1"/>
+        </w:numPr>
+        <w:ind w:left="720" w:hanging="360"/>
+        <w:jc w:val="both"/>
+        <w:rPr>
+          <w:u w:val="none"/>
+        </w:rPr>
+      </w:pPr>
+      <w:r>
+        <w:rPr>
+          <w:u w:val="single"/>
+          <w:rtl w:val="0"/>
+        </w:rPr>
+        <w:t xml:space="preserve">Gestionar contratos</w:t>
+      </w:r>
+      <w:r>
+        <w:rPr>
+          <w:rtl w:val="0"/>
+        </w:rPr>
+        <w:t xml:space="preserve">: Crear, almacenar, gestionar versiones y documentar contratos de alquiler con control de firmas y fechas.</w:t>
+      </w:r>
+    </w:p>
+    <w:p>
+      <w:pPr>
+        <w:jc w:val="both"/>
+        <w:rPr/>
+      </w:pPr>
+      <w:r>
+        <w:rPr>
+          <w:rtl w:val="0"/>
+        </w:rPr>
+      </w:r>
+    </w:p>
+    <w:p>
+      <w:pPr>
+        <w:jc w:val="both"/>
+        <w:rPr/>
+      </w:pPr>
+      <w:r>
+        <w:rPr>
+          <w:rtl w:val="0"/>
+        </w:rPr>
+      </w:r>
+    </w:p>
+    <w:p>
+      <w:pPr>
+        <w:ind w:left="0" w:firstLine="0"/>
+        <w:jc w:val="both"/>
+        <w:rPr/>
+      </w:pPr>
+      <w:r>
+        <w:br w:type="page"/>
+      </w:r>
+      <w:r>
+        <w:rPr>
+          <w:rtl w:val="0"/>
+        </w:rPr>
+      </w:r>
+    </w:p>
+    <w:p>
+      <w:pPr>
+        <w:pStyle w:val="Heading1"/>
+        <w:ind w:hanging="566.9291338582675"/>
+        <w:jc w:val="both"/>
+        <w:rPr>
+          <w:color w:val="1c4587"/>
+        </w:rPr>
+      </w:pPr>
+      <w:bookmarkStart w:colFirst="0" w:colLast="0" w:name="_ty0glrvdiub" w:id="8"/>
+      <w:bookmarkEnd w:id="8"/>
+      <w:r>
+        <w:rPr>
+          <w:rtl w:val="0"/>
+        </w:rPr>
+        <w:t xml:space="preserve">5</w:t>
+      </w:r>
+      <w:r>
+        <w:rPr>
+          <w:rFonts w:ascii="Arial" w:cs="Arial" w:eastAsia="Arial" w:hAnsi="Arial"/>
+          <w:color w:val="1c4587"/>
+          <w:rtl w:val="0"/>
+        </w:rPr>
+        <w:t xml:space="preserve">- Impulsos</w:t>
+      </w:r>
+      <w:r>
+        <w:rPr>
+          <w:rtl w:val="0"/>
+        </w:rPr>
+      </w:r>
+    </w:p>
+    <w:p>
+      <w:pPr>
+        <w:ind w:firstLine="425.19685039370086"/>
+        <w:jc w:val="both"/>
+        <w:rPr/>
+      </w:pPr>
+      <w:r>
+        <w:rPr>
+          <w:rtl w:val="0"/>
+        </w:rPr>
+        <w:t xml:space="preserve">Actualmente no existe una plataforma que unifique búsqueda, cierre de contrato y administración de alquileres. En cambio, los usuarios deben realizar la búsqueda en una plataforma aparte, el cierre de contrato de manera presencial y la administración, usualmente, a través de medios informales como WhatsApp.</w:t>
+      </w:r>
+    </w:p>
+    <w:p>
+      <w:pPr>
+        <w:ind w:firstLine="425.19685039370086"/>
+        <w:jc w:val="both"/>
+        <w:rPr/>
+      </w:pPr>
+      <w:r>
+        <w:rPr>
+          <w:rtl w:val="0"/>
+        </w:rPr>
+        <w:t xml:space="preserve">Entonces, algunos de los problemas actuales al alquilar propiedades son:</w:t>
+      </w:r>
+    </w:p>
+    <w:p>
+      <w:pPr>
+        <w:numPr>
+          <w:ilvl w:val="0"/>
+          <w:numId w:val="14"/>
+        </w:numPr>
+        <w:spacing w:after="0" w:afterAutospacing="0"/>
+        <w:ind w:left="720" w:hanging="360"/>
+        <w:jc w:val="both"/>
+        <w:rPr>
+          <w:u w:val="none"/>
+        </w:rPr>
+      </w:pPr>
+      <w:r>
+        <w:rPr>
+          <w:rtl w:val="0"/>
+        </w:rPr>
+        <w:t xml:space="preserve">Los contratos deben firmarse siempre de manera presencial por la ausencia de una web que facilite el proceso. Esto puede resultar especialmente problemático en aquellas situaciones en las que el locatario o los garantes no se encuentren físicamente en el sitio del alquiler.</w:t>
+      </w:r>
+    </w:p>
+    <w:p>
+      <w:pPr>
+        <w:numPr>
+          <w:ilvl w:val="0"/>
+          <w:numId w:val="14"/>
+        </w:numPr>
+        <w:spacing w:after="0" w:afterAutospacing="0"/>
+        <w:ind w:left="720" w:hanging="360"/>
+        <w:jc w:val="both"/>
+        <w:rPr>
+          <w:u w:val="none"/>
+        </w:rPr>
+      </w:pPr>
+      <w:r>
+        <w:rPr>
+          <w:rtl w:val="0"/>
+        </w:rPr>
+        <w:t xml:space="preserve">Los montos a pagar son informados usualmente vía WhatsApp, dificultando la trazabilidad de los pagos y dando lugar a incertidumbre para el locatario sobre la próxima actualización de los montos.</w:t>
+      </w:r>
+    </w:p>
+    <w:p>
+      <w:pPr>
+        <w:numPr>
+          <w:ilvl w:val="0"/>
+          <w:numId w:val="14"/>
+        </w:numPr>
+        <w:spacing w:after="0" w:afterAutospacing="0"/>
+        <w:ind w:left="720" w:hanging="360"/>
+        <w:jc w:val="both"/>
+        <w:rPr>
+          <w:u w:val="none"/>
+        </w:rPr>
+      </w:pPr>
+      <w:r>
+        <w:rPr>
+          <w:rtl w:val="0"/>
+        </w:rPr>
+        <w:t xml:space="preserve">Debido a lo anterior, los locatarios deben llevar un seguimiento manual de las fechas de vencimiento para realizar sus pagos, en lugar de disponer de una herramienta que los recuerde automáticamente.</w:t>
+      </w:r>
+    </w:p>
+    <w:p>
+      <w:pPr>
+        <w:numPr>
+          <w:ilvl w:val="0"/>
+          <w:numId w:val="14"/>
+        </w:numPr>
+        <w:ind w:left="720" w:hanging="360"/>
+        <w:jc w:val="both"/>
+        <w:rPr>
+          <w:u w:val="none"/>
+        </w:rPr>
+      </w:pPr>
+      <w:r>
+        <w:rPr>
+          <w:rtl w:val="0"/>
+        </w:rPr>
+        <w:t xml:space="preserve">Los locadores no disponen de herramientas que faciliten la administración de sus propiedades, y si las hay, usualmente están enfocadas a inmobiliarias, por lo que los costos que exigen no se justifican para los locadores individuales. Debido a esto, puede que recurren a planillas de Excel, o directamente prescinda de alguna herramienta.</w:t>
+      </w:r>
+    </w:p>
+    <w:p>
+      <w:pPr>
+        <w:pStyle w:val="Heading2"/>
+        <w:ind w:firstLine="0"/>
+        <w:rPr/>
+      </w:pPr>
+      <w:bookmarkStart w:colFirst="0" w:colLast="0" w:name="_dh0cchv9ydwn" w:id="9"/>
+      <w:bookmarkEnd w:id="9"/>
+      <w:r>
+        <w:rPr>
+          <w:rtl w:val="0"/>
+        </w:rPr>
+        <w:t xml:space="preserve">5.1- Oportunidades</w:t>
+      </w:r>
+    </w:p>
+    <w:p>
+      <w:pPr>
+        <w:numPr>
+          <w:ilvl w:val="0"/>
+          <w:numId w:val="10"/>
+        </w:numPr>
+        <w:spacing w:after="0" w:afterAutospacing="0" w:before="240" w:lineRule="auto"/>
+        <w:ind w:left="720" w:hanging="360"/>
+        <w:jc w:val="both"/>
+      </w:pPr>
+      <w:r>
+        <w:rPr>
+          <w:rtl w:val="0"/>
+        </w:rPr>
+        <w:t xml:space="preserve">Adopción creciente</w:t>
+      </w:r>
+      <w:r>
+        <w:rPr>
+          <w:rtl w:val="0"/>
+        </w:rPr>
+        <w:t xml:space="preserve"> de medios de pago digitales y billeteras virtuales en  Argentina, lo que permite integrar el cobro dentro de la misma plataforma mediante pasarelas ya existentes.</w:t>
+      </w:r>
+    </w:p>
+    <w:p>
+      <w:pPr>
+        <w:numPr>
+          <w:ilvl w:val="0"/>
+          <w:numId w:val="10"/>
+        </w:numPr>
+        <w:spacing w:after="0" w:afterAutospacing="0" w:before="0" w:beforeAutospacing="0" w:lineRule="auto"/>
+        <w:ind w:left="720" w:hanging="360"/>
+        <w:jc w:val="both"/>
+      </w:pPr>
+      <w:r>
+        <w:rPr>
+          <w:rtl w:val="0"/>
+        </w:rPr>
+        <w:t xml:space="preserve">La complejidad de los incrementos de los alquileres impulsaron la aparición de calculadoras y herramientas puntuales de ajuste, pero el relevamiento de sistemas similares confirmó que ninguna integra de punta a punta publicación, búsqueda, firma, cobro y cierre </w:t>
+        <w:tab/>
+        <w:t xml:space="preserve">dentro de una misma plataforma.</w:t>
+      </w:r>
+    </w:p>
+    <w:p>
+      <w:pPr>
+        <w:numPr>
+          <w:ilvl w:val="0"/>
+          <w:numId w:val="10"/>
+        </w:numPr>
+        <w:spacing w:after="0" w:afterAutospacing="0" w:before="0" w:beforeAutospacing="0" w:lineRule="auto"/>
+        <w:ind w:left="720" w:hanging="360"/>
+        <w:jc w:val="both"/>
+      </w:pPr>
+      <w:r>
+        <w:rPr>
+          <w:rtl w:val="0"/>
+        </w:rPr>
+        <w:t xml:space="preserve">Los organismos oficiales (INDEC, BCRA) publican periódicamente los  valores de los índices utilizados, lo que habilita una integración de datos automatizada y confiable.</w:t>
+      </w:r>
+    </w:p>
+    <w:p>
+      <w:pPr>
+        <w:numPr>
+          <w:ilvl w:val="0"/>
+          <w:numId w:val="10"/>
+        </w:numPr>
+        <w:spacing w:after="0" w:afterAutospacing="0" w:before="0" w:beforeAutospacing="0" w:lineRule="auto"/>
+        <w:ind w:left="720" w:hanging="360"/>
+        <w:jc w:val="both"/>
+      </w:pPr>
+      <w:r>
+        <w:rPr>
+          <w:rtl w:val="0"/>
+        </w:rPr>
+        <w:t xml:space="preserve">Los propietarios particulares no cuentan hoy con ninguna herramienta  pensada específicamente para ellos, a diferencia de las inmobiliarias, que sí acceden a software de gestión genérico.</w:t>
+      </w:r>
+    </w:p>
+    <w:p>
+      <w:pPr>
+        <w:numPr>
+          <w:ilvl w:val="0"/>
+          <w:numId w:val="10"/>
+        </w:numPr>
+        <w:spacing w:after="240" w:before="0" w:beforeAutospacing="0" w:lineRule="auto"/>
+        <w:ind w:left="720" w:hanging="360"/>
+        <w:jc w:val="both"/>
+      </w:pPr>
+      <w:r>
+        <w:rPr>
+          <w:rtl w:val="0"/>
+        </w:rPr>
+        <w:t xml:space="preserve">Implementación de un Agente de IA que permita consultar información y resolver dudas respecto al contrato en un lenguaje natural y entendible.</w:t>
+      </w:r>
+      <w:r>
+        <w:rPr>
+          <w:rtl w:val="0"/>
+        </w:rPr>
+      </w:r>
+    </w:p>
+    <w:p>
+      <w:pPr>
+        <w:pStyle w:val="Heading1"/>
+        <w:ind w:right="-1120.8661417322828" w:firstLine="0"/>
+        <w:jc w:val="both"/>
+        <w:rPr>
+          <w:rFonts w:ascii="Arial" w:cs="Arial" w:eastAsia="Arial" w:hAnsi="Arial"/>
+          <w:color w:val="1c4587"/>
+          <w:sz w:val="34"/>
+          <w:szCs w:val="34"/>
+        </w:rPr>
+      </w:pPr>
+      <w:bookmarkStart w:colFirst="0" w:colLast="0" w:name="_c5sineeq5ukn" w:id="10"/>
+      <w:bookmarkEnd w:id="10"/>
+      <w:r>
+        <w:br w:type="page"/>
+      </w:r>
+      <w:r>
+        <w:rPr>
+          <w:rtl w:val="0"/>
+        </w:rPr>
+      </w:r>
+    </w:p>
+    <w:p>
+      <w:pPr>
+        <w:pStyle w:val="Heading2"/>
+        <w:ind w:right="-1120.8661417322828" w:firstLine="0"/>
+        <w:rPr/>
+      </w:pPr>
+      <w:bookmarkStart w:colFirst="0" w:colLast="0" w:name="_rco9v29pjl4r" w:id="11"/>
+      <w:bookmarkEnd w:id="11"/>
+      <w:r>
+        <w:rPr>
+          <w:rtl w:val="0"/>
+        </w:rPr>
+        <w:t xml:space="preserve">5</w:t>
+      </w:r>
+      <w:r>
+        <w:rPr>
+          <w:rtl w:val="0"/>
+        </w:rPr>
+        <w:t xml:space="preserve">.2- Requerimientos Funcionales y No Funcionales</w:t>
+      </w:r>
+    </w:p>
+    <w:p>
+      <w:pPr>
+        <w:jc w:val="both"/>
+        <w:rPr>
+          <w:b w:val="1"/>
+          <w:bCs w:val="1"/>
+        </w:rPr>
+      </w:pPr>
+      <w:r>
+        <w:rPr>
+          <w:b w:val="1"/>
+          <w:bCs w:val="1"/>
+          <w:rtl w:val="0"/>
+        </w:rPr>
+        <w:t xml:space="preserve">Requerimientos Funcionales Globales:</w:t>
+      </w:r>
+    </w:p>
+    <w:p>
+      <w:pPr>
+        <w:numPr>
+          <w:ilvl w:val="0"/>
+          <w:numId w:val="9"/>
+        </w:numPr>
+        <w:spacing w:after="0" w:afterAutospacing="0"/>
+        <w:ind w:left="720" w:hanging="360"/>
+        <w:jc w:val="both"/>
+        <w:rPr>
+          <w:u w:val="none"/>
+        </w:rPr>
+      </w:pPr>
+      <w:r>
+        <w:rPr>
+          <w:b w:val="1"/>
+          <w:bCs w:val="1"/>
+          <w:u w:val="single"/>
+          <w:rtl w:val="0"/>
+        </w:rPr>
+        <w:t xml:space="preserve">RG-01 - Gestionar propiedades en alquiler:</w:t>
+      </w:r>
+      <w:r>
+        <w:rPr>
+          <w:rtl w:val="0"/>
+        </w:rPr>
+        <w:t xml:space="preserve"> Permitir </w:t>
+      </w:r>
+      <w:r>
+        <w:rPr>
+          <w:rtl w:val="0"/>
+        </w:rPr>
+        <w:t xml:space="preserve">añadir o eliminar propiedades de un locador, registrando sus datos </w:t>
+      </w:r>
+      <w:r>
+        <w:rPr>
+          <w:rtl w:val="0"/>
+        </w:rPr>
+        <w:t xml:space="preserve">identificatorios</w:t>
+      </w:r>
+      <w:r>
+        <w:rPr>
+          <w:rtl w:val="0"/>
+        </w:rPr>
+        <w:t xml:space="preserve"> y estableciendo si se encuentran disponibles para alquilar o alquiladas.</w:t>
+      </w:r>
+      <w:r>
+        <w:rPr>
+          <w:rtl w:val="0"/>
+        </w:rPr>
+      </w:r>
+    </w:p>
+    <w:p>
+      <w:pPr>
+        <w:numPr>
+          <w:ilvl w:val="0"/>
+          <w:numId w:val="9"/>
+        </w:numPr>
+        <w:spacing w:after="0" w:afterAutospacing="0"/>
+        <w:ind w:left="720" w:hanging="360"/>
+        <w:jc w:val="both"/>
+        <w:rPr>
+          <w:u w:val="none"/>
+        </w:rPr>
+      </w:pPr>
+      <w:r>
+        <w:rPr>
+          <w:b w:val="1"/>
+          <w:bCs w:val="1"/>
+          <w:u w:val="single"/>
+          <w:rtl w:val="0"/>
+        </w:rPr>
+        <w:t xml:space="preserve">RG-02 - Gestionar alquileres:</w:t>
+      </w:r>
+      <w:r>
+        <w:rPr>
+          <w:rtl w:val="0"/>
+        </w:rPr>
+        <w:t xml:space="preserve"> Permitir asociar un contrato de alquiler a una propiedad y vincular un alquiler entre locador y locatario.</w:t>
+      </w:r>
+      <w:r>
+        <w:rPr>
+          <w:rtl w:val="0"/>
+        </w:rPr>
+      </w:r>
+    </w:p>
+    <w:p>
+      <w:pPr>
+        <w:numPr>
+          <w:ilvl w:val="0"/>
+          <w:numId w:val="9"/>
+        </w:numPr>
+        <w:spacing w:after="0" w:afterAutospacing="0"/>
+        <w:ind w:left="720" w:hanging="360"/>
+        <w:jc w:val="both"/>
+        <w:rPr>
+          <w:u w:val="none"/>
+        </w:rPr>
+      </w:pPr>
+      <w:r>
+        <w:rPr>
+          <w:b w:val="1"/>
+          <w:bCs w:val="1"/>
+          <w:u w:val="single"/>
+          <w:rtl w:val="0"/>
+        </w:rPr>
+        <w:t xml:space="preserve">RG-03 - Gestionar cobros</w:t>
+      </w:r>
+      <w:r>
+        <w:rPr>
+          <w:u w:val="single"/>
+          <w:rtl w:val="0"/>
+        </w:rPr>
+        <w:t xml:space="preserve">:</w:t>
+      </w:r>
+      <w:r>
+        <w:rPr>
+          <w:rtl w:val="0"/>
+        </w:rPr>
+        <w:t xml:space="preserve"> Calcular y procesar el cobro correspondiente a cada propiedad de forma mensual, ajustando automáticamente el monto pactado de acuerdo con el índice establecido en el contrato y excluyendo el monto de expensas extraordinarias, cuyo monto será asignado únicamente al locador.</w:t>
+      </w:r>
+      <w:r>
+        <w:rPr>
+          <w:rtl w:val="0"/>
+        </w:rPr>
+      </w:r>
+    </w:p>
+    <w:p>
+      <w:pPr>
+        <w:numPr>
+          <w:ilvl w:val="0"/>
+          <w:numId w:val="9"/>
+        </w:numPr>
+        <w:spacing w:after="0" w:afterAutospacing="0"/>
+        <w:ind w:left="720" w:hanging="360"/>
+        <w:jc w:val="both"/>
+        <w:rPr>
+          <w:u w:val="none"/>
+        </w:rPr>
+      </w:pPr>
+      <w:r>
+        <w:rPr>
+          <w:b w:val="1"/>
+          <w:bCs w:val="1"/>
+          <w:u w:val="single"/>
+          <w:rtl w:val="0"/>
+        </w:rPr>
+        <w:t xml:space="preserve">RG-04 - Gestionar reclamos:</w:t>
+      </w:r>
+      <w:r>
+        <w:rPr>
+          <w:rtl w:val="0"/>
+        </w:rPr>
+        <w:t xml:space="preserve"> Permitir realizar el seguimiento de los reclamos o consultas efectuados por el locatario al locador respecto de la propiedad alquilada.</w:t>
+      </w:r>
+      <w:r>
+        <w:rPr>
+          <w:rtl w:val="0"/>
+        </w:rPr>
+      </w:r>
+    </w:p>
+    <w:p>
+      <w:pPr>
+        <w:numPr>
+          <w:ilvl w:val="0"/>
+          <w:numId w:val="9"/>
+        </w:numPr>
+        <w:spacing w:after="0" w:afterAutospacing="0"/>
+        <w:ind w:left="720" w:hanging="360"/>
+        <w:jc w:val="both"/>
+        <w:rPr>
+          <w:u w:val="none"/>
+        </w:rPr>
+      </w:pPr>
+      <w:r>
+        <w:rPr>
+          <w:b w:val="1"/>
+          <w:bCs w:val="1"/>
+          <w:u w:val="single"/>
+          <w:rtl w:val="0"/>
+        </w:rPr>
+        <w:t xml:space="preserve">RG-05 - Gestionar usuarios</w:t>
+      </w:r>
+      <w:r>
+        <w:rPr>
+          <w:u w:val="single"/>
+          <w:rtl w:val="0"/>
+        </w:rPr>
+        <w:t xml:space="preserve">:</w:t>
+      </w:r>
+      <w:r>
+        <w:rPr>
+          <w:rtl w:val="0"/>
+        </w:rPr>
+        <w:t xml:space="preserve"> Permitir realizar el registro de usuarios en la plataforma.</w:t>
+      </w:r>
+      <w:r>
+        <w:rPr>
+          <w:rtl w:val="0"/>
+        </w:rPr>
+      </w:r>
+    </w:p>
+    <w:p>
+      <w:pPr>
+        <w:numPr>
+          <w:ilvl w:val="0"/>
+          <w:numId w:val="9"/>
+        </w:numPr>
+        <w:spacing w:after="0" w:afterAutospacing="0"/>
+        <w:ind w:left="720" w:hanging="360"/>
+        <w:jc w:val="both"/>
+        <w:rPr>
+          <w:u w:val="none"/>
+        </w:rPr>
+      </w:pPr>
+      <w:r>
+        <w:rPr>
+          <w:b w:val="1"/>
+          <w:bCs w:val="1"/>
+          <w:u w:val="single"/>
+          <w:rtl w:val="0"/>
+        </w:rPr>
+        <w:t xml:space="preserve">RG-06 - </w:t>
+      </w:r>
+      <w:r>
+        <w:rPr>
+          <w:b w:val="1"/>
+          <w:bCs w:val="1"/>
+          <w:u w:val="single"/>
+          <w:rtl w:val="0"/>
+        </w:rPr>
+        <w:t xml:space="preserve">Gestionar notificaciones y mensajes:</w:t>
+      </w:r>
+      <w:r>
+        <w:rPr>
+          <w:rtl w:val="0"/>
+        </w:rPr>
+        <w:t xml:space="preserve"> Permitir el envío de notificaciones y la comunicación dentro de la plataforma entre locadores y locatarios, incluyendo recordatorios de pagos e información sobre nuevos reclamos.</w:t>
+      </w:r>
+      <w:r>
+        <w:rPr>
+          <w:rtl w:val="0"/>
+        </w:rPr>
+      </w:r>
+    </w:p>
+    <w:p>
+      <w:pPr>
+        <w:numPr>
+          <w:ilvl w:val="0"/>
+          <w:numId w:val="9"/>
+        </w:numPr>
+        <w:spacing w:after="0" w:afterAutospacing="0"/>
+        <w:ind w:left="720" w:hanging="360"/>
+        <w:jc w:val="both"/>
+        <w:rPr>
+          <w:u w:val="none"/>
+        </w:rPr>
+      </w:pPr>
+      <w:r>
+        <w:rPr>
+          <w:b w:val="1"/>
+          <w:bCs w:val="1"/>
+          <w:u w:val="single"/>
+          <w:rtl w:val="0"/>
+        </w:rPr>
+        <w:t xml:space="preserve">RG-07 - Gestionar reportes de cobros</w:t>
+      </w:r>
+      <w:r>
+        <w:rPr>
+          <w:u w:val="single"/>
+          <w:rtl w:val="0"/>
+        </w:rPr>
+        <w:t xml:space="preserve">:</w:t>
+      </w:r>
+      <w:r>
+        <w:rPr>
+          <w:rtl w:val="0"/>
+        </w:rPr>
+        <w:t xml:space="preserve"> Permitir generar y emitir histogramas de cobros realizados</w:t>
+      </w:r>
+    </w:p>
+    <w:p>
+      <w:pPr>
+        <w:numPr>
+          <w:ilvl w:val="0"/>
+          <w:numId w:val="9"/>
+        </w:numPr>
+        <w:spacing w:after="0" w:afterAutospacing="0"/>
+        <w:ind w:left="720" w:hanging="360"/>
+        <w:jc w:val="both"/>
+      </w:pPr>
+      <w:r>
+        <w:rPr>
+          <w:b w:val="1"/>
+          <w:bCs w:val="1"/>
+          <w:u w:val="single"/>
+          <w:rtl w:val="0"/>
+        </w:rPr>
+        <w:t xml:space="preserve">RG-08 - Gestionar reportes del uso de la plataforma</w:t>
+      </w:r>
+      <w:r>
+        <w:rPr>
+          <w:u w:val="single"/>
+          <w:rtl w:val="0"/>
+        </w:rPr>
+        <w:t xml:space="preserve">:</w:t>
+      </w:r>
+      <w:r>
+        <w:rPr>
+          <w:rtl w:val="0"/>
+        </w:rPr>
+        <w:t xml:space="preserve"> Permitir generar y emitir reportes del uso de la plataforma.</w:t>
+      </w:r>
+    </w:p>
+    <w:p>
+      <w:pPr>
+        <w:numPr>
+          <w:ilvl w:val="0"/>
+          <w:numId w:val="9"/>
+        </w:numPr>
+        <w:spacing w:after="0" w:afterAutospacing="0"/>
+        <w:ind w:left="720" w:hanging="360"/>
+        <w:jc w:val="both"/>
+        <w:rPr>
+          <w:b w:val="1"/>
+          <w:bCs w:val="1"/>
+        </w:rPr>
+      </w:pPr>
+      <w:r>
+        <w:rPr>
+          <w:b w:val="1"/>
+          <w:bCs w:val="1"/>
+          <w:u w:val="single"/>
+          <w:rtl w:val="0"/>
+        </w:rPr>
+        <w:t xml:space="preserve">RG-09 - Gestionar pago suscripción:</w:t>
+      </w:r>
+      <w:r>
+        <w:rPr>
+          <w:rtl w:val="0"/>
+        </w:rPr>
+        <w:t xml:space="preserve"> Permitir el pago de la suscripción para poder acceder al servicio de gestión de alquileres.</w:t>
+      </w:r>
+    </w:p>
+    <w:p>
+      <w:pPr>
+        <w:numPr>
+          <w:ilvl w:val="0"/>
+          <w:numId w:val="9"/>
+        </w:numPr>
+        <w:ind w:left="720" w:hanging="360"/>
+        <w:jc w:val="both"/>
+        <w:rPr>
+          <w:b w:val="1"/>
+          <w:bCs w:val="1"/>
+        </w:rPr>
+      </w:pPr>
+      <w:r>
+        <w:rPr>
+          <w:b w:val="1"/>
+          <w:bCs w:val="1"/>
+          <w:u w:val="single"/>
+          <w:rtl w:val="0"/>
+        </w:rPr>
+        <w:t xml:space="preserve">RG-10 - Gestionar solicitudes de alquiler:</w:t>
+      </w:r>
+      <w:r>
+        <w:rPr>
+          <w:rtl w:val="0"/>
+        </w:rPr>
+        <w:t xml:space="preserve"> Permitir aceptar o rechazar solicitudes de alquiler para comenzar a gestionar el alquiler de una propiedad.</w:t>
+      </w:r>
+    </w:p>
+    <w:p>
+      <w:pPr>
+        <w:ind w:left="720" w:firstLine="0"/>
+        <w:jc w:val="both"/>
+        <w:rPr>
+          <w:highlight w:val="yellow"/>
+        </w:rPr>
+      </w:pPr>
+      <w:r>
+        <w:rPr>
+          <w:rtl w:val="0"/>
+        </w:rPr>
+      </w:r>
+    </w:p>
+    <w:p>
+      <w:pPr>
+        <w:ind w:left="720" w:firstLine="0"/>
+        <w:jc w:val="both"/>
+        <w:rPr/>
+      </w:pPr>
+      <w:r>
+        <w:rPr>
+          <w:rtl w:val="0"/>
+        </w:rPr>
+        <w:t xml:space="preserve"> </w:t>
+      </w:r>
+      <w:r>
+        <w:rPr>
+          <w:rtl w:val="0"/>
+        </w:rPr>
+      </w:r>
+    </w:p>
+    <w:p>
+      <w:pPr>
+        <w:jc w:val="both"/>
+        <w:rPr>
+          <w:rFonts w:ascii="Calibri" w:cs="Calibri" w:eastAsia="Calibri" w:hAnsi="Calibri"/>
+          <w:color w:val="1a1a1a"/>
+        </w:rPr>
+      </w:pPr>
+      <w:r>
+        <w:rPr>
+          <w:b w:val="1"/>
+          <w:bCs w:val="1"/>
+          <w:rtl w:val="0"/>
+        </w:rPr>
+        <w:t xml:space="preserve">Requerimientos No Funcionales:</w:t>
+      </w:r>
+      <w:r>
+        <w:rPr>
+          <w:rtl w:val="0"/>
+        </w:rPr>
+      </w:r>
+    </w:p>
+    <w:tbl>
+      <w:tblPr>
+        <w:tblStyle w:val="Table3"/>
+        <w:tblW w:w="9300.0" w:type="dxa"/>
+        <w:jc w:val="left"/>
+        <w:tblInd w:w="-80.0" w:type="dxa"/>
+        <w:tblBorders>
+          <w:top w:color="9aa7b2" w:space="0" w:sz="4" w:val="single"/>
+          <w:left w:color="9aa7b2" w:space="0" w:sz="4" w:val="single"/>
+          <w:bottom w:color="9aa7b2" w:space="0" w:sz="4" w:val="single"/>
+          <w:right w:color="9aa7b2" w:space="0" w:sz="4" w:val="single"/>
+          <w:insideH w:color="9aa7b2" w:space="0" w:sz="4" w:val="single"/>
+          <w:insideV w:color="9aa7b2" w:space="0" w:sz="4" w:val="single"/>
+        </w:tblBorders>
+        <w:tblLayout w:type="fixed"/>
+        <w:tblLook w:val="0000"/>
+      </w:tblPr>
+      <w:tblGrid>
+        <w:gridCol w:w="990"/>
+        <w:gridCol w:w="1860"/>
+        <w:gridCol w:w="6450"/>
+        <w:tblGridChange w:id="0">
+          <w:tblGrid>
+            <w:gridCol w:w="990"/>
+            <w:gridCol w:w="1860"/>
+            <w:gridCol w:w="6450"/>
+          </w:tblGrid>
+        </w:tblGridChange>
+      </w:tblGrid>
+      <w:tr>
+        <w:trPr>
+          <w:cantSplit w:val="0"/>
+          <w:tblHeader w:val="1"/>
+        </w:trPr>
+        <w:tc>
+          <w:tcPr>
+            <w:tcBorders>
+              <w:top w:color="9aa7b2" w:space="0" w:sz="4" w:val="single"/>
+              <w:left w:color="9aa7b2" w:space="0" w:sz="4" w:val="single"/>
+              <w:bottom w:color="9aa7b2" w:space="0" w:sz="4" w:val="single"/>
+              <w:right w:color="9aa7b2" w:space="0" w:sz="4" w:val="single"/>
+            </w:tcBorders>
+            <w:shd w:fill="e8eef4" w:val="clear"/>
+          </w:tcPr>
+          <w:p>
+            <w:pPr>
+              <w:widowControl w:val="0"/>
+              <w:spacing w:after="40" w:before="40" w:line="240" w:lineRule="auto"/>
+              <w:rPr>
+                <w:rFonts w:ascii="Arial" w:cs="Arial" w:eastAsia="Arial" w:hAnsi="Arial"/>
+                <w:b w:val="1"/>
+                <w:bCs w:val="1"/>
+                <w:color w:val="1c4587"/>
+              </w:rPr>
+            </w:pPr>
+            <w:r>
+              <w:rPr>
+                <w:rFonts w:ascii="Arial" w:cs="Arial" w:eastAsia="Arial" w:hAnsi="Arial"/>
+                <w:b w:val="1"/>
+                <w:bCs w:val="1"/>
+                <w:color w:val="1c4587"/>
+                <w:rtl w:val="0"/>
+              </w:rPr>
+              <w:t xml:space="preserve">ID</w:t>
+            </w:r>
+          </w:p>
+        </w:tc>
+        <w:tc>
+          <w:tcPr>
+            <w:tcBorders>
+              <w:top w:color="9aa7b2" w:space="0" w:sz="4" w:val="single"/>
+              <w:left w:color="9aa7b2" w:space="0" w:sz="4" w:val="single"/>
+              <w:bottom w:color="9aa7b2" w:space="0" w:sz="4" w:val="single"/>
+              <w:right w:color="9aa7b2" w:space="0" w:sz="4" w:val="single"/>
+            </w:tcBorders>
+            <w:shd w:fill="e8eef4" w:val="clear"/>
+          </w:tcPr>
+          <w:p>
+            <w:pPr>
+              <w:widowControl w:val="0"/>
+              <w:spacing w:after="40" w:before="40" w:line="240" w:lineRule="auto"/>
+              <w:rPr>
+                <w:rFonts w:ascii="Arial" w:cs="Arial" w:eastAsia="Arial" w:hAnsi="Arial"/>
+                <w:color w:val="1c4587"/>
+              </w:rPr>
+            </w:pPr>
+            <w:r>
+              <w:rPr>
+                <w:rFonts w:ascii="Arial" w:cs="Arial" w:eastAsia="Arial" w:hAnsi="Arial"/>
+                <w:b w:val="1"/>
+                <w:bCs w:val="1"/>
+                <w:color w:val="1c4587"/>
+                <w:rtl w:val="0"/>
+              </w:rPr>
+              <w:t xml:space="preserve">Característica</w:t>
+            </w:r>
+            <w:r>
+              <w:rPr>
+                <w:rFonts w:ascii="Arial" w:cs="Arial" w:eastAsia="Arial" w:hAnsi="Arial"/>
+                <w:color w:val="1c4587"/>
+                <w:rtl w:val="0"/>
+              </w:rPr>
+              <w:br w:type="textWrapping"/>
+            </w:r>
+            <w:r>
+              <w:rPr>
+                <w:rFonts w:ascii="Arial" w:cs="Arial" w:eastAsia="Arial" w:hAnsi="Arial"/>
+                <w:b w:val="1"/>
+                <w:bCs w:val="1"/>
+                <w:color w:val="1c4587"/>
+                <w:rtl w:val="0"/>
+              </w:rPr>
+              <w:t xml:space="preserve">ISO/IEC 25010</w:t>
+            </w:r>
+            <w:r>
+              <w:rPr>
+                <w:rtl w:val="0"/>
+              </w:rPr>
+            </w:r>
+          </w:p>
+        </w:tc>
+        <w:tc>
+          <w:tcPr>
+            <w:tcBorders>
+              <w:top w:color="9aa7b2" w:space="0" w:sz="4" w:val="single"/>
+              <w:left w:color="9aa7b2" w:space="0" w:sz="4" w:val="single"/>
+              <w:bottom w:color="9aa7b2" w:space="0" w:sz="4" w:val="single"/>
+              <w:right w:color="9aa7b2" w:space="0" w:sz="4" w:val="single"/>
+            </w:tcBorders>
+            <w:shd w:fill="e8eef4" w:val="clear"/>
+          </w:tcPr>
+          <w:p>
+            <w:pPr>
+              <w:widowControl w:val="0"/>
+              <w:spacing w:after="40" w:before="40" w:line="240" w:lineRule="auto"/>
+              <w:rPr>
+                <w:rFonts w:ascii="Arial" w:cs="Arial" w:eastAsia="Arial" w:hAnsi="Arial"/>
+                <w:b w:val="1"/>
+                <w:bCs w:val="1"/>
+                <w:color w:val="1c4587"/>
+              </w:rPr>
+            </w:pPr>
+            <w:r>
+              <w:rPr>
+                <w:rFonts w:ascii="Arial" w:cs="Arial" w:eastAsia="Arial" w:hAnsi="Arial"/>
+                <w:b w:val="1"/>
+                <w:bCs w:val="1"/>
+                <w:color w:val="1c4587"/>
+                <w:rtl w:val="0"/>
+              </w:rPr>
+              <w:t xml:space="preserve">Requerimiento</w:t>
+            </w:r>
+          </w:p>
+        </w:tc>
+      </w:tr>
+      <w:tr>
+        <w:trPr>
+          <w:cantSplit w:val="0"/>
+          <w:tblHeader w:val="0"/>
+        </w:trPr>
+        <w:tc>
+          <w:tcPr>
+            <w:tcBorders>
+              <w:top w:color="9aa7b2" w:space="0" w:sz="4" w:val="single"/>
+              <w:left w:color="9aa7b2" w:space="0" w:sz="4" w:val="single"/>
+              <w:bottom w:color="9aa7b2" w:space="0" w:sz="4" w:val="single"/>
+              <w:right w:color="9aa7b2" w:space="0" w:sz="4" w:val="single"/>
+            </w:tcBorders>
+            <w:shd w:fill="auto" w:val="clear"/>
+          </w:tcPr>
+          <w:p>
+            <w:pPr>
+              <w:widowControl w:val="0"/>
+              <w:spacing w:after="40" w:before="40" w:line="240" w:lineRule="auto"/>
+              <w:rPr>
+                <w:rFonts w:ascii="Arial" w:cs="Arial" w:eastAsia="Arial" w:hAnsi="Arial"/>
+                <w:b w:val="1"/>
+                <w:bCs w:val="1"/>
+                <w:color w:val="1c4587"/>
+              </w:rPr>
+            </w:pPr>
+            <w:r>
+              <w:rPr>
+                <w:rFonts w:ascii="Arial" w:cs="Arial" w:eastAsia="Arial" w:hAnsi="Arial"/>
+                <w:b w:val="1"/>
+                <w:bCs w:val="1"/>
+                <w:color w:val="1c4587"/>
+                <w:rtl w:val="0"/>
+              </w:rPr>
+              <w:t xml:space="preserve">RNF-01</w:t>
+            </w:r>
+          </w:p>
+        </w:tc>
+        <w:tc>
+          <w:tcPr>
+            <w:vMerge w:val="restart"/>
+            <w:tcBorders>
+              <w:top w:color="9aa7b2" w:space="0" w:sz="4" w:val="single"/>
+              <w:left w:color="9aa7b2" w:space="0" w:sz="4" w:val="single"/>
+              <w:bottom w:color="9aa7b2" w:space="0" w:sz="4" w:val="single"/>
+              <w:right w:color="9aa7b2" w:space="0" w:sz="4" w:val="single"/>
+            </w:tcBorders>
+            <w:shd w:fill="auto" w:val="clear"/>
+          </w:tcPr>
+          <w:p>
+            <w:pPr>
+              <w:widowControl w:val="0"/>
+              <w:spacing w:after="40" w:before="40" w:line="240" w:lineRule="auto"/>
+              <w:rPr>
+                <w:rFonts w:ascii="Arial" w:cs="Arial" w:eastAsia="Arial" w:hAnsi="Arial"/>
+                <w:color w:val="1a1a1a"/>
+              </w:rPr>
+            </w:pPr>
+            <w:r>
+              <w:rPr>
+                <w:rFonts w:ascii="Arial" w:cs="Arial" w:eastAsia="Arial" w:hAnsi="Arial"/>
+                <w:color w:val="1a1a1a"/>
+                <w:rtl w:val="0"/>
+              </w:rPr>
+              <w:t xml:space="preserve">Portabilidad</w:t>
+            </w:r>
+            <w:r>
+              <w:rPr>
+                <w:rtl w:val="0"/>
+              </w:rPr>
+            </w:r>
+          </w:p>
+        </w:tc>
+        <w:tc>
+          <w:tcPr>
+            <w:tcBorders>
+              <w:top w:color="9aa7b2" w:space="0" w:sz="4" w:val="single"/>
+              <w:left w:color="9aa7b2" w:space="0" w:sz="4" w:val="single"/>
+              <w:bottom w:color="9aa7b2" w:space="0" w:sz="4" w:val="single"/>
+              <w:right w:color="9aa7b2" w:space="0" w:sz="4" w:val="single"/>
+            </w:tcBorders>
+            <w:shd w:fill="auto" w:val="clear"/>
+          </w:tcPr>
+          <w:p>
+            <w:pPr>
+              <w:widowControl w:val="0"/>
+              <w:spacing w:after="40" w:before="40" w:line="240" w:lineRule="auto"/>
+              <w:rPr>
+                <w:rFonts w:ascii="Arial" w:cs="Arial" w:eastAsia="Arial" w:hAnsi="Arial"/>
+                <w:color w:val="1a1a1a"/>
+              </w:rPr>
+            </w:pPr>
+            <w:r>
+              <w:rPr>
+                <w:rFonts w:ascii="Arial" w:cs="Arial" w:eastAsia="Arial" w:hAnsi="Arial"/>
+                <w:color w:val="1a1a1a"/>
+                <w:rtl w:val="0"/>
+              </w:rPr>
+              <w:t xml:space="preserve">El sistema debe desarrollarse con tecnologías web y operar correctamente en las versiones vigentes de Google Chrome, Mozilla Firefox y Safari, tanto de escritorio como móviles.</w:t>
+            </w:r>
+            <w:r>
+              <w:rPr>
+                <w:rtl w:val="0"/>
+              </w:rPr>
+            </w:r>
+          </w:p>
+        </w:tc>
+      </w:tr>
+      <w:tr>
+        <w:trPr>
+          <w:cantSplit w:val="0"/>
+          <w:tblHeader w:val="0"/>
+        </w:trPr>
+        <w:tc>
+          <w:tcPr>
+            <w:tcBorders>
+              <w:top w:color="9aa7b2" w:space="0" w:sz="4" w:val="single"/>
+              <w:left w:color="9aa7b2" w:space="0" w:sz="4" w:val="single"/>
+              <w:bottom w:color="9aa7b2" w:space="0" w:sz="4" w:val="single"/>
+              <w:right w:color="9aa7b2" w:space="0" w:sz="4" w:val="single"/>
+            </w:tcBorders>
+            <w:shd w:fill="auto" w:val="clear"/>
+          </w:tcPr>
+          <w:p>
+            <w:pPr>
+              <w:widowControl w:val="0"/>
+              <w:spacing w:after="40" w:before="40" w:line="240" w:lineRule="auto"/>
+              <w:rPr>
+                <w:rFonts w:ascii="Arial" w:cs="Arial" w:eastAsia="Arial" w:hAnsi="Arial"/>
+                <w:b w:val="1"/>
+                <w:bCs w:val="1"/>
+                <w:color w:val="1c4587"/>
+              </w:rPr>
+            </w:pPr>
+            <w:r>
+              <w:rPr>
+                <w:rFonts w:ascii="Arial" w:cs="Arial" w:eastAsia="Arial" w:hAnsi="Arial"/>
+                <w:b w:val="1"/>
+                <w:bCs w:val="1"/>
+                <w:color w:val="1c4587"/>
+                <w:rtl w:val="0"/>
+              </w:rPr>
+              <w:t xml:space="preserve">RNF-02</w:t>
+            </w:r>
+          </w:p>
+        </w:tc>
+        <w:tc>
+          <w:tcPr>
+            <w:vMerge w:val="continue"/>
+            <w:tcBorders>
+              <w:top w:color="9aa7b2" w:space="0" w:sz="4" w:val="single"/>
+              <w:left w:color="9aa7b2" w:space="0" w:sz="4" w:val="single"/>
+              <w:bottom w:color="9aa7b2" w:space="0" w:sz="4" w:val="single"/>
+              <w:right w:color="9aa7b2" w:space="0" w:sz="4" w:val="single"/>
+            </w:tcBorders>
+            <w:shd w:fill="auto" w:val="clear"/>
+          </w:tcPr>
+          <w:p>
+            <w:pPr>
+              <w:widowControl w:val="0"/>
+              <w:spacing w:after="0" w:line="276" w:lineRule="auto"/>
+              <w:rPr>
+                <w:rFonts w:ascii="Calibri" w:cs="Calibri" w:eastAsia="Calibri" w:hAnsi="Calibri"/>
+                <w:b w:val="1"/>
+                <w:bCs w:val="1"/>
+                <w:color w:val="0b3d64"/>
+                <w:sz w:val="19"/>
+                <w:szCs w:val="19"/>
+              </w:rPr>
+            </w:pPr>
+            <w:r>
+              <w:rPr>
+                <w:rtl w:val="0"/>
+              </w:rPr>
+            </w:r>
+          </w:p>
+        </w:tc>
+        <w:tc>
+          <w:tcPr>
+            <w:tcBorders>
+              <w:top w:color="9aa7b2" w:space="0" w:sz="4" w:val="single"/>
+              <w:left w:color="9aa7b2" w:space="0" w:sz="4" w:val="single"/>
+              <w:bottom w:color="9aa7b2" w:space="0" w:sz="4" w:val="single"/>
+              <w:right w:color="9aa7b2" w:space="0" w:sz="4" w:val="single"/>
+            </w:tcBorders>
+            <w:shd w:fill="auto" w:val="clear"/>
+          </w:tcPr>
+          <w:p>
+            <w:pPr>
+              <w:widowControl w:val="0"/>
+              <w:spacing w:after="40" w:before="40" w:line="240" w:lineRule="auto"/>
+              <w:rPr>
+                <w:rFonts w:ascii="Arial" w:cs="Arial" w:eastAsia="Arial" w:hAnsi="Arial"/>
+                <w:color w:val="1a1a1a"/>
+              </w:rPr>
+            </w:pPr>
+            <w:r>
+              <w:rPr>
+                <w:rFonts w:ascii="Arial" w:cs="Arial" w:eastAsia="Arial" w:hAnsi="Arial"/>
+                <w:color w:val="1a1a1a"/>
+                <w:rtl w:val="0"/>
+              </w:rPr>
+              <w:t xml:space="preserve">La interfaz debe adoptar un diseño </w:t>
+            </w:r>
+            <w:r>
+              <w:rPr>
+                <w:rFonts w:ascii="Arial" w:cs="Arial" w:eastAsia="Arial" w:hAnsi="Arial"/>
+                <w:i w:val="1"/>
+                <w:iCs w:val="1"/>
+                <w:color w:val="1a1a1a"/>
+                <w:rtl w:val="0"/>
+              </w:rPr>
+              <w:t xml:space="preserve">responsive</w:t>
+            </w:r>
+            <w:r>
+              <w:rPr>
+                <w:rFonts w:ascii="Arial" w:cs="Arial" w:eastAsia="Arial" w:hAnsi="Arial"/>
+                <w:color w:val="1a1a1a"/>
+                <w:rtl w:val="0"/>
+              </w:rPr>
+              <w:t xml:space="preserve">, adaptándose a resoluciones de escritorio, tableta y teléfono móvil sin pérdida de funcionalidad.</w:t>
+            </w:r>
+            <w:r>
+              <w:rPr>
+                <w:rtl w:val="0"/>
+              </w:rPr>
+            </w:r>
+          </w:p>
+        </w:tc>
+      </w:tr>
+      <w:tr>
+        <w:trPr>
+          <w:cantSplit w:val="0"/>
+          <w:tblHeader w:val="0"/>
+        </w:trPr>
+        <w:tc>
+          <w:tcPr>
+            <w:tcBorders>
+              <w:top w:color="9aa7b2" w:space="0" w:sz="4" w:val="single"/>
+              <w:left w:color="9aa7b2" w:space="0" w:sz="4" w:val="single"/>
+              <w:bottom w:color="9aa7b2" w:space="0" w:sz="4" w:val="single"/>
+              <w:right w:color="9aa7b2" w:space="0" w:sz="4" w:val="single"/>
+            </w:tcBorders>
+            <w:shd w:fill="auto" w:val="clear"/>
+          </w:tcPr>
+          <w:p>
+            <w:pPr>
+              <w:widowControl w:val="0"/>
+              <w:spacing w:after="40" w:before="40" w:line="240" w:lineRule="auto"/>
+              <w:rPr>
+                <w:rFonts w:ascii="Arial" w:cs="Arial" w:eastAsia="Arial" w:hAnsi="Arial"/>
+                <w:b w:val="1"/>
+                <w:bCs w:val="1"/>
+                <w:color w:val="1c4587"/>
+              </w:rPr>
+            </w:pPr>
+            <w:r>
+              <w:rPr>
+                <w:rFonts w:ascii="Arial" w:cs="Arial" w:eastAsia="Arial" w:hAnsi="Arial"/>
+                <w:b w:val="1"/>
+                <w:bCs w:val="1"/>
+                <w:color w:val="1c4587"/>
+                <w:rtl w:val="0"/>
+              </w:rPr>
+              <w:t xml:space="preserve">RNF-03</w:t>
+            </w:r>
+          </w:p>
+        </w:tc>
+        <w:tc>
+          <w:tcPr>
+            <w:vMerge w:val="continue"/>
+            <w:tcBorders>
+              <w:top w:color="9aa7b2" w:space="0" w:sz="4" w:val="single"/>
+              <w:left w:color="9aa7b2" w:space="0" w:sz="4" w:val="single"/>
+              <w:bottom w:color="9aa7b2" w:space="0" w:sz="4" w:val="single"/>
+              <w:right w:color="9aa7b2" w:space="0" w:sz="4" w:val="single"/>
+            </w:tcBorders>
+            <w:shd w:fill="auto" w:val="clear"/>
+          </w:tcPr>
+          <w:p>
+            <w:pPr>
+              <w:widowControl w:val="0"/>
+              <w:spacing w:after="0" w:line="276" w:lineRule="auto"/>
+              <w:rPr>
+                <w:rFonts w:ascii="Calibri" w:cs="Calibri" w:eastAsia="Calibri" w:hAnsi="Calibri"/>
+                <w:b w:val="1"/>
+                <w:bCs w:val="1"/>
+                <w:color w:val="0b3d64"/>
+                <w:sz w:val="19"/>
+                <w:szCs w:val="19"/>
+              </w:rPr>
+            </w:pPr>
+            <w:r>
+              <w:rPr>
+                <w:rtl w:val="0"/>
+              </w:rPr>
+            </w:r>
+          </w:p>
+        </w:tc>
+        <w:tc>
+          <w:tcPr>
+            <w:tcBorders>
+              <w:top w:color="9aa7b2" w:space="0" w:sz="4" w:val="single"/>
+              <w:left w:color="9aa7b2" w:space="0" w:sz="4" w:val="single"/>
+              <w:bottom w:color="9aa7b2" w:space="0" w:sz="4" w:val="single"/>
+              <w:right w:color="9aa7b2" w:space="0" w:sz="4" w:val="single"/>
+            </w:tcBorders>
+            <w:shd w:fill="auto" w:val="clear"/>
+          </w:tcPr>
+          <w:p>
+            <w:pPr>
+              <w:widowControl w:val="0"/>
+              <w:spacing w:after="40" w:before="40" w:line="240" w:lineRule="auto"/>
+              <w:rPr>
+                <w:rFonts w:ascii="Arial" w:cs="Arial" w:eastAsia="Arial" w:hAnsi="Arial"/>
+                <w:color w:val="1a1a1a"/>
+              </w:rPr>
+            </w:pPr>
+            <w:r>
+              <w:rPr>
+                <w:rFonts w:ascii="Arial" w:cs="Arial" w:eastAsia="Arial" w:hAnsi="Arial"/>
+                <w:color w:val="1a1a1a"/>
+                <w:rtl w:val="0"/>
+              </w:rPr>
+              <w:t xml:space="preserve">El sistema no debe requerir la instalación de software adicional en el dispositivo del usuario más allá de un navegador web.</w:t>
+            </w:r>
+          </w:p>
+        </w:tc>
+      </w:tr>
+      <w:tr>
+        <w:trPr>
+          <w:cantSplit w:val="0"/>
+          <w:tblHeader w:val="0"/>
+        </w:trPr>
+        <w:tc>
+          <w:tcPr>
+            <w:tcBorders>
+              <w:top w:color="9aa7b2" w:space="0" w:sz="4" w:val="single"/>
+              <w:left w:color="9aa7b2" w:space="0" w:sz="4" w:val="single"/>
+              <w:bottom w:color="9aa7b2" w:space="0" w:sz="4" w:val="single"/>
+              <w:right w:color="9aa7b2" w:space="0" w:sz="4" w:val="single"/>
+            </w:tcBorders>
+            <w:shd w:fill="auto" w:val="clear"/>
+          </w:tcPr>
+          <w:p>
+            <w:pPr>
+              <w:widowControl w:val="0"/>
+              <w:spacing w:after="40" w:before="40" w:line="240" w:lineRule="auto"/>
+              <w:rPr>
+                <w:rFonts w:ascii="Arial" w:cs="Arial" w:eastAsia="Arial" w:hAnsi="Arial"/>
+                <w:b w:val="1"/>
+                <w:bCs w:val="1"/>
+                <w:color w:val="1c4587"/>
+              </w:rPr>
+            </w:pPr>
+            <w:r>
+              <w:rPr>
+                <w:rFonts w:ascii="Arial" w:cs="Arial" w:eastAsia="Arial" w:hAnsi="Arial"/>
+                <w:b w:val="1"/>
+                <w:bCs w:val="1"/>
+                <w:color w:val="1c4587"/>
+                <w:rtl w:val="0"/>
+              </w:rPr>
+              <w:t xml:space="preserve">RNF-04</w:t>
+            </w:r>
+          </w:p>
+        </w:tc>
+        <w:tc>
+          <w:tcPr>
+            <w:vMerge w:val="restart"/>
+          </w:tcPr>
+          <w:p>
+            <w:pPr>
+              <w:widowControl w:val="0"/>
+              <w:spacing w:after="40" w:before="40" w:line="240" w:lineRule="auto"/>
+              <w:rPr>
+                <w:rFonts w:ascii="Arial" w:cs="Arial" w:eastAsia="Arial" w:hAnsi="Arial"/>
+                <w:color w:val="1a1a1a"/>
+              </w:rPr>
+            </w:pPr>
+            <w:r>
+              <w:rPr>
+                <w:rFonts w:ascii="Arial" w:cs="Arial" w:eastAsia="Arial" w:hAnsi="Arial"/>
+                <w:color w:val="1a1a1a"/>
+                <w:rtl w:val="0"/>
+              </w:rPr>
+              <w:t xml:space="preserve">Adecuación funcional</w:t>
+            </w:r>
+          </w:p>
+        </w:tc>
+        <w:tc>
+          <w:tcPr>
+            <w:tcBorders>
+              <w:top w:color="9aa7b2" w:space="0" w:sz="4" w:val="single"/>
+              <w:left w:color="9aa7b2" w:space="0" w:sz="4" w:val="single"/>
+              <w:bottom w:color="9aa7b2" w:space="0" w:sz="4" w:val="single"/>
+              <w:right w:color="9aa7b2" w:space="0" w:sz="4" w:val="single"/>
+            </w:tcBorders>
+            <w:shd w:fill="auto" w:val="clear"/>
+          </w:tcPr>
+          <w:p>
+            <w:pPr>
+              <w:widowControl w:val="0"/>
+              <w:spacing w:after="40" w:before="40" w:line="240" w:lineRule="auto"/>
+              <w:rPr>
+                <w:rFonts w:ascii="Arial" w:cs="Arial" w:eastAsia="Arial" w:hAnsi="Arial"/>
+                <w:color w:val="1a1a1a"/>
+              </w:rPr>
+            </w:pPr>
+            <w:r>
+              <w:rPr>
+                <w:rFonts w:ascii="Arial" w:cs="Arial" w:eastAsia="Arial" w:hAnsi="Arial"/>
+                <w:color w:val="1a1a1a"/>
+                <w:rtl w:val="0"/>
+              </w:rPr>
+              <w:t xml:space="preserve">La actualización de los montos de alquiler debe realizarse exclusivamente con los índices IPC o ICL publicados por los organismos oficiales (INDEC y BCRA).</w:t>
+            </w:r>
+          </w:p>
+        </w:tc>
+      </w:tr>
+      <w:tr>
+        <w:trPr>
+          <w:cantSplit w:val="0"/>
+          <w:tblHeader w:val="0"/>
+        </w:trPr>
+        <w:tc>
+          <w:tcPr>
+            <w:tcBorders>
+              <w:top w:color="9aa7b2" w:space="0" w:sz="4" w:val="single"/>
+              <w:left w:color="9aa7b2" w:space="0" w:sz="4" w:val="single"/>
+              <w:bottom w:color="9aa7b2" w:space="0" w:sz="4" w:val="single"/>
+              <w:right w:color="9aa7b2" w:space="0" w:sz="4" w:val="single"/>
+            </w:tcBorders>
+            <w:shd w:fill="auto" w:val="clear"/>
+          </w:tcPr>
+          <w:p>
+            <w:pPr>
+              <w:widowControl w:val="0"/>
+              <w:spacing w:after="40" w:before="40" w:line="240" w:lineRule="auto"/>
+              <w:rPr>
+                <w:rFonts w:ascii="Arial" w:cs="Arial" w:eastAsia="Arial" w:hAnsi="Arial"/>
+                <w:b w:val="1"/>
+                <w:bCs w:val="1"/>
+                <w:color w:val="1c4587"/>
+              </w:rPr>
+            </w:pPr>
+            <w:r>
+              <w:rPr>
+                <w:rFonts w:ascii="Arial" w:cs="Arial" w:eastAsia="Arial" w:hAnsi="Arial"/>
+                <w:b w:val="1"/>
+                <w:bCs w:val="1"/>
+                <w:color w:val="1c4587"/>
+                <w:rtl w:val="0"/>
+              </w:rPr>
+              <w:t xml:space="preserve">RNF-05</w:t>
+            </w:r>
+          </w:p>
+        </w:tc>
+        <w:tc>
+          <w:tcPr>
+            <w:vMerge w:val="continue"/>
+            <w:tcBorders>
+              <w:top w:color="9aa7b2" w:space="0" w:sz="4" w:val="single"/>
+              <w:left w:color="9aa7b2" w:space="0" w:sz="4" w:val="single"/>
+              <w:bottom w:color="9aa7b2" w:space="0" w:sz="4" w:val="single"/>
+              <w:right w:color="9aa7b2" w:space="0" w:sz="4" w:val="single"/>
+            </w:tcBorders>
+            <w:shd w:fill="auto" w:val="clear"/>
+          </w:tcPr>
+          <w:p>
+            <w:pPr>
+              <w:widowControl w:val="0"/>
+              <w:spacing w:after="0" w:line="276" w:lineRule="auto"/>
+              <w:rPr>
+                <w:rFonts w:ascii="Calibri" w:cs="Calibri" w:eastAsia="Calibri" w:hAnsi="Calibri"/>
+                <w:b w:val="1"/>
+                <w:bCs w:val="1"/>
+                <w:color w:val="0b3d64"/>
+                <w:sz w:val="19"/>
+                <w:szCs w:val="19"/>
+              </w:rPr>
+            </w:pPr>
+            <w:r>
+              <w:rPr>
+                <w:rtl w:val="0"/>
+              </w:rPr>
+            </w:r>
+          </w:p>
+        </w:tc>
+        <w:tc>
+          <w:tcPr>
+            <w:tcBorders>
+              <w:top w:color="9aa7b2" w:space="0" w:sz="4" w:val="single"/>
+              <w:left w:color="9aa7b2" w:space="0" w:sz="4" w:val="single"/>
+              <w:bottom w:color="9aa7b2" w:space="0" w:sz="4" w:val="single"/>
+              <w:right w:color="9aa7b2" w:space="0" w:sz="4" w:val="single"/>
+            </w:tcBorders>
+            <w:shd w:fill="auto" w:val="clear"/>
+          </w:tcPr>
+          <w:p>
+            <w:pPr>
+              <w:widowControl w:val="0"/>
+              <w:spacing w:after="40" w:before="40" w:line="240" w:lineRule="auto"/>
+              <w:rPr>
+                <w:rFonts w:ascii="Arial" w:cs="Arial" w:eastAsia="Arial" w:hAnsi="Arial"/>
+                <w:color w:val="1a1a1a"/>
+              </w:rPr>
+            </w:pPr>
+            <w:r>
+              <w:rPr>
+                <w:rFonts w:ascii="Arial" w:cs="Arial" w:eastAsia="Arial" w:hAnsi="Arial"/>
+                <w:color w:val="1a1a1a"/>
+                <w:rtl w:val="0"/>
+              </w:rPr>
+              <w:t xml:space="preserve">La firma electrónica de los contratos debe cumplir con los requisitos de validez previstos por la normativa argentina de firma electrónica y digital.</w:t>
+            </w:r>
+          </w:p>
+        </w:tc>
+      </w:tr>
+      <w:tr>
+        <w:trPr>
+          <w:cantSplit w:val="0"/>
+          <w:tblHeader w:val="0"/>
+        </w:trPr>
+        <w:tc>
+          <w:tcPr>
+            <w:tcBorders>
+              <w:top w:color="9aa7b2" w:space="0" w:sz="4" w:val="single"/>
+              <w:left w:color="9aa7b2" w:space="0" w:sz="4" w:val="single"/>
+              <w:bottom w:color="9aa7b2" w:space="0" w:sz="4" w:val="single"/>
+              <w:right w:color="9aa7b2" w:space="0" w:sz="4" w:val="single"/>
+            </w:tcBorders>
+            <w:shd w:fill="auto" w:val="clear"/>
+          </w:tcPr>
+          <w:p>
+            <w:pPr>
+              <w:widowControl w:val="0"/>
+              <w:spacing w:after="40" w:before="40" w:line="240" w:lineRule="auto"/>
+              <w:rPr>
+                <w:rFonts w:ascii="Arial" w:cs="Arial" w:eastAsia="Arial" w:hAnsi="Arial"/>
+                <w:b w:val="1"/>
+                <w:bCs w:val="1"/>
+                <w:color w:val="1c4587"/>
+              </w:rPr>
+            </w:pPr>
+            <w:r>
+              <w:rPr>
+                <w:rFonts w:ascii="Arial" w:cs="Arial" w:eastAsia="Arial" w:hAnsi="Arial"/>
+                <w:b w:val="1"/>
+                <w:bCs w:val="1"/>
+                <w:color w:val="1c4587"/>
+                <w:rtl w:val="0"/>
+              </w:rPr>
+              <w:t xml:space="preserve">RNF-06</w:t>
+            </w:r>
+          </w:p>
+        </w:tc>
+        <w:tc>
+          <w:tcPr>
+            <w:vMerge w:val="restart"/>
+            <w:tcBorders>
+              <w:top w:color="9aa7b2" w:space="0" w:sz="4" w:val="single"/>
+              <w:left w:color="9aa7b2" w:space="0" w:sz="4" w:val="single"/>
+              <w:bottom w:color="9aa7b2" w:space="0" w:sz="4" w:val="single"/>
+              <w:right w:color="9aa7b2" w:space="0" w:sz="4" w:val="single"/>
+            </w:tcBorders>
+            <w:shd w:fill="auto" w:val="clear"/>
+          </w:tcPr>
+          <w:p>
+            <w:pPr>
+              <w:widowControl w:val="0"/>
+              <w:spacing w:after="40" w:before="40" w:line="240" w:lineRule="auto"/>
+              <w:rPr>
+                <w:rFonts w:ascii="Arial" w:cs="Arial" w:eastAsia="Arial" w:hAnsi="Arial"/>
+                <w:color w:val="1a1a1a"/>
+              </w:rPr>
+            </w:pPr>
+            <w:r>
+              <w:rPr>
+                <w:rFonts w:ascii="Arial" w:cs="Arial" w:eastAsia="Arial" w:hAnsi="Arial"/>
+                <w:color w:val="1a1a1a"/>
+                <w:rtl w:val="0"/>
+              </w:rPr>
+              <w:t xml:space="preserve">Seguridad</w:t>
+            </w:r>
+          </w:p>
+        </w:tc>
+        <w:tc>
+          <w:tcPr>
+            <w:tcBorders>
+              <w:top w:color="9aa7b2" w:space="0" w:sz="4" w:val="single"/>
+              <w:left w:color="9aa7b2" w:space="0" w:sz="4" w:val="single"/>
+              <w:bottom w:color="9aa7b2" w:space="0" w:sz="4" w:val="single"/>
+              <w:right w:color="9aa7b2" w:space="0" w:sz="4" w:val="single"/>
+            </w:tcBorders>
+            <w:shd w:fill="auto" w:val="clear"/>
+          </w:tcPr>
+          <w:p>
+            <w:pPr>
+              <w:widowControl w:val="0"/>
+              <w:spacing w:after="40" w:before="40" w:line="240" w:lineRule="auto"/>
+              <w:rPr>
+                <w:rFonts w:ascii="Arial" w:cs="Arial" w:eastAsia="Arial" w:hAnsi="Arial"/>
+                <w:color w:val="1a1a1a"/>
+              </w:rPr>
+            </w:pPr>
+            <w:r>
+              <w:rPr>
+                <w:rFonts w:ascii="Arial" w:cs="Arial" w:eastAsia="Arial" w:hAnsi="Arial"/>
+                <w:color w:val="1a1a1a"/>
+                <w:rtl w:val="0"/>
+              </w:rPr>
+              <w:t xml:space="preserve">Las credenciales de acceso deben almacenarse cifradas y el acceso al sistema debe realizarse mediante autenticación de usuario.</w:t>
+            </w:r>
+          </w:p>
+        </w:tc>
+      </w:tr>
+      <w:tr>
+        <w:trPr>
+          <w:cantSplit w:val="0"/>
+          <w:tblHeader w:val="0"/>
+        </w:trPr>
+        <w:tc>
+          <w:tcPr>
+            <w:tcBorders>
+              <w:top w:color="9aa7b2" w:space="0" w:sz="4" w:val="single"/>
+              <w:left w:color="9aa7b2" w:space="0" w:sz="4" w:val="single"/>
+              <w:bottom w:color="9aa7b2" w:space="0" w:sz="4" w:val="single"/>
+              <w:right w:color="9aa7b2" w:space="0" w:sz="4" w:val="single"/>
+            </w:tcBorders>
+            <w:shd w:fill="auto" w:val="clear"/>
+          </w:tcPr>
+          <w:p>
+            <w:pPr>
+              <w:widowControl w:val="0"/>
+              <w:spacing w:after="40" w:before="40" w:line="240" w:lineRule="auto"/>
+              <w:rPr>
+                <w:rFonts w:ascii="Arial" w:cs="Arial" w:eastAsia="Arial" w:hAnsi="Arial"/>
+                <w:b w:val="1"/>
+                <w:bCs w:val="1"/>
+                <w:color w:val="1c4587"/>
+              </w:rPr>
+            </w:pPr>
+            <w:r>
+              <w:rPr>
+                <w:rFonts w:ascii="Arial" w:cs="Arial" w:eastAsia="Arial" w:hAnsi="Arial"/>
+                <w:b w:val="1"/>
+                <w:bCs w:val="1"/>
+                <w:color w:val="1c4587"/>
+                <w:rtl w:val="0"/>
+              </w:rPr>
+              <w:t xml:space="preserve">RNF-07</w:t>
+            </w:r>
+          </w:p>
+        </w:tc>
+        <w:tc>
+          <w:tcPr>
+            <w:vMerge w:val="continue"/>
+            <w:tcBorders>
+              <w:top w:color="9aa7b2" w:space="0" w:sz="4" w:val="single"/>
+              <w:left w:color="9aa7b2" w:space="0" w:sz="4" w:val="single"/>
+              <w:bottom w:color="9aa7b2" w:space="0" w:sz="4" w:val="single"/>
+              <w:right w:color="9aa7b2" w:space="0" w:sz="4" w:val="single"/>
+            </w:tcBorders>
+            <w:shd w:fill="auto" w:val="clear"/>
+          </w:tcPr>
+          <w:p>
+            <w:pPr>
+              <w:widowControl w:val="0"/>
+              <w:spacing w:after="0" w:line="276" w:lineRule="auto"/>
+              <w:rPr>
+                <w:rFonts w:ascii="Calibri" w:cs="Calibri" w:eastAsia="Calibri" w:hAnsi="Calibri"/>
+                <w:b w:val="1"/>
+                <w:bCs w:val="1"/>
+                <w:color w:val="0b3d64"/>
+                <w:sz w:val="19"/>
+                <w:szCs w:val="19"/>
+              </w:rPr>
+            </w:pPr>
+            <w:r>
+              <w:rPr>
+                <w:rtl w:val="0"/>
+              </w:rPr>
+            </w:r>
+          </w:p>
+        </w:tc>
+        <w:tc>
+          <w:tcPr>
+            <w:tcBorders>
+              <w:top w:color="9aa7b2" w:space="0" w:sz="4" w:val="single"/>
+              <w:left w:color="9aa7b2" w:space="0" w:sz="4" w:val="single"/>
+              <w:bottom w:color="9aa7b2" w:space="0" w:sz="4" w:val="single"/>
+              <w:right w:color="9aa7b2" w:space="0" w:sz="4" w:val="single"/>
+            </w:tcBorders>
+            <w:shd w:fill="auto" w:val="clear"/>
+          </w:tcPr>
+          <w:p>
+            <w:pPr>
+              <w:widowControl w:val="0"/>
+              <w:spacing w:after="40" w:before="40" w:line="240" w:lineRule="auto"/>
+              <w:rPr>
+                <w:rFonts w:ascii="Arial" w:cs="Arial" w:eastAsia="Arial" w:hAnsi="Arial"/>
+                <w:color w:val="1a1a1a"/>
+              </w:rPr>
+            </w:pPr>
+            <w:r>
+              <w:rPr>
+                <w:rFonts w:ascii="Arial" w:cs="Arial" w:eastAsia="Arial" w:hAnsi="Arial"/>
+                <w:color w:val="1a1a1a"/>
+                <w:rtl w:val="0"/>
+              </w:rPr>
+              <w:t xml:space="preserve">El sistema debe implementar control de acceso basado en perfiles, de modo que cada usuario acceda únicamente a los contratos, pagos y mensajes en los que interviene.</w:t>
+            </w:r>
+          </w:p>
+        </w:tc>
+      </w:tr>
+      <w:tr>
+        <w:trPr>
+          <w:cantSplit w:val="0"/>
+          <w:tblHeader w:val="0"/>
+        </w:trPr>
+        <w:tc>
+          <w:tcPr>
+            <w:tcBorders>
+              <w:top w:color="9aa7b2" w:space="0" w:sz="4" w:val="single"/>
+              <w:left w:color="9aa7b2" w:space="0" w:sz="4" w:val="single"/>
+              <w:bottom w:color="9aa7b2" w:space="0" w:sz="4" w:val="single"/>
+              <w:right w:color="9aa7b2" w:space="0" w:sz="4" w:val="single"/>
+            </w:tcBorders>
+            <w:shd w:fill="auto" w:val="clear"/>
+          </w:tcPr>
+          <w:p>
+            <w:pPr>
+              <w:widowControl w:val="0"/>
+              <w:spacing w:after="40" w:before="40" w:line="240" w:lineRule="auto"/>
+              <w:rPr>
+                <w:rFonts w:ascii="Arial" w:cs="Arial" w:eastAsia="Arial" w:hAnsi="Arial"/>
+                <w:b w:val="1"/>
+                <w:bCs w:val="1"/>
+                <w:color w:val="1c4587"/>
+              </w:rPr>
+            </w:pPr>
+            <w:r>
+              <w:rPr>
+                <w:rFonts w:ascii="Arial" w:cs="Arial" w:eastAsia="Arial" w:hAnsi="Arial"/>
+                <w:b w:val="1"/>
+                <w:bCs w:val="1"/>
+                <w:color w:val="1c4587"/>
+                <w:rtl w:val="0"/>
+              </w:rPr>
+              <w:t xml:space="preserve">RNF-08</w:t>
+            </w:r>
+          </w:p>
+        </w:tc>
+        <w:tc>
+          <w:tcPr>
+            <w:vMerge w:val="restart"/>
+            <w:tcBorders>
+              <w:top w:color="9aa7b2" w:space="0" w:sz="4" w:val="single"/>
+              <w:left w:color="9aa7b2" w:space="0" w:sz="4" w:val="single"/>
+              <w:bottom w:color="9aa7b2" w:space="0" w:sz="4" w:val="single"/>
+              <w:right w:color="9aa7b2" w:space="0" w:sz="4" w:val="single"/>
+            </w:tcBorders>
+            <w:shd w:fill="auto" w:val="clear"/>
+          </w:tcPr>
+          <w:p>
+            <w:pPr>
+              <w:widowControl w:val="0"/>
+              <w:spacing w:after="40" w:before="40" w:line="240" w:lineRule="auto"/>
+              <w:rPr>
+                <w:rFonts w:ascii="Arial" w:cs="Arial" w:eastAsia="Arial" w:hAnsi="Arial"/>
+                <w:color w:val="1a1a1a"/>
+              </w:rPr>
+            </w:pPr>
+            <w:r>
+              <w:rPr>
+                <w:rFonts w:ascii="Arial" w:cs="Arial" w:eastAsia="Arial" w:hAnsi="Arial"/>
+                <w:color w:val="1a1a1a"/>
+                <w:rtl w:val="0"/>
+              </w:rPr>
+              <w:t xml:space="preserve">Usabilidad</w:t>
+            </w:r>
+          </w:p>
+        </w:tc>
+        <w:tc>
+          <w:tcPr>
+            <w:tcBorders>
+              <w:top w:color="9aa7b2" w:space="0" w:sz="4" w:val="single"/>
+              <w:left w:color="9aa7b2" w:space="0" w:sz="4" w:val="single"/>
+              <w:bottom w:color="9aa7b2" w:space="0" w:sz="4" w:val="single"/>
+              <w:right w:color="9aa7b2" w:space="0" w:sz="4" w:val="single"/>
+            </w:tcBorders>
+            <w:shd w:fill="auto" w:val="clear"/>
+          </w:tcPr>
+          <w:p>
+            <w:pPr>
+              <w:widowControl w:val="0"/>
+              <w:spacing w:after="40" w:before="40" w:line="240" w:lineRule="auto"/>
+              <w:rPr>
+                <w:rFonts w:ascii="Arial" w:cs="Arial" w:eastAsia="Arial" w:hAnsi="Arial"/>
+                <w:color w:val="1a1a1a"/>
+              </w:rPr>
+            </w:pPr>
+            <w:r>
+              <w:rPr>
+                <w:rFonts w:ascii="Arial" w:cs="Arial" w:eastAsia="Arial" w:hAnsi="Arial"/>
+                <w:color w:val="1a1a1a"/>
+                <w:rtl w:val="0"/>
+              </w:rPr>
+              <w:t xml:space="preserve">El alta de una propiedad y el registro de un pago no deben requerir conocimientos técnicos por parte del usuario.</w:t>
+            </w:r>
+          </w:p>
+        </w:tc>
+      </w:tr>
+      <w:tr>
+        <w:trPr>
+          <w:cantSplit w:val="0"/>
+          <w:tblHeader w:val="0"/>
+        </w:trPr>
+        <w:tc>
+          <w:tcPr>
+            <w:tcBorders>
+              <w:top w:color="9aa7b2" w:space="0" w:sz="4" w:val="single"/>
+              <w:left w:color="9aa7b2" w:space="0" w:sz="4" w:val="single"/>
+              <w:bottom w:color="9aa7b2" w:space="0" w:sz="4" w:val="single"/>
+              <w:right w:color="9aa7b2" w:space="0" w:sz="4" w:val="single"/>
+            </w:tcBorders>
+            <w:shd w:fill="auto" w:val="clear"/>
+          </w:tcPr>
+          <w:p>
+            <w:pPr>
+              <w:widowControl w:val="0"/>
+              <w:spacing w:after="40" w:before="40" w:line="240" w:lineRule="auto"/>
+              <w:rPr>
+                <w:rFonts w:ascii="Arial" w:cs="Arial" w:eastAsia="Arial" w:hAnsi="Arial"/>
+                <w:b w:val="1"/>
+                <w:bCs w:val="1"/>
+                <w:color w:val="1c4587"/>
+              </w:rPr>
+            </w:pPr>
+            <w:r>
+              <w:rPr>
+                <w:rFonts w:ascii="Arial" w:cs="Arial" w:eastAsia="Arial" w:hAnsi="Arial"/>
+                <w:b w:val="1"/>
+                <w:bCs w:val="1"/>
+                <w:color w:val="1c4587"/>
+                <w:rtl w:val="0"/>
+              </w:rPr>
+              <w:t xml:space="preserve">RNF-09</w:t>
+            </w:r>
+          </w:p>
+        </w:tc>
+        <w:tc>
+          <w:tcPr>
+            <w:vMerge w:val="continue"/>
+            <w:tcBorders>
+              <w:top w:color="9aa7b2" w:space="0" w:sz="4" w:val="single"/>
+              <w:left w:color="9aa7b2" w:space="0" w:sz="4" w:val="single"/>
+              <w:bottom w:color="9aa7b2" w:space="0" w:sz="4" w:val="single"/>
+              <w:right w:color="9aa7b2" w:space="0" w:sz="4" w:val="single"/>
+            </w:tcBorders>
+            <w:shd w:fill="auto" w:val="clear"/>
+          </w:tcPr>
+          <w:p>
+            <w:pPr>
+              <w:widowControl w:val="0"/>
+              <w:spacing w:after="0" w:line="276" w:lineRule="auto"/>
+              <w:rPr>
+                <w:rFonts w:ascii="Calibri" w:cs="Calibri" w:eastAsia="Calibri" w:hAnsi="Calibri"/>
+                <w:b w:val="1"/>
+                <w:bCs w:val="1"/>
+                <w:color w:val="0b3d64"/>
+                <w:sz w:val="19"/>
+                <w:szCs w:val="19"/>
+              </w:rPr>
+            </w:pPr>
+            <w:r>
+              <w:rPr>
+                <w:rtl w:val="0"/>
+              </w:rPr>
+            </w:r>
+          </w:p>
+        </w:tc>
+        <w:tc>
+          <w:tcPr>
+            <w:tcBorders>
+              <w:top w:color="9aa7b2" w:space="0" w:sz="4" w:val="single"/>
+              <w:left w:color="9aa7b2" w:space="0" w:sz="4" w:val="single"/>
+              <w:bottom w:color="9aa7b2" w:space="0" w:sz="4" w:val="single"/>
+              <w:right w:color="9aa7b2" w:space="0" w:sz="4" w:val="single"/>
+            </w:tcBorders>
+            <w:shd w:fill="auto" w:val="clear"/>
+          </w:tcPr>
+          <w:p>
+            <w:pPr>
+              <w:widowControl w:val="0"/>
+              <w:spacing w:after="40" w:before="40" w:line="240" w:lineRule="auto"/>
+              <w:rPr>
+                <w:rFonts w:ascii="Arial" w:cs="Arial" w:eastAsia="Arial" w:hAnsi="Arial"/>
+                <w:color w:val="1a1a1a"/>
+              </w:rPr>
+            </w:pPr>
+            <w:r>
+              <w:rPr>
+                <w:rFonts w:ascii="Arial" w:cs="Arial" w:eastAsia="Arial" w:hAnsi="Arial"/>
+                <w:color w:val="1a1a1a"/>
+                <w:rtl w:val="0"/>
+              </w:rPr>
+              <w:t xml:space="preserve">El sistema debe informar mediante mensajes comprensibles el resultado de cada operación, especialmente ante errores de validación o de pago.</w:t>
+            </w:r>
+          </w:p>
+        </w:tc>
+      </w:tr>
+      <w:tr>
+        <w:trPr>
+          <w:cantSplit w:val="0"/>
+          <w:tblHeader w:val="0"/>
+        </w:trPr>
+        <w:tc>
+          <w:tcPr>
+            <w:tcBorders>
+              <w:top w:color="9aa7b2" w:space="0" w:sz="4" w:val="single"/>
+              <w:left w:color="9aa7b2" w:space="0" w:sz="4" w:val="single"/>
+              <w:bottom w:color="9aa7b2" w:space="0" w:sz="4" w:val="single"/>
+              <w:right w:color="9aa7b2" w:space="0" w:sz="4" w:val="single"/>
+            </w:tcBorders>
+            <w:shd w:fill="auto" w:val="clear"/>
+          </w:tcPr>
+          <w:p>
+            <w:pPr>
+              <w:widowControl w:val="0"/>
+              <w:spacing w:after="40" w:before="40" w:line="240" w:lineRule="auto"/>
+              <w:rPr>
+                <w:rFonts w:ascii="Arial" w:cs="Arial" w:eastAsia="Arial" w:hAnsi="Arial"/>
+                <w:b w:val="1"/>
+                <w:bCs w:val="1"/>
+                <w:color w:val="1c4587"/>
+              </w:rPr>
+            </w:pPr>
+            <w:r>
+              <w:rPr>
+                <w:rFonts w:ascii="Arial" w:cs="Arial" w:eastAsia="Arial" w:hAnsi="Arial"/>
+                <w:b w:val="1"/>
+                <w:bCs w:val="1"/>
+                <w:color w:val="1c4587"/>
+                <w:rtl w:val="0"/>
+              </w:rPr>
+              <w:t xml:space="preserve">RNF-10</w:t>
+            </w:r>
+          </w:p>
+        </w:tc>
+        <w:tc>
+          <w:tcPr>
+            <w:vMerge w:val="restart"/>
+            <w:tcBorders>
+              <w:top w:color="9aa7b2" w:space="0" w:sz="4" w:val="single"/>
+              <w:left w:color="9aa7b2" w:space="0" w:sz="4" w:val="single"/>
+              <w:bottom w:color="9aa7b2" w:space="0" w:sz="4" w:val="single"/>
+              <w:right w:color="9aa7b2" w:space="0" w:sz="4" w:val="single"/>
+            </w:tcBorders>
+            <w:shd w:fill="auto" w:val="clear"/>
+          </w:tcPr>
+          <w:p>
+            <w:pPr>
+              <w:widowControl w:val="0"/>
+              <w:spacing w:after="40" w:before="40" w:line="240" w:lineRule="auto"/>
+              <w:rPr>
+                <w:rFonts w:ascii="Arial" w:cs="Arial" w:eastAsia="Arial" w:hAnsi="Arial"/>
+                <w:color w:val="1a1a1a"/>
+              </w:rPr>
+            </w:pPr>
+            <w:r>
+              <w:rPr>
+                <w:rFonts w:ascii="Arial" w:cs="Arial" w:eastAsia="Arial" w:hAnsi="Arial"/>
+                <w:color w:val="1a1a1a"/>
+                <w:rtl w:val="0"/>
+              </w:rPr>
+              <w:t xml:space="preserve">Eficiencia de desempeño</w:t>
+            </w:r>
+          </w:p>
+        </w:tc>
+        <w:tc>
+          <w:tcPr>
+            <w:tcBorders>
+              <w:top w:color="9aa7b2" w:space="0" w:sz="4" w:val="single"/>
+              <w:left w:color="9aa7b2" w:space="0" w:sz="4" w:val="single"/>
+              <w:bottom w:color="9aa7b2" w:space="0" w:sz="4" w:val="single"/>
+              <w:right w:color="9aa7b2" w:space="0" w:sz="4" w:val="single"/>
+            </w:tcBorders>
+            <w:shd w:fill="auto" w:val="clear"/>
+          </w:tcPr>
+          <w:p>
+            <w:pPr>
+              <w:widowControl w:val="0"/>
+              <w:spacing w:after="40" w:before="40" w:line="240" w:lineRule="auto"/>
+              <w:rPr>
+                <w:rFonts w:ascii="Arial" w:cs="Arial" w:eastAsia="Arial" w:hAnsi="Arial"/>
+                <w:color w:val="1a1a1a"/>
+              </w:rPr>
+            </w:pPr>
+            <w:r>
+              <w:rPr>
+                <w:rFonts w:ascii="Arial" w:cs="Arial" w:eastAsia="Arial" w:hAnsi="Arial"/>
+                <w:color w:val="1a1a1a"/>
+                <w:rtl w:val="0"/>
+              </w:rPr>
+              <w:t xml:space="preserve">Las consultas de búsqueda de propiedades deben resolverse en un tiempo de respuesta acorde a una experiencia de uso fluida en conexiones móviles estándar.</w:t>
+            </w:r>
+          </w:p>
+        </w:tc>
+      </w:tr>
+      <w:tr>
+        <w:trPr>
+          <w:cantSplit w:val="0"/>
+          <w:tblHeader w:val="0"/>
+        </w:trPr>
+        <w:tc>
+          <w:tcPr>
+            <w:tcBorders>
+              <w:top w:color="9aa7b2" w:space="0" w:sz="4" w:val="single"/>
+              <w:left w:color="9aa7b2" w:space="0" w:sz="4" w:val="single"/>
+              <w:bottom w:color="9aa7b2" w:space="0" w:sz="4" w:val="single"/>
+              <w:right w:color="9aa7b2" w:space="0" w:sz="4" w:val="single"/>
+            </w:tcBorders>
+            <w:shd w:fill="auto" w:val="clear"/>
+          </w:tcPr>
+          <w:p>
+            <w:pPr>
+              <w:widowControl w:val="0"/>
+              <w:spacing w:after="40" w:before="40" w:line="240" w:lineRule="auto"/>
+              <w:rPr>
+                <w:rFonts w:ascii="Arial" w:cs="Arial" w:eastAsia="Arial" w:hAnsi="Arial"/>
+                <w:b w:val="1"/>
+                <w:bCs w:val="1"/>
+                <w:color w:val="1c4587"/>
+              </w:rPr>
+            </w:pPr>
+            <w:r>
+              <w:rPr>
+                <w:rFonts w:ascii="Arial" w:cs="Arial" w:eastAsia="Arial" w:hAnsi="Arial"/>
+                <w:b w:val="1"/>
+                <w:bCs w:val="1"/>
+                <w:color w:val="1c4587"/>
+                <w:rtl w:val="0"/>
+              </w:rPr>
+              <w:t xml:space="preserve">RNF-11</w:t>
+            </w:r>
+          </w:p>
+        </w:tc>
+        <w:tc>
+          <w:tcPr>
+            <w:vMerge w:val="continue"/>
+            <w:tcBorders>
+              <w:top w:color="9aa7b2" w:space="0" w:sz="4" w:val="single"/>
+              <w:left w:color="9aa7b2" w:space="0" w:sz="4" w:val="single"/>
+              <w:bottom w:color="9aa7b2" w:space="0" w:sz="4" w:val="single"/>
+              <w:right w:color="9aa7b2" w:space="0" w:sz="4" w:val="single"/>
+            </w:tcBorders>
+            <w:shd w:fill="auto" w:val="clear"/>
+          </w:tcPr>
+          <w:p>
+            <w:pPr>
+              <w:widowControl w:val="0"/>
+              <w:spacing w:after="0" w:line="276" w:lineRule="auto"/>
+              <w:rPr>
+                <w:rFonts w:ascii="Calibri" w:cs="Calibri" w:eastAsia="Calibri" w:hAnsi="Calibri"/>
+                <w:b w:val="1"/>
+                <w:bCs w:val="1"/>
+                <w:color w:val="0b3d64"/>
+                <w:sz w:val="19"/>
+                <w:szCs w:val="19"/>
+              </w:rPr>
+            </w:pPr>
+            <w:r>
+              <w:rPr>
+                <w:rtl w:val="0"/>
+              </w:rPr>
+            </w:r>
+          </w:p>
+        </w:tc>
+        <w:tc>
+          <w:tcPr>
+            <w:tcBorders>
+              <w:top w:color="9aa7b2" w:space="0" w:sz="4" w:val="single"/>
+              <w:left w:color="9aa7b2" w:space="0" w:sz="4" w:val="single"/>
+              <w:bottom w:color="9aa7b2" w:space="0" w:sz="4" w:val="single"/>
+              <w:right w:color="9aa7b2" w:space="0" w:sz="4" w:val="single"/>
+            </w:tcBorders>
+            <w:shd w:fill="auto" w:val="clear"/>
+          </w:tcPr>
+          <w:p>
+            <w:pPr>
+              <w:widowControl w:val="0"/>
+              <w:spacing w:after="40" w:before="40" w:line="240" w:lineRule="auto"/>
+              <w:rPr>
+                <w:rFonts w:ascii="Arial" w:cs="Arial" w:eastAsia="Arial" w:hAnsi="Arial"/>
+                <w:color w:val="1a1a1a"/>
+              </w:rPr>
+            </w:pPr>
+            <w:r>
+              <w:rPr>
+                <w:rFonts w:ascii="Arial" w:cs="Arial" w:eastAsia="Arial" w:hAnsi="Arial"/>
+                <w:color w:val="1a1a1a"/>
+                <w:rtl w:val="0"/>
+              </w:rPr>
+              <w:t xml:space="preserve">El sistema debe soportar el uso simultáneo de múltiples usuarios sin degradación perceptible del servicio.</w:t>
+            </w:r>
+          </w:p>
+        </w:tc>
+      </w:tr>
+      <w:tr>
+        <w:trPr>
+          <w:cantSplit w:val="0"/>
+          <w:tblHeader w:val="0"/>
+        </w:trPr>
+        <w:tc>
+          <w:tcPr>
+            <w:tcBorders>
+              <w:top w:color="9aa7b2" w:space="0" w:sz="4" w:val="single"/>
+              <w:left w:color="9aa7b2" w:space="0" w:sz="4" w:val="single"/>
+              <w:bottom w:color="9aa7b2" w:space="0" w:sz="4" w:val="single"/>
+              <w:right w:color="9aa7b2" w:space="0" w:sz="4" w:val="single"/>
+            </w:tcBorders>
+            <w:shd w:fill="auto" w:val="clear"/>
+          </w:tcPr>
+          <w:p>
+            <w:pPr>
+              <w:widowControl w:val="0"/>
+              <w:spacing w:after="40" w:before="40" w:line="240" w:lineRule="auto"/>
+              <w:rPr>
+                <w:rFonts w:ascii="Arial" w:cs="Arial" w:eastAsia="Arial" w:hAnsi="Arial"/>
+                <w:b w:val="1"/>
+                <w:bCs w:val="1"/>
+                <w:color w:val="1c4587"/>
+              </w:rPr>
+            </w:pPr>
+            <w:r>
+              <w:rPr>
+                <w:rFonts w:ascii="Arial" w:cs="Arial" w:eastAsia="Arial" w:hAnsi="Arial"/>
+                <w:b w:val="1"/>
+                <w:bCs w:val="1"/>
+                <w:color w:val="1c4587"/>
+                <w:rtl w:val="0"/>
+              </w:rPr>
+              <w:t xml:space="preserve">RNF-12</w:t>
+            </w:r>
+          </w:p>
+        </w:tc>
+        <w:tc>
+          <w:tcPr>
+            <w:vMerge w:val="restart"/>
+            <w:tcBorders>
+              <w:top w:color="9aa7b2" w:space="0" w:sz="4" w:val="single"/>
+              <w:left w:color="9aa7b2" w:space="0" w:sz="4" w:val="single"/>
+              <w:bottom w:color="9aa7b2" w:space="0" w:sz="4" w:val="single"/>
+              <w:right w:color="9aa7b2" w:space="0" w:sz="4" w:val="single"/>
+            </w:tcBorders>
+            <w:shd w:fill="auto" w:val="clear"/>
+          </w:tcPr>
+          <w:p>
+            <w:pPr>
+              <w:widowControl w:val="0"/>
+              <w:spacing w:after="40" w:before="40" w:line="240" w:lineRule="auto"/>
+              <w:rPr>
+                <w:rFonts w:ascii="Arial" w:cs="Arial" w:eastAsia="Arial" w:hAnsi="Arial"/>
+                <w:color w:val="1a1a1a"/>
+              </w:rPr>
+            </w:pPr>
+            <w:r>
+              <w:rPr>
+                <w:rFonts w:ascii="Arial" w:cs="Arial" w:eastAsia="Arial" w:hAnsi="Arial"/>
+                <w:color w:val="1a1a1a"/>
+                <w:rtl w:val="0"/>
+              </w:rPr>
+              <w:t xml:space="preserve">Mantenibilidad</w:t>
+            </w:r>
+            <w:r>
+              <w:rPr>
+                <w:rtl w:val="0"/>
+              </w:rPr>
+            </w:r>
+          </w:p>
+        </w:tc>
+        <w:tc>
+          <w:tcPr>
+            <w:tcBorders>
+              <w:top w:color="9aa7b2" w:space="0" w:sz="4" w:val="single"/>
+              <w:left w:color="9aa7b2" w:space="0" w:sz="4" w:val="single"/>
+              <w:bottom w:color="9aa7b2" w:space="0" w:sz="4" w:val="single"/>
+              <w:right w:color="9aa7b2" w:space="0" w:sz="4" w:val="single"/>
+            </w:tcBorders>
+            <w:shd w:fill="auto" w:val="clear"/>
+          </w:tcPr>
+          <w:p>
+            <w:pPr>
+              <w:widowControl w:val="0"/>
+              <w:spacing w:after="40" w:before="40" w:line="240" w:lineRule="auto"/>
+              <w:rPr>
+                <w:rFonts w:ascii="Arial" w:cs="Arial" w:eastAsia="Arial" w:hAnsi="Arial"/>
+                <w:color w:val="1a1a1a"/>
+              </w:rPr>
+            </w:pPr>
+            <w:r>
+              <w:rPr>
+                <w:rFonts w:ascii="Arial" w:cs="Arial" w:eastAsia="Arial" w:hAnsi="Arial"/>
+                <w:color w:val="1a1a1a"/>
+                <w:rtl w:val="0"/>
+              </w:rPr>
+              <w:t xml:space="preserve">La persistencia de datos debe implementarse sobre la plataforma Supabase.</w:t>
+            </w:r>
+          </w:p>
+        </w:tc>
+      </w:tr>
+      <w:tr>
+        <w:trPr>
+          <w:cantSplit w:val="0"/>
+          <w:tblHeader w:val="0"/>
+        </w:trPr>
+        <w:tc>
+          <w:tcPr>
+            <w:tcBorders>
+              <w:top w:color="9aa7b2" w:space="0" w:sz="4" w:val="single"/>
+              <w:left w:color="9aa7b2" w:space="0" w:sz="4" w:val="single"/>
+              <w:bottom w:color="9aa7b2" w:space="0" w:sz="4" w:val="single"/>
+              <w:right w:color="9aa7b2" w:space="0" w:sz="4" w:val="single"/>
+            </w:tcBorders>
+            <w:shd w:fill="auto" w:val="clear"/>
+          </w:tcPr>
+          <w:p>
+            <w:pPr>
+              <w:widowControl w:val="0"/>
+              <w:spacing w:after="40" w:before="40" w:line="240" w:lineRule="auto"/>
+              <w:rPr>
+                <w:rFonts w:ascii="Arial" w:cs="Arial" w:eastAsia="Arial" w:hAnsi="Arial"/>
+                <w:b w:val="1"/>
+                <w:bCs w:val="1"/>
+                <w:color w:val="1c4587"/>
+              </w:rPr>
+            </w:pPr>
+            <w:r>
+              <w:rPr>
+                <w:rFonts w:ascii="Arial" w:cs="Arial" w:eastAsia="Arial" w:hAnsi="Arial"/>
+                <w:b w:val="1"/>
+                <w:bCs w:val="1"/>
+                <w:color w:val="1c4587"/>
+                <w:rtl w:val="0"/>
+              </w:rPr>
+              <w:t xml:space="preserve">RNF-13</w:t>
+            </w:r>
+          </w:p>
+        </w:tc>
+        <w:tc>
+          <w:tcPr>
+            <w:vMerge w:val="continue"/>
+            <w:tcBorders>
+              <w:top w:color="9aa7b2" w:space="0" w:sz="4" w:val="single"/>
+              <w:left w:color="9aa7b2" w:space="0" w:sz="4" w:val="single"/>
+              <w:bottom w:color="9aa7b2" w:space="0" w:sz="4" w:val="single"/>
+              <w:right w:color="9aa7b2" w:space="0" w:sz="4" w:val="single"/>
+            </w:tcBorders>
+            <w:shd w:fill="auto" w:val="clear"/>
+          </w:tcPr>
+          <w:p>
+            <w:pPr>
+              <w:widowControl w:val="0"/>
+              <w:spacing w:after="0" w:line="276" w:lineRule="auto"/>
+              <w:rPr>
+                <w:rFonts w:ascii="Calibri" w:cs="Calibri" w:eastAsia="Calibri" w:hAnsi="Calibri"/>
+                <w:b w:val="1"/>
+                <w:bCs w:val="1"/>
+                <w:color w:val="0b3d64"/>
+                <w:sz w:val="19"/>
+                <w:szCs w:val="19"/>
+              </w:rPr>
+            </w:pPr>
+            <w:r>
+              <w:rPr>
+                <w:rtl w:val="0"/>
+              </w:rPr>
+            </w:r>
+          </w:p>
+        </w:tc>
+        <w:tc>
+          <w:tcPr>
+            <w:tcBorders>
+              <w:top w:color="9aa7b2" w:space="0" w:sz="4" w:val="single"/>
+              <w:left w:color="9aa7b2" w:space="0" w:sz="4" w:val="single"/>
+              <w:bottom w:color="9aa7b2" w:space="0" w:sz="4" w:val="single"/>
+              <w:right w:color="9aa7b2" w:space="0" w:sz="4" w:val="single"/>
+            </w:tcBorders>
+            <w:shd w:fill="auto" w:val="clear"/>
+          </w:tcPr>
+          <w:p>
+            <w:pPr>
+              <w:widowControl w:val="0"/>
+              <w:spacing w:after="40" w:before="40" w:line="240" w:lineRule="auto"/>
+              <w:rPr>
+                <w:rFonts w:ascii="Arial" w:cs="Arial" w:eastAsia="Arial" w:hAnsi="Arial"/>
+                <w:color w:val="1a1a1a"/>
+              </w:rPr>
+            </w:pPr>
+            <w:r>
+              <w:rPr>
+                <w:rFonts w:ascii="Arial" w:cs="Arial" w:eastAsia="Arial" w:hAnsi="Arial"/>
+                <w:color w:val="1a1a1a"/>
+                <w:rtl w:val="0"/>
+              </w:rPr>
+              <w:t xml:space="preserve">La integración con la pasarela de pagos debe realizarse sobre MercadoPago, encapsulada de modo que su reemplazo no impacte en el resto del sistema.</w:t>
+            </w:r>
+          </w:p>
+        </w:tc>
+      </w:tr>
+      <w:tr>
+        <w:trPr>
+          <w:cantSplit w:val="0"/>
+          <w:tblHeader w:val="0"/>
+        </w:trPr>
+        <w:tc>
+          <w:tcPr>
+            <w:tcBorders>
+              <w:top w:color="9aa7b2" w:space="0" w:sz="4" w:val="single"/>
+              <w:left w:color="9aa7b2" w:space="0" w:sz="4" w:val="single"/>
+              <w:bottom w:color="9aa7b2" w:space="0" w:sz="4" w:val="single"/>
+              <w:right w:color="9aa7b2" w:space="0" w:sz="4" w:val="single"/>
+            </w:tcBorders>
+            <w:shd w:fill="auto" w:val="clear"/>
+          </w:tcPr>
+          <w:p>
+            <w:pPr>
+              <w:widowControl w:val="0"/>
+              <w:spacing w:after="40" w:before="40" w:line="240" w:lineRule="auto"/>
+              <w:rPr>
+                <w:rFonts w:ascii="Arial" w:cs="Arial" w:eastAsia="Arial" w:hAnsi="Arial"/>
+                <w:b w:val="1"/>
+                <w:bCs w:val="1"/>
+                <w:color w:val="1c4587"/>
+              </w:rPr>
+            </w:pPr>
+            <w:r>
+              <w:rPr>
+                <w:rFonts w:ascii="Arial" w:cs="Arial" w:eastAsia="Arial" w:hAnsi="Arial"/>
+                <w:b w:val="1"/>
+                <w:bCs w:val="1"/>
+                <w:color w:val="1c4587"/>
+                <w:rtl w:val="0"/>
+              </w:rPr>
+              <w:t xml:space="preserve">RNF-14</w:t>
+            </w:r>
+          </w:p>
+        </w:tc>
+        <w:tc>
+          <w:tcPr>
+            <w:vMerge w:val="continue"/>
+            <w:tcBorders>
+              <w:top w:color="9aa7b2" w:space="0" w:sz="4" w:val="single"/>
+              <w:left w:color="9aa7b2" w:space="0" w:sz="4" w:val="single"/>
+              <w:bottom w:color="9aa7b2" w:space="0" w:sz="4" w:val="single"/>
+              <w:right w:color="9aa7b2" w:space="0" w:sz="4" w:val="single"/>
+            </w:tcBorders>
+            <w:shd w:fill="auto" w:val="clear"/>
+          </w:tcPr>
+          <w:p>
+            <w:pPr>
+              <w:widowControl w:val="0"/>
+              <w:spacing w:after="0" w:line="276" w:lineRule="auto"/>
+              <w:rPr>
+                <w:rFonts w:ascii="Calibri" w:cs="Calibri" w:eastAsia="Calibri" w:hAnsi="Calibri"/>
+                <w:b w:val="1"/>
+                <w:bCs w:val="1"/>
+                <w:color w:val="0b3d64"/>
+                <w:sz w:val="19"/>
+                <w:szCs w:val="19"/>
+              </w:rPr>
+            </w:pPr>
+            <w:r>
+              <w:rPr>
+                <w:rtl w:val="0"/>
+              </w:rPr>
+            </w:r>
+          </w:p>
+        </w:tc>
+        <w:tc>
+          <w:tcPr>
+            <w:tcBorders>
+              <w:top w:color="9aa7b2" w:space="0" w:sz="4" w:val="single"/>
+              <w:left w:color="9aa7b2" w:space="0" w:sz="4" w:val="single"/>
+              <w:bottom w:color="9aa7b2" w:space="0" w:sz="4" w:val="single"/>
+              <w:right w:color="9aa7b2" w:space="0" w:sz="4" w:val="single"/>
+            </w:tcBorders>
+            <w:shd w:fill="auto" w:val="clear"/>
+          </w:tcPr>
+          <w:p>
+            <w:pPr>
+              <w:widowControl w:val="0"/>
+              <w:spacing w:after="40" w:before="40" w:line="240" w:lineRule="auto"/>
+              <w:rPr>
+                <w:rFonts w:ascii="Arial" w:cs="Arial" w:eastAsia="Arial" w:hAnsi="Arial"/>
+                <w:color w:val="1a1a1a"/>
+              </w:rPr>
+            </w:pPr>
+            <w:r>
+              <w:rPr>
+                <w:rFonts w:ascii="Arial" w:cs="Arial" w:eastAsia="Arial" w:hAnsi="Arial"/>
+                <w:color w:val="1a1a1a"/>
+                <w:rtl w:val="0"/>
+              </w:rPr>
+              <w:t xml:space="preserve">La integración con el modelo de inteligencia artificial (Gemini) para el análisis de contratos y la resolución de consultas debe estar desacoplada del núcleo funcional del sistema.</w:t>
+            </w:r>
+          </w:p>
+        </w:tc>
+      </w:tr>
+      <w:tr>
+        <w:trPr>
+          <w:cantSplit w:val="0"/>
+          <w:tblHeader w:val="0"/>
+        </w:trPr>
+        <w:tc>
+          <w:tcPr>
+            <w:tcBorders>
+              <w:top w:color="9aa7b2" w:space="0" w:sz="4" w:val="single"/>
+              <w:left w:color="9aa7b2" w:space="0" w:sz="4" w:val="single"/>
+              <w:bottom w:color="9aa7b2" w:space="0" w:sz="4" w:val="single"/>
+              <w:right w:color="9aa7b2" w:space="0" w:sz="4" w:val="single"/>
+            </w:tcBorders>
+            <w:shd w:fill="auto" w:val="clear"/>
+          </w:tcPr>
+          <w:p>
+            <w:pPr>
+              <w:widowControl w:val="0"/>
+              <w:spacing w:after="40" w:before="40" w:line="240" w:lineRule="auto"/>
+              <w:rPr>
+                <w:rFonts w:ascii="Arial" w:cs="Arial" w:eastAsia="Arial" w:hAnsi="Arial"/>
+                <w:b w:val="1"/>
+                <w:bCs w:val="1"/>
+                <w:color w:val="1c4587"/>
+              </w:rPr>
+            </w:pPr>
+            <w:r>
+              <w:rPr>
+                <w:rFonts w:ascii="Arial" w:cs="Arial" w:eastAsia="Arial" w:hAnsi="Arial"/>
+                <w:b w:val="1"/>
+                <w:bCs w:val="1"/>
+                <w:color w:val="1c4587"/>
+                <w:rtl w:val="0"/>
+              </w:rPr>
+              <w:t xml:space="preserve">RNF-15</w:t>
+            </w:r>
+          </w:p>
+        </w:tc>
+        <w:tc>
+          <w:tcPr>
+            <w:tcBorders>
+              <w:top w:color="9aa7b2" w:space="0" w:sz="4" w:val="single"/>
+              <w:left w:color="9aa7b2" w:space="0" w:sz="4" w:val="single"/>
+              <w:bottom w:color="9aa7b2" w:space="0" w:sz="4" w:val="single"/>
+              <w:right w:color="9aa7b2" w:space="0" w:sz="4" w:val="single"/>
+            </w:tcBorders>
+            <w:shd w:fill="auto" w:val="clear"/>
+          </w:tcPr>
+          <w:p>
+            <w:pPr>
+              <w:widowControl w:val="0"/>
+              <w:spacing w:after="40" w:before="40" w:line="240" w:lineRule="auto"/>
+              <w:rPr>
+                <w:rFonts w:ascii="Arial" w:cs="Arial" w:eastAsia="Arial" w:hAnsi="Arial"/>
+                <w:color w:val="1a1a1a"/>
+              </w:rPr>
+            </w:pPr>
+            <w:r>
+              <w:rPr>
+                <w:rFonts w:ascii="Arial" w:cs="Arial" w:eastAsia="Arial" w:hAnsi="Arial"/>
+                <w:color w:val="1a1a1a"/>
+                <w:rtl w:val="0"/>
+              </w:rPr>
+              <w:t xml:space="preserve">Fiabilidad</w:t>
+            </w:r>
+            <w:r>
+              <w:rPr>
+                <w:rtl w:val="0"/>
+              </w:rPr>
+            </w:r>
+          </w:p>
+        </w:tc>
+        <w:tc>
+          <w:tcPr>
+            <w:tcBorders>
+              <w:top w:color="9aa7b2" w:space="0" w:sz="4" w:val="single"/>
+              <w:left w:color="9aa7b2" w:space="0" w:sz="4" w:val="single"/>
+              <w:bottom w:color="9aa7b2" w:space="0" w:sz="4" w:val="single"/>
+              <w:right w:color="9aa7b2" w:space="0" w:sz="4" w:val="single"/>
+            </w:tcBorders>
+            <w:shd w:fill="auto" w:val="clear"/>
+          </w:tcPr>
+          <w:p>
+            <w:pPr>
+              <w:widowControl w:val="0"/>
+              <w:spacing w:after="40" w:before="40" w:line="240" w:lineRule="auto"/>
+              <w:rPr>
+                <w:rFonts w:ascii="Arial" w:cs="Arial" w:eastAsia="Arial" w:hAnsi="Arial"/>
+                <w:color w:val="1a1a1a"/>
+              </w:rPr>
+            </w:pPr>
+            <w:r>
+              <w:rPr>
+                <w:rFonts w:ascii="Arial" w:cs="Arial" w:eastAsia="Arial" w:hAnsi="Arial"/>
+                <w:color w:val="1a1a1a"/>
+                <w:rtl w:val="0"/>
+              </w:rPr>
+              <w:t xml:space="preserve">El sistema debe permitir el envío de notificaciones a los usuarios por correo electrónico y dentro de la propia plataforma, garantizando la entrega por al menos uno de ambos canales.</w:t>
+            </w:r>
+          </w:p>
+        </w:tc>
+      </w:tr>
+    </w:tbl>
+    <w:p>
+      <w:pPr>
+        <w:pStyle w:val="Heading1"/>
+        <w:ind w:hanging="566.9291338582675"/>
+        <w:jc w:val="both"/>
+        <w:rPr>
+          <w:rFonts w:ascii="Arial" w:cs="Arial" w:eastAsia="Arial" w:hAnsi="Arial"/>
+          <w:color w:val="1c4587"/>
+        </w:rPr>
+      </w:pPr>
+      <w:bookmarkStart w:colFirst="0" w:colLast="0" w:name="_jacemy3d30wp" w:id="12"/>
+      <w:bookmarkEnd w:id="12"/>
+      <w:r>
+        <w:rPr>
+          <w:rtl w:val="0"/>
+        </w:rPr>
+        <w:t xml:space="preserve">6</w:t>
+      </w:r>
+      <w:r>
+        <w:rPr>
+          <w:rFonts w:ascii="Arial" w:cs="Arial" w:eastAsia="Arial" w:hAnsi="Arial"/>
+          <w:color w:val="1c4587"/>
+          <w:rtl w:val="0"/>
+        </w:rPr>
+        <w:t xml:space="preserve">- Propuesta del sistema de información</w:t>
+      </w:r>
+    </w:p>
+    <w:p>
+      <w:pPr>
+        <w:pStyle w:val="Heading2"/>
+        <w:ind w:left="0" w:firstLine="0"/>
+        <w:rPr/>
+      </w:pPr>
+      <w:bookmarkStart w:colFirst="0" w:colLast="0" w:name="_s021gcn9s2zx" w:id="13"/>
+      <w:bookmarkEnd w:id="13"/>
+      <w:r>
+        <w:rPr>
+          <w:rtl w:val="0"/>
+        </w:rPr>
+        <w:t xml:space="preserve">6.1- Objetivo del SI</w:t>
+      </w:r>
+    </w:p>
+    <w:p>
+      <w:pPr>
+        <w:ind w:firstLine="425.19685039370086"/>
+        <w:jc w:val="both"/>
+        <w:rPr/>
+      </w:pPr>
+      <w:r>
+        <w:rPr>
+          <w:rtl w:val="0"/>
+        </w:rPr>
+        <w:t xml:space="preserve">La plataforma RentAR tiene como </w:t>
+      </w:r>
+      <w:r>
+        <w:rPr>
+          <w:rtl w:val="0"/>
+        </w:rPr>
+        <w:t xml:space="preserve">objetivo brindar información para centralizar el ofrecimiento, cierre de contrato y la administración de alquileres residenciales celebrados de manera directa entre locadores y locatarios, brindando a ambas partes trazabilidad completa hasta el vencimiento del contrato, automatizar las actualizaciones periódicas del monto establecido y la republicación de alquileres una vez vencido el plazo pactado, y agilizar la firma de los contratos.</w:t>
+      </w:r>
+      <w:r>
+        <w:rPr>
+          <w:rtl w:val="0"/>
+        </w:rPr>
+      </w:r>
+    </w:p>
+    <w:p>
+      <w:pPr>
+        <w:pStyle w:val="Heading2"/>
+        <w:ind w:left="0" w:firstLine="0"/>
+        <w:jc w:val="both"/>
+        <w:rPr/>
+      </w:pPr>
+      <w:bookmarkStart w:colFirst="0" w:colLast="0" w:name="_kgissj6klkpu" w:id="14"/>
+      <w:bookmarkEnd w:id="14"/>
+      <w:r>
+        <w:rPr>
+          <w:rtl w:val="0"/>
+        </w:rPr>
+        <w:t xml:space="preserve">6.2- R</w:t>
+      </w:r>
+      <w:r>
+        <w:rPr>
+          <w:rtl w:val="0"/>
+        </w:rPr>
+        <w:t xml:space="preserve">equerimientos funcionales detallados</w:t>
+      </w:r>
+      <w:r>
+        <w:rPr>
+          <w:rtl w:val="0"/>
+        </w:rPr>
+      </w:r>
+    </w:p>
+    <w:p>
+      <w:pPr>
+        <w:jc w:val="both"/>
+        <w:rPr/>
+      </w:pPr>
+      <w:r>
+        <w:rPr>
+          <w:u w:val="single"/>
+          <w:rtl w:val="0"/>
+        </w:rPr>
+        <w:t xml:space="preserve">RG-01 - Gestionar propiedades en alquiler:</w:t>
+      </w:r>
+      <w:r>
+        <w:rPr>
+          <w:rtl w:val="0"/>
+        </w:rPr>
+      </w:r>
+    </w:p>
+    <w:p>
+      <w:pPr>
+        <w:numPr>
+          <w:ilvl w:val="0"/>
+          <w:numId w:val="7"/>
+        </w:numPr>
+        <w:spacing w:after="0" w:afterAutospacing="0"/>
+        <w:ind w:left="720" w:hanging="360"/>
+        <w:jc w:val="both"/>
+        <w:rPr>
+          <w:rFonts w:ascii="Aptos" w:cs="Aptos" w:eastAsia="Aptos" w:hAnsi="Aptos"/>
+          <w:b w:val="0"/>
+          <w:bCs w:val="0"/>
+          <w:i w:val="0"/>
+          <w:iCs w:val="0"/>
+          <w:color w:val="000000"/>
+        </w:rPr>
+      </w:pPr>
+      <w:r>
+        <w:rPr>
+          <w:rtl w:val="0"/>
+        </w:rPr>
+        <w:t xml:space="preserve">RD-01.01: Registrar propiedad.</w:t>
+      </w:r>
+    </w:p>
+    <w:p>
+      <w:pPr>
+        <w:numPr>
+          <w:ilvl w:val="0"/>
+          <w:numId w:val="7"/>
+        </w:numPr>
+        <w:spacing w:after="0" w:afterAutospacing="0"/>
+        <w:ind w:left="720" w:hanging="360"/>
+        <w:jc w:val="both"/>
+        <w:rPr>
+          <w:rFonts w:ascii="Aptos" w:cs="Aptos" w:eastAsia="Aptos" w:hAnsi="Aptos"/>
+          <w:b w:val="0"/>
+          <w:bCs w:val="0"/>
+          <w:i w:val="0"/>
+          <w:iCs w:val="0"/>
+          <w:color w:val="000000"/>
+        </w:rPr>
+      </w:pPr>
+      <w:r>
+        <w:rPr>
+          <w:rtl w:val="0"/>
+        </w:rPr>
+        <w:t xml:space="preserve">RD-01.02: Consultar propiedad.</w:t>
+      </w:r>
+    </w:p>
+    <w:p>
+      <w:pPr>
+        <w:numPr>
+          <w:ilvl w:val="0"/>
+          <w:numId w:val="7"/>
+        </w:numPr>
+        <w:spacing w:after="0" w:afterAutospacing="0"/>
+        <w:ind w:left="720" w:hanging="360"/>
+        <w:jc w:val="both"/>
+        <w:rPr>
+          <w:rFonts w:ascii="Aptos" w:cs="Aptos" w:eastAsia="Aptos" w:hAnsi="Aptos"/>
+          <w:b w:val="0"/>
+          <w:bCs w:val="0"/>
+          <w:i w:val="0"/>
+          <w:iCs w:val="0"/>
+          <w:color w:val="000000"/>
+        </w:rPr>
+      </w:pPr>
+      <w:r>
+        <w:rPr>
+          <w:rtl w:val="0"/>
+        </w:rPr>
+        <w:t xml:space="preserve">RD-01.03: Modificar propiedad.</w:t>
+      </w:r>
+    </w:p>
+    <w:p>
+      <w:pPr>
+        <w:numPr>
+          <w:ilvl w:val="0"/>
+          <w:numId w:val="7"/>
+        </w:numPr>
+        <w:ind w:left="720" w:hanging="360"/>
+        <w:jc w:val="both"/>
+        <w:rPr>
+          <w:rFonts w:ascii="Aptos" w:cs="Aptos" w:eastAsia="Aptos" w:hAnsi="Aptos"/>
+          <w:b w:val="0"/>
+          <w:bCs w:val="0"/>
+          <w:i w:val="0"/>
+          <w:iCs w:val="0"/>
+          <w:color w:val="000000"/>
+        </w:rPr>
+      </w:pPr>
+      <w:r>
+        <w:rPr>
+          <w:rtl w:val="0"/>
+        </w:rPr>
+        <w:t xml:space="preserve">RD-01.04: Eliminar propiedad.</w:t>
+      </w:r>
+    </w:p>
+    <w:p>
+      <w:pPr>
+        <w:jc w:val="both"/>
+        <w:rPr/>
+      </w:pPr>
+      <w:r>
+        <w:rPr>
+          <w:u w:val="single"/>
+          <w:rtl w:val="0"/>
+        </w:rPr>
+        <w:t xml:space="preserve">RG-02 - Gestionar alquileres:</w:t>
+      </w:r>
+      <w:r>
+        <w:rPr>
+          <w:rtl w:val="0"/>
+        </w:rPr>
       </w:r>
     </w:p>
     <w:p>
@@ -4501,20 +7430,65 @@
         <w:spacing w:after="0" w:afterAutospacing="0"/>
         <w:ind w:left="720" w:hanging="360"/>
         <w:jc w:val="both"/>
-        <w:rPr/>
-      </w:pPr>
-      <w:r>
-        <w:rPr>
-          <w:u w:val="single"/>
-          <w:rtl w:val="0"/>
-        </w:rPr>
-        <w:t xml:space="preserve">Gestionar inmueble</w:t>
-      </w:r>
-      <w:r>
-        <w:rPr>
-          <w:rtl w:val="0"/>
-        </w:rPr>
-        <w:t xml:space="preserve">: Administrar el inventario de propiedades, mantener información actualizada de características, disponibilidad, mantenimiento y documentación legal.</w:t>
+        <w:rPr>
+          <w:rFonts w:ascii="Aptos" w:cs="Aptos" w:eastAsia="Aptos" w:hAnsi="Aptos"/>
+          <w:b w:val="0"/>
+          <w:bCs w:val="0"/>
+          <w:i w:val="0"/>
+          <w:iCs w:val="0"/>
+          <w:color w:val="000000"/>
+        </w:rPr>
+      </w:pPr>
+      <w:r>
+        <w:rPr>
+          <w:rtl w:val="0"/>
+        </w:rPr>
+        <w:t xml:space="preserve">RD-02.01: Registrar contrato de alquiler.</w:t>
+      </w:r>
+    </w:p>
+    <w:p>
+      <w:pPr>
+        <w:numPr>
+          <w:ilvl w:val="0"/>
+          <w:numId w:val="3"/>
+        </w:numPr>
+        <w:spacing w:after="0" w:afterAutospacing="0"/>
+        <w:ind w:left="720" w:hanging="360"/>
+        <w:jc w:val="both"/>
+        <w:rPr>
+          <w:rFonts w:ascii="Aptos" w:cs="Aptos" w:eastAsia="Aptos" w:hAnsi="Aptos"/>
+          <w:b w:val="0"/>
+          <w:bCs w:val="0"/>
+          <w:i w:val="0"/>
+          <w:iCs w:val="0"/>
+          <w:color w:val="000000"/>
+        </w:rPr>
+      </w:pPr>
+      <w:r>
+        <w:rPr>
+          <w:rtl w:val="0"/>
+        </w:rPr>
+        <w:t xml:space="preserve">RD-02.02: Modificar contrato de alquiler.</w:t>
+      </w:r>
+    </w:p>
+    <w:p>
+      <w:pPr>
+        <w:numPr>
+          <w:ilvl w:val="0"/>
+          <w:numId w:val="3"/>
+        </w:numPr>
+        <w:spacing w:after="0" w:afterAutospacing="0"/>
+        <w:ind w:left="720" w:hanging="360"/>
+        <w:jc w:val="both"/>
+        <w:rPr>
+          <w:u w:val="none"/>
+        </w:rPr>
+      </w:pPr>
+      <w:r>
+        <w:rPr>
+          <w:rtl w:val="0"/>
+        </w:rPr>
+        <w:t xml:space="preserve">RD-02.03: Registrar firma de contrato de alquiler.</w:t>
       </w:r>
     </w:p>
     <w:p>
@@ -4525,6 +7499,20 @@
         </w:numPr>
         <w:ind w:left="720" w:hanging="360"/>
         <w:jc w:val="both"/>
+        <w:rPr>
+          <w:u w:val="none"/>
+        </w:rPr>
+      </w:pPr>
+      <w:r>
+        <w:rPr>
+          <w:rtl w:val="0"/>
+        </w:rPr>
+        <w:t xml:space="preserve">RD-02.03: Consultar alquileres</w:t>
+      </w:r>
+    </w:p>
+    <w:p>
+      <w:pPr>
+        <w:jc w:val="both"/>
         <w:rPr/>
       </w:pPr>
       <w:r>
@@ -4532,123 +7520,114 @@
           <w:u w:val="single"/>
           <w:rtl w:val="0"/>
         </w:rPr>
-        <w:t xml:space="preserve">Alquilar propiedad</w:t>
-      </w:r>
-      <w:r>
-        <w:rPr>
-          <w:rtl w:val="0"/>
-        </w:rPr>
-        <w:t xml:space="preserve">: Facilitar la oferta, publicacion y cierre de contratos de alquiler entre propietarios e inquilinos</w:t>
-      </w:r>
-    </w:p>
-    <w:p>
-      <w:pPr>
-        <w:jc w:val="both"/>
-        <w:rPr>
-          <w:b w:val="1"/>
-          <w:bCs w:val="1"/>
-        </w:rPr>
-      </w:pPr>
-      <w:r>
-        <w:rPr>
-          <w:b w:val="1"/>
-          <w:bCs w:val="1"/>
-          <w:rtl w:val="0"/>
-        </w:rPr>
-        <w:t xml:space="preserve">Soporte:</w:t>
+        <w:t xml:space="preserve">RG-03 - Gestionar cobros:</w:t>
+      </w:r>
+      <w:r>
+        <w:rPr>
+          <w:rtl w:val="0"/>
+        </w:rPr>
       </w:r>
     </w:p>
     <w:p>
       <w:pPr>
         <w:numPr>
           <w:ilvl w:val="0"/>
-          <w:numId w:val="1"/>
+          <w:numId w:val="3"/>
         </w:numPr>
         <w:spacing w:after="0" w:afterAutospacing="0"/>
         <w:ind w:left="720" w:hanging="360"/>
         <w:jc w:val="both"/>
         <w:rPr>
-          <w:u w:val="none"/>
-        </w:rPr>
-      </w:pPr>
-      <w:r>
-        <w:rPr>
-          <w:u w:val="single"/>
-          <w:rtl w:val="0"/>
-        </w:rPr>
-        <w:t xml:space="preserve">Buscar propiedades</w:t>
-      </w:r>
-      <w:r>
-        <w:rPr>
-          <w:rtl w:val="0"/>
-        </w:rPr>
-        <w:t xml:space="preserve">: Permitir que los inquilinos busquen, filtren y visualicen propiedades disponibles según sus criterios.</w:t>
-      </w:r>
-      <w:r>
-        <w:rPr>
-          <w:rtl w:val="0"/>
-        </w:rPr>
+          <w:rFonts w:ascii="Aptos" w:cs="Aptos" w:eastAsia="Aptos" w:hAnsi="Aptos"/>
+          <w:b w:val="0"/>
+          <w:bCs w:val="0"/>
+          <w:i w:val="0"/>
+          <w:iCs w:val="0"/>
+          <w:color w:val="000000"/>
+        </w:rPr>
+      </w:pPr>
+      <w:r>
+        <w:rPr>
+          <w:rtl w:val="0"/>
+        </w:rPr>
+        <w:t xml:space="preserve">RD-03.01: Registrar cobro.</w:t>
       </w:r>
     </w:p>
     <w:p>
       <w:pPr>
         <w:numPr>
           <w:ilvl w:val="0"/>
-          <w:numId w:val="1"/>
+          <w:numId w:val="3"/>
         </w:numPr>
         <w:spacing w:after="0" w:afterAutospacing="0"/>
         <w:ind w:left="720" w:hanging="360"/>
         <w:jc w:val="both"/>
         <w:rPr>
-          <w:u w:val="none"/>
-        </w:rPr>
-      </w:pPr>
-      <w:r>
-        <w:rPr>
-          <w:u w:val="single"/>
-          <w:rtl w:val="0"/>
-        </w:rPr>
-        <w:t xml:space="preserve">Gestionar cobros</w:t>
-      </w:r>
-      <w:r>
-        <w:rPr>
-          <w:rtl w:val="0"/>
-        </w:rPr>
-        <w:t xml:space="preserve">: Registrar, seguir y procesar pagos de alquileres, generando comprobantes y notificaciones automáticas.</w:t>
+          <w:rFonts w:ascii="Aptos" w:cs="Aptos" w:eastAsia="Aptos" w:hAnsi="Aptos"/>
+          <w:b w:val="0"/>
+          <w:bCs w:val="0"/>
+          <w:i w:val="0"/>
+          <w:iCs w:val="0"/>
+          <w:color w:val="000000"/>
+        </w:rPr>
+      </w:pPr>
+      <w:r>
+        <w:rPr>
+          <w:rtl w:val="0"/>
+        </w:rPr>
+        <w:t xml:space="preserve">RD-03.02: Consultar cobro.</w:t>
       </w:r>
     </w:p>
     <w:p>
       <w:pPr>
         <w:numPr>
           <w:ilvl w:val="0"/>
-          <w:numId w:val="1"/>
+          <w:numId w:val="3"/>
         </w:numPr>
         <w:spacing w:after="0" w:afterAutospacing="0"/>
         <w:ind w:left="720" w:hanging="360"/>
         <w:jc w:val="both"/>
         <w:rPr>
-          <w:u w:val="none"/>
-        </w:rPr>
-      </w:pPr>
-      <w:r>
-        <w:rPr>
-          <w:u w:val="single"/>
-          <w:rtl w:val="0"/>
-        </w:rPr>
-        <w:t xml:space="preserve">Gestionar reclamos</w:t>
-      </w:r>
-      <w:r>
-        <w:rPr>
-          <w:rtl w:val="0"/>
-        </w:rPr>
-        <w:t xml:space="preserve">:  Recibir, registrar, asignar y dar seguimiento a incidencias reportadas por propiedades e inquilinos.</w:t>
+          <w:rFonts w:ascii="Aptos" w:cs="Aptos" w:eastAsia="Aptos" w:hAnsi="Aptos"/>
+          <w:b w:val="0"/>
+          <w:bCs w:val="0"/>
+          <w:i w:val="0"/>
+          <w:iCs w:val="0"/>
+          <w:color w:val="000000"/>
+        </w:rPr>
+      </w:pPr>
+      <w:r>
+        <w:rPr>
+          <w:rtl w:val="0"/>
+        </w:rPr>
+        <w:t xml:space="preserve">RD-03.03: Emitir comprobante de pago.</w:t>
       </w:r>
     </w:p>
     <w:p>
       <w:pPr>
         <w:numPr>
           <w:ilvl w:val="0"/>
-          <w:numId w:val="1"/>
+          <w:numId w:val="3"/>
+        </w:numPr>
+        <w:spacing w:after="0" w:afterAutospacing="0"/>
+        <w:ind w:left="720" w:hanging="360"/>
+        <w:jc w:val="both"/>
+        <w:rPr>
+          <w:u w:val="none"/>
+        </w:rPr>
+      </w:pPr>
+      <w:r>
+        <w:rPr>
+          <w:rtl w:val="0"/>
+        </w:rPr>
+        <w:t xml:space="preserve">RD-03.04: Consultar la estimación del monto del próximo alquiler.</w:t>
+      </w:r>
+    </w:p>
+    <w:p>
+      <w:pPr>
+        <w:numPr>
+          <w:ilvl w:val="0"/>
+          <w:numId w:val="3"/>
         </w:numPr>
         <w:ind w:left="720" w:hanging="360"/>
         <w:jc w:val="both"/>
@@ -4658,16 +7637,158 @@
       </w:pPr>
       <w:r>
         <w:rPr>
+          <w:rtl w:val="0"/>
+        </w:rPr>
+        <w:t xml:space="preserve">RD-03.05: Consultar el monto a pagar del alquiler.</w:t>
+      </w:r>
+    </w:p>
+    <w:p>
+      <w:pPr>
+        <w:jc w:val="both"/>
+        <w:rPr/>
+      </w:pPr>
+      <w:r>
+        <w:rPr>
           <w:u w:val="single"/>
           <w:rtl w:val="0"/>
         </w:rPr>
-        <w:t xml:space="preserve">Gestionar contratos</w:t>
-      </w:r>
-      <w:r>
-        <w:rPr>
-          <w:rtl w:val="0"/>
-        </w:rPr>
-        <w:t xml:space="preserve">: Crear, almacenar, gestionar versiones y documentar contratos de alquiler con control de firmas y fechas.</w:t>
+        <w:t xml:space="preserve">RG-04 - Gestionar reclamos:</w:t>
+      </w:r>
+      <w:r>
+        <w:rPr>
+          <w:rtl w:val="0"/>
+        </w:rPr>
+      </w:r>
+    </w:p>
+    <w:p>
+      <w:pPr>
+        <w:numPr>
+          <w:ilvl w:val="0"/>
+          <w:numId w:val="3"/>
+        </w:numPr>
+        <w:spacing w:after="0" w:afterAutospacing="0"/>
+        <w:ind w:left="720" w:hanging="360"/>
+        <w:jc w:val="both"/>
+        <w:rPr>
+          <w:rFonts w:ascii="Aptos" w:cs="Aptos" w:eastAsia="Aptos" w:hAnsi="Aptos"/>
+          <w:b w:val="0"/>
+          <w:bCs w:val="0"/>
+          <w:i w:val="0"/>
+          <w:iCs w:val="0"/>
+          <w:color w:val="000000"/>
+        </w:rPr>
+      </w:pPr>
+      <w:r>
+        <w:rPr>
+          <w:rtl w:val="0"/>
+        </w:rPr>
+        <w:t xml:space="preserve">RD-04.01: Registrar reclamo.</w:t>
+      </w:r>
+    </w:p>
+    <w:p>
+      <w:pPr>
+        <w:numPr>
+          <w:ilvl w:val="0"/>
+          <w:numId w:val="3"/>
+        </w:numPr>
+        <w:spacing w:after="0" w:afterAutospacing="0"/>
+        <w:ind w:left="720" w:hanging="360"/>
+        <w:jc w:val="both"/>
+        <w:rPr>
+          <w:rFonts w:ascii="Aptos" w:cs="Aptos" w:eastAsia="Aptos" w:hAnsi="Aptos"/>
+          <w:b w:val="0"/>
+          <w:bCs w:val="0"/>
+          <w:i w:val="0"/>
+          <w:iCs w:val="0"/>
+          <w:color w:val="000000"/>
+        </w:rPr>
+      </w:pPr>
+      <w:r>
+        <w:rPr>
+          <w:rtl w:val="0"/>
+        </w:rPr>
+        <w:t xml:space="preserve">RD-04.02: Consultar reclamo.</w:t>
+      </w:r>
+    </w:p>
+    <w:p>
+      <w:pPr>
+        <w:numPr>
+          <w:ilvl w:val="0"/>
+          <w:numId w:val="3"/>
+        </w:numPr>
+        <w:spacing w:after="0" w:afterAutospacing="0"/>
+        <w:ind w:left="720" w:hanging="360"/>
+        <w:jc w:val="both"/>
+        <w:rPr>
+          <w:rFonts w:ascii="Aptos" w:cs="Aptos" w:eastAsia="Aptos" w:hAnsi="Aptos"/>
+          <w:b w:val="0"/>
+          <w:bCs w:val="0"/>
+          <w:i w:val="0"/>
+          <w:iCs w:val="0"/>
+          <w:color w:val="000000"/>
+        </w:rPr>
+      </w:pPr>
+      <w:r>
+        <w:rPr>
+          <w:rtl w:val="0"/>
+        </w:rPr>
+        <w:t xml:space="preserve">RD-04.03: Modificar reclamo.</w:t>
+      </w:r>
+    </w:p>
+    <w:p>
+      <w:pPr>
+        <w:numPr>
+          <w:ilvl w:val="0"/>
+          <w:numId w:val="3"/>
+        </w:numPr>
+        <w:spacing w:after="0" w:afterAutospacing="0"/>
+        <w:ind w:left="720" w:hanging="360"/>
+        <w:jc w:val="both"/>
+        <w:rPr>
+          <w:rFonts w:ascii="Aptos" w:cs="Aptos" w:eastAsia="Aptos" w:hAnsi="Aptos"/>
+          <w:b w:val="0"/>
+          <w:bCs w:val="0"/>
+          <w:i w:val="0"/>
+          <w:iCs w:val="0"/>
+          <w:color w:val="000000"/>
+        </w:rPr>
+      </w:pPr>
+      <w:r>
+        <w:rPr>
+          <w:rtl w:val="0"/>
+        </w:rPr>
+        <w:t xml:space="preserve">RD-04.04: Eliminar reclamo.</w:t>
+      </w:r>
+    </w:p>
+    <w:p>
+      <w:pPr>
+        <w:numPr>
+          <w:ilvl w:val="0"/>
+          <w:numId w:val="3"/>
+        </w:numPr>
+        <w:ind w:left="720" w:hanging="360"/>
+        <w:jc w:val="both"/>
+        <w:rPr>
+          <w:u w:val="none"/>
+        </w:rPr>
+      </w:pPr>
+      <w:r>
+        <w:rPr>
+          <w:rtl w:val="0"/>
+        </w:rPr>
+        <w:t xml:space="preserve">RD-04.05: Registrar respuesta a</w:t>
+      </w:r>
+      <w:r>
+        <w:rPr>
+          <w:rtl w:val="0"/>
+        </w:rPr>
+        <w:t xml:space="preserve"> reclamo</w:t>
+      </w:r>
+      <w:r>
+        <w:rPr>
+          <w:rtl w:val="0"/>
+        </w:rPr>
+        <w:t xml:space="preserve">.</w:t>
       </w:r>
     </w:p>
     <w:p>
@@ -4677,91 +7798,15 @@
       </w:pPr>
       <w:r>
         <w:rPr>
-          <w:rtl w:val="0"/>
-        </w:rPr>
-      </w:r>
-    </w:p>
-    <w:p>
-      <w:pPr>
-        <w:jc w:val="both"/>
-        <w:rPr/>
-      </w:pPr>
-      <w:r>
-        <w:rPr>
-          <w:rtl w:val="0"/>
-        </w:rPr>
-      </w:r>
-    </w:p>
-    <w:p>
-      <w:pPr>
-        <w:ind w:left="0" w:firstLine="0"/>
-        <w:jc w:val="both"/>
-        <w:rPr/>
-      </w:pPr>
-      <w:r>
-        <w:br w:type="page"/>
-      </w:r>
-      <w:r>
-        <w:rPr>
-          <w:rtl w:val="0"/>
-        </w:rPr>
-      </w:r>
-    </w:p>
-    <w:p>
-      <w:pPr>
-        <w:pStyle w:val="Heading1"/>
-        <w:ind w:hanging="566.9291338582675"/>
-        <w:jc w:val="both"/>
-        <w:rPr>
-          <w:color w:val="1c4587"/>
-        </w:rPr>
-      </w:pPr>
-      <w:bookmarkStart w:colFirst="0" w:colLast="0" w:name="_ty0glrvdiub" w:id="7"/>
-      <w:bookmarkEnd w:id="7"/>
-      <w:r>
-        <w:rPr>
-          <w:rtl w:val="0"/>
-        </w:rPr>
-        <w:t xml:space="preserve">5</w:t>
-      </w:r>
-      <w:r>
-        <w:rPr>
-          <w:rFonts w:ascii="Arial" w:cs="Arial" w:eastAsia="Arial" w:hAnsi="Arial"/>
-          <w:color w:val="1c4587"/>
-          <w:rtl w:val="0"/>
-        </w:rPr>
-        <w:t xml:space="preserve">- Impulsos</w:t>
-      </w:r>
-      <w:r>
-        <w:rPr>
-          <w:rtl w:val="0"/>
-        </w:rPr>
-      </w:r>
-    </w:p>
-    <w:p>
-      <w:pPr>
-        <w:ind w:firstLine="425.19685039370086"/>
-        <w:jc w:val="both"/>
-        <w:rPr/>
-      </w:pPr>
-      <w:r>
-        <w:rPr>
-          <w:rtl w:val="0"/>
-        </w:rPr>
-        <w:t xml:space="preserve">Actualmente no existe una plataforma que unifique búsqueda, cierre de contrato y administración de alquileres. En cambio, los usuarios deben realizar la búsqueda en una plataforma aparte, el cierre de contrato de manera presencial y la administración, usualmente, a través de medios informales como WhatsApp.</w:t>
-      </w:r>
-    </w:p>
-    <w:p>
-      <w:pPr>
-        <w:ind w:firstLine="425.19685039370086"/>
-        <w:jc w:val="both"/>
-        <w:rPr/>
-      </w:pPr>
-      <w:r>
-        <w:rPr>
-          <w:rtl w:val="0"/>
-        </w:rPr>
-        <w:t xml:space="preserve">Entonces, algunos de los problemas actuales al alquilar propiedades son:</w:t>
+          <w:u w:val="single"/>
+          <w:rtl w:val="0"/>
+        </w:rPr>
+        <w:t xml:space="preserve">RG-05 - Gestionar usuarios:</w:t>
+      </w:r>
+      <w:r>
+        <w:rPr>
+          <w:rtl w:val="0"/>
+        </w:rPr>
       </w:r>
     </w:p>
     <w:p>
@@ -4774,14 +7819,19 @@
         <w:ind w:left="720" w:hanging="360"/>
         <w:jc w:val="both"/>
         <w:rPr>
-          <w:u w:val="none"/>
-        </w:rPr>
-      </w:pPr>
-      <w:r>
-        <w:rPr>
-          <w:rtl w:val="0"/>
-        </w:rPr>
-        <w:t xml:space="preserve">Los contratos deben firmarse siempre de manera presencial por la ausencia de una web que facilite el proceso. Esto puede resultar especialmente problemático en aquellas situaciones en las que el locatario o los garantes no se encuentren físicamente en el sitio del alquiler.</w:t>
+          <w:rFonts w:ascii="Aptos" w:cs="Aptos" w:eastAsia="Aptos" w:hAnsi="Aptos"/>
+          <w:b w:val="0"/>
+          <w:bCs w:val="0"/>
+          <w:i w:val="0"/>
+          <w:iCs w:val="0"/>
+          <w:color w:val="000000"/>
+        </w:rPr>
+      </w:pPr>
+      <w:r>
+        <w:rPr>
+          <w:rtl w:val="0"/>
+        </w:rPr>
+        <w:t xml:space="preserve">RD-05.01: Registrar usuario.</w:t>
       </w:r>
     </w:p>
     <w:p>
@@ -4794,703 +7844,6 @@
         <w:ind w:left="720" w:hanging="360"/>
         <w:jc w:val="both"/>
         <w:rPr>
-          <w:u w:val="none"/>
-        </w:rPr>
-      </w:pPr>
-      <w:r>
-        <w:rPr>
-          <w:rtl w:val="0"/>
-        </w:rPr>
-        <w:t xml:space="preserve">Los montos a pagar son informados usualmente vía WhatsApp, dificultando la trazabilidad de los pagos y dando lugar a incertidumbre para el locatario sobre la próxima actualización de los montos.</w:t>
-      </w:r>
-    </w:p>
-    <w:p>
-      <w:pPr>
-        <w:numPr>
-          <w:ilvl w:val="0"/>
-          <w:numId w:val="12"/>
-        </w:numPr>
-        <w:spacing w:after="0" w:afterAutospacing="0"/>
-        <w:ind w:left="720" w:hanging="360"/>
-        <w:jc w:val="both"/>
-        <w:rPr>
-          <w:u w:val="none"/>
-        </w:rPr>
-      </w:pPr>
-      <w:r>
-        <w:rPr>
-          <w:rtl w:val="0"/>
-        </w:rPr>
-        <w:t xml:space="preserve">Debido a lo anterior, los locatarios deben llevar un seguimiento manual de las fechas de vencimiento para realizar sus pagos, en lugar de disponer de una herramienta que los recuerde automáticamente.</w:t>
-      </w:r>
-    </w:p>
-    <w:p>
-      <w:pPr>
-        <w:numPr>
-          <w:ilvl w:val="0"/>
-          <w:numId w:val="12"/>
-        </w:numPr>
-        <w:ind w:left="720" w:hanging="360"/>
-        <w:jc w:val="both"/>
-        <w:rPr>
-          <w:u w:val="none"/>
-        </w:rPr>
-      </w:pPr>
-      <w:r>
-        <w:rPr>
-          <w:rtl w:val="0"/>
-        </w:rPr>
-        <w:t xml:space="preserve">Los locadores no disponen de herramientas que faciliten la administración de sus propiedades, y si las hay, usualmente están enfocadas a inmobiliarias, por lo que los costos que exigen no se justifican para los locadores individuales. Debido a esto, puede que recurren a planillas de Excel, o directamente prescinda de alguna herramienta.</w:t>
-      </w:r>
-    </w:p>
-    <w:p>
-      <w:pPr>
-        <w:pStyle w:val="Heading2"/>
-        <w:ind w:firstLine="0"/>
-        <w:rPr/>
-      </w:pPr>
-      <w:bookmarkStart w:colFirst="0" w:colLast="0" w:name="_dh0cchv9ydwn" w:id="8"/>
-      <w:bookmarkEnd w:id="8"/>
-      <w:r>
-        <w:rPr>
-          <w:rtl w:val="0"/>
-        </w:rPr>
-        <w:t xml:space="preserve">5.1- Oportunidades</w:t>
-      </w:r>
-    </w:p>
-    <w:p>
-      <w:pPr>
-        <w:numPr>
-          <w:ilvl w:val="0"/>
-          <w:numId w:val="9"/>
-        </w:numPr>
-        <w:spacing w:after="0" w:afterAutospacing="0" w:before="240" w:lineRule="auto"/>
-        <w:ind w:left="720" w:hanging="360"/>
-        <w:jc w:val="both"/>
-      </w:pPr>
-      <w:r>
-        <w:rPr>
-          <w:rtl w:val="0"/>
-        </w:rPr>
-        <w:t xml:space="preserve">Alta adopción de medios de pago digitales y billeteras virtuales en  Argentina, lo que permite integrar el cobro dentro de la misma plataforma mediante pasarelas ya existentes.</w:t>
-      </w:r>
-    </w:p>
-    <w:p>
-      <w:pPr>
-        <w:numPr>
-          <w:ilvl w:val="0"/>
-          <w:numId w:val="9"/>
-        </w:numPr>
-        <w:spacing w:after="0" w:afterAutospacing="0" w:before="0" w:beforeAutospacing="0" w:lineRule="auto"/>
-        <w:ind w:left="720" w:hanging="360"/>
-        <w:jc w:val="both"/>
-      </w:pPr>
-      <w:r>
-        <w:rPr>
-          <w:rtl w:val="0"/>
-        </w:rPr>
-        <w:t xml:space="preserve">La complejidad de los incrementos de los alquileres impulsaron la aparición de calculadoras y herramientas puntuales de ajuste, pero el relevamiento de sistemas similares confirmó que ninguna integra de punta a punta publicación, búsqueda, firma, cobro y cierre </w:t>
-        <w:tab/>
-        <w:t xml:space="preserve">dentro de una misma plataforma.</w:t>
-      </w:r>
-    </w:p>
-    <w:p>
-      <w:pPr>
-        <w:numPr>
-          <w:ilvl w:val="0"/>
-          <w:numId w:val="9"/>
-        </w:numPr>
-        <w:spacing w:after="0" w:afterAutospacing="0" w:before="0" w:beforeAutospacing="0" w:lineRule="auto"/>
-        <w:ind w:left="720" w:hanging="360"/>
-        <w:jc w:val="both"/>
-      </w:pPr>
-      <w:r>
-        <w:rPr>
-          <w:rtl w:val="0"/>
-        </w:rPr>
-        <w:t xml:space="preserve">Los organismos oficiales (INDEC, BCRA) publican periódicamente los  valores de los índices utilizados, lo que habilita una integración de datos automatizada y confiable.</w:t>
-      </w:r>
-    </w:p>
-    <w:p>
-      <w:pPr>
-        <w:numPr>
-          <w:ilvl w:val="0"/>
-          <w:numId w:val="9"/>
-        </w:numPr>
-        <w:spacing w:after="0" w:afterAutospacing="0" w:before="0" w:beforeAutospacing="0" w:lineRule="auto"/>
-        <w:ind w:left="720" w:hanging="360"/>
-        <w:jc w:val="both"/>
-      </w:pPr>
-      <w:r>
-        <w:rPr>
-          <w:rtl w:val="0"/>
-        </w:rPr>
-        <w:t xml:space="preserve">Los propietarios particulares no cuentan hoy con ninguna herramienta  pensada específicamente para ellos, a diferencia de las inmobiliarias, que sí acceden a software de gestión genérico.</w:t>
-      </w:r>
-    </w:p>
-    <w:p>
-      <w:pPr>
-        <w:numPr>
-          <w:ilvl w:val="0"/>
-          <w:numId w:val="9"/>
-        </w:numPr>
-        <w:spacing w:after="240" w:before="0" w:beforeAutospacing="0" w:lineRule="auto"/>
-        <w:ind w:left="720" w:hanging="360"/>
-        <w:jc w:val="both"/>
-      </w:pPr>
-      <w:r>
-        <w:rPr>
-          <w:rtl w:val="0"/>
-        </w:rPr>
-        <w:t xml:space="preserve">Implementación de un Agente de IA que permita consultar información y resolver dudas respecto al contrato en un lenguaje natural y entendible.</w:t>
-      </w:r>
-      <w:r>
-        <w:rPr>
-          <w:rtl w:val="0"/>
-        </w:rPr>
-      </w:r>
-    </w:p>
-    <w:p>
-      <w:pPr>
-        <w:pStyle w:val="Heading1"/>
-        <w:ind w:right="-1120.8661417322828" w:firstLine="0"/>
-        <w:jc w:val="both"/>
-        <w:rPr>
-          <w:rFonts w:ascii="Arial" w:cs="Arial" w:eastAsia="Arial" w:hAnsi="Arial"/>
-          <w:color w:val="1c4587"/>
-          <w:sz w:val="34"/>
-          <w:szCs w:val="34"/>
-        </w:rPr>
-      </w:pPr>
-      <w:bookmarkStart w:colFirst="0" w:colLast="0" w:name="_c5sineeq5ukn" w:id="9"/>
-      <w:bookmarkEnd w:id="9"/>
-      <w:r>
-        <w:br w:type="page"/>
-      </w:r>
-      <w:r>
-        <w:rPr>
-          <w:rtl w:val="0"/>
-        </w:rPr>
-      </w:r>
-    </w:p>
-    <w:p>
-      <w:pPr>
-        <w:pStyle w:val="Heading2"/>
-        <w:ind w:right="-1120.8661417322828" w:firstLine="0"/>
-        <w:rPr/>
-      </w:pPr>
-      <w:bookmarkStart w:colFirst="0" w:colLast="0" w:name="_rco9v29pjl4r" w:id="10"/>
-      <w:bookmarkEnd w:id="10"/>
-      <w:r>
-        <w:rPr>
-          <w:rtl w:val="0"/>
-        </w:rPr>
-        <w:t xml:space="preserve">5</w:t>
-      </w:r>
-      <w:r>
-        <w:rPr>
-          <w:rtl w:val="0"/>
-        </w:rPr>
-        <w:t xml:space="preserve">.2- Requerimientos Funcionales y No Funcionales</w:t>
-      </w:r>
-    </w:p>
-    <w:p>
-      <w:pPr>
-        <w:jc w:val="both"/>
-        <w:rPr>
-          <w:b w:val="1"/>
-          <w:bCs w:val="1"/>
-        </w:rPr>
-      </w:pPr>
-      <w:r>
-        <w:rPr>
-          <w:b w:val="1"/>
-          <w:bCs w:val="1"/>
-          <w:rtl w:val="0"/>
-        </w:rPr>
-        <w:t xml:space="preserve">Requerimientos Funcionales Globales:</w:t>
-      </w:r>
-    </w:p>
-    <w:p>
-      <w:pPr>
-        <w:jc w:val="both"/>
-        <w:rPr/>
-      </w:pPr>
-      <w:r>
-        <w:rPr>
-          <w:u w:val="single"/>
-          <w:rtl w:val="0"/>
-        </w:rPr>
-        <w:t xml:space="preserve">Administrar</w:t>
-      </w:r>
-      <w:r>
-        <w:rPr>
-          <w:u w:val="single"/>
-          <w:rtl w:val="0"/>
-        </w:rPr>
-        <w:t xml:space="preserve"> propiedades en alquiler:</w:t>
-      </w:r>
-      <w:r>
-        <w:rPr>
-          <w:rtl w:val="0"/>
-        </w:rPr>
-        <w:t xml:space="preserve"> añadir o eliminar propiedades de un locador con detalles identificadores de las mismas y definir si las mismas se encuentran disponibles para alquilar o ya están alquiladas.</w:t>
-      </w:r>
-      <w:r>
-        <w:rPr>
-          <w:rtl w:val="0"/>
-        </w:rPr>
-      </w:r>
-    </w:p>
-    <w:p>
-      <w:pPr>
-        <w:jc w:val="both"/>
-        <w:rPr/>
-      </w:pPr>
-      <w:r>
-        <w:rPr>
-          <w:u w:val="single"/>
-          <w:rtl w:val="0"/>
-        </w:rPr>
-        <w:t xml:space="preserve">Gestionar alquileres:</w:t>
-      </w:r>
-      <w:r>
-        <w:rPr>
-          <w:rtl w:val="0"/>
-        </w:rPr>
-        <w:t xml:space="preserve"> asociar un contrato de alquiler a una propiedad y vincular un alquiler entre locador y locatario.</w:t>
-      </w:r>
-      <w:r>
-        <w:rPr>
-          <w:rtl w:val="0"/>
-        </w:rPr>
-      </w:r>
-    </w:p>
-    <w:p>
-      <w:pPr>
-        <w:jc w:val="both"/>
-        <w:rPr/>
-      </w:pPr>
-      <w:r>
-        <w:rPr>
-          <w:u w:val="single"/>
-          <w:rtl w:val="0"/>
-        </w:rPr>
-        <w:t xml:space="preserve">Gestionar cobros:</w:t>
-      </w:r>
-      <w:r>
-        <w:rPr>
-          <w:rtl w:val="0"/>
-        </w:rPr>
-        <w:t xml:space="preserve"> calcular y procesar cobro a realizarse por propiedad mes a mes, ajustando automáticamente el monto pactado de acuerdo al índice declarado en el contrato y excluyendo el monto de expensas extraordinarias, asignando el mismo únicamente al locador.</w:t>
-      </w:r>
-      <w:r>
-        <w:rPr>
-          <w:rtl w:val="0"/>
-        </w:rPr>
-      </w:r>
-    </w:p>
-    <w:p>
-      <w:pPr>
-        <w:jc w:val="both"/>
-        <w:rPr/>
-      </w:pPr>
-      <w:r>
-        <w:rPr>
-          <w:u w:val="single"/>
-          <w:rtl w:val="0"/>
-        </w:rPr>
-        <w:t xml:space="preserve">Gestionar reclamos:</w:t>
-      </w:r>
-      <w:r>
-        <w:rPr>
-          <w:rtl w:val="0"/>
-        </w:rPr>
-        <w:t xml:space="preserve"> llevar un seguimiento de los reclamos o consultas que pueda realizar el locatario al locador con respecto a la propiedad que esté alquilando.</w:t>
-      </w:r>
-      <w:r>
-        <w:rPr>
-          <w:rtl w:val="0"/>
-        </w:rPr>
-      </w:r>
-    </w:p>
-    <w:p>
-      <w:pPr>
-        <w:jc w:val="both"/>
-        <w:rPr/>
-      </w:pPr>
-      <w:r>
-        <w:rPr>
-          <w:u w:val="single"/>
-          <w:rtl w:val="0"/>
-        </w:rPr>
-        <w:t xml:space="preserve">Administrar usuarios:</w:t>
-      </w:r>
-      <w:r>
-        <w:rPr>
-          <w:rtl w:val="0"/>
-        </w:rPr>
-        <w:t xml:space="preserve"> permitir el registro de usuarios en la plataforma.</w:t>
-      </w:r>
-      <w:r>
-        <w:rPr>
-          <w:rtl w:val="0"/>
-        </w:rPr>
-      </w:r>
-    </w:p>
-    <w:p>
-      <w:pPr>
-        <w:jc w:val="both"/>
-        <w:rPr/>
-      </w:pPr>
-      <w:r>
-        <w:rPr>
-          <w:u w:val="single"/>
-          <w:rtl w:val="0"/>
-        </w:rPr>
-        <w:t xml:space="preserve">Gestionar notificaciones:</w:t>
-      </w:r>
-      <w:r>
-        <w:rPr>
-          <w:rtl w:val="0"/>
-        </w:rPr>
-        <w:t xml:space="preserve"> realizar el envío de notificaciones a los locadores y locatarios, como recordatorios de pagos o para informar de un nuevo reclamo.</w:t>
-      </w:r>
-      <w:r>
-        <w:rPr>
-          <w:rtl w:val="0"/>
-        </w:rPr>
-      </w:r>
-    </w:p>
-    <w:p>
-      <w:pPr>
-        <w:jc w:val="both"/>
-        <w:rPr/>
-      </w:pPr>
-      <w:r>
-        <w:rPr>
-          <w:u w:val="single"/>
-          <w:rtl w:val="0"/>
-        </w:rPr>
-        <w:t xml:space="preserve">Gestionar mensajes:</w:t>
-      </w:r>
-      <w:r>
-        <w:rPr>
-          <w:rtl w:val="0"/>
-        </w:rPr>
-        <w:t xml:space="preserve"> permitir la comunicación dentro de la plataforma entre locador y locatario.</w:t>
-      </w:r>
-      <w:r>
-        <w:rPr>
-          <w:rtl w:val="0"/>
-        </w:rPr>
-      </w:r>
-    </w:p>
-    <w:p>
-      <w:pPr>
-        <w:jc w:val="both"/>
-        <w:rPr/>
-      </w:pPr>
-      <w:r>
-        <w:rPr>
-          <w:u w:val="single"/>
-          <w:rtl w:val="0"/>
-        </w:rPr>
-        <w:t xml:space="preserve">Gestionar reportes e informes:</w:t>
-      </w:r>
-      <w:r>
-        <w:rPr>
-          <w:rtl w:val="0"/>
-        </w:rPr>
-        <w:t xml:space="preserve"> recopilar los datos necesarios para la generación de reportes e informes.</w:t>
-      </w:r>
-      <w:r>
-        <w:rPr>
-          <w:rtl w:val="0"/>
-        </w:rPr>
-      </w:r>
-    </w:p>
-    <w:p>
-      <w:pPr>
-        <w:jc w:val="both"/>
-        <w:rPr/>
-      </w:pPr>
-      <w:r>
-        <w:rPr>
-          <w:rtl w:val="0"/>
-        </w:rPr>
-      </w:r>
-    </w:p>
-    <w:p>
-      <w:pPr>
-        <w:jc w:val="both"/>
-        <w:rPr>
-          <w:b w:val="1"/>
-          <w:bCs w:val="1"/>
-        </w:rPr>
-      </w:pPr>
-      <w:r>
-        <w:rPr>
-          <w:b w:val="1"/>
-          <w:bCs w:val="1"/>
-          <w:rtl w:val="0"/>
-        </w:rPr>
-        <w:t xml:space="preserve">Requerimientos No Funcionales:</w:t>
-      </w:r>
-    </w:p>
-    <w:p>
-      <w:pPr>
-        <w:numPr>
-          <w:ilvl w:val="0"/>
-          <w:numId w:val="2"/>
-        </w:numPr>
-        <w:spacing w:after="0" w:afterAutospacing="0"/>
-        <w:ind w:left="720" w:hanging="360"/>
-        <w:jc w:val="both"/>
-      </w:pPr>
-      <w:r>
-        <w:rPr>
-          <w:rtl w:val="0"/>
-        </w:rPr>
-        <w:t xml:space="preserve">El proyecto se debe desarrollar con tecnologías web y soportar los navegadores Google Chrome, Mozilla Firefox y Safari, tanto en sus versiones de escritorio como móviles.</w:t>
-      </w:r>
-    </w:p>
-    <w:p>
-      <w:pPr>
-        <w:numPr>
-          <w:ilvl w:val="0"/>
-          <w:numId w:val="2"/>
-        </w:numPr>
-        <w:spacing w:after="0" w:afterAutospacing="0"/>
-        <w:ind w:left="720" w:hanging="360"/>
-        <w:jc w:val="both"/>
-      </w:pPr>
-      <w:r>
-        <w:rPr>
-          <w:rtl w:val="0"/>
-        </w:rPr>
-        <w:t xml:space="preserve">El diseño debe ser </w:t>
-      </w:r>
-      <w:r>
-        <w:rPr>
-          <w:i w:val="1"/>
-          <w:iCs w:val="1"/>
-          <w:rtl w:val="0"/>
-        </w:rPr>
-        <w:t xml:space="preserve">responsive</w:t>
-      </w:r>
-      <w:r>
-        <w:rPr>
-          <w:rtl w:val="0"/>
-        </w:rPr>
-        <w:t xml:space="preserve">.</w:t>
-      </w:r>
-    </w:p>
-    <w:p>
-      <w:pPr>
-        <w:numPr>
-          <w:ilvl w:val="0"/>
-          <w:numId w:val="2"/>
-        </w:numPr>
-        <w:spacing w:after="0" w:afterAutospacing="0"/>
-        <w:ind w:left="720" w:hanging="360"/>
-        <w:jc w:val="both"/>
-      </w:pPr>
-      <w:r>
-        <w:rPr>
-          <w:rtl w:val="0"/>
-        </w:rPr>
-        <w:t xml:space="preserve">La gestión de contratos debe seguir los lineamientos de la ley vigente de contratos de alquileres.</w:t>
-      </w:r>
-    </w:p>
-    <w:p>
-      <w:pPr>
-        <w:numPr>
-          <w:ilvl w:val="0"/>
-          <w:numId w:val="2"/>
-        </w:numPr>
-        <w:spacing w:after="0" w:afterAutospacing="0"/>
-        <w:ind w:left="720" w:hanging="360"/>
-        <w:jc w:val="both"/>
-      </w:pPr>
-      <w:r>
-        <w:rPr>
-          <w:rtl w:val="0"/>
-        </w:rPr>
-        <w:t xml:space="preserve">La actualización de precios de alquileres debe seguir los índices IPC o ICL proporcionados por la página oficial del gobierno.</w:t>
-      </w:r>
-    </w:p>
-    <w:p>
-      <w:pPr>
-        <w:numPr>
-          <w:ilvl w:val="0"/>
-          <w:numId w:val="2"/>
-        </w:numPr>
-        <w:spacing w:after="0" w:afterAutospacing="0"/>
-        <w:ind w:left="720" w:hanging="360"/>
-        <w:jc w:val="both"/>
-      </w:pPr>
-      <w:r>
-        <w:rPr>
-          <w:rtl w:val="0"/>
-        </w:rPr>
-        <w:t xml:space="preserve">Se deberá utilizar la base de datos Supabase.</w:t>
-      </w:r>
-    </w:p>
-    <w:p>
-      <w:pPr>
-        <w:numPr>
-          <w:ilvl w:val="0"/>
-          <w:numId w:val="2"/>
-        </w:numPr>
-        <w:spacing w:after="0" w:afterAutospacing="0"/>
-        <w:ind w:left="720" w:hanging="360"/>
-        <w:jc w:val="both"/>
-      </w:pPr>
-      <w:r>
-        <w:rPr>
-          <w:rtl w:val="0"/>
-        </w:rPr>
-        <w:t xml:space="preserve">La gestión de cobros debe poder realizarse en efectivo o a través de la plataforma de MercadoPago.</w:t>
-      </w:r>
-    </w:p>
-    <w:p>
-      <w:pPr>
-        <w:numPr>
-          <w:ilvl w:val="0"/>
-          <w:numId w:val="2"/>
-        </w:numPr>
-        <w:spacing w:after="0" w:afterAutospacing="0"/>
-        <w:ind w:left="720" w:hanging="360"/>
-        <w:jc w:val="both"/>
-      </w:pPr>
-      <w:r>
-        <w:rPr>
-          <w:rtl w:val="0"/>
-        </w:rPr>
-        <w:t xml:space="preserve">Se debe poder enviar notificaciones a los usuarios vía mail y dentro de la misma página web. </w:t>
-      </w:r>
-    </w:p>
-    <w:p>
-      <w:pPr>
-        <w:numPr>
-          <w:ilvl w:val="0"/>
-          <w:numId w:val="2"/>
-        </w:numPr>
-        <w:ind w:left="720" w:hanging="360"/>
-        <w:jc w:val="both"/>
-      </w:pPr>
-      <w:r>
-        <w:rPr>
-          <w:rtl w:val="0"/>
-        </w:rPr>
-        <w:t xml:space="preserve">Se utilizará una integración con IA (Gemini) para realizar análisis de los contratos y resolver consultas.</w:t>
-      </w:r>
-      <w:r>
-        <w:rPr>
-          <w:rtl w:val="0"/>
-        </w:rPr>
-      </w:r>
-    </w:p>
-    <w:p>
-      <w:pPr>
-        <w:pStyle w:val="Heading1"/>
-        <w:ind w:hanging="566.9291338582675"/>
-        <w:jc w:val="both"/>
-        <w:rPr>
-          <w:rFonts w:ascii="Arial" w:cs="Arial" w:eastAsia="Arial" w:hAnsi="Arial"/>
-          <w:color w:val="1c4587"/>
-        </w:rPr>
-      </w:pPr>
-      <w:bookmarkStart w:colFirst="0" w:colLast="0" w:name="_jacemy3d30wp" w:id="11"/>
-      <w:bookmarkEnd w:id="11"/>
-      <w:r>
-        <w:rPr>
-          <w:rtl w:val="0"/>
-        </w:rPr>
-        <w:t xml:space="preserve">6</w:t>
-      </w:r>
-      <w:r>
-        <w:rPr>
-          <w:rFonts w:ascii="Arial" w:cs="Arial" w:eastAsia="Arial" w:hAnsi="Arial"/>
-          <w:color w:val="1c4587"/>
-          <w:rtl w:val="0"/>
-        </w:rPr>
-        <w:t xml:space="preserve">- Propuesta del sistema de información</w:t>
-      </w:r>
-    </w:p>
-    <w:p>
-      <w:pPr>
-        <w:pStyle w:val="Heading2"/>
-        <w:ind w:left="0" w:firstLine="0"/>
-        <w:rPr/>
-      </w:pPr>
-      <w:bookmarkStart w:colFirst="0" w:colLast="0" w:name="_s021gcn9s2zx" w:id="12"/>
-      <w:bookmarkEnd w:id="12"/>
-      <w:r>
-        <w:rPr>
-          <w:rtl w:val="0"/>
-        </w:rPr>
-        <w:t xml:space="preserve">6.1- Objetivo del SI</w:t>
-      </w:r>
-    </w:p>
-    <w:p>
-      <w:pPr>
-        <w:ind w:firstLine="425.19685039370086"/>
-        <w:jc w:val="both"/>
-        <w:rPr/>
-      </w:pPr>
-      <w:r>
-        <w:rPr>
-          <w:rtl w:val="0"/>
-        </w:rPr>
-        <w:t xml:space="preserve">El producto tiene como objetivo brindar información que permita centralizar el ofrecimiento, cierre de contrato y la gestión de alquileres realizados de manera directa entre locadores y locatarios. Busca simplificar la trazabilidad de los alquileres de inicio a fin, automatizar las actualizaciones periódicas del monto establecido en el contrato y la republicación de alquileres una vez vencido el plazo pactado, y agilizar el firmado de los contratos.</w:t>
-      </w:r>
-    </w:p>
-    <w:p>
-      <w:pPr>
-        <w:pStyle w:val="Heading2"/>
-        <w:ind w:left="0" w:firstLine="0"/>
-        <w:jc w:val="both"/>
-        <w:rPr/>
-      </w:pPr>
-      <w:bookmarkStart w:colFirst="0" w:colLast="0" w:name="_kgissj6klkpu" w:id="13"/>
-      <w:bookmarkEnd w:id="13"/>
-      <w:r>
-        <w:rPr>
-          <w:rtl w:val="0"/>
-        </w:rPr>
-        <w:t xml:space="preserve">6.2- Requerimientos funcionales detallados</w:t>
-      </w:r>
-    </w:p>
-    <w:p>
-      <w:pPr>
-        <w:jc w:val="both"/>
-        <w:rPr/>
-      </w:pPr>
-      <w:r>
-        <w:rPr>
-          <w:u w:val="single"/>
-          <w:rtl w:val="0"/>
-        </w:rPr>
-        <w:t xml:space="preserve">Administrar propiedades en alquiler:</w:t>
-      </w:r>
-      <w:r>
-        <w:rPr>
-          <w:rtl w:val="0"/>
-        </w:rPr>
-      </w:r>
-    </w:p>
-    <w:p>
-      <w:pPr>
-        <w:numPr>
-          <w:ilvl w:val="0"/>
-          <w:numId w:val="7"/>
-        </w:numPr>
-        <w:spacing w:after="0" w:afterAutospacing="0"/>
-        <w:ind w:left="720" w:hanging="360"/>
-        <w:jc w:val="both"/>
-        <w:rPr>
           <w:rFonts w:ascii="Aptos" w:cs="Aptos" w:eastAsia="Aptos" w:hAnsi="Aptos"/>
           <w:b w:val="0"/>
           <w:bCs w:val="0"/>
@@ -5503,16 +7856,15 @@
         <w:rPr>
           <w:rtl w:val="0"/>
         </w:rPr>
-        <w:t xml:space="preserve">Registrar propiedad.</w:t>
+        <w:t xml:space="preserve">RD-05.02: Consultar usuario.</w:t>
       </w:r>
     </w:p>
     <w:p>
       <w:pPr>
         <w:numPr>
           <w:ilvl w:val="0"/>
-          <w:numId w:val="7"/>
+          <w:numId w:val="12"/>
         </w:numPr>
-        <w:spacing w:after="0" w:afterAutospacing="0"/>
         <w:ind w:left="720" w:hanging="360"/>
         <w:jc w:val="both"/>
         <w:rPr>
@@ -5528,14 +7880,32 @@
         <w:rPr>
           <w:rtl w:val="0"/>
         </w:rPr>
-        <w:t xml:space="preserve">Consultar propiedad.</w:t>
+        <w:t xml:space="preserve">RD-05.03: Modificar usuario.</w:t>
+      </w:r>
+    </w:p>
+    <w:p>
+      <w:pPr>
+        <w:jc w:val="both"/>
+        <w:rPr/>
+      </w:pPr>
+      <w:r>
+        <w:rPr>
+          <w:u w:val="single"/>
+          <w:rtl w:val="0"/>
+        </w:rPr>
+        <w:t xml:space="preserve">RG-06 - Gestionar notificaciones y mensajes:</w:t>
+      </w:r>
+      <w:r>
+        <w:rPr>
+          <w:rtl w:val="0"/>
+        </w:rPr>
       </w:r>
     </w:p>
     <w:p>
       <w:pPr>
         <w:numPr>
           <w:ilvl w:val="0"/>
-          <w:numId w:val="7"/>
+          <w:numId w:val="5"/>
         </w:numPr>
         <w:spacing w:after="0" w:afterAutospacing="0"/>
         <w:ind w:left="720" w:hanging="360"/>
@@ -5553,15 +7923,21 @@
         <w:rPr>
           <w:rtl w:val="0"/>
         </w:rPr>
-        <w:t xml:space="preserve">Modificar propiedad.</w:t>
+        <w:t xml:space="preserve">RD-06.01: Registrar notificación.</w:t>
+      </w:r>
+      <w:r>
+        <w:rPr>
+          <w:rtl w:val="0"/>
+        </w:rPr>
       </w:r>
     </w:p>
     <w:p>
       <w:pPr>
         <w:numPr>
           <w:ilvl w:val="0"/>
-          <w:numId w:val="7"/>
+          <w:numId w:val="5"/>
         </w:numPr>
+        <w:spacing w:after="0" w:afterAutospacing="0"/>
         <w:ind w:left="720" w:hanging="360"/>
         <w:jc w:val="both"/>
         <w:rPr>
@@ -5577,32 +7953,14 @@
         <w:rPr>
           <w:rtl w:val="0"/>
         </w:rPr>
-        <w:t xml:space="preserve">Eliminar propiedad.</w:t>
-      </w:r>
-    </w:p>
-    <w:p>
-      <w:pPr>
-        <w:jc w:val="both"/>
-        <w:rPr/>
-      </w:pPr>
-      <w:r>
-        <w:rPr>
-          <w:u w:val="single"/>
-          <w:rtl w:val="0"/>
-        </w:rPr>
-        <w:t xml:space="preserve">Gestionar alquileres:</w:t>
-      </w:r>
-      <w:r>
-        <w:rPr>
-          <w:rtl w:val="0"/>
-        </w:rPr>
+        <w:t xml:space="preserve">RD-06.02: Consultar notificación.</w:t>
       </w:r>
     </w:p>
     <w:p>
       <w:pPr>
         <w:numPr>
           <w:ilvl w:val="0"/>
-          <w:numId w:val="4"/>
+          <w:numId w:val="11"/>
         </w:numPr>
         <w:spacing w:after="0" w:afterAutospacing="0"/>
         <w:ind w:left="720" w:hanging="360"/>
@@ -5620,15 +7978,16 @@
         <w:rPr>
           <w:rtl w:val="0"/>
         </w:rPr>
-        <w:t xml:space="preserve">Registrar contrato de alquiler.</w:t>
+        <w:t xml:space="preserve">RD-06.03: Registrar mensaje.</w:t>
       </w:r>
     </w:p>
     <w:p>
       <w:pPr>
         <w:numPr>
           <w:ilvl w:val="0"/>
-          <w:numId w:val="4"/>
+          <w:numId w:val="11"/>
         </w:numPr>
+        <w:spacing w:after="0" w:afterAutospacing="0"/>
         <w:ind w:left="720" w:hanging="360"/>
         <w:jc w:val="both"/>
         <w:rPr>
@@ -5644,34 +8003,15 @@
         <w:rPr>
           <w:rtl w:val="0"/>
         </w:rPr>
-        <w:t xml:space="preserve">Modificar contrato de alquiler.</w:t>
-      </w:r>
-    </w:p>
-    <w:p>
-      <w:pPr>
-        <w:jc w:val="both"/>
-        <w:rPr/>
-      </w:pPr>
-      <w:r>
-        <w:rPr>
-          <w:u w:val="single"/>
-          <w:rtl w:val="0"/>
-        </w:rPr>
-        <w:t xml:space="preserve">Gestionar cobros:</w:t>
-      </w:r>
-      <w:r>
-        <w:rPr>
-          <w:rtl w:val="0"/>
-        </w:rPr>
+        <w:t xml:space="preserve">RD-06.04: Consultar mensaje.</w:t>
       </w:r>
     </w:p>
     <w:p>
       <w:pPr>
         <w:numPr>
           <w:ilvl w:val="0"/>
-          <w:numId w:val="4"/>
+          <w:numId w:val="11"/>
         </w:numPr>
-        <w:spacing w:after="0" w:afterAutospacing="0"/>
         <w:ind w:left="720" w:hanging="360"/>
         <w:jc w:val="both"/>
         <w:rPr>
@@ -5687,16 +8027,33 @@
         <w:rPr>
           <w:rtl w:val="0"/>
         </w:rPr>
-        <w:t xml:space="preserve">Registrar cobro.</w:t>
+        <w:t xml:space="preserve">RD-06.05: Eliminar mensaje.</w:t>
+      </w:r>
+    </w:p>
+    <w:p>
+      <w:pPr>
+        <w:jc w:val="both"/>
+        <w:rPr/>
+      </w:pPr>
+      <w:r>
+        <w:rPr>
+          <w:u w:val="single"/>
+          <w:rtl w:val="0"/>
+        </w:rPr>
+        <w:t xml:space="preserve">RG-07 -  Gestionar reportes de pagos:</w:t>
+      </w:r>
+      <w:r>
+        <w:rPr>
+          <w:rtl w:val="0"/>
+        </w:rPr>
       </w:r>
     </w:p>
     <w:p>
       <w:pPr>
         <w:numPr>
           <w:ilvl w:val="0"/>
-          <w:numId w:val="4"/>
+          <w:numId w:val="6"/>
         </w:numPr>
-        <w:spacing w:after="0" w:afterAutospacing="0"/>
         <w:ind w:left="720" w:hanging="360"/>
         <w:jc w:val="both"/>
         <w:rPr>
@@ -5712,31 +8069,7 @@
         <w:rPr>
           <w:rtl w:val="0"/>
         </w:rPr>
-        <w:t xml:space="preserve">Consultar cobro.</w:t>
-      </w:r>
-    </w:p>
-    <w:p>
-      <w:pPr>
-        <w:numPr>
-          <w:ilvl w:val="0"/>
-          <w:numId w:val="4"/>
-        </w:numPr>
-        <w:ind w:left="720" w:hanging="360"/>
-        <w:jc w:val="both"/>
-        <w:rPr>
-          <w:rFonts w:ascii="Aptos" w:cs="Aptos" w:eastAsia="Aptos" w:hAnsi="Aptos"/>
-          <w:b w:val="0"/>
-          <w:bCs w:val="0"/>
-          <w:i w:val="0"/>
-          <w:iCs w:val="0"/>
-          <w:color w:val="000000"/>
-        </w:rPr>
-      </w:pPr>
-      <w:r>
-        <w:rPr>
-          <w:rtl w:val="0"/>
-        </w:rPr>
-        <w:t xml:space="preserve">Emitir comprobante de pago.</w:t>
+        <w:t xml:space="preserve">RD-07.01: Generar y emitir histograma de cobros.</w:t>
       </w:r>
     </w:p>
     <w:p>
@@ -5749,375 +8082,7 @@
           <w:u w:val="single"/>
           <w:rtl w:val="0"/>
         </w:rPr>
-        <w:t xml:space="preserve">Gestionar reclamos:</w:t>
-      </w:r>
-      <w:r>
-        <w:rPr>
-          <w:rtl w:val="0"/>
-        </w:rPr>
-      </w:r>
-    </w:p>
-    <w:p>
-      <w:pPr>
-        <w:numPr>
-          <w:ilvl w:val="0"/>
-          <w:numId w:val="4"/>
-        </w:numPr>
-        <w:spacing w:after="0" w:afterAutospacing="0"/>
-        <w:ind w:left="720" w:hanging="360"/>
-        <w:jc w:val="both"/>
-        <w:rPr>
-          <w:rFonts w:ascii="Aptos" w:cs="Aptos" w:eastAsia="Aptos" w:hAnsi="Aptos"/>
-          <w:b w:val="0"/>
-          <w:bCs w:val="0"/>
-          <w:i w:val="0"/>
-          <w:iCs w:val="0"/>
-          <w:color w:val="000000"/>
-        </w:rPr>
-      </w:pPr>
-      <w:r>
-        <w:rPr>
-          <w:rtl w:val="0"/>
-        </w:rPr>
-        <w:t xml:space="preserve">Registrar reclamo.</w:t>
-      </w:r>
-    </w:p>
-    <w:p>
-      <w:pPr>
-        <w:numPr>
-          <w:ilvl w:val="0"/>
-          <w:numId w:val="4"/>
-        </w:numPr>
-        <w:spacing w:after="0" w:afterAutospacing="0"/>
-        <w:ind w:left="720" w:hanging="360"/>
-        <w:jc w:val="both"/>
-        <w:rPr>
-          <w:rFonts w:ascii="Aptos" w:cs="Aptos" w:eastAsia="Aptos" w:hAnsi="Aptos"/>
-          <w:b w:val="0"/>
-          <w:bCs w:val="0"/>
-          <w:i w:val="0"/>
-          <w:iCs w:val="0"/>
-          <w:color w:val="000000"/>
-        </w:rPr>
-      </w:pPr>
-      <w:r>
-        <w:rPr>
-          <w:rtl w:val="0"/>
-        </w:rPr>
-        <w:t xml:space="preserve">Consultar reclamo.</w:t>
-      </w:r>
-    </w:p>
-    <w:p>
-      <w:pPr>
-        <w:numPr>
-          <w:ilvl w:val="0"/>
-          <w:numId w:val="4"/>
-        </w:numPr>
-        <w:spacing w:after="0" w:afterAutospacing="0"/>
-        <w:ind w:left="720" w:hanging="360"/>
-        <w:jc w:val="both"/>
-        <w:rPr>
-          <w:rFonts w:ascii="Aptos" w:cs="Aptos" w:eastAsia="Aptos" w:hAnsi="Aptos"/>
-          <w:b w:val="0"/>
-          <w:bCs w:val="0"/>
-          <w:i w:val="0"/>
-          <w:iCs w:val="0"/>
-          <w:color w:val="000000"/>
-        </w:rPr>
-      </w:pPr>
-      <w:r>
-        <w:rPr>
-          <w:rtl w:val="0"/>
-        </w:rPr>
-        <w:t xml:space="preserve">Modificar reclamo.</w:t>
-      </w:r>
-    </w:p>
-    <w:p>
-      <w:pPr>
-        <w:numPr>
-          <w:ilvl w:val="0"/>
-          <w:numId w:val="4"/>
-        </w:numPr>
-        <w:ind w:left="720" w:hanging="360"/>
-        <w:jc w:val="both"/>
-        <w:rPr>
-          <w:rFonts w:ascii="Aptos" w:cs="Aptos" w:eastAsia="Aptos" w:hAnsi="Aptos"/>
-          <w:b w:val="0"/>
-          <w:bCs w:val="0"/>
-          <w:i w:val="0"/>
-          <w:iCs w:val="0"/>
-          <w:color w:val="000000"/>
-        </w:rPr>
-      </w:pPr>
-      <w:r>
-        <w:rPr>
-          <w:rtl w:val="0"/>
-        </w:rPr>
-        <w:t xml:space="preserve">Eliminar reclamo.</w:t>
-      </w:r>
-    </w:p>
-    <w:p>
-      <w:pPr>
-        <w:jc w:val="both"/>
-        <w:rPr/>
-      </w:pPr>
-      <w:r>
-        <w:rPr>
-          <w:u w:val="single"/>
-          <w:rtl w:val="0"/>
-        </w:rPr>
-        <w:t xml:space="preserve">Administrar usuarios:</w:t>
-      </w:r>
-      <w:r>
-        <w:rPr>
-          <w:rtl w:val="0"/>
-        </w:rPr>
-      </w:r>
-    </w:p>
-    <w:p>
-      <w:pPr>
-        <w:numPr>
-          <w:ilvl w:val="0"/>
-          <w:numId w:val="11"/>
-        </w:numPr>
-        <w:spacing w:after="0" w:afterAutospacing="0"/>
-        <w:ind w:left="720" w:hanging="360"/>
-        <w:jc w:val="both"/>
-        <w:rPr>
-          <w:rFonts w:ascii="Aptos" w:cs="Aptos" w:eastAsia="Aptos" w:hAnsi="Aptos"/>
-          <w:b w:val="0"/>
-          <w:bCs w:val="0"/>
-          <w:i w:val="0"/>
-          <w:iCs w:val="0"/>
-          <w:color w:val="000000"/>
-        </w:rPr>
-      </w:pPr>
-      <w:r>
-        <w:rPr>
-          <w:rtl w:val="0"/>
-        </w:rPr>
-        <w:t xml:space="preserve">Registrar usuario.</w:t>
-      </w:r>
-    </w:p>
-    <w:p>
-      <w:pPr>
-        <w:numPr>
-          <w:ilvl w:val="0"/>
-          <w:numId w:val="11"/>
-        </w:numPr>
-        <w:spacing w:after="0" w:afterAutospacing="0"/>
-        <w:ind w:left="720" w:hanging="360"/>
-        <w:jc w:val="both"/>
-        <w:rPr>
-          <w:rFonts w:ascii="Aptos" w:cs="Aptos" w:eastAsia="Aptos" w:hAnsi="Aptos"/>
-          <w:b w:val="0"/>
-          <w:bCs w:val="0"/>
-          <w:i w:val="0"/>
-          <w:iCs w:val="0"/>
-          <w:color w:val="000000"/>
-        </w:rPr>
-      </w:pPr>
-      <w:r>
-        <w:rPr>
-          <w:rtl w:val="0"/>
-        </w:rPr>
-        <w:t xml:space="preserve">Consultar usuario.</w:t>
-      </w:r>
-    </w:p>
-    <w:p>
-      <w:pPr>
-        <w:numPr>
-          <w:ilvl w:val="0"/>
-          <w:numId w:val="11"/>
-        </w:numPr>
-        <w:ind w:left="720" w:hanging="360"/>
-        <w:jc w:val="both"/>
-        <w:rPr>
-          <w:rFonts w:ascii="Aptos" w:cs="Aptos" w:eastAsia="Aptos" w:hAnsi="Aptos"/>
-          <w:b w:val="0"/>
-          <w:bCs w:val="0"/>
-          <w:i w:val="0"/>
-          <w:iCs w:val="0"/>
-          <w:color w:val="000000"/>
-        </w:rPr>
-      </w:pPr>
-      <w:r>
-        <w:rPr>
-          <w:rtl w:val="0"/>
-        </w:rPr>
-        <w:t xml:space="preserve">Modificar usuario.</w:t>
-      </w:r>
-    </w:p>
-    <w:p>
-      <w:pPr>
-        <w:jc w:val="both"/>
-        <w:rPr/>
-      </w:pPr>
-      <w:r>
-        <w:rPr>
-          <w:u w:val="single"/>
-          <w:rtl w:val="0"/>
-        </w:rPr>
-        <w:t xml:space="preserve">Gestionar notificaciones:</w:t>
-      </w:r>
-      <w:r>
-        <w:rPr>
-          <w:rtl w:val="0"/>
-        </w:rPr>
-      </w:r>
-    </w:p>
-    <w:p>
-      <w:pPr>
-        <w:numPr>
-          <w:ilvl w:val="0"/>
-          <w:numId w:val="5"/>
-        </w:numPr>
-        <w:spacing w:after="0" w:afterAutospacing="0"/>
-        <w:ind w:left="720" w:hanging="360"/>
-        <w:jc w:val="both"/>
-        <w:rPr>
-          <w:rFonts w:ascii="Aptos" w:cs="Aptos" w:eastAsia="Aptos" w:hAnsi="Aptos"/>
-          <w:b w:val="0"/>
-          <w:bCs w:val="0"/>
-          <w:i w:val="0"/>
-          <w:iCs w:val="0"/>
-          <w:color w:val="000000"/>
-        </w:rPr>
-      </w:pPr>
-      <w:r>
-        <w:rPr>
-          <w:rtl w:val="0"/>
-        </w:rPr>
-        <w:t xml:space="preserve">Registrar notificación.</w:t>
-      </w:r>
-    </w:p>
-    <w:p>
-      <w:pPr>
-        <w:numPr>
-          <w:ilvl w:val="0"/>
-          <w:numId w:val="5"/>
-        </w:numPr>
-        <w:ind w:left="720" w:hanging="360"/>
-        <w:jc w:val="both"/>
-        <w:rPr>
-          <w:rFonts w:ascii="Aptos" w:cs="Aptos" w:eastAsia="Aptos" w:hAnsi="Aptos"/>
-          <w:b w:val="0"/>
-          <w:bCs w:val="0"/>
-          <w:i w:val="0"/>
-          <w:iCs w:val="0"/>
-          <w:color w:val="000000"/>
-        </w:rPr>
-      </w:pPr>
-      <w:r>
-        <w:rPr>
-          <w:rtl w:val="0"/>
-        </w:rPr>
-        <w:t xml:space="preserve">Consultar notificación.</w:t>
-      </w:r>
-    </w:p>
-    <w:p>
-      <w:pPr>
-        <w:jc w:val="both"/>
-        <w:rPr/>
-      </w:pPr>
-      <w:r>
-        <w:rPr>
-          <w:u w:val="single"/>
-          <w:rtl w:val="0"/>
-        </w:rPr>
-        <w:t xml:space="preserve">Gestionar mensajes:</w:t>
-      </w:r>
-      <w:r>
-        <w:rPr>
-          <w:rtl w:val="0"/>
-        </w:rPr>
-      </w:r>
-    </w:p>
-    <w:p>
-      <w:pPr>
-        <w:numPr>
-          <w:ilvl w:val="0"/>
-          <w:numId w:val="10"/>
-        </w:numPr>
-        <w:spacing w:after="0" w:afterAutospacing="0"/>
-        <w:ind w:left="720" w:hanging="360"/>
-        <w:jc w:val="both"/>
-        <w:rPr>
-          <w:rFonts w:ascii="Aptos" w:cs="Aptos" w:eastAsia="Aptos" w:hAnsi="Aptos"/>
-          <w:b w:val="0"/>
-          <w:bCs w:val="0"/>
-          <w:i w:val="0"/>
-          <w:iCs w:val="0"/>
-          <w:color w:val="000000"/>
-        </w:rPr>
-      </w:pPr>
-      <w:r>
-        <w:rPr>
-          <w:rtl w:val="0"/>
-        </w:rPr>
-        <w:t xml:space="preserve">Registrar mensaje.</w:t>
-      </w:r>
-    </w:p>
-    <w:p>
-      <w:pPr>
-        <w:numPr>
-          <w:ilvl w:val="0"/>
-          <w:numId w:val="10"/>
-        </w:numPr>
-        <w:spacing w:after="0" w:afterAutospacing="0"/>
-        <w:ind w:left="720" w:hanging="360"/>
-        <w:jc w:val="both"/>
-        <w:rPr>
-          <w:rFonts w:ascii="Aptos" w:cs="Aptos" w:eastAsia="Aptos" w:hAnsi="Aptos"/>
-          <w:b w:val="0"/>
-          <w:bCs w:val="0"/>
-          <w:i w:val="0"/>
-          <w:iCs w:val="0"/>
-          <w:color w:val="000000"/>
-        </w:rPr>
-      </w:pPr>
-      <w:r>
-        <w:rPr>
-          <w:rtl w:val="0"/>
-        </w:rPr>
-        <w:t xml:space="preserve">Consultar mensaje.</w:t>
-      </w:r>
-    </w:p>
-    <w:p>
-      <w:pPr>
-        <w:numPr>
-          <w:ilvl w:val="0"/>
-          <w:numId w:val="10"/>
-        </w:numPr>
-        <w:ind w:left="720" w:hanging="360"/>
-        <w:jc w:val="both"/>
-        <w:rPr>
-          <w:rFonts w:ascii="Aptos" w:cs="Aptos" w:eastAsia="Aptos" w:hAnsi="Aptos"/>
-          <w:b w:val="0"/>
-          <w:bCs w:val="0"/>
-          <w:i w:val="0"/>
-          <w:iCs w:val="0"/>
-          <w:color w:val="000000"/>
-        </w:rPr>
-      </w:pPr>
-      <w:r>
-        <w:rPr>
-          <w:rtl w:val="0"/>
-        </w:rPr>
-        <w:t xml:space="preserve">Eliminar mensaje.</w:t>
-      </w:r>
-    </w:p>
-    <w:p>
-      <w:pPr>
-        <w:jc w:val="both"/>
-        <w:rPr/>
-      </w:pPr>
-      <w:r>
-        <w:rPr>
-          <w:u w:val="single"/>
-          <w:rtl w:val="0"/>
-        </w:rPr>
-        <w:t xml:space="preserve">Gestionar reportes e informes:</w:t>
+        <w:t xml:space="preserve">RG-08 -  Gestionar reportes de uso de la plataforma:</w:t>
       </w:r>
       <w:r>
         <w:rPr>
@@ -6133,20 +8098,198 @@
         </w:numPr>
         <w:ind w:left="720" w:hanging="360"/>
         <w:jc w:val="both"/>
-        <w:rPr>
-          <w:rFonts w:ascii="Aptos" w:cs="Aptos" w:eastAsia="Aptos" w:hAnsi="Aptos"/>
-          <w:b w:val="0"/>
-          <w:bCs w:val="0"/>
-          <w:i w:val="0"/>
-          <w:iCs w:val="0"/>
-          <w:color w:val="000000"/>
-        </w:rPr>
-      </w:pPr>
-      <w:r>
-        <w:rPr>
-          <w:rtl w:val="0"/>
-        </w:rPr>
-        <w:t xml:space="preserve">Generar y emitir histograma de pagos realizados y del precio del alquiler.</w:t>
+        <w:rPr/>
+      </w:pPr>
+      <w:r>
+        <w:rPr>
+          <w:rtl w:val="0"/>
+        </w:rPr>
+        <w:t xml:space="preserve">RD-08.01: Generar y emitir reportes del uso de la plataforma.</w:t>
+      </w:r>
+    </w:p>
+    <w:p>
+      <w:pPr>
+        <w:jc w:val="both"/>
+        <w:rPr>
+          <w:u w:val="single"/>
+        </w:rPr>
+      </w:pPr>
+      <w:r>
+        <w:rPr>
+          <w:u w:val="single"/>
+          <w:rtl w:val="0"/>
+        </w:rPr>
+        <w:t xml:space="preserve">RG-09 -  Gestionar pago suscripción :</w:t>
+      </w:r>
+    </w:p>
+    <w:p>
+      <w:pPr>
+        <w:numPr>
+          <w:ilvl w:val="0"/>
+          <w:numId w:val="6"/>
+        </w:numPr>
+        <w:spacing w:after="0" w:afterAutospacing="0"/>
+        <w:ind w:left="720" w:hanging="360"/>
+        <w:jc w:val="both"/>
+        <w:rPr/>
+      </w:pPr>
+      <w:r>
+        <w:rPr>
+          <w:rtl w:val="0"/>
+        </w:rPr>
+        <w:t xml:space="preserve">RD-09.01: Registrar pago de suscripción. </w:t>
+      </w:r>
+    </w:p>
+    <w:p>
+      <w:pPr>
+        <w:numPr>
+          <w:ilvl w:val="0"/>
+          <w:numId w:val="6"/>
+        </w:numPr>
+        <w:spacing w:after="0" w:afterAutospacing="0"/>
+        <w:ind w:left="720" w:hanging="360"/>
+        <w:jc w:val="both"/>
+        <w:rPr/>
+      </w:pPr>
+      <w:r>
+        <w:rPr>
+          <w:rtl w:val="0"/>
+        </w:rPr>
+        <w:t xml:space="preserve">RD-09.02: Consultar pago de suscripción.</w:t>
+      </w:r>
+    </w:p>
+    <w:p>
+      <w:pPr>
+        <w:numPr>
+          <w:ilvl w:val="0"/>
+          <w:numId w:val="6"/>
+        </w:numPr>
+        <w:spacing w:after="0" w:afterAutospacing="0"/>
+        <w:ind w:left="720" w:hanging="360"/>
+        <w:jc w:val="both"/>
+        <w:rPr/>
+      </w:pPr>
+      <w:r>
+        <w:rPr>
+          <w:rtl w:val="0"/>
+        </w:rPr>
+        <w:t xml:space="preserve">RD-09.03: Actualizar pago de suscripción.</w:t>
+      </w:r>
+    </w:p>
+    <w:p>
+      <w:pPr>
+        <w:numPr>
+          <w:ilvl w:val="0"/>
+          <w:numId w:val="6"/>
+        </w:numPr>
+        <w:ind w:left="720" w:hanging="360"/>
+        <w:jc w:val="both"/>
+        <w:rPr/>
+      </w:pPr>
+      <w:r>
+        <w:rPr>
+          <w:rtl w:val="0"/>
+        </w:rPr>
+        <w:t xml:space="preserve">RD-09.04: Eliminar suscripción.</w:t>
+      </w:r>
+    </w:p>
+    <w:p>
+      <w:pPr>
+        <w:jc w:val="both"/>
+        <w:rPr>
+          <w:u w:val="single"/>
+        </w:rPr>
+      </w:pPr>
+      <w:r>
+        <w:rPr>
+          <w:u w:val="single"/>
+          <w:rtl w:val="0"/>
+        </w:rPr>
+        <w:t xml:space="preserve">RG-10 -  Gestionar solicitudes de alquiler:</w:t>
+      </w:r>
+    </w:p>
+    <w:p>
+      <w:pPr>
+        <w:numPr>
+          <w:ilvl w:val="0"/>
+          <w:numId w:val="6"/>
+        </w:numPr>
+        <w:spacing w:after="0" w:afterAutospacing="0"/>
+        <w:ind w:left="720" w:hanging="360"/>
+        <w:jc w:val="both"/>
+      </w:pPr>
+      <w:r>
+        <w:rPr>
+          <w:rtl w:val="0"/>
+        </w:rPr>
+        <w:t xml:space="preserve">RD-10.01: Registrar solicitud de alquiler</w:t>
+      </w:r>
+    </w:p>
+    <w:p>
+      <w:pPr>
+        <w:numPr>
+          <w:ilvl w:val="0"/>
+          <w:numId w:val="6"/>
+        </w:numPr>
+        <w:spacing w:after="0" w:afterAutospacing="0"/>
+        <w:ind w:left="720" w:hanging="360"/>
+        <w:jc w:val="both"/>
+      </w:pPr>
+      <w:r>
+        <w:rPr>
+          <w:rtl w:val="0"/>
+        </w:rPr>
+        <w:t xml:space="preserve">RD-10.02: Consultar solicitud de alquiler.</w:t>
+      </w:r>
+    </w:p>
+    <w:p>
+      <w:pPr>
+        <w:numPr>
+          <w:ilvl w:val="0"/>
+          <w:numId w:val="6"/>
+        </w:numPr>
+        <w:spacing w:after="0" w:afterAutospacing="0"/>
+        <w:ind w:left="720" w:hanging="360"/>
+        <w:jc w:val="both"/>
+      </w:pPr>
+      <w:r>
+        <w:rPr>
+          <w:rtl w:val="0"/>
+        </w:rPr>
+        <w:t xml:space="preserve">RD-10.03: Modificar solicitud de alquiler.</w:t>
+      </w:r>
+    </w:p>
+    <w:p>
+      <w:pPr>
+        <w:numPr>
+          <w:ilvl w:val="0"/>
+          <w:numId w:val="6"/>
+        </w:numPr>
+        <w:ind w:left="720" w:hanging="360"/>
+        <w:jc w:val="both"/>
+      </w:pPr>
+      <w:r>
+        <w:rPr>
+          <w:rtl w:val="0"/>
+        </w:rPr>
+        <w:t xml:space="preserve">RD-10.04: Eliminar solicitud de alquiler.</w:t>
+      </w:r>
+      <w:r>
+        <w:rPr>
+          <w:rtl w:val="0"/>
+        </w:rPr>
+      </w:r>
+    </w:p>
+    <w:p>
+      <w:pPr>
+        <w:ind w:left="0" w:firstLine="0"/>
+        <w:jc w:val="both"/>
+        <w:rPr/>
+      </w:pPr>
+      <w:r>
+        <w:rPr>
+          <w:rtl w:val="0"/>
+        </w:rPr>
       </w:r>
     </w:p>
     <w:p>
@@ -6159,8 +8302,8 @@
           <w:color w:val="1c4587"/>
         </w:rPr>
       </w:pPr>
-      <w:bookmarkStart w:colFirst="0" w:colLast="0" w:name="_ak8bsqwrcm1e" w:id="14"/>
-      <w:bookmarkEnd w:id="14"/>
+      <w:bookmarkStart w:colFirst="0" w:colLast="0" w:name="_ak8bsqwrcm1e" w:id="15"/>
+      <w:bookmarkEnd w:id="15"/>
       <w:r>
         <w:rPr>
           <w:rtl w:val="0"/>
@@ -6181,13 +8324,19 @@
         <w:pStyle w:val="Heading2"/>
         <w:rPr/>
       </w:pPr>
-      <w:bookmarkStart w:colFirst="0" w:colLast="0" w:name="_h0c8kcoi1k2d" w:id="15"/>
-      <w:bookmarkEnd w:id="15"/>
-      <w:r>
-        <w:rPr>
-          <w:rtl w:val="0"/>
-        </w:rPr>
-        <w:t xml:space="preserve">7.1- Prefactibilidad técnica</w:t>
+      <w:bookmarkStart w:colFirst="0" w:colLast="0" w:name="_h0c8kcoi1k2d" w:id="16"/>
+      <w:bookmarkEnd w:id="16"/>
+      <w:r>
+        <w:rPr>
+          <w:rtl w:val="0"/>
+        </w:rPr>
+        <w:t xml:space="preserve">7.1- </w:t>
+      </w:r>
+      <w:r>
+        <w:rPr>
+          <w:rtl w:val="0"/>
+        </w:rPr>
+        <w:t xml:space="preserve">Prefactibilidad técnica</w:t>
       </w:r>
     </w:p>
     <w:p>
@@ -6201,7 +8350,7 @@
         <w:rPr>
           <w:rtl w:val="0"/>
         </w:rPr>
-        <w:t xml:space="preserve">Para conectarse y utilizar la plataforma, los usuarios necesitarán disponer de conexión a internet y un navegador web en un dispositivo inteligente, como ser: una tablet, un teléfono móvil o una computadora.</w:t>
+        <w:t xml:space="preserve">Para utilizar la plataforma, los usuarios requerirán conexión a internet y un navegador web en un dispositivo inteligente, tal como: una tablet, un teléfono móvil o una computadora. No se requiere instalación de software adicional ni algún hardware específico.</w:t>
       </w:r>
     </w:p>
     <w:p>
@@ -6215,7 +8364,13 @@
         <w:rPr>
           <w:rtl w:val="0"/>
         </w:rPr>
-        <w:t xml:space="preserve">En cuanto al desarrollo, no se precisa de ninguna innovación tecnológica, sino que se hará uso de tecnologías existentes.</w:t>
+        <w:t xml:space="preserve">En cuanto al desarrollo, no se precisa de ninguna innovación tecnológica, sino que se hará uso de tecnologías existentes</w:t>
+      </w:r>
+      <w:r>
+        <w:rPr>
+          <w:rtl w:val="0"/>
+        </w:rPr>
+        <w:t xml:space="preserve">: Supabase para persistencia y autenticación; Vercel para el despliegue continuo sobre una plataforma serverless, MercadoPago como pasarela de pagos; NextJS, NodeJS y Ant Design para el desarrollo del backend y frontend, Google Gemini para integración de un asistente de Inteligencia Artificial y DocuSign para la firma electrónica.</w:t>
       </w:r>
     </w:p>
     <w:p>
@@ -6223,13 +8378,24 @@
         <w:pStyle w:val="Heading2"/>
         <w:rPr/>
       </w:pPr>
-      <w:bookmarkStart w:colFirst="0" w:colLast="0" w:name="_q8r93pib59cc" w:id="16"/>
-      <w:bookmarkEnd w:id="16"/>
-      <w:r>
-        <w:rPr>
-          <w:rtl w:val="0"/>
-        </w:rPr>
-        <w:t xml:space="preserve">7.2- Prefactibilidad económica</w:t>
+      <w:bookmarkStart w:colFirst="0" w:colLast="0" w:name="_q8r93pib59cc" w:id="17"/>
+      <w:bookmarkEnd w:id="17"/>
+      <w:r>
+        <w:rPr>
+          <w:rtl w:val="0"/>
+        </w:rPr>
+        <w:t xml:space="preserve">7.2- P</w:t>
+      </w:r>
+      <w:r>
+        <w:rPr>
+          <w:rtl w:val="0"/>
+        </w:rPr>
+        <w:t xml:space="preserve">refactibilidad económica</w:t>
+      </w:r>
+      <w:r>
+        <w:rPr>
+          <w:rtl w:val="0"/>
+        </w:rPr>
       </w:r>
     </w:p>
     <w:p>
@@ -6241,7 +8407,7 @@
         <w:rPr>
           <w:rtl w:val="0"/>
         </w:rPr>
-        <w:t xml:space="preserve">El costo de uso de la web será nulo para quienes busquen propiedades a alquilar y se cobrará una pequeña comisión mensual a los propietarios que reciban el pago de alquiler mediante MercadoPago. Además, a fines de sostener el alojamiento de la web en un servidor, se mostrarán pequeños anuncios en los bordes de la misma.</w:t>
+        <w:t xml:space="preserve">El uso de la web será gratuito para quienes deseen encontrar alquileres, y para los locadores se contempla cobrarles un pequeño monto para publicar sus propiedades en la web durante un tiempo determinado, y una suscripción mensual para los que deseen hacer uso de la funcionalidad de gestión, que acreditará el costo de publicación. Además, a fines de sostener el alojamiento de la web en un servidor, se mostrarán pequeños anuncios en los bordes de la misma.</w:t>
       </w:r>
     </w:p>
     <w:p>
@@ -6269,7 +8435,7 @@
         <w:rPr>
           <w:rtl w:val="0"/>
         </w:rPr>
-        <w:t xml:space="preserve"> propuesta (Vercel y Supabase) permite operar el MVP dentro de los niveles gratuitos o de bajo costo de estos servicios mientras el volumen de usuarios es reducido, lo que mantiene acotada la inversión en infraestructura durante el desarrollo académico del proyecto. La pasarela de pago no requiere costo fijo, sino una comisión por transacción procesada. El principal costo del proyecto es el esfuerzo de desarrollo, cubierto por el equipo del Seminario Integrador. Para una eventual puesta en producción comercial, el modelo de ingresos podría basarse en una comisión sobre el cobro gestionado o en una suscripción mensual, aunque ese análisis de negocio excede el alcance académico del presente informe.</w:t>
+        <w:t xml:space="preserve"> propuesta (Vercel y Supabase) permite operar el MVP dentro de los niveles gratuitos o de bajo costo de estos servicios mientras el volumen de usuarios es reducido, lo que mantiene acotada la inversión en infraestructura durante el desarrollo académico del proyecto. La pasarela de pago no requiere costo fijo, sino una comisión por transacción procesada. La plataforma utilizada para la firma electrónica ofrece la posibilidad de utilizarla gratuitamente todo el tiempo que sea necesario para el desarrollo de la plataforma, incurriendo en un costo mensual permanente únicamente una vez el sistema se encuentre desplegado en producción. El principal costo del proyecto es el esfuerzo de desarrollo, cubierto por el equipo del Seminario Integrador. </w:t>
       </w:r>
     </w:p>
     <w:p>
@@ -6277,8 +8443,8 @@
         <w:pStyle w:val="Heading2"/>
         <w:rPr/>
       </w:pPr>
-      <w:bookmarkStart w:colFirst="0" w:colLast="0" w:name="_ocdh7ukl7t49" w:id="17"/>
-      <w:bookmarkEnd w:id="17"/>
+      <w:bookmarkStart w:colFirst="0" w:colLast="0" w:name="_ocdh7ukl7t49" w:id="18"/>
+      <w:bookmarkEnd w:id="18"/>
       <w:r>
         <w:rPr>
           <w:rtl w:val="0"/>
@@ -6309,7 +8475,7 @@
         <w:rPr>
           <w:rtl w:val="0"/>
         </w:rPr>
-        <w:t xml:space="preserve">Actualmente, en Argentina cada vez se ha incorporado más el uso de medios de pago virtuales, superando el efectivo. Sin embargo, esa adopción se concentra en consumos de bajo monto (transporte, comercios de cercanía, compras chicas); para un pago de monto elevado y periodicidad mensual como el alquiler, el medio predominante en la práctica sigue siendo el efectivo o la transferencia bancaria directa, en parte porque las pasarelas de pago cobran una comisión por transacción que resulta significativa sobre montos altos. Debido a ello, el sistema contempla, tal como se describe en el Proceso 4 (punto 4.2), tanto el cobro a través de la pasarela integrada como el registro manual de pagos realizados por transferencia, sin forzar a las partes a migrar a un único canal de cobro.</w:t>
+        <w:t xml:space="preserve">En la actualidad, en Argentina cada vez se ha incorporado más el uso de medios de pago virtuales, superando el efectivo. Sin embargo, esa adopción se concentra en consumos de bajo monto (transporte, comercios de cercanía, compras chicas); para un pago de monto elevado y periodicidad mensual como el alquiler, el medio predominante en la práctica sigue siendo el efectivo o la transferencia bancaria directa, en parte porque las pasarelas de pago cobran una comisión por transacción que resulta significativa sobre montos altos. Debido a ello, el sistema contempla, tal como se describe en el Proceso 4 (punto 4.2), tanto el cobro a través de la pasarela integrada como el registro manual de pagos realizados por transferencia, sin forzar a las partes a migrar a un único canal de cobro.</w:t>
       </w:r>
     </w:p>
     <w:p>
@@ -6340,8 +8506,8 @@
           <w:color w:val="1c4587"/>
         </w:rPr>
       </w:pPr>
-      <w:bookmarkStart w:colFirst="0" w:colLast="0" w:name="_z6tayr3fa25k" w:id="18"/>
-      <w:bookmarkEnd w:id="18"/>
+      <w:bookmarkStart w:colFirst="0" w:colLast="0" w:name="_z6tayr3fa25k" w:id="19"/>
+      <w:bookmarkEnd w:id="19"/>
       <w:r>
         <w:rPr>
           <w:rtl w:val="0"/>
@@ -6354,7 +8520,15 @@
           <w:color w:val="1c4587"/>
           <w:rtl w:val="0"/>
         </w:rPr>
-        <w:t xml:space="preserve">- Metodología a utilizar </w:t>
+        <w:t xml:space="preserve">- </w:t>
+      </w:r>
+      <w:r>
+        <w:rPr>
+          <w:rFonts w:ascii="Arial" w:cs="Arial" w:eastAsia="Arial" w:hAnsi="Arial"/>
+          <w:color w:val="1c4587"/>
+          <w:rtl w:val="0"/>
+        </w:rPr>
+        <w:t xml:space="preserve">Metodología a utilizar </w:t>
       </w:r>
       <w:r>
         <w:rPr>
@@ -6375,35 +8549,9 @@
         <w:rPr>
           <w:rtl w:val="0"/>
         </w:rPr>
-        <w:t xml:space="preserve">Para las etapas de diseño y desarrollo se propone utilizar la metodología de Scrum, la cual sigue la filosofía del desarrollo ágil y organiza el trabajo en sprints breves (dos semanas) con entregas incrementales del producto. Este enfoque permite validar tempranamente los módulos más críticos del sistema antes de avanzar con funcionalidades de menor prioridad, y ajustar el backlog del proyecto según la retroalimentación de la cátedra en cada revisión.</w:t>
-      </w:r>
-    </w:p>
-    <w:p>
-      <w:pPr>
-        <w:spacing w:after="200" w:before="240" w:line="276" w:lineRule="auto"/>
-        <w:ind w:firstLine="425.19685039370086"/>
-        <w:jc w:val="both"/>
-        <w:rPr/>
-      </w:pPr>
-      <w:r>
-        <w:rPr>
-          <w:rtl w:val="0"/>
-        </w:rPr>
-        <w:t xml:space="preserve">Scrum fue creado por Ken Schwaber y Jeff Sutherland. La información obtenida con respecto a esta metodología proviene tanto de los apuntes empleados a lo largo de diferentes materias en la universidad como de </w:t>
-      </w:r>
-      <w:r>
-        <w:rPr>
-          <w:rtl w:val="0"/>
-        </w:rPr>
-        <w:t xml:space="preserve">Scrum.org</w:t>
-      </w:r>
-      <w:r>
-        <w:rPr>
-          <w:rtl w:val="0"/>
-        </w:rPr>
-        <w:t xml:space="preserve"> (</w:t>
-      </w:r>
-      <w:hyperlink r:id="rId10">
+        <w:t xml:space="preserve">Para las etapas de diseño y desarrollo se propone utilizar la metodología de Scrum, la cual sigue la filosofía del desarrollo ágil y organiza el trabajo en sprints breves (dos semanas) con entregas incrementales del producto. Scrum fue creado por Ken Schwaber y Jeff Sutherland. La información obtenida con respecto a esta metodología proviene tanto de los apuntes empleados a lo largo de diferentes materias en la universidad como de Scrum.org (</w:t>
+      </w:r>
+      <w:hyperlink r:id="rId15">
         <w:r>
           <w:rPr>
             <w:color w:val="1155cc"/>
@@ -6417,11 +8565,9 @@
         <w:rPr>
           <w:rtl w:val="0"/>
         </w:rPr>
-        <w:t xml:space="preserve">). En cuanto a la filosofía ágil, los doce principios listados en el manifiesto ágil permiten un acercamiento a su funcionamiento</w:t>
-        <w:br w:type="textWrapping"/>
-        <w:t xml:space="preserve">(</w:t>
-      </w:r>
-      <w:hyperlink r:id="rId11">
+        <w:t xml:space="preserve">). En cuanto a la filosofía ágil, los doce principios listados en el manifiesto ágil permiten un acercamiento a su funcionamiento (</w:t>
+      </w:r>
+      <w:hyperlink r:id="rId16">
         <w:r>
           <w:rPr>
             <w:color w:val="1155cc"/>
@@ -6440,14 +8586,60 @@
     </w:p>
     <w:p>
       <w:pPr>
+        <w:spacing w:after="200" w:before="240" w:line="276" w:lineRule="auto"/>
+        <w:ind w:firstLine="425.19685039370086"/>
+        <w:jc w:val="both"/>
+        <w:rPr/>
+      </w:pPr>
+      <w:r>
+        <w:rPr>
+          <w:rtl w:val="0"/>
+        </w:rPr>
+        <w:t xml:space="preserve">Escogimos este enfoque para el desarrollo de la plataforma RentAR porque permite validar tempranamente los módulos más críticos del sistema antes de avanzar con funcionalidades de menor prioridad, y ajustar el backlog del proyecto según la retroalimentación de la cátedra en cada revisión.</w:t>
+      </w:r>
+      <w:r>
+        <w:rPr>
+          <w:rtl w:val="0"/>
+        </w:rPr>
+        <w:t xml:space="preserve"> Por ejemplo, podremos realizar un MVP que abarque la búsqueda de alquiler y la gestión de contratos de alquileres ya pactados a fin de validar nuestra hipótesis de una plataforma integradora.</w:t>
+      </w:r>
+    </w:p>
+    <w:p>
+      <w:pPr>
+        <w:spacing w:after="200" w:before="240" w:line="276" w:lineRule="auto"/>
+        <w:ind w:firstLine="425.19685039370086"/>
+        <w:jc w:val="both"/>
+        <w:rPr/>
+      </w:pPr>
+      <w:r>
+        <w:rPr>
+          <w:rtl w:val="0"/>
+        </w:rPr>
+      </w:r>
+    </w:p>
+    <w:p>
+      <w:pPr>
+        <w:spacing w:after="200" w:before="240" w:line="276" w:lineRule="auto"/>
+        <w:ind w:firstLine="425.19685039370086"/>
+        <w:jc w:val="both"/>
+        <w:rPr/>
+      </w:pPr>
+      <w:r>
+        <w:rPr>
+          <w:rtl w:val="0"/>
+        </w:rPr>
+      </w:r>
+    </w:p>
+    <w:p>
+      <w:pPr>
         <w:pStyle w:val="Heading1"/>
         <w:spacing w:after="200" w:before="240" w:line="276" w:lineRule="auto"/>
         <w:ind w:hanging="566.9291338582675"/>
         <w:jc w:val="both"/>
         <w:rPr/>
       </w:pPr>
-      <w:bookmarkStart w:colFirst="0" w:colLast="0" w:name="_hmeumocsepjs" w:id="19"/>
-      <w:bookmarkEnd w:id="19"/>
+      <w:bookmarkStart w:colFirst="0" w:colLast="0" w:name="_hmeumocsepjs" w:id="20"/>
+      <w:bookmarkEnd w:id="20"/>
       <w:r>
         <w:rPr>
           <w:rtl w:val="0"/>
@@ -6466,19 +8658,19 @@
         <w:rPr/>
         <w:drawing>
           <wp:inline distB="114300" distT="114300" distL="114300" distR="114300">
-            <wp:extent cx="5041763" cy="4362450"/>
+            <wp:extent cx="5039865" cy="3784600"/>
             <wp:effectExtent b="0" l="0" r="0" t="0"/>
-            <wp:docPr id="14" name="image12.png"/>
+            <wp:docPr id="17" name="image13.png"/>
             <a:graphic>
               <a:graphicData uri="http://schemas.openxmlformats.org/drawingml/2006/picture">
                 <pic:pic>
                   <pic:nvPicPr>
-                    <pic:cNvPr id="0" name="image12.png"/>
+                    <pic:cNvPr id="0" name="image13.png"/>
                     <pic:cNvPicPr preferRelativeResize="0"/>
                   </pic:nvPicPr>
                   <pic:blipFill>
-                    <a:blip r:embed="rId12"/>
-                    <a:srcRect b="0" l="5259" r="5553" t="7346"/>
+                    <a:blip r:embed="rId17"/>
+                    <a:srcRect b="0" l="0" r="0" t="0"/>
                     <a:stretch>
                       <a:fillRect/>
                     </a:stretch>
@@ -6486,7 +8678,7 @@
                   <pic:spPr>
                     <a:xfrm>
                       <a:off x="0" y="0"/>
-                      <a:ext cx="5041763" cy="4362450"/>
+                      <a:ext cx="5039865" cy="3784600"/>
                     </a:xfrm>
                     <a:prstGeom prst="rect"/>
                     <a:ln/>
@@ -6508,8 +8700,11 @@
         <w:pStyle w:val="Heading1"/>
         <w:rPr/>
       </w:pPr>
-      <w:bookmarkStart w:colFirst="0" w:colLast="0" w:name="_yh563rrqt3gk" w:id="20"/>
-      <w:bookmarkEnd w:id="20"/>
+      <w:bookmarkStart w:colFirst="0" w:colLast="0" w:name="_g6chflj7ngp9" w:id="21"/>
+      <w:bookmarkEnd w:id="21"/>
+      <w:r>
+        <w:br w:type="page"/>
+      </w:r>
       <w:r>
         <w:rPr>
           <w:rtl w:val="0"/>
@@ -6521,8 +8716,8 @@
         <w:pStyle w:val="Heading1"/>
         <w:rPr/>
       </w:pPr>
-      <w:bookmarkStart w:colFirst="0" w:colLast="0" w:name="_8bwyivuwpgge" w:id="21"/>
-      <w:bookmarkEnd w:id="21"/>
+      <w:bookmarkStart w:colFirst="0" w:colLast="0" w:name="_8bwyivuwpgge" w:id="22"/>
+      <w:bookmarkEnd w:id="22"/>
       <w:r>
         <w:rPr>
           <w:rtl w:val="0"/>
@@ -6542,7 +8737,7 @@
     </w:p>
     <w:tbl>
       <w:tblPr>
-        <w:tblStyle w:val="Table3"/>
+        <w:tblStyle w:val="Table4"/>
         <w:tblW w:w="7938.0" w:type="dxa"/>
         <w:jc w:val="left"/>
         <w:tblBorders>
@@ -7018,8 +9213,8 @@
         <w:jc w:val="both"/>
         <w:rPr/>
       </w:pPr>
-      <w:bookmarkStart w:colFirst="0" w:colLast="0" w:name="_exq7y283i319" w:id="22"/>
-      <w:bookmarkEnd w:id="22"/>
+      <w:bookmarkStart w:colFirst="0" w:colLast="0" w:name="_exq7y283i319" w:id="23"/>
+      <w:bookmarkEnd w:id="23"/>
       <w:r>
         <w:br w:type="page"/>
       </w:r>
@@ -7036,8 +9231,8 @@
         <w:jc w:val="both"/>
         <w:rPr/>
       </w:pPr>
-      <w:bookmarkStart w:colFirst="0" w:colLast="0" w:name="_l4iquicyw92o" w:id="23"/>
-      <w:bookmarkEnd w:id="23"/>
+      <w:bookmarkStart w:colFirst="0" w:colLast="0" w:name="_l4iquicyw92o" w:id="24"/>
+      <w:bookmarkEnd w:id="24"/>
       <w:r>
         <w:rPr>
           <w:rtl w:val="0"/>
@@ -7064,8 +9259,8 @@
         <w:ind w:left="0" w:firstLine="0"/>
         <w:rPr/>
       </w:pPr>
-      <w:bookmarkStart w:colFirst="0" w:colLast="0" w:name="_klbz0frlpt9d" w:id="24"/>
-      <w:bookmarkEnd w:id="24"/>
+      <w:bookmarkStart w:colFirst="0" w:colLast="0" w:name="_klbz0frlpt9d" w:id="25"/>
+      <w:bookmarkEnd w:id="25"/>
       <w:r>
         <w:rPr>
           <w:rtl w:val="0"/>
@@ -7095,16 +9290,16 @@
           <wp:inline distB="114300" distT="114300" distL="114300" distR="114300">
             <wp:extent cx="2447925" cy="1867058"/>
             <wp:effectExtent b="0" l="0" r="0" t="0"/>
-            <wp:docPr id="10" name="image8.png"/>
+            <wp:docPr id="12" name="image18.png"/>
             <a:graphic>
               <a:graphicData uri="http://schemas.openxmlformats.org/drawingml/2006/picture">
                 <pic:pic>
                   <pic:nvPicPr>
-                    <pic:cNvPr id="0" name="image8.png"/>
+                    <pic:cNvPr id="0" name="image18.png"/>
                     <pic:cNvPicPr preferRelativeResize="0"/>
                   </pic:nvPicPr>
                   <pic:blipFill>
-                    <a:blip r:embed="rId13"/>
+                    <a:blip r:embed="rId18"/>
                     <a:srcRect b="0" l="0" r="0" t="0"/>
                     <a:stretch>
                       <a:fillRect/>
@@ -7135,16 +9330,16 @@
           <wp:inline distB="114300" distT="114300" distL="114300" distR="114300">
             <wp:extent cx="2314575" cy="1934482"/>
             <wp:effectExtent b="0" l="0" r="0" t="0"/>
-            <wp:docPr id="9" name="image1.png"/>
+            <wp:docPr id="11" name="image3.png"/>
             <a:graphic>
               <a:graphicData uri="http://schemas.openxmlformats.org/drawingml/2006/picture">
                 <pic:pic>
                   <pic:nvPicPr>
-                    <pic:cNvPr id="0" name="image1.png"/>
+                    <pic:cNvPr id="0" name="image3.png"/>
                     <pic:cNvPicPr preferRelativeResize="0"/>
                   </pic:nvPicPr>
                   <pic:blipFill>
-                    <a:blip r:embed="rId14"/>
+                    <a:blip r:embed="rId19"/>
                     <a:srcRect b="0" l="0" r="0" t="0"/>
                     <a:stretch>
                       <a:fillRect/>
@@ -7218,16 +9413,16 @@
           <wp:inline distB="114300" distT="114300" distL="114300" distR="114300">
             <wp:extent cx="4575038" cy="3080124"/>
             <wp:effectExtent b="0" l="0" r="0" t="0"/>
-            <wp:docPr id="4" name="image10.png"/>
+            <wp:docPr id="6" name="image15.png"/>
             <a:graphic>
               <a:graphicData uri="http://schemas.openxmlformats.org/drawingml/2006/picture">
                 <pic:pic>
                   <pic:nvPicPr>
-                    <pic:cNvPr id="0" name="image10.png"/>
+                    <pic:cNvPr id="0" name="image15.png"/>
                     <pic:cNvPicPr preferRelativeResize="0"/>
                   </pic:nvPicPr>
                   <pic:blipFill>
-                    <a:blip r:embed="rId15"/>
+                    <a:blip r:embed="rId20"/>
                     <a:srcRect b="0" l="0" r="0" t="0"/>
                     <a:stretch>
                       <a:fillRect/>
@@ -7304,16 +9499,16 @@
           <wp:inline distB="114300" distT="114300" distL="114300" distR="114300">
             <wp:extent cx="5039865" cy="3022600"/>
             <wp:effectExtent b="0" l="0" r="0" t="0"/>
-            <wp:docPr id="7" name="image6.png"/>
+            <wp:docPr id="8" name="image14.png"/>
             <a:graphic>
               <a:graphicData uri="http://schemas.openxmlformats.org/drawingml/2006/picture">
                 <pic:pic>
                   <pic:nvPicPr>
-                    <pic:cNvPr id="0" name="image6.png"/>
+                    <pic:cNvPr id="0" name="image14.png"/>
                     <pic:cNvPicPr preferRelativeResize="0"/>
                   </pic:nvPicPr>
                   <pic:blipFill>
-                    <a:blip r:embed="rId16"/>
+                    <a:blip r:embed="rId21"/>
                     <a:srcRect b="0" l="0" r="0" t="0"/>
                     <a:stretch>
                       <a:fillRect/>
@@ -7379,7 +9574,7 @@
           <wp:inline distB="114300" distT="114300" distL="114300" distR="114300">
             <wp:extent cx="4260713" cy="4598992"/>
             <wp:effectExtent b="0" l="0" r="0" t="0"/>
-            <wp:docPr id="11" name="image5.png"/>
+            <wp:docPr id="16" name="image5.png"/>
             <a:graphic>
               <a:graphicData uri="http://schemas.openxmlformats.org/drawingml/2006/picture">
                 <pic:pic>
@@ -7388,7 +9583,7 @@
                     <pic:cNvPicPr preferRelativeResize="0"/>
                   </pic:nvPicPr>
                   <pic:blipFill>
-                    <a:blip r:embed="rId17"/>
+                    <a:blip r:embed="rId22"/>
                     <a:srcRect b="0" l="0" r="0" t="0"/>
                     <a:stretch>
                       <a:fillRect/>
@@ -7431,7 +9626,7 @@
         </w:rPr>
         <w:t xml:space="preserve">Fig.5 Página de funciones de </w:t>
       </w:r>
-      <w:hyperlink r:id="rId18">
+      <w:hyperlink r:id="rId23">
         <w:r>
           <w:rPr>
             <w:rFonts w:ascii="Arial" w:cs="Arial" w:eastAsia="Arial" w:hAnsi="Arial"/>
@@ -7481,16 +9676,16 @@
           <wp:inline distB="114300" distT="114300" distL="114300" distR="114300">
             <wp:extent cx="3302937" cy="1942904"/>
             <wp:effectExtent b="0" l="0" r="0" t="0"/>
-            <wp:docPr id="13" name="image11.png"/>
+            <wp:docPr id="20" name="image9.png"/>
             <a:graphic>
               <a:graphicData uri="http://schemas.openxmlformats.org/drawingml/2006/picture">
                 <pic:pic>
                   <pic:nvPicPr>
-                    <pic:cNvPr id="0" name="image11.png"/>
+                    <pic:cNvPr id="0" name="image9.png"/>
                     <pic:cNvPicPr preferRelativeResize="0"/>
                   </pic:nvPicPr>
                   <pic:blipFill>
-                    <a:blip r:embed="rId19"/>
+                    <a:blip r:embed="rId24"/>
                     <a:srcRect b="0" l="0" r="0" t="0"/>
                     <a:stretch>
                       <a:fillRect/>
@@ -7519,16 +9714,16 @@
           <wp:inline distB="114300" distT="114300" distL="114300" distR="114300">
             <wp:extent cx="3927338" cy="2969631"/>
             <wp:effectExtent b="0" l="0" r="0" t="0"/>
-            <wp:docPr id="6" name="image7.png"/>
+            <wp:docPr id="7" name="image21.png"/>
             <a:graphic>
               <a:graphicData uri="http://schemas.openxmlformats.org/drawingml/2006/picture">
                 <pic:pic>
                   <pic:nvPicPr>
-                    <pic:cNvPr id="0" name="image7.png"/>
+                    <pic:cNvPr id="0" name="image21.png"/>
                     <pic:cNvPicPr preferRelativeResize="0"/>
                   </pic:nvPicPr>
                   <pic:blipFill>
-                    <a:blip r:embed="rId20"/>
+                    <a:blip r:embed="rId25"/>
                     <a:srcRect b="0" l="0" r="0" t="0"/>
                     <a:stretch>
                       <a:fillRect/>
@@ -7594,7 +9789,7 @@
           <wp:inline distB="114300" distT="114300" distL="114300" distR="114300">
             <wp:extent cx="5039865" cy="2311400"/>
             <wp:effectExtent b="0" l="0" r="0" t="0"/>
-            <wp:docPr id="8" name="image4.png"/>
+            <wp:docPr id="9" name="image4.png"/>
             <a:graphic>
               <a:graphicData uri="http://schemas.openxmlformats.org/drawingml/2006/picture">
                 <pic:pic>
@@ -7603,7 +9798,7 @@
                     <pic:cNvPicPr preferRelativeResize="0"/>
                   </pic:nvPicPr>
                   <pic:blipFill>
-                    <a:blip r:embed="rId21"/>
+                    <a:blip r:embed="rId26"/>
                     <a:srcRect b="0" l="0" r="0" t="0"/>
                     <a:stretch>
                       <a:fillRect/>
@@ -7633,26 +9828,456 @@
       <w:pPr>
         <w:ind w:right="-695.6692913385814"/>
         <w:jc w:val="center"/>
-        <w:rPr/>
-      </w:pPr>
-      <w:r>
         <w:rPr>
           <w:rFonts w:ascii="Arial" w:cs="Arial" w:eastAsia="Arial" w:hAnsi="Arial"/>
           <w:color w:val="999999"/>
+        </w:rPr>
+      </w:pPr>
+      <w:r>
+        <w:rPr>
+          <w:rFonts w:ascii="Arial" w:cs="Arial" w:eastAsia="Arial" w:hAnsi="Arial"/>
+          <w:color w:val="999999"/>
           <w:rtl w:val="0"/>
         </w:rPr>
         <w:t xml:space="preserve">Fig.8 Página principal AirBNB</w:t>
       </w:r>
-      <w:r>
-        <w:rPr>
-          <w:rtl w:val="0"/>
-        </w:rPr>
+    </w:p>
+    <w:p>
+      <w:pPr>
+        <w:pStyle w:val="Heading2"/>
+        <w:ind w:right="-695.6692913385814"/>
+        <w:rPr/>
+      </w:pPr>
+      <w:bookmarkStart w:colFirst="0" w:colLast="0" w:name="_1vfnyp4g20jw" w:id="26"/>
+      <w:bookmarkEnd w:id="26"/>
+      <w:r>
+        <w:rPr>
+          <w:rtl w:val="0"/>
+        </w:rPr>
+        <w:t xml:space="preserve">Anexo 2 - Resultados de encuestas a locadores y locatarios</w:t>
+      </w:r>
+    </w:p>
+    <w:p>
+      <w:pPr>
+        <w:jc w:val="center"/>
+        <w:rPr/>
+      </w:pPr>
+      <w:r>
+        <w:rPr/>
+        <w:drawing>
+          <wp:inline distB="114300" distT="114300" distL="114300" distR="114300">
+            <wp:extent cx="3675080" cy="4001754"/>
+            <wp:effectExtent b="0" l="0" r="0" t="0"/>
+            <wp:docPr id="4" name="image1.png"/>
+            <a:graphic>
+              <a:graphicData uri="http://schemas.openxmlformats.org/drawingml/2006/picture">
+                <pic:pic>
+                  <pic:nvPicPr>
+                    <pic:cNvPr id="0" name="image1.png"/>
+                    <pic:cNvPicPr preferRelativeResize="0"/>
+                  </pic:nvPicPr>
+                  <pic:blipFill>
+                    <a:blip r:embed="rId27"/>
+                    <a:srcRect b="0" l="0" r="0" t="0"/>
+                    <a:stretch>
+                      <a:fillRect/>
+                    </a:stretch>
+                  </pic:blipFill>
+                  <pic:spPr>
+                    <a:xfrm>
+                      <a:off x="0" y="0"/>
+                      <a:ext cx="3675080" cy="4001754"/>
+                    </a:xfrm>
+                    <a:prstGeom prst="rect"/>
+                    <a:ln/>
+                  </pic:spPr>
+                </pic:pic>
+              </a:graphicData>
+            </a:graphic>
+          </wp:inline>
+        </w:drawing>
+      </w:r>
+      <w:r>
+        <w:rPr>
+          <w:rtl w:val="0"/>
+        </w:rPr>
+      </w:r>
+    </w:p>
+    <w:p>
+      <w:pPr>
+        <w:jc w:val="center"/>
+        <w:rPr>
+          <w:rFonts w:ascii="Arial" w:cs="Arial" w:eastAsia="Arial" w:hAnsi="Arial"/>
+          <w:color w:val="999999"/>
+        </w:rPr>
+      </w:pPr>
+      <w:r>
+        <w:rPr>
+          <w:rFonts w:ascii="Arial" w:cs="Arial" w:eastAsia="Arial" w:hAnsi="Arial"/>
+          <w:color w:val="999999"/>
+          <w:rtl w:val="0"/>
+        </w:rPr>
+        <w:t xml:space="preserve">Fig.9 Locatarios - Preferencias de alquiler y cómo encontraron su alquiler</w:t>
+      </w:r>
+    </w:p>
+    <w:p>
+      <w:pPr>
+        <w:jc w:val="center"/>
+        <w:rPr>
+          <w:rFonts w:ascii="Arial" w:cs="Arial" w:eastAsia="Arial" w:hAnsi="Arial"/>
+          <w:color w:val="999999"/>
+        </w:rPr>
+      </w:pPr>
+      <w:r>
+        <w:rPr>
+          <w:rFonts w:ascii="Arial" w:cs="Arial" w:eastAsia="Arial" w:hAnsi="Arial"/>
+          <w:color w:val="999999"/>
+        </w:rPr>
+        <w:drawing>
+          <wp:inline distB="114300" distT="114300" distL="114300" distR="114300">
+            <wp:extent cx="3505200" cy="3549536"/>
+            <wp:effectExtent b="0" l="0" r="0" t="0"/>
+            <wp:docPr id="10" name="image2.png"/>
+            <a:graphic>
+              <a:graphicData uri="http://schemas.openxmlformats.org/drawingml/2006/picture">
+                <pic:pic>
+                  <pic:nvPicPr>
+                    <pic:cNvPr id="0" name="image2.png"/>
+                    <pic:cNvPicPr preferRelativeResize="0"/>
+                  </pic:nvPicPr>
+                  <pic:blipFill>
+                    <a:blip r:embed="rId28"/>
+                    <a:srcRect b="3457" l="0" r="0" t="0"/>
+                    <a:stretch>
+                      <a:fillRect/>
+                    </a:stretch>
+                  </pic:blipFill>
+                  <pic:spPr>
+                    <a:xfrm>
+                      <a:off x="0" y="0"/>
+                      <a:ext cx="3505200" cy="3549536"/>
+                    </a:xfrm>
+                    <a:prstGeom prst="rect"/>
+                    <a:ln/>
+                  </pic:spPr>
+                </pic:pic>
+              </a:graphicData>
+            </a:graphic>
+          </wp:inline>
+        </w:drawing>
+      </w:r>
+      <w:r>
+        <w:rPr>
+          <w:rtl w:val="0"/>
+        </w:rPr>
+      </w:r>
+    </w:p>
+    <w:p>
+      <w:pPr>
+        <w:ind w:right="-695.6692913385814"/>
+        <w:jc w:val="center"/>
+        <w:rPr>
+          <w:rFonts w:ascii="Arial" w:cs="Arial" w:eastAsia="Arial" w:hAnsi="Arial"/>
+          <w:color w:val="999999"/>
+        </w:rPr>
+      </w:pPr>
+      <w:r>
+        <w:rPr>
+          <w:rFonts w:ascii="Arial" w:cs="Arial" w:eastAsia="Arial" w:hAnsi="Arial"/>
+          <w:color w:val="999999"/>
+          <w:rtl w:val="0"/>
+        </w:rPr>
+        <w:t xml:space="preserve">Fig. 10 Locatarios - Informe de pagos y opinión sobre la firma electrónica</w:t>
+      </w:r>
+    </w:p>
+    <w:p>
+      <w:pPr>
+        <w:ind w:right="-695.6692913385814"/>
+        <w:jc w:val="center"/>
+        <w:rPr>
+          <w:rFonts w:ascii="Arial" w:cs="Arial" w:eastAsia="Arial" w:hAnsi="Arial"/>
+          <w:color w:val="999999"/>
+        </w:rPr>
+      </w:pPr>
+      <w:r>
+        <w:rPr>
+          <w:rFonts w:ascii="Arial" w:cs="Arial" w:eastAsia="Arial" w:hAnsi="Arial"/>
+          <w:color w:val="999999"/>
+        </w:rPr>
+        <w:drawing>
+          <wp:inline distB="114300" distT="114300" distL="114300" distR="114300">
+            <wp:extent cx="5039865" cy="2451100"/>
+            <wp:effectExtent b="0" l="0" r="0" t="0"/>
+            <wp:docPr id="13" name="image20.png"/>
+            <a:graphic>
+              <a:graphicData uri="http://schemas.openxmlformats.org/drawingml/2006/picture">
+                <pic:pic>
+                  <pic:nvPicPr>
+                    <pic:cNvPr id="0" name="image20.png"/>
+                    <pic:cNvPicPr preferRelativeResize="0"/>
+                  </pic:nvPicPr>
+                  <pic:blipFill>
+                    <a:blip r:embed="rId29"/>
+                    <a:srcRect b="0" l="0" r="0" t="0"/>
+                    <a:stretch>
+                      <a:fillRect/>
+                    </a:stretch>
+                  </pic:blipFill>
+                  <pic:spPr>
+                    <a:xfrm>
+                      <a:off x="0" y="0"/>
+                      <a:ext cx="5039865" cy="2451100"/>
+                    </a:xfrm>
+                    <a:prstGeom prst="rect"/>
+                    <a:ln/>
+                  </pic:spPr>
+                </pic:pic>
+              </a:graphicData>
+            </a:graphic>
+          </wp:inline>
+        </w:drawing>
+      </w:r>
+      <w:r>
+        <w:rPr>
+          <w:rtl w:val="0"/>
+        </w:rPr>
+      </w:r>
+    </w:p>
+    <w:p>
+      <w:pPr>
+        <w:ind w:right="-695.6692913385814"/>
+        <w:jc w:val="center"/>
+        <w:rPr>
+          <w:rFonts w:ascii="Arial" w:cs="Arial" w:eastAsia="Arial" w:hAnsi="Arial"/>
+          <w:color w:val="999999"/>
+        </w:rPr>
+      </w:pPr>
+      <w:r>
+        <w:rPr>
+          <w:rFonts w:ascii="Arial" w:cs="Arial" w:eastAsia="Arial" w:hAnsi="Arial"/>
+          <w:color w:val="999999"/>
+          <w:rtl w:val="0"/>
+        </w:rPr>
+        <w:t xml:space="preserve">Fig. 11 Locatarios - Comentarios</w:t>
+      </w:r>
+    </w:p>
+    <w:p>
+      <w:pPr>
+        <w:ind w:right="-695.6692913385814"/>
+        <w:jc w:val="center"/>
+        <w:rPr>
+          <w:rFonts w:ascii="Arial" w:cs="Arial" w:eastAsia="Arial" w:hAnsi="Arial"/>
+          <w:color w:val="999999"/>
+        </w:rPr>
+      </w:pPr>
+      <w:r>
+        <w:rPr>
+          <w:rFonts w:ascii="Arial" w:cs="Arial" w:eastAsia="Arial" w:hAnsi="Arial"/>
+          <w:color w:val="999999"/>
+        </w:rPr>
+        <w:drawing>
+          <wp:inline distB="114300" distT="114300" distL="114300" distR="114300">
+            <wp:extent cx="3686175" cy="4211625"/>
+            <wp:effectExtent b="0" l="0" r="0" t="0"/>
+            <wp:docPr id="18" name="image11.png"/>
+            <a:graphic>
+              <a:graphicData uri="http://schemas.openxmlformats.org/drawingml/2006/picture">
+                <pic:pic>
+                  <pic:nvPicPr>
+                    <pic:cNvPr id="0" name="image11.png"/>
+                    <pic:cNvPicPr preferRelativeResize="0"/>
+                  </pic:nvPicPr>
+                  <pic:blipFill>
+                    <a:blip r:embed="rId30"/>
+                    <a:srcRect b="3877" l="0" r="0" t="0"/>
+                    <a:stretch>
+                      <a:fillRect/>
+                    </a:stretch>
+                  </pic:blipFill>
+                  <pic:spPr>
+                    <a:xfrm>
+                      <a:off x="0" y="0"/>
+                      <a:ext cx="3686175" cy="4211625"/>
+                    </a:xfrm>
+                    <a:prstGeom prst="rect"/>
+                    <a:ln/>
+                  </pic:spPr>
+                </pic:pic>
+              </a:graphicData>
+            </a:graphic>
+          </wp:inline>
+        </w:drawing>
+      </w:r>
+      <w:r>
+        <w:rPr>
+          <w:rtl w:val="0"/>
+        </w:rPr>
+      </w:r>
+    </w:p>
+    <w:p>
+      <w:pPr>
+        <w:ind w:right="-695.6692913385814"/>
+        <w:jc w:val="center"/>
+        <w:rPr>
+          <w:rFonts w:ascii="Arial" w:cs="Arial" w:eastAsia="Arial" w:hAnsi="Arial"/>
+          <w:color w:val="999999"/>
+        </w:rPr>
+      </w:pPr>
+      <w:r>
+        <w:rPr>
+          <w:rFonts w:ascii="Arial" w:cs="Arial" w:eastAsia="Arial" w:hAnsi="Arial"/>
+          <w:color w:val="999999"/>
+          <w:rtl w:val="0"/>
+        </w:rPr>
+        <w:t xml:space="preserve">Fig. 12 Locadores - Cantidad de propiedades y método de publicación</w:t>
+      </w:r>
+    </w:p>
+    <w:p>
+      <w:pPr>
+        <w:ind w:right="-695.6692913385814"/>
+        <w:jc w:val="center"/>
+        <w:rPr>
+          <w:rFonts w:ascii="Arial" w:cs="Arial" w:eastAsia="Arial" w:hAnsi="Arial"/>
+          <w:color w:val="999999"/>
+        </w:rPr>
+      </w:pPr>
+      <w:r>
+        <w:rPr>
+          <w:rFonts w:ascii="Arial" w:cs="Arial" w:eastAsia="Arial" w:hAnsi="Arial"/>
+          <w:color w:val="999999"/>
+        </w:rPr>
+        <w:drawing>
+          <wp:inline distB="114300" distT="114300" distL="114300" distR="114300">
+            <wp:extent cx="3686175" cy="3611769"/>
+            <wp:effectExtent b="0" l="0" r="0" t="0"/>
+            <wp:docPr id="21" name="image6.png"/>
+            <a:graphic>
+              <a:graphicData uri="http://schemas.openxmlformats.org/drawingml/2006/picture">
+                <pic:pic>
+                  <pic:nvPicPr>
+                    <pic:cNvPr id="0" name="image6.png"/>
+                    <pic:cNvPicPr preferRelativeResize="0"/>
+                  </pic:nvPicPr>
+                  <pic:blipFill>
+                    <a:blip r:embed="rId31"/>
+                    <a:srcRect b="3514" l="0" r="0" t="0"/>
+                    <a:stretch>
+                      <a:fillRect/>
+                    </a:stretch>
+                  </pic:blipFill>
+                  <pic:spPr>
+                    <a:xfrm>
+                      <a:off x="0" y="0"/>
+                      <a:ext cx="3686175" cy="3611769"/>
+                    </a:xfrm>
+                    <a:prstGeom prst="rect"/>
+                    <a:ln/>
+                  </pic:spPr>
+                </pic:pic>
+              </a:graphicData>
+            </a:graphic>
+          </wp:inline>
+        </w:drawing>
+      </w:r>
+      <w:r>
+        <w:rPr>
+          <w:rtl w:val="0"/>
+        </w:rPr>
+      </w:r>
+    </w:p>
+    <w:p>
+      <w:pPr>
+        <w:ind w:right="-695.6692913385814"/>
+        <w:jc w:val="center"/>
+        <w:rPr>
+          <w:rFonts w:ascii="Arial" w:cs="Arial" w:eastAsia="Arial" w:hAnsi="Arial"/>
+          <w:color w:val="999999"/>
+        </w:rPr>
+      </w:pPr>
+      <w:r>
+        <w:rPr>
+          <w:rFonts w:ascii="Arial" w:cs="Arial" w:eastAsia="Arial" w:hAnsi="Arial"/>
+          <w:color w:val="999999"/>
+          <w:rtl w:val="0"/>
+        </w:rPr>
+        <w:t xml:space="preserve">Fig. 13 Locadores - Comunicación con locatario y gestión de la información</w:t>
+      </w:r>
+    </w:p>
+    <w:p>
+      <w:pPr>
+        <w:ind w:right="-695.6692913385814"/>
+        <w:jc w:val="center"/>
+        <w:rPr>
+          <w:rFonts w:ascii="Arial" w:cs="Arial" w:eastAsia="Arial" w:hAnsi="Arial"/>
+          <w:color w:val="999999"/>
+        </w:rPr>
+      </w:pPr>
+      <w:r>
+        <w:rPr>
+          <w:rFonts w:ascii="Arial" w:cs="Arial" w:eastAsia="Arial" w:hAnsi="Arial"/>
+          <w:color w:val="999999"/>
+        </w:rPr>
+        <w:drawing>
+          <wp:inline distB="114300" distT="114300" distL="114300" distR="114300">
+            <wp:extent cx="3886200" cy="2992644"/>
+            <wp:effectExtent b="0" l="0" r="0" t="0"/>
+            <wp:docPr id="5" name="image8.png"/>
+            <a:graphic>
+              <a:graphicData uri="http://schemas.openxmlformats.org/drawingml/2006/picture">
+                <pic:pic>
+                  <pic:nvPicPr>
+                    <pic:cNvPr id="0" name="image8.png"/>
+                    <pic:cNvPicPr preferRelativeResize="0"/>
+                  </pic:nvPicPr>
+                  <pic:blipFill>
+                    <a:blip r:embed="rId32"/>
+                    <a:srcRect b="17536" l="0" r="0" t="0"/>
+                    <a:stretch>
+                      <a:fillRect/>
+                    </a:stretch>
+                  </pic:blipFill>
+                  <pic:spPr>
+                    <a:xfrm>
+                      <a:off x="0" y="0"/>
+                      <a:ext cx="3886200" cy="2992644"/>
+                    </a:xfrm>
+                    <a:prstGeom prst="rect"/>
+                    <a:ln/>
+                  </pic:spPr>
+                </pic:pic>
+              </a:graphicData>
+            </a:graphic>
+          </wp:inline>
+        </w:drawing>
+      </w:r>
+      <w:r>
+        <w:rPr>
+          <w:rtl w:val="0"/>
+        </w:rPr>
+      </w:r>
+    </w:p>
+    <w:p>
+      <w:pPr>
+        <w:ind w:right="-695.6692913385814"/>
+        <w:jc w:val="center"/>
+        <w:rPr>
+          <w:rFonts w:ascii="Arial" w:cs="Arial" w:eastAsia="Arial" w:hAnsi="Arial"/>
+          <w:color w:val="999999"/>
+        </w:rPr>
+      </w:pPr>
+      <w:r>
+        <w:rPr>
+          <w:rFonts w:ascii="Arial" w:cs="Arial" w:eastAsia="Arial" w:hAnsi="Arial"/>
+          <w:color w:val="999999"/>
+          <w:rtl w:val="0"/>
+        </w:rPr>
+        <w:t xml:space="preserve">Fig. 14 - Locadores - Opinión sobre la firma electrónica y comentarios</w:t>
       </w:r>
     </w:p>
     <w:sectPr>
-      <w:headerReference r:id="rId22" w:type="default"/>
-      <w:footerReference r:id="rId23" w:type="default"/>
-      <w:footerReference r:id="rId24" w:type="first"/>
+      <w:headerReference r:id="rId33" w:type="default"/>
+      <w:footerReference r:id="rId34" w:type="default"/>
+      <w:footerReference r:id="rId35" w:type="first"/>
       <w:pgSz w:h="16838" w:w="11906" w:orient="portrait"/>
       <w:pgMar w:bottom="1417" w:top="1842.51968503937" w:left="2267.716535433071" w:right="1701" w:header="708" w:footer="708"/>
       <w:pgNumType w:start="1"/>
@@ -7660,6 +10285,258 @@
     </w:sectPr>
   </w:body>
 </w:document>
+</file>
+
+<file path=word/comments.xml><?xml version="1.0" encoding="utf-8"?>
+<w:comments xmlns:mc="http://schemas.openxmlformats.org/markup-compatibility/2006" xmlns:o="urn:schemas-microsoft-com:office:office" xmlns:r="http://schemas.openxmlformats.org/officeDocument/2006/relationships" xmlns:m="http://schemas.openxmlformats.org/officeDocument/2006/math" xmlns:v="urn:schemas-microsoft-com:vml" xmlns:wp="http://schemas.openxmlformats.org/drawingml/2006/wordprocessingDrawing" xmlns:w10="urn:schemas-microsoft-com:office:word" xmlns:w="http://schemas.openxmlformats.org/wordprocessingml/2006/main" xmlns:wne="http://schemas.microsoft.com/office/word/2006/wordml" xmlns:sl="http://schemas.openxmlformats.org/schemaLibrary/2006/main" xmlns:a="http://schemas.openxmlformats.org/drawingml/2006/main" xmlns:pic="http://schemas.openxmlformats.org/drawingml/2006/picture" xmlns:c="http://schemas.openxmlformats.org/drawingml/2006/chart" xmlns:lc="http://schemas.openxmlformats.org/drawingml/2006/lockedCanvas" xmlns:dgm="http://schemas.openxmlformats.org/drawingml/2006/diagram" xmlns:wps="http://schemas.microsoft.com/office/word/2010/wordprocessingShape" xmlns:wpg="http://schemas.microsoft.com/office/word/2010/wordprocessingGroup" xmlns:w14="http://schemas.microsoft.com/office/word/2010/wordml" xmlns:w15="http://schemas.microsoft.com/office/word/2012/wordml" xmlns:w16="http://schemas.microsoft.com/office/word/2018/wordml" xmlns:w16cex="http://schemas.microsoft.com/office/word/2018/wordml/cex" xmlns:w16cid="http://schemas.microsoft.com/office/word/2016/wordml/cid" xmlns="http://schemas.microsoft.com/office/tasks/2019/documenttasks" xmlns:cr="http://schemas.microsoft.com/office/comments/2020/reactions">
+  <w:comment w:author="Thiago D'Andrea" w:id="0" w:date="2026-09-17T01:25:29Z">
+    <w:p>
+      <w:pPr>
+        <w:keepNext w:val="0"/>
+        <w:keepLines w:val="0"/>
+        <w:pageBreakBefore w:val="0"/>
+        <w:widowControl w:val="0"/>
+        <w:pBdr>
+          <w:top w:space="0" w:sz="0" w:val="nil"/>
+          <w:left w:space="0" w:sz="0" w:val="nil"/>
+          <w:bottom w:space="0" w:sz="0" w:val="nil"/>
+          <w:right w:space="0" w:sz="0" w:val="nil"/>
+          <w:between w:space="0" w:sz="0" w:val="nil"/>
+        </w:pBdr>
+        <w:shd w:fill="auto" w:val="clear"/>
+        <w:spacing w:after="0" w:before="0" w:line="240" w:lineRule="auto"/>
+        <w:ind w:left="0" w:right="0" w:firstLine="0"/>
+        <w:jc w:val="left"/>
+        <w:rPr>
+          <w:rFonts w:ascii="Arial" w:cs="Arial" w:eastAsia="Arial" w:hAnsi="Arial"/>
+          <w:b w:val="0"/>
+          <w:bCs w:val="0"/>
+          <w:i w:val="0"/>
+          <w:iCs w:val="0"/>
+          <w:smallCaps w:val="0"/>
+          <w:strike w:val="0"/>
+          <w:color w:val="000000"/>
+          <w:sz w:val="22"/>
+          <w:szCs w:val="22"/>
+          <w:u w:val="none"/>
+          <w:shd w:fill="auto" w:val="clear"/>
+          <w:vertAlign w:val="baseline"/>
+        </w:rPr>
+      </w:pPr>
+      <w:r>
+        <w:rPr>
+          <w:rFonts w:ascii="Arial" w:cs="Arial" w:eastAsia="Arial" w:hAnsi="Arial"/>
+          <w:b w:val="0"/>
+          <w:bCs w:val="0"/>
+          <w:i w:val="0"/>
+          <w:iCs w:val="0"/>
+          <w:smallCaps w:val="0"/>
+          <w:strike w:val="0"/>
+          <w:color w:val="000000"/>
+          <w:sz w:val="22"/>
+          <w:szCs w:val="22"/>
+          <w:u w:val="none"/>
+          <w:shd w:fill="auto" w:val="clear"/>
+          <w:vertAlign w:val="baseline"/>
+          <w:rtl w:val="0"/>
+        </w:rPr>
+        <w:t xml:space="preserve">En cuanto a la consulta de esta tabla, la encontramos presente en entregas de ejemplos de años anteriores y nos pareció bueno incluirla.</w:t>
+      </w:r>
+    </w:p>
+  </w:comment>
+  <w:comment w:author="Thiago D'Andrea" w:id="1" w:date="2026-09-17T01:25:29Z">
+    <w:p>
+      <w:pPr>
+        <w:keepNext w:val="0"/>
+        <w:keepLines w:val="0"/>
+        <w:pageBreakBefore w:val="0"/>
+        <w:widowControl w:val="0"/>
+        <w:pBdr>
+          <w:top w:space="0" w:sz="0" w:val="nil"/>
+          <w:left w:space="0" w:sz="0" w:val="nil"/>
+          <w:bottom w:space="0" w:sz="0" w:val="nil"/>
+          <w:right w:space="0" w:sz="0" w:val="nil"/>
+          <w:between w:space="0" w:sz="0" w:val="nil"/>
+        </w:pBdr>
+        <w:shd w:fill="auto" w:val="clear"/>
+        <w:spacing w:after="0" w:before="0" w:line="240" w:lineRule="auto"/>
+        <w:ind w:left="0" w:right="0" w:firstLine="0"/>
+        <w:jc w:val="left"/>
+        <w:rPr>
+          <w:rFonts w:ascii="Arial" w:cs="Arial" w:eastAsia="Arial" w:hAnsi="Arial"/>
+          <w:b w:val="0"/>
+          <w:bCs w:val="0"/>
+          <w:i w:val="0"/>
+          <w:iCs w:val="0"/>
+          <w:smallCaps w:val="0"/>
+          <w:strike w:val="0"/>
+          <w:color w:val="000000"/>
+          <w:sz w:val="22"/>
+          <w:szCs w:val="22"/>
+          <w:u w:val="none"/>
+          <w:shd w:fill="auto" w:val="clear"/>
+          <w:vertAlign w:val="baseline"/>
+        </w:rPr>
+      </w:pPr>
+      <w:r>
+        <w:rPr>
+          <w:rFonts w:ascii="Arial" w:cs="Arial" w:eastAsia="Arial" w:hAnsi="Arial"/>
+          <w:b w:val="0"/>
+          <w:bCs w:val="0"/>
+          <w:i w:val="0"/>
+          <w:iCs w:val="0"/>
+          <w:smallCaps w:val="0"/>
+          <w:strike w:val="0"/>
+          <w:color w:val="000000"/>
+          <w:sz w:val="22"/>
+          <w:szCs w:val="22"/>
+          <w:u w:val="none"/>
+          <w:shd w:fill="auto" w:val="clear"/>
+          <w:vertAlign w:val="baseline"/>
+          <w:rtl w:val="0"/>
+        </w:rPr>
+        <w:t xml:space="preserve">En cuanto a la consulta de esta tabla, la encontramos presente en entregas de ejemplos de años anteriores y nos pareció bueno incluirla.</w:t>
+      </w:r>
+    </w:p>
+  </w:comment>
+  <w:comment w:author="Thiago D'Andrea" w:id="2" w:date="2026-09-17T01:25:29Z">
+    <w:p>
+      <w:pPr>
+        <w:keepNext w:val="0"/>
+        <w:keepLines w:val="0"/>
+        <w:pageBreakBefore w:val="0"/>
+        <w:widowControl w:val="0"/>
+        <w:pBdr>
+          <w:top w:space="0" w:sz="0" w:val="nil"/>
+          <w:left w:space="0" w:sz="0" w:val="nil"/>
+          <w:bottom w:space="0" w:sz="0" w:val="nil"/>
+          <w:right w:space="0" w:sz="0" w:val="nil"/>
+          <w:between w:space="0" w:sz="0" w:val="nil"/>
+        </w:pBdr>
+        <w:shd w:fill="auto" w:val="clear"/>
+        <w:spacing w:after="0" w:before="0" w:line="240" w:lineRule="auto"/>
+        <w:ind w:left="0" w:right="0" w:firstLine="0"/>
+        <w:jc w:val="left"/>
+        <w:rPr>
+          <w:rFonts w:ascii="Arial" w:cs="Arial" w:eastAsia="Arial" w:hAnsi="Arial"/>
+          <w:b w:val="0"/>
+          <w:bCs w:val="0"/>
+          <w:i w:val="0"/>
+          <w:iCs w:val="0"/>
+          <w:smallCaps w:val="0"/>
+          <w:strike w:val="0"/>
+          <w:color w:val="000000"/>
+          <w:sz w:val="22"/>
+          <w:szCs w:val="22"/>
+          <w:u w:val="none"/>
+          <w:shd w:fill="auto" w:val="clear"/>
+          <w:vertAlign w:val="baseline"/>
+        </w:rPr>
+      </w:pPr>
+      <w:r>
+        <w:rPr>
+          <w:rFonts w:ascii="Arial" w:cs="Arial" w:eastAsia="Arial" w:hAnsi="Arial"/>
+          <w:b w:val="0"/>
+          <w:bCs w:val="0"/>
+          <w:i w:val="0"/>
+          <w:iCs w:val="0"/>
+          <w:smallCaps w:val="0"/>
+          <w:strike w:val="0"/>
+          <w:color w:val="000000"/>
+          <w:sz w:val="22"/>
+          <w:szCs w:val="22"/>
+          <w:u w:val="none"/>
+          <w:shd w:fill="auto" w:val="clear"/>
+          <w:vertAlign w:val="baseline"/>
+          <w:rtl w:val="0"/>
+        </w:rPr>
+        <w:t xml:space="preserve">En cuanto a la consulta de esta tabla, la encontramos presente en entregas de ejemplos de años anteriores y nos pareció bueno incluirla.</w:t>
+      </w:r>
+    </w:p>
+  </w:comment>
+  <w:comment w:author="Thiago D'Andrea" w:id="3" w:date="2026-09-17T01:25:29Z">
+    <w:p>
+      <w:pPr>
+        <w:keepNext w:val="0"/>
+        <w:keepLines w:val="0"/>
+        <w:pageBreakBefore w:val="0"/>
+        <w:widowControl w:val="0"/>
+        <w:pBdr>
+          <w:top w:space="0" w:sz="0" w:val="nil"/>
+          <w:left w:space="0" w:sz="0" w:val="nil"/>
+          <w:bottom w:space="0" w:sz="0" w:val="nil"/>
+          <w:right w:space="0" w:sz="0" w:val="nil"/>
+          <w:between w:space="0" w:sz="0" w:val="nil"/>
+        </w:pBdr>
+        <w:shd w:fill="auto" w:val="clear"/>
+        <w:spacing w:after="0" w:before="0" w:line="240" w:lineRule="auto"/>
+        <w:ind w:left="0" w:right="0" w:firstLine="0"/>
+        <w:jc w:val="left"/>
+        <w:rPr>
+          <w:rFonts w:ascii="Arial" w:cs="Arial" w:eastAsia="Arial" w:hAnsi="Arial"/>
+          <w:b w:val="0"/>
+          <w:bCs w:val="0"/>
+          <w:i w:val="0"/>
+          <w:iCs w:val="0"/>
+          <w:smallCaps w:val="0"/>
+          <w:strike w:val="0"/>
+          <w:color w:val="000000"/>
+          <w:sz w:val="22"/>
+          <w:szCs w:val="22"/>
+          <w:u w:val="none"/>
+          <w:shd w:fill="auto" w:val="clear"/>
+          <w:vertAlign w:val="baseline"/>
+        </w:rPr>
+      </w:pPr>
+      <w:r>
+        <w:rPr>
+          <w:rFonts w:ascii="Arial" w:cs="Arial" w:eastAsia="Arial" w:hAnsi="Arial"/>
+          <w:b w:val="0"/>
+          <w:bCs w:val="0"/>
+          <w:i w:val="0"/>
+          <w:iCs w:val="0"/>
+          <w:smallCaps w:val="0"/>
+          <w:strike w:val="0"/>
+          <w:color w:val="000000"/>
+          <w:sz w:val="22"/>
+          <w:szCs w:val="22"/>
+          <w:u w:val="none"/>
+          <w:shd w:fill="auto" w:val="clear"/>
+          <w:vertAlign w:val="baseline"/>
+          <w:rtl w:val="0"/>
+        </w:rPr>
+        <w:t xml:space="preserve">En cuanto a la consulta de esta tabla, la encontramos presente en entregas de ejemplos de años anteriores y nos pareció bueno incluirla.</w:t>
+      </w:r>
+    </w:p>
+  </w:comment>
+</w:comments>
+</file>
+
+<file path=word/commentsExtended.xml><?xml version="1.0" encoding="utf-8"?>
+<w15:commentsEx xmlns:mc="http://schemas.openxmlformats.org/markup-compatibility/2006" xmlns:o="urn:schemas-microsoft-com:office:office" xmlns:r="http://schemas.openxmlformats.org/officeDocument/2006/relationships" xmlns:m="http://schemas.openxmlformats.org/officeDocument/2006/math" xmlns:v="urn:schemas-microsoft-com:vml" xmlns:wp="http://schemas.openxmlformats.org/drawingml/2006/wordprocessingDrawing" xmlns:w10="urn:schemas-microsoft-com:office:word" xmlns:w="http://schemas.openxmlformats.org/wordprocessingml/2006/main" xmlns:wne="http://schemas.microsoft.com/office/word/2006/wordml" xmlns:sl="http://schemas.openxmlformats.org/schemaLibrary/2006/main" xmlns:a="http://schemas.openxmlformats.org/drawingml/2006/main" xmlns:pic="http://schemas.openxmlformats.org/drawingml/2006/picture" xmlns:c="http://schemas.openxmlformats.org/drawingml/2006/chart" xmlns:lc="http://schemas.openxmlformats.org/drawingml/2006/lockedCanvas" xmlns:dgm="http://schemas.openxmlformats.org/drawingml/2006/diagram" xmlns:wps="http://schemas.microsoft.com/office/word/2010/wordprocessingShape" xmlns:wpg="http://schemas.microsoft.com/office/word/2010/wordprocessingGroup" xmlns:w14="http://schemas.microsoft.com/office/word/2010/wordml" xmlns:w15="http://schemas.microsoft.com/office/word/2012/wordml" xmlns:w16="http://schemas.microsoft.com/office/word/2018/wordml" xmlns:w16cex="http://schemas.microsoft.com/office/word/2018/wordml/cex" xmlns:w16cid="http://schemas.microsoft.com/office/word/2016/wordml/cid" xmlns="http://schemas.microsoft.com/office/tasks/2019/documenttasks" xmlns:cr="http://schemas.microsoft.com/office/comments/2020/reactions">
+  <w15:commentEx w15:paraId="000001A5" w15:done="0"/>
+  <w15:commentEx w15:paraId="000001A6" w15:done="0"/>
+  <w15:commentEx w15:paraId="000001A7" w15:done="0"/>
+  <w15:commentEx w15:paraId="000001A8" w15:done="0"/>
+</w15:commentsEx>
+</file>
+
+<file path=word/commentsExtensible.xml><?xml version="1.0" encoding="utf-8"?>
+<w16cex:commentsExtensible xmlns:mc="http://schemas.openxmlformats.org/markup-compatibility/2006" xmlns:o="urn:schemas-microsoft-com:office:office" xmlns:r="http://schemas.openxmlformats.org/officeDocument/2006/relationships" xmlns:m="http://schemas.openxmlformats.org/officeDocument/2006/math" xmlns:v="urn:schemas-microsoft-com:vml" xmlns:wp="http://schemas.openxmlformats.org/drawingml/2006/wordprocessingDrawing" xmlns:w10="urn:schemas-microsoft-com:office:word" xmlns:w="http://schemas.openxmlformats.org/wordprocessingml/2006/main" xmlns:wne="http://schemas.microsoft.com/office/word/2006/wordml" xmlns:sl="http://schemas.openxmlformats.org/schemaLibrary/2006/main" xmlns:a="http://schemas.openxmlformats.org/drawingml/2006/main" xmlns:pic="http://schemas.openxmlformats.org/drawingml/2006/picture" xmlns:c="http://schemas.openxmlformats.org/drawingml/2006/chart" xmlns:lc="http://schemas.openxmlformats.org/drawingml/2006/lockedCanvas" xmlns:dgm="http://schemas.openxmlformats.org/drawingml/2006/diagram" xmlns:wps="http://schemas.microsoft.com/office/word/2010/wordprocessingShape" xmlns:wpg="http://schemas.microsoft.com/office/word/2010/wordprocessingGroup" xmlns:w14="http://schemas.microsoft.com/office/word/2010/wordml" xmlns:w15="http://schemas.microsoft.com/office/word/2012/wordml" xmlns:w16="http://schemas.microsoft.com/office/word/2018/wordml" xmlns:w16cex="http://schemas.microsoft.com/office/word/2018/wordml/cex" xmlns:w16cid="http://schemas.microsoft.com/office/word/2016/wordml/cid" xmlns="http://schemas.microsoft.com/office/tasks/2019/documenttasks" xmlns:cr="http://schemas.microsoft.com/office/comments/2020/reactions">
+  <w16cex:commentExtensible w16cex:durableId="00000001" w16cex:dateUtc="2026-09-17T01:25:29Z"/>
+  <w16cex:commentExtensible w16cex:durableId="00000002" w16cex:dateUtc="2026-09-17T01:25:29Z"/>
+  <w16cex:commentExtensible w16cex:durableId="00000003" w16cex:dateUtc="2026-09-17T01:25:29Z"/>
+  <w16cex:commentExtensible w16cex:durableId="00000004" w16cex:dateUtc="2026-09-17T01:25:29Z"/>
+</w16cex:commentsExtensible>
+</file>
+
+<file path=word/commentsIds.xml><?xml version="1.0" encoding="utf-8"?>
+<w16cid:commentsIds xmlns:mc="http://schemas.openxmlformats.org/markup-compatibility/2006" xmlns:o="urn:schemas-microsoft-com:office:office" xmlns:r="http://schemas.openxmlformats.org/officeDocument/2006/relationships" xmlns:m="http://schemas.openxmlformats.org/officeDocument/2006/math" xmlns:v="urn:schemas-microsoft-com:vml" xmlns:wp="http://schemas.openxmlformats.org/drawingml/2006/wordprocessingDrawing" xmlns:w10="urn:schemas-microsoft-com:office:word" xmlns:w="http://schemas.openxmlformats.org/wordprocessingml/2006/main" xmlns:wne="http://schemas.microsoft.com/office/word/2006/wordml" xmlns:sl="http://schemas.openxmlformats.org/schemaLibrary/2006/main" xmlns:a="http://schemas.openxmlformats.org/drawingml/2006/main" xmlns:pic="http://schemas.openxmlformats.org/drawingml/2006/picture" xmlns:c="http://schemas.openxmlformats.org/drawingml/2006/chart" xmlns:lc="http://schemas.openxmlformats.org/drawingml/2006/lockedCanvas" xmlns:dgm="http://schemas.openxmlformats.org/drawingml/2006/diagram" xmlns:wps="http://schemas.microsoft.com/office/word/2010/wordprocessingShape" xmlns:wpg="http://schemas.microsoft.com/office/word/2010/wordprocessingGroup" xmlns:w14="http://schemas.microsoft.com/office/word/2010/wordml" xmlns:w15="http://schemas.microsoft.com/office/word/2012/wordml" xmlns:w16="http://schemas.microsoft.com/office/word/2018/wordml" xmlns:w16cex="http://schemas.microsoft.com/office/word/2018/wordml/cex" xmlns:w16cid="http://schemas.microsoft.com/office/word/2016/wordml/cid" xmlns="http://schemas.microsoft.com/office/tasks/2019/documenttasks" xmlns:cr="http://schemas.microsoft.com/office/comments/2020/reactions">
+  <w16cid:commentId w16cid:paraId="000001A5" w16cid:durableId="00000001"/>
+  <w16cid:commentId w16cid:paraId="000001A6" w16cid:durableId="00000002"/>
+  <w16cid:commentId w16cid:paraId="000001A7" w16cid:durableId="00000003"/>
+  <w16cid:commentId w16cid:paraId="000001A8" w16cid:durableId="00000004"/>
+</w16cid:commentsIds>
 </file>
 
 <file path=word/footer1.xml><?xml version="1.0" encoding="utf-8"?>
@@ -7795,12 +10672,12 @@
               <wp:extent cx="5039865" cy="558800"/>
               <wp:effectExtent b="0" l="0" r="0" t="0"/>
               <wp:wrapNone/>
-              <wp:docPr id="1" name="image13.png"/>
+              <wp:docPr id="1" name="image17.png"/>
               <a:graphic>
                 <a:graphicData uri="http://schemas.openxmlformats.org/drawingml/2006/picture">
                   <pic:pic>
                     <pic:nvPicPr>
-                      <pic:cNvPr id="0" name="image13.png"/>
+                      <pic:cNvPr id="0" name="image17.png"/>
                       <pic:cNvPicPr preferRelativeResize="0"/>
                     </pic:nvPicPr>
                     <pic:blipFill>
@@ -8000,7 +10877,20 @@
                               <w:sz w:val="22"/>
                               <w:vertAlign w:val="baseline"/>
                             </w:rPr>
-                            <w:t xml:space="preserve">Rev.0</w:t>
+                            <w:t xml:space="preserve">Rev.</w:t>
+                          </w:r>
+                          <w:r>
+                            <w:rPr>
+                              <w:rFonts w:ascii="Arial" w:cs="Arial" w:eastAsia="Arial" w:hAnsi="Arial"/>
+                              <w:b w:val="1"/>
+                              <w:i w:val="0"/>
+                              <w:smallCaps w:val="0"/>
+                              <w:strike w:val="0"/>
+                              <w:color w:val="000000"/>
+                              <w:sz w:val="22"/>
+                              <w:vertAlign w:val="baseline"/>
+                            </w:rPr>
+                            <w:t xml:space="preserve">1</w:t>
                           </w:r>
                         </w:p>
                         <w:p>
@@ -8047,12 +10937,12 @@
               <wp:extent cx="1447800" cy="561975"/>
               <wp:effectExtent b="0" l="0" r="0" t="0"/>
               <wp:wrapNone/>
-              <wp:docPr id="2" name="image14.png"/>
+              <wp:docPr id="2" name="image19.png"/>
               <a:graphic>
                 <a:graphicData uri="http://schemas.openxmlformats.org/drawingml/2006/picture">
                   <pic:pic>
                     <pic:nvPicPr>
-                      <pic:cNvPr id="0" name="image14.png"/>
+                      <pic:cNvPr id="0" name="image19.png"/>
                       <pic:cNvPicPr preferRelativeResize="0"/>
                     </pic:nvPicPr>
                     <pic:blipFill>
@@ -8096,12 +10986,12 @@
           <wp:extent cx="1733550" cy="638175"/>
           <wp:effectExtent b="0" l="0" r="0" t="0"/>
           <wp:wrapNone/>
-          <wp:docPr id="12" name="image9.png"/>
+          <wp:docPr id="19" name="image10.png"/>
           <a:graphic>
             <a:graphicData uri="http://schemas.openxmlformats.org/drawingml/2006/picture">
               <pic:pic>
                 <pic:nvPicPr>
-                  <pic:cNvPr id="0" name="image9.png"/>
+                  <pic:cNvPr id="0" name="image10.png"/>
                   <pic:cNvPicPr preferRelativeResize="0"/>
                 </pic:nvPicPr>
                 <pic:blipFill>
@@ -8245,6 +11135,116 @@
     <w:lvl w:ilvl="0">
       <w:start w:val="1"/>
       <w:numFmt w:val="bullet"/>
+      <w:lvlText w:val="●"/>
+      <w:lvlJc w:val="left"/>
+      <w:pPr>
+        <w:ind w:left="720" w:hanging="360"/>
+      </w:pPr>
+      <w:rPr>
+        <w:u w:val="none"/>
+      </w:rPr>
+    </w:lvl>
+    <w:lvl w:ilvl="1">
+      <w:start w:val="1"/>
+      <w:numFmt w:val="bullet"/>
+      <w:lvlText w:val="○"/>
+      <w:lvlJc w:val="left"/>
+      <w:pPr>
+        <w:ind w:left="1440" w:hanging="360"/>
+      </w:pPr>
+      <w:rPr>
+        <w:u w:val="none"/>
+      </w:rPr>
+    </w:lvl>
+    <w:lvl w:ilvl="2">
+      <w:start w:val="1"/>
+      <w:numFmt w:val="bullet"/>
+      <w:lvlText w:val="■"/>
+      <w:lvlJc w:val="left"/>
+      <w:pPr>
+        <w:ind w:left="2160" w:hanging="360"/>
+      </w:pPr>
+      <w:rPr>
+        <w:u w:val="none"/>
+      </w:rPr>
+    </w:lvl>
+    <w:lvl w:ilvl="3">
+      <w:start w:val="1"/>
+      <w:numFmt w:val="bullet"/>
+      <w:lvlText w:val="●"/>
+      <w:lvlJc w:val="left"/>
+      <w:pPr>
+        <w:ind w:left="2880" w:hanging="360"/>
+      </w:pPr>
+      <w:rPr>
+        <w:u w:val="none"/>
+      </w:rPr>
+    </w:lvl>
+    <w:lvl w:ilvl="4">
+      <w:start w:val="1"/>
+      <w:numFmt w:val="bullet"/>
+      <w:lvlText w:val="○"/>
+      <w:lvlJc w:val="left"/>
+      <w:pPr>
+        <w:ind w:left="3600" w:hanging="360"/>
+      </w:pPr>
+      <w:rPr>
+        <w:u w:val="none"/>
+      </w:rPr>
+    </w:lvl>
+    <w:lvl w:ilvl="5">
+      <w:start w:val="1"/>
+      <w:numFmt w:val="bullet"/>
+      <w:lvlText w:val="■"/>
+      <w:lvlJc w:val="left"/>
+      <w:pPr>
+        <w:ind w:left="4320" w:hanging="360"/>
+      </w:pPr>
+      <w:rPr>
+        <w:u w:val="none"/>
+      </w:rPr>
+    </w:lvl>
+    <w:lvl w:ilvl="6">
+      <w:start w:val="1"/>
+      <w:numFmt w:val="bullet"/>
+      <w:lvlText w:val="●"/>
+      <w:lvlJc w:val="left"/>
+      <w:pPr>
+        <w:ind w:left="5040" w:hanging="360"/>
+      </w:pPr>
+      <w:rPr>
+        <w:u w:val="none"/>
+      </w:rPr>
+    </w:lvl>
+    <w:lvl w:ilvl="7">
+      <w:start w:val="1"/>
+      <w:numFmt w:val="bullet"/>
+      <w:lvlText w:val="○"/>
+      <w:lvlJc w:val="left"/>
+      <w:pPr>
+        <w:ind w:left="5760" w:hanging="360"/>
+      </w:pPr>
+      <w:rPr>
+        <w:u w:val="none"/>
+      </w:rPr>
+    </w:lvl>
+    <w:lvl w:ilvl="8">
+      <w:start w:val="1"/>
+      <w:numFmt w:val="bullet"/>
+      <w:lvlText w:val="■"/>
+      <w:lvlJc w:val="left"/>
+      <w:pPr>
+        <w:ind w:left="6480" w:hanging="360"/>
+      </w:pPr>
+      <w:rPr>
+        <w:u w:val="none"/>
+      </w:rPr>
+    </w:lvl>
+  </w:abstractNum>
+  <w:abstractNum w:abstractNumId="3">
+    <w:lvl w:ilvl="0">
+      <w:start w:val="1"/>
+      <w:numFmt w:val="bullet"/>
       <w:lvlText w:val="-"/>
       <w:lvlJc w:val="left"/>
       <w:pPr>
@@ -8351,7 +11351,7 @@
       </w:rPr>
     </w:lvl>
   </w:abstractNum>
-  <w:abstractNum w:abstractNumId="3">
+  <w:abstractNum w:abstractNumId="4">
     <w:lvl w:ilvl="0">
       <w:start w:val="1"/>
       <w:numFmt w:val="bullet"/>
@@ -8452,116 +11452,6 @@
       <w:start w:val="1"/>
       <w:numFmt w:val="bullet"/>
       <w:lvlText w:val="■"/>
-      <w:lvlJc w:val="left"/>
-      <w:pPr>
-        <w:ind w:left="6480" w:hanging="360"/>
-      </w:pPr>
-      <w:rPr>
-        <w:u w:val="none"/>
-      </w:rPr>
-    </w:lvl>
-  </w:abstractNum>
-  <w:abstractNum w:abstractNumId="4">
-    <w:lvl w:ilvl="0">
-      <w:start w:val="1"/>
-      <w:numFmt w:val="bullet"/>
-      <w:lvlText w:val="-"/>
-      <w:lvlJc w:val="left"/>
-      <w:pPr>
-        <w:ind w:left="720" w:hanging="360"/>
-      </w:pPr>
-      <w:rPr>
-        <w:u w:val="none"/>
-      </w:rPr>
-    </w:lvl>
-    <w:lvl w:ilvl="1">
-      <w:start w:val="1"/>
-      <w:numFmt w:val="bullet"/>
-      <w:lvlText w:val="-"/>
-      <w:lvlJc w:val="left"/>
-      <w:pPr>
-        <w:ind w:left="1440" w:hanging="360"/>
-      </w:pPr>
-      <w:rPr>
-        <w:u w:val="none"/>
-      </w:rPr>
-    </w:lvl>
-    <w:lvl w:ilvl="2">
-      <w:start w:val="1"/>
-      <w:numFmt w:val="bullet"/>
-      <w:lvlText w:val="-"/>
-      <w:lvlJc w:val="left"/>
-      <w:pPr>
-        <w:ind w:left="2160" w:hanging="360"/>
-      </w:pPr>
-      <w:rPr>
-        <w:u w:val="none"/>
-      </w:rPr>
-    </w:lvl>
-    <w:lvl w:ilvl="3">
-      <w:start w:val="1"/>
-      <w:numFmt w:val="bullet"/>
-      <w:lvlText w:val="-"/>
-      <w:lvlJc w:val="left"/>
-      <w:pPr>
-        <w:ind w:left="2880" w:hanging="360"/>
-      </w:pPr>
-      <w:rPr>
-        <w:u w:val="none"/>
-      </w:rPr>
-    </w:lvl>
-    <w:lvl w:ilvl="4">
-      <w:start w:val="1"/>
-      <w:numFmt w:val="bullet"/>
-      <w:lvlText w:val="-"/>
-      <w:lvlJc w:val="left"/>
-      <w:pPr>
-        <w:ind w:left="3600" w:hanging="360"/>
-      </w:pPr>
-      <w:rPr>
-        <w:u w:val="none"/>
-      </w:rPr>
-    </w:lvl>
-    <w:lvl w:ilvl="5">
-      <w:start w:val="1"/>
-      <w:numFmt w:val="bullet"/>
-      <w:lvlText w:val="-"/>
-      <w:lvlJc w:val="left"/>
-      <w:pPr>
-        <w:ind w:left="4320" w:hanging="360"/>
-      </w:pPr>
-      <w:rPr>
-        <w:u w:val="none"/>
-      </w:rPr>
-    </w:lvl>
-    <w:lvl w:ilvl="6">
-      <w:start w:val="1"/>
-      <w:numFmt w:val="bullet"/>
-      <w:lvlText w:val="-"/>
-      <w:lvlJc w:val="left"/>
-      <w:pPr>
-        <w:ind w:left="5040" w:hanging="360"/>
-      </w:pPr>
-      <w:rPr>
-        <w:u w:val="none"/>
-      </w:rPr>
-    </w:lvl>
-    <w:lvl w:ilvl="7">
-      <w:start w:val="1"/>
-      <w:numFmt w:val="bullet"/>
-      <w:lvlText w:val="-"/>
-      <w:lvlJc w:val="left"/>
-      <w:pPr>
-        <w:ind w:left="5760" w:hanging="360"/>
-      </w:pPr>
-      <w:rPr>
-        <w:u w:val="none"/>
-      </w:rPr>
-    </w:lvl>
-    <w:lvl w:ilvl="8">
-      <w:start w:val="1"/>
-      <w:numFmt w:val="bullet"/>
-      <w:lvlText w:val="-"/>
       <w:lvlJc w:val="left"/>
       <w:pPr>
         <w:ind w:left="6480" w:hanging="360"/>
@@ -9125,7 +12015,7 @@
     <w:lvl w:ilvl="0">
       <w:start w:val="1"/>
       <w:numFmt w:val="bullet"/>
-      <w:lvlText w:val="-"/>
+      <w:lvlText w:val="●"/>
       <w:lvlJc w:val="left"/>
       <w:pPr>
         <w:ind w:left="720" w:hanging="360"/>
@@ -9137,7 +12027,7 @@
     <w:lvl w:ilvl="1">
       <w:start w:val="1"/>
       <w:numFmt w:val="bullet"/>
-      <w:lvlText w:val="-"/>
+      <w:lvlText w:val="○"/>
       <w:lvlJc w:val="left"/>
       <w:pPr>
         <w:ind w:left="1440" w:hanging="360"/>
@@ -9149,7 +12039,7 @@
     <w:lvl w:ilvl="2">
       <w:start w:val="1"/>
       <w:numFmt w:val="bullet"/>
-      <w:lvlText w:val="-"/>
+      <w:lvlText w:val="■"/>
       <w:lvlJc w:val="left"/>
       <w:pPr>
         <w:ind w:left="2160" w:hanging="360"/>
@@ -9161,7 +12051,7 @@
     <w:lvl w:ilvl="3">
       <w:start w:val="1"/>
       <w:numFmt w:val="bullet"/>
-      <w:lvlText w:val="-"/>
+      <w:lvlText w:val="●"/>
       <w:lvlJc w:val="left"/>
       <w:pPr>
         <w:ind w:left="2880" w:hanging="360"/>
@@ -9173,7 +12063,7 @@
     <w:lvl w:ilvl="4">
       <w:start w:val="1"/>
       <w:numFmt w:val="bullet"/>
-      <w:lvlText w:val="-"/>
+      <w:lvlText w:val="○"/>
       <w:lvlJc w:val="left"/>
       <w:pPr>
         <w:ind w:left="3600" w:hanging="360"/>
@@ -9185,7 +12075,7 @@
     <w:lvl w:ilvl="5">
       <w:start w:val="1"/>
       <w:numFmt w:val="bullet"/>
-      <w:lvlText w:val="-"/>
+      <w:lvlText w:val="■"/>
       <w:lvlJc w:val="left"/>
       <w:pPr>
         <w:ind w:left="4320" w:hanging="360"/>
@@ -9197,7 +12087,7 @@
     <w:lvl w:ilvl="6">
       <w:start w:val="1"/>
       <w:numFmt w:val="bullet"/>
-      <w:lvlText w:val="-"/>
+      <w:lvlText w:val="●"/>
       <w:lvlJc w:val="left"/>
       <w:pPr>
         <w:ind w:left="5040" w:hanging="360"/>
@@ -9209,7 +12099,7 @@
     <w:lvl w:ilvl="7">
       <w:start w:val="1"/>
       <w:numFmt w:val="bullet"/>
-      <w:lvlText w:val="-"/>
+      <w:lvlText w:val="○"/>
       <w:lvlJc w:val="left"/>
       <w:pPr>
         <w:ind w:left="5760" w:hanging="360"/>
@@ -9221,7 +12111,7 @@
     <w:lvl w:ilvl="8">
       <w:start w:val="1"/>
       <w:numFmt w:val="bullet"/>
-      <w:lvlText w:val="-"/>
+      <w:lvlText w:val="■"/>
       <w:lvlJc w:val="left"/>
       <w:pPr>
         <w:ind w:left="6480" w:hanging="360"/>
@@ -9342,6 +12232,226 @@
     </w:lvl>
   </w:abstractNum>
   <w:abstractNum w:abstractNumId="12">
+    <w:lvl w:ilvl="0">
+      <w:start w:val="1"/>
+      <w:numFmt w:val="bullet"/>
+      <w:lvlText w:val="-"/>
+      <w:lvlJc w:val="left"/>
+      <w:pPr>
+        <w:ind w:left="720" w:hanging="360"/>
+      </w:pPr>
+      <w:rPr>
+        <w:u w:val="none"/>
+      </w:rPr>
+    </w:lvl>
+    <w:lvl w:ilvl="1">
+      <w:start w:val="1"/>
+      <w:numFmt w:val="bullet"/>
+      <w:lvlText w:val="-"/>
+      <w:lvlJc w:val="left"/>
+      <w:pPr>
+        <w:ind w:left="1440" w:hanging="360"/>
+      </w:pPr>
+      <w:rPr>
+        <w:u w:val="none"/>
+      </w:rPr>
+    </w:lvl>
+    <w:lvl w:ilvl="2">
+      <w:start w:val="1"/>
+      <w:numFmt w:val="bullet"/>
+      <w:lvlText w:val="-"/>
+      <w:lvlJc w:val="left"/>
+      <w:pPr>
+        <w:ind w:left="2160" w:hanging="360"/>
+      </w:pPr>
+      <w:rPr>
+        <w:u w:val="none"/>
+      </w:rPr>
+    </w:lvl>
+    <w:lvl w:ilvl="3">
+      <w:start w:val="1"/>
+      <w:numFmt w:val="bullet"/>
+      <w:lvlText w:val="-"/>
+      <w:lvlJc w:val="left"/>
+      <w:pPr>
+        <w:ind w:left="2880" w:hanging="360"/>
+      </w:pPr>
+      <w:rPr>
+        <w:u w:val="none"/>
+      </w:rPr>
+    </w:lvl>
+    <w:lvl w:ilvl="4">
+      <w:start w:val="1"/>
+      <w:numFmt w:val="bullet"/>
+      <w:lvlText w:val="-"/>
+      <w:lvlJc w:val="left"/>
+      <w:pPr>
+        <w:ind w:left="3600" w:hanging="360"/>
+      </w:pPr>
+      <w:rPr>
+        <w:u w:val="none"/>
+      </w:rPr>
+    </w:lvl>
+    <w:lvl w:ilvl="5">
+      <w:start w:val="1"/>
+      <w:numFmt w:val="bullet"/>
+      <w:lvlText w:val="-"/>
+      <w:lvlJc w:val="left"/>
+      <w:pPr>
+        <w:ind w:left="4320" w:hanging="360"/>
+      </w:pPr>
+      <w:rPr>
+        <w:u w:val="none"/>
+      </w:rPr>
+    </w:lvl>
+    <w:lvl w:ilvl="6">
+      <w:start w:val="1"/>
+      <w:numFmt w:val="bullet"/>
+      <w:lvlText w:val="-"/>
+      <w:lvlJc w:val="left"/>
+      <w:pPr>
+        <w:ind w:left="5040" w:hanging="360"/>
+      </w:pPr>
+      <w:rPr>
+        <w:u w:val="none"/>
+      </w:rPr>
+    </w:lvl>
+    <w:lvl w:ilvl="7">
+      <w:start w:val="1"/>
+      <w:numFmt w:val="bullet"/>
+      <w:lvlText w:val="-"/>
+      <w:lvlJc w:val="left"/>
+      <w:pPr>
+        <w:ind w:left="5760" w:hanging="360"/>
+      </w:pPr>
+      <w:rPr>
+        <w:u w:val="none"/>
+      </w:rPr>
+    </w:lvl>
+    <w:lvl w:ilvl="8">
+      <w:start w:val="1"/>
+      <w:numFmt w:val="bullet"/>
+      <w:lvlText w:val="-"/>
+      <w:lvlJc w:val="left"/>
+      <w:pPr>
+        <w:ind w:left="6480" w:hanging="360"/>
+      </w:pPr>
+      <w:rPr>
+        <w:u w:val="none"/>
+      </w:rPr>
+    </w:lvl>
+  </w:abstractNum>
+  <w:abstractNum w:abstractNumId="13">
+    <w:lvl w:ilvl="0">
+      <w:start w:val="1"/>
+      <w:numFmt w:val="bullet"/>
+      <w:lvlText w:val="-"/>
+      <w:lvlJc w:val="left"/>
+      <w:pPr>
+        <w:ind w:left="720" w:hanging="360"/>
+      </w:pPr>
+      <w:rPr>
+        <w:u w:val="none"/>
+      </w:rPr>
+    </w:lvl>
+    <w:lvl w:ilvl="1">
+      <w:start w:val="1"/>
+      <w:numFmt w:val="bullet"/>
+      <w:lvlText w:val="-"/>
+      <w:lvlJc w:val="left"/>
+      <w:pPr>
+        <w:ind w:left="1440" w:hanging="360"/>
+      </w:pPr>
+      <w:rPr>
+        <w:u w:val="none"/>
+      </w:rPr>
+    </w:lvl>
+    <w:lvl w:ilvl="2">
+      <w:start w:val="1"/>
+      <w:numFmt w:val="bullet"/>
+      <w:lvlText w:val="-"/>
+      <w:lvlJc w:val="left"/>
+      <w:pPr>
+        <w:ind w:left="2160" w:hanging="360"/>
+      </w:pPr>
+      <w:rPr>
+        <w:u w:val="none"/>
+      </w:rPr>
+    </w:lvl>
+    <w:lvl w:ilvl="3">
+      <w:start w:val="1"/>
+      <w:numFmt w:val="bullet"/>
+      <w:lvlText w:val="-"/>
+      <w:lvlJc w:val="left"/>
+      <w:pPr>
+        <w:ind w:left="2880" w:hanging="360"/>
+      </w:pPr>
+      <w:rPr>
+        <w:u w:val="none"/>
+      </w:rPr>
+    </w:lvl>
+    <w:lvl w:ilvl="4">
+      <w:start w:val="1"/>
+      <w:numFmt w:val="bullet"/>
+      <w:lvlText w:val="-"/>
+      <w:lvlJc w:val="left"/>
+      <w:pPr>
+        <w:ind w:left="3600" w:hanging="360"/>
+      </w:pPr>
+      <w:rPr>
+        <w:u w:val="none"/>
+      </w:rPr>
+    </w:lvl>
+    <w:lvl w:ilvl="5">
+      <w:start w:val="1"/>
+      <w:numFmt w:val="bullet"/>
+      <w:lvlText w:val="-"/>
+      <w:lvlJc w:val="left"/>
+      <w:pPr>
+        <w:ind w:left="4320" w:hanging="360"/>
+      </w:pPr>
+      <w:rPr>
+        <w:u w:val="none"/>
+      </w:rPr>
+    </w:lvl>
+    <w:lvl w:ilvl="6">
+      <w:start w:val="1"/>
+      <w:numFmt w:val="bullet"/>
+      <w:lvlText w:val="-"/>
+      <w:lvlJc w:val="left"/>
+      <w:pPr>
+        <w:ind w:left="5040" w:hanging="360"/>
+      </w:pPr>
+      <w:rPr>
+        <w:u w:val="none"/>
+      </w:rPr>
+    </w:lvl>
+    <w:lvl w:ilvl="7">
+      <w:start w:val="1"/>
+      <w:numFmt w:val="bullet"/>
+      <w:lvlText w:val="-"/>
+      <w:lvlJc w:val="left"/>
+      <w:pPr>
+        <w:ind w:left="5760" w:hanging="360"/>
+      </w:pPr>
+      <w:rPr>
+        <w:u w:val="none"/>
+      </w:rPr>
+    </w:lvl>
+    <w:lvl w:ilvl="8">
+      <w:start w:val="1"/>
+      <w:numFmt w:val="bullet"/>
+      <w:lvlText w:val="-"/>
+      <w:lvlJc w:val="left"/>
+      <w:pPr>
+        <w:ind w:left="6480" w:hanging="360"/>
+      </w:pPr>
+      <w:rPr>
+        <w:u w:val="none"/>
+      </w:rPr>
+    </w:lvl>
+  </w:abstractNum>
+  <w:abstractNum w:abstractNumId="14">
     <w:lvl w:ilvl="0">
       <w:start w:val="1"/>
       <w:numFmt w:val="bullet"/>
@@ -9487,6 +12597,12 @@
   <w:num w:numId="12">
     <w:abstractNumId w:val="12"/>
   </w:num>
+  <w:num w:numId="13">
+    <w:abstractNumId w:val="13"/>
+  </w:num>
+  <w:num w:numId="14">
+    <w:abstractNumId w:val="14"/>
+  </w:num>
 </w:numbering>
 </file>
 
@@ -9529,14 +12645,14 @@
       <w:keepNext w:val="1"/>
       <w:keepLines w:val="1"/>
       <w:spacing w:after="80" w:before="360" w:lineRule="auto"/>
-      <w:ind w:hanging="705"/>
+      <w:ind w:hanging="709"/>
       <w:jc w:val="both"/>
     </w:pPr>
     <w:rPr>
       <w:rFonts w:ascii="Arial" w:cs="Arial" w:eastAsia="Arial" w:hAnsi="Arial"/>
       <w:b w:val="1"/>
       <w:bCs w:val="1"/>
-      <w:color w:val="1c4587"/>
+      <w:color w:val="064d98"/>
     </w:rPr>
   </w:style>
   <w:style w:type="paragraph" w:styleId="Heading2">
@@ -9554,7 +12670,7 @@
       <w:bCs w:val="1"/>
       <w:i w:val="1"/>
       <w:iCs w:val="1"/>
-      <w:color w:val="1c4587"/>
+      <w:color w:val="064d98"/>
     </w:rPr>
   </w:style>
   <w:style w:type="paragraph" w:styleId="Heading3">
@@ -9670,6 +12786,19 @@
     </w:tblPr>
   </w:style>
   <w:style w:type="table" w:styleId="Table3">
+    <w:basedOn w:val="TableNormal"/>
+    <w:tblPr>
+      <w:tblStyleRowBandSize w:val="1"/>
+      <w:tblStyleColBandSize w:val="1"/>
+      <w:tblCellMar>
+        <w:top w:w="60.0" w:type="dxa"/>
+        <w:left w:w="85.0" w:type="dxa"/>
+        <w:bottom w:w="60.0" w:type="dxa"/>
+        <w:right w:w="90.0" w:type="dxa"/>
+      </w:tblCellMar>
+    </w:tblPr>
+  </w:style>
+  <w:style w:type="table" w:styleId="Table4">
     <w:basedOn w:val="TableNormal"/>
     <w:tblPr>
       <w:tblStyleRowBandSize w:val="1"/>
